--- a/SprinKlr8_PCB_Design_Guide.docx
+++ b/SprinKlr8_PCB_Design_Guide.docx
@@ -71,130 +71,14 @@
         <w:pStyle w:val="Heading1"/>
       </w:pPr>
       <w:r>
-        <w:t>Table of Contents</w:t>
-      </w:r>
-    </w:p>
-    <w:p>
-      <w:pPr>
-        <w:pStyle w:val="ListNumber"/>
-      </w:pPr>
-      <w:r>
-        <w:t>1.  Tool Selection -- EasyEDA Standard</w:t>
-      </w:r>
-    </w:p>
-    <w:p>
-      <w:pPr>
-        <w:pStyle w:val="ListNumber"/>
-      </w:pPr>
-      <w:r>
-        <w:t>2.  Circuit Architecture Overview</w:t>
-      </w:r>
-    </w:p>
-    <w:p>
-      <w:pPr>
-        <w:pStyle w:val="ListNumber"/>
-      </w:pPr>
-      <w:r>
-        <w:t>3.  Complete Component Netlist</w:t>
-      </w:r>
-    </w:p>
-    <w:p>
-      <w:pPr/>
-      <w:r>
-        <w:t xml:space="preserve">    3.1  Power Supply (24VAC + USB-C dual input)</w:t>
-      </w:r>
-    </w:p>
-    <w:p>
-      <w:pPr/>
-      <w:r>
-        <w:t xml:space="preserve">    3.2  USB-UART Bridge (CH340C)</w:t>
-      </w:r>
-    </w:p>
-    <w:p>
-      <w:pPr/>
-      <w:r>
-        <w:t xml:space="preserve">    3.3  Auto-Reset Circuit</w:t>
-      </w:r>
-    </w:p>
-    <w:p>
-      <w:pPr/>
-      <w:r>
-        <w:t xml:space="preserve">    3.4  ESP32-WROOM-32E Module</w:t>
-      </w:r>
-    </w:p>
-    <w:p>
-      <w:pPr/>
-      <w:r>
-        <w:t xml:space="preserve">    3.5  Relay Driver (ULN2803A)</w:t>
-      </w:r>
-    </w:p>
-    <w:p>
-      <w:pPr/>
-      <w:r>
-        <w:t xml:space="preserve">    3.6  Relay Array (8x SMD Relay)</w:t>
-      </w:r>
-    </w:p>
-    <w:p>
-      <w:pPr/>
-      <w:r>
-        <w:t xml:space="preserve">    3.7  Output Terminal</w:t>
-      </w:r>
-    </w:p>
-    <w:p>
-      <w:pPr>
-        <w:pStyle w:val="ListNumber"/>
-      </w:pPr>
-      <w:r>
-        <w:t>4.  EasyEDA Schematic -- Step by Step</w:t>
-      </w:r>
-    </w:p>
-    <w:p>
-      <w:pPr>
-        <w:pStyle w:val="ListNumber"/>
-      </w:pPr>
-      <w:r>
-        <w:t>5.  PCB Layout -- Rules and Process</w:t>
-      </w:r>
-    </w:p>
-    <w:p>
-      <w:pPr>
-        <w:pStyle w:val="ListNumber"/>
-      </w:pPr>
-      <w:r>
-        <w:t>6.  JLCPCB Export and Order</w:t>
-      </w:r>
-    </w:p>
-    <w:p>
-      <w:pPr>
-        <w:pStyle w:val="ListNumber"/>
-      </w:pPr>
-      <w:r>
-        <w:t>7.  Quick Reference -- All Nets</w:t>
-      </w:r>
-    </w:p>
-    <w:p>
-      <w:pPr>
-        <w:pStyle w:val="ListNumber"/>
-      </w:pPr>
-      <w:r>
-        <w:t>8.  Pre-Production Checklist</w:t>
-      </w:r>
-    </w:p>
-    <w:p/>
-    <w:p>
-      <w:pPr>
-        <w:pStyle w:val="Heading1"/>
-      </w:pPr>
-      <w:r>
         <w:t>1.  Tool Selection -- EasyEDA Standard</w:t>
       </w:r>
     </w:p>
     <w:p>
       <w:r>
-        <w:t>For this project, EasyEDA Standard (the original web-based EasyEDA, not EasyEDA Pro) is the best choice. It is free, browser-based, and has native one-click integration with both LCSC for component sourcing and JLCPCB for PCB fabrication and PCBA assembly. Every component in the BOM already has an LCSC part number that links directly to an EasyEDA symbol and footprint.</w:t>
+        <w:t>EasyEDA Standard (the original web-based EasyEDA, not EasyEDA Pro) is the best choice. Free, browser-based, with native one-click integration with LCSC and JLCPCB.</w:t>
       </w:r>
     </w:p>
-    <w:p/>
     <w:tbl>
       <w:tblPr>
         <w:tblStyle w:val="TableGrid"/>
@@ -500,7 +384,7 @@
               <w:rPr>
                 <w:sz w:val="18"/>
               </w:rPr>
-              <w:t>Native - 1 click</w:t>
+              <w:t>Native 1-click</w:t>
             </w:r>
           </w:p>
         </w:tc>
@@ -520,7 +404,7 @@
               <w:rPr>
                 <w:sz w:val="18"/>
               </w:rPr>
-              <w:t>Native - 1 click</w:t>
+              <w:t>Native 1-click</w:t>
             </w:r>
           </w:p>
         </w:tc>
@@ -807,7 +691,7 @@
         <w:t xml:space="preserve">NOTE: </w:t>
       </w:r>
       <w:r>
-        <w:t>Go to easyeda.com, click Sign Up, and create a free account. Use the Standard edition -- it opens directly in the browser.</w:t>
+        <w:t>Go to easyeda.com -&gt; Sign Up -&gt; create a free account. Use the Standard edition.</w:t>
       </w:r>
     </w:p>
     <w:p>
@@ -823,7 +707,6 @@
         <w:t>The SprinKlr-8 board has five functional blocks:</w:t>
       </w:r>
     </w:p>
-    <w:p/>
     <w:tbl>
       <w:tblPr>
         <w:tblStyle w:val="TableGrid"/>
@@ -984,7 +867,7 @@
               <w:rPr>
                 <w:sz w:val="18"/>
               </w:rPr>
-              <w:t>24VAC -&gt; bridge rectifier -&gt; 5V DC buck reg; SS14 Schottky allows simultaneous USB-C bench power</w:t>
+              <w:t>24VAC -&gt; bridge rectifier -&gt; 5V DC; SS14 Schottky allows simultaneous USB-C bench power</w:t>
             </w:r>
           </w:p>
         </w:tc>
@@ -1150,7 +1033,7 @@
               <w:rPr>
                 <w:sz w:val="18"/>
               </w:rPr>
-              <w:t>USB -&gt; UART bridge for Arduino flashing; auto-resets ESP32</w:t>
+              <w:t>USB -&gt; UART bridge for Arduino flashing; auto-resets ESP32 via T1/T2</w:t>
             </w:r>
           </w:p>
         </w:tc>
@@ -1434,7 +1317,7 @@
         <w:t xml:space="preserve">Isolation boundary: </w:t>
       </w:r>
       <w:r>
-        <w:t>The relay contacts are the isolation boundary for the valve circuit. The 24VAC power supply input (Pins 1-2 of J2) is rectified on-board -- the PCB does carry 24VAC/~33V DC on the power supply traces between J2 and the bridge rectifier. Maintain a minimum 1.0mm creepage distance between these traces and any 5V/3.3V circuitry. The relay contacts carry 24VAC to the valve solenoids and must maintain 2.0mm clearance from low-voltage traces.</w:t>
+        <w:t>The relay contacts isolate the valve circuit. The 24VAC power input (J2 Pins 1-2) is rectified on-board -- maintain 1.0mm creepage between AC traces and 5V/3.3V circuitry. Relay contacts carry 24VAC to valve solenoids and must maintain 2.0mm clearance from low-voltage traces.</w:t>
       </w:r>
     </w:p>
     <w:p>
@@ -1447,7 +1330,7 @@
     </w:p>
     <w:p>
       <w:r>
-        <w:t>Use this section as your schematic entry reference. Every pin of every component is listed with its net name. In EasyEDA, name nets with the Net Flag / Net Label tool -- any two pins with the same net label are connected.</w:t>
+        <w:t>Every pin of every component listed with its net name. In EasyEDA, name nets with the Net Label tool -- any two pins with the same label are connected.</w:t>
       </w:r>
     </w:p>
     <w:p>
@@ -1460,13 +1343,7 @@
     </w:p>
     <w:p>
       <w:r>
-        <w:t>The board accepts 24VAC from the irrigation transformer as its primary supply. An onboard bridge rectifier and LM2596S-5.0 buck regulator produce 5V DC. USB-C is also accepted simultaneously via a Schottky diode -- when 24VAC is active the diode reverse-biases and the USB host is fully protected.</w:t>
-      </w:r>
-    </w:p>
-    <w:p/>
-    <w:p>
-      <w:r>
-        <w:t>Power sub-circuit A -- 24VAC input and rectification:</w:t>
+        <w:t>Sub-circuit A -- 24VAC input and rectification:</w:t>
       </w:r>
     </w:p>
     <w:tbl>
@@ -1831,7 +1708,7 @@
               </w:rPr>
               <w:t>AC1 &lt;- F1 out  AC2 &lt;- AC_NEUTRAL</w:t>
               <w:br/>
-              <w:t>+DC_RAW -&gt; C1 +</w:t>
+              <w:t>+DC_RAW -&gt; C1+</w:t>
               <w:br/>
               <w:t>GND</w:t>
             </w:r>
@@ -1918,7 +1795,7 @@
               <w:rPr>
                 <w:sz w:val="18"/>
               </w:rPr>
-              <w:t>+DC_RAW to GND  (rectifier bulk cap -- 50V rating required)</w:t>
+              <w:t>+DC_RAW to GND  (50V rating required)</w:t>
             </w:r>
           </w:p>
         </w:tc>
@@ -1927,7 +1804,7 @@
     <w:p/>
     <w:p>
       <w:r>
-        <w:t>Power sub-circuit B -- LM2596S-5.0 buck regulator (DC_RAW -&gt; 5V):</w:t>
+        <w:t>Sub-circuit B -- LM2596S-5.0 buck regulator:</w:t>
       </w:r>
     </w:p>
     <w:tbl>
@@ -2070,7 +1947,7 @@
               <w:rPr>
                 <w:sz w:val="18"/>
               </w:rPr>
-              <w:t>LM2596S-5.0 buck regulator TO-263-5</w:t>
+              <w:t>LM2596S-5.0 TO-263-5</w:t>
               <w:br/>
               <w:t>LCSC C347553</w:t>
             </w:r>
@@ -2092,15 +1969,15 @@
               <w:rPr>
                 <w:sz w:val="18"/>
               </w:rPr>
-              <w:t>VIN (pin 1)</w:t>
+              <w:t>VIN</w:t>
               <w:br/>
-              <w:t>OUT (pin 2)</w:t>
+              <w:t>OUT</w:t>
               <w:br/>
-              <w:t>GND (pin 3)</w:t>
+              <w:t>GND</w:t>
               <w:br/>
-              <w:t>FB (pin 4)</w:t>
+              <w:t>FB</w:t>
               <w:br/>
-              <w:t>ON/OFF (pin 5)</w:t>
+              <w:t>ON/OFF</w:t>
             </w:r>
           </w:p>
         </w:tc>
@@ -2126,9 +2003,9 @@
               <w:br/>
               <w:t>GND</w:t>
               <w:br/>
-              <w:t>Internal (fixed 5V, no external resistors needed)</w:t>
+              <w:t>Internal fixed 5V</w:t>
               <w:br/>
-              <w:t>GND (enable: tie low to always-on)</w:t>
+              <w:t>GND (tie low = always on)</w:t>
             </w:r>
           </w:p>
         </w:tc>
@@ -2213,7 +2090,7 @@
               <w:rPr>
                 <w:sz w:val="18"/>
               </w:rPr>
-              <w:t>SW_NODE -&gt; +5V_RAIL  (keep trace to D11 and C2 tight)</w:t>
+              <w:t>SW_NODE -&gt; +5V_RAIL</w:t>
             </w:r>
           </w:p>
         </w:tc>
@@ -2298,7 +2175,7 @@
               <w:rPr>
                 <w:sz w:val="18"/>
               </w:rPr>
-              <w:t>SW_NODE - GND  (freewheeling diode -- cathode to SW_NODE)</w:t>
+              <w:t>SW_NODE - GND  (cathode to SW_NODE)</w:t>
             </w:r>
           </w:p>
         </w:tc>
@@ -2389,24 +2266,10 @@
         </w:tc>
       </w:tr>
     </w:tbl>
-    <w:p>
-      <w:pPr>
-        <w:ind w:left="360"/>
-      </w:pPr>
-      <w:r>
-        <w:rPr>
-          <w:b/>
-        </w:rPr>
-        <w:t xml:space="preserve">NOTE: </w:t>
-      </w:r>
-      <w:r>
-        <w:t>Layout the LM2596S-5.0 sub-circuit as a tight loop: U5 OUT pin -&gt; L1 -&gt; +5V_RAIL, with D11 cathode tied to the SW_NODE junction and C2 close to the output. A poor layout causes switching noise. Follow the LM2596 datasheet Figure 5 layout guidelines.</w:t>
-      </w:r>
-    </w:p>
     <w:p/>
     <w:p>
       <w:r>
-        <w:t>Power sub-circuit C -- USB-C input (bench power and programming):</w:t>
+        <w:t>Sub-circuit C -- USB-C input:</w:t>
       </w:r>
     </w:p>
     <w:tbl>
@@ -2549,7 +2412,7 @@
               <w:rPr>
                 <w:sz w:val="18"/>
               </w:rPr>
-              <w:t>USB-C 16-pin SMD receptacle</w:t>
+              <w:t>USB-C 16-pin SMD</w:t>
               <w:br/>
               <w:t>LCSC C165948</w:t>
             </w:r>
@@ -2571,15 +2434,13 @@
               <w:rPr>
                 <w:sz w:val="18"/>
               </w:rPr>
-              <w:t>VBUS (pin 1)</w:t>
+              <w:t>VBUS</w:t>
               <w:br/>
-              <w:t>GND (pin 4)</w:t>
+              <w:t>GND</w:t>
               <w:br/>
-              <w:t>D+ (pin 2)</w:t>
+              <w:t>D+, D-</w:t>
               <w:br/>
-              <w:t>D- (pin 3)</w:t>
-              <w:br/>
-              <w:t>CC1, CC2 (pins 5,6)</w:t>
+              <w:t>CC1, CC2</w:t>
             </w:r>
           </w:p>
         </w:tc>
@@ -2603,11 +2464,9 @@
               <w:br/>
               <w:t>GND</w:t>
               <w:br/>
-              <w:t>USB_DP -&gt; CH340C UD+</w:t>
+              <w:t>USB_DP/DM -&gt; CH340C</w:t>
               <w:br/>
-              <w:t>USB_DM -&gt; CH340C UD-</w:t>
-              <w:br/>
-              <w:t>Each via 5.1k-ohm (R_CC1, R_CC2) to GND</w:t>
+              <w:t>Each via R22/R23 5.1k-ohm to GND</w:t>
             </w:r>
           </w:p>
         </w:tc>
@@ -2650,7 +2509,7 @@
               <w:rPr>
                 <w:sz w:val="18"/>
               </w:rPr>
-              <w:t>SS14 Schottky diode SOD-123</w:t>
+              <w:t>SS14 Schottky SOD-123</w:t>
               <w:br/>
               <w:t>LCSC C2837435</w:t>
             </w:r>
@@ -2692,7 +2551,92 @@
               <w:rPr>
                 <w:sz w:val="18"/>
               </w:rPr>
-              <w:t>USB_VBUS -&gt; +5V_RAIL  (blocks back-feed to USB host when 24VAC active)</w:t>
+              <w:t>USB_VBUS -&gt; +5V_RAIL</w:t>
+            </w:r>
+          </w:p>
+        </w:tc>
+      </w:tr>
+      <w:tr>
+        <w:tc>
+          <w:tcPr>
+            <w:tcW w:type="dxa" w:w="2340"/>
+            <w:shd w:val="clear" w:color="auto" w:fill="FFFFFF"/>
+            <w:tcBorders>
+              <w:top w:val="single" w:sz="4" w:space="0" w:color="AAAAAA"/>
+              <w:bottom w:val="single" w:sz="4" w:space="0" w:color="AAAAAA"/>
+              <w:left w:val="single" w:sz="4" w:space="0" w:color="AAAAAA"/>
+              <w:right w:val="single" w:sz="4" w:space="0" w:color="AAAAAA"/>
+            </w:tcBorders>
+          </w:tcPr>
+          <w:p>
+            <w:r>
+              <w:rPr>
+                <w:b/>
+                <w:sz w:val="18"/>
+              </w:rPr>
+              <w:t>R22-R23</w:t>
+            </w:r>
+          </w:p>
+        </w:tc>
+        <w:tc>
+          <w:tcPr>
+            <w:tcW w:type="dxa" w:w="2340"/>
+            <w:shd w:val="clear" w:color="auto" w:fill="FFFFFF"/>
+            <w:tcBorders>
+              <w:top w:val="single" w:sz="4" w:space="0" w:color="AAAAAA"/>
+              <w:bottom w:val="single" w:sz="4" w:space="0" w:color="AAAAAA"/>
+              <w:left w:val="single" w:sz="4" w:space="0" w:color="AAAAAA"/>
+              <w:right w:val="single" w:sz="4" w:space="0" w:color="AAAAAA"/>
+            </w:tcBorders>
+          </w:tcPr>
+          <w:p>
+            <w:r>
+              <w:rPr>
+                <w:sz w:val="18"/>
+              </w:rPr>
+              <w:t>5.1k-ohm 0402 x2</w:t>
+              <w:br/>
+              <w:t>LCSC C27864</w:t>
+            </w:r>
+          </w:p>
+        </w:tc>
+        <w:tc>
+          <w:tcPr>
+            <w:tcW w:type="dxa" w:w="2340"/>
+            <w:shd w:val="clear" w:color="auto" w:fill="FFFFFF"/>
+            <w:tcBorders>
+              <w:top w:val="single" w:sz="4" w:space="0" w:color="AAAAAA"/>
+              <w:bottom w:val="single" w:sz="4" w:space="0" w:color="AAAAAA"/>
+              <w:left w:val="single" w:sz="4" w:space="0" w:color="AAAAAA"/>
+              <w:right w:val="single" w:sz="4" w:space="0" w:color="AAAAAA"/>
+            </w:tcBorders>
+          </w:tcPr>
+          <w:p>
+            <w:r>
+              <w:rPr>
+                <w:sz w:val="18"/>
+              </w:rPr>
+              <w:t>Each: one end CC, other GND</w:t>
+            </w:r>
+          </w:p>
+        </w:tc>
+        <w:tc>
+          <w:tcPr>
+            <w:tcW w:type="dxa" w:w="2340"/>
+            <w:shd w:val="clear" w:color="auto" w:fill="FFFFFF"/>
+            <w:tcBorders>
+              <w:top w:val="single" w:sz="4" w:space="0" w:color="AAAAAA"/>
+              <w:bottom w:val="single" w:sz="4" w:space="0" w:color="AAAAAA"/>
+              <w:left w:val="single" w:sz="4" w:space="0" w:color="AAAAAA"/>
+              <w:right w:val="single" w:sz="4" w:space="0" w:color="AAAAAA"/>
+            </w:tcBorders>
+          </w:tcPr>
+          <w:p>
+            <w:r>
+              <w:rPr>
+                <w:sz w:val="18"/>
+              </w:rPr>
+              <w:t>USB-C CC1 -&gt; R22 -&gt; GND; CC2 -&gt; R23 -&gt; GND</w:t>
             </w:r>
           </w:p>
         </w:tc>
@@ -2844,7 +2788,7 @@
               <w:rPr>
                 <w:sz w:val="18"/>
               </w:rPr>
-              <w:t>AMS1117-3.3 LDO SOT-223</w:t>
+              <w:t>AMS1117-3.3 SOT-223</w:t>
               <w:br/>
               <w:t>LCSC C6186</w:t>
             </w:r>
@@ -2866,11 +2810,7 @@
               <w:rPr>
                 <w:sz w:val="18"/>
               </w:rPr>
-              <w:t>VIN (pin 3)</w:t>
-              <w:br/>
-              <w:t>VOUT (pins 2, 4)</w:t>
-              <w:br/>
-              <w:t>GND (pin 1)</w:t>
+              <w:t>VIN / VOUT / GND</w:t>
             </w:r>
           </w:p>
         </w:tc>
@@ -2890,11 +2830,7 @@
               <w:rPr>
                 <w:sz w:val="18"/>
               </w:rPr>
-              <w:t>+5V_RAIL</w:t>
-              <w:br/>
-              <w:t>+3V3 rail</w:t>
-              <w:br/>
-              <w:t>GND</w:t>
+              <w:t>+5V_RAIL / +3V3 / GND</w:t>
             </w:r>
           </w:p>
         </w:tc>
@@ -3149,7 +3085,7 @@
               <w:rPr>
                 <w:sz w:val="18"/>
               </w:rPr>
-              <w:t>+3V3 to GND  (ESP32 VCC local decoupling, place within 1mm of module pad)</w:t>
+              <w:t>+3V3 to GND  (ESP32 VCC decoupling, within 1mm of module)</w:t>
             </w:r>
           </w:p>
         </w:tc>
@@ -3234,7 +3170,7 @@
               <w:rPr>
                 <w:sz w:val="18"/>
               </w:rPr>
-              <w:t>+3V3 to GND  (CH340C VCC local decoupling)</w:t>
+              <w:t>+3V3 to GND  (CH340C VCC decoupling)</w:t>
             </w:r>
           </w:p>
         </w:tc>
@@ -3319,7 +3255,92 @@
               <w:rPr>
                 <w:sz w:val="18"/>
               </w:rPr>
-              <w:t>+3V3 via R_PWR (1k-ohm 0402) -&gt; GND  (power-on indicator)</w:t>
+              <w:t>+3V3 via R24 (1k-ohm 0402) -&gt; GND</w:t>
+            </w:r>
+          </w:p>
+        </w:tc>
+      </w:tr>
+      <w:tr>
+        <w:tc>
+          <w:tcPr>
+            <w:tcW w:type="dxa" w:w="2340"/>
+            <w:shd w:val="clear" w:color="auto" w:fill="FFFFFF"/>
+            <w:tcBorders>
+              <w:top w:val="single" w:sz="4" w:space="0" w:color="AAAAAA"/>
+              <w:bottom w:val="single" w:sz="4" w:space="0" w:color="AAAAAA"/>
+              <w:left w:val="single" w:sz="4" w:space="0" w:color="AAAAAA"/>
+              <w:right w:val="single" w:sz="4" w:space="0" w:color="AAAAAA"/>
+            </w:tcBorders>
+          </w:tcPr>
+          <w:p>
+            <w:r>
+              <w:rPr>
+                <w:b/>
+                <w:sz w:val="18"/>
+              </w:rPr>
+              <w:t>R24</w:t>
+            </w:r>
+          </w:p>
+        </w:tc>
+        <w:tc>
+          <w:tcPr>
+            <w:tcW w:type="dxa" w:w="2340"/>
+            <w:shd w:val="clear" w:color="auto" w:fill="FFFFFF"/>
+            <w:tcBorders>
+              <w:top w:val="single" w:sz="4" w:space="0" w:color="AAAAAA"/>
+              <w:bottom w:val="single" w:sz="4" w:space="0" w:color="AAAAAA"/>
+              <w:left w:val="single" w:sz="4" w:space="0" w:color="AAAAAA"/>
+              <w:right w:val="single" w:sz="4" w:space="0" w:color="AAAAAA"/>
+            </w:tcBorders>
+          </w:tcPr>
+          <w:p>
+            <w:r>
+              <w:rPr>
+                <w:sz w:val="18"/>
+              </w:rPr>
+              <w:t>1k-ohm 0402</w:t>
+              <w:br/>
+              <w:t>LCSC C11702</w:t>
+            </w:r>
+          </w:p>
+        </w:tc>
+        <w:tc>
+          <w:tcPr>
+            <w:tcW w:type="dxa" w:w="2340"/>
+            <w:shd w:val="clear" w:color="auto" w:fill="FFFFFF"/>
+            <w:tcBorders>
+              <w:top w:val="single" w:sz="4" w:space="0" w:color="AAAAAA"/>
+              <w:bottom w:val="single" w:sz="4" w:space="0" w:color="AAAAAA"/>
+              <w:left w:val="single" w:sz="4" w:space="0" w:color="AAAAAA"/>
+              <w:right w:val="single" w:sz="4" w:space="0" w:color="AAAAAA"/>
+            </w:tcBorders>
+          </w:tcPr>
+          <w:p>
+            <w:r>
+              <w:rPr>
+                <w:sz w:val="18"/>
+              </w:rPr>
+              <w:t>Series</w:t>
+            </w:r>
+          </w:p>
+        </w:tc>
+        <w:tc>
+          <w:tcPr>
+            <w:tcW w:type="dxa" w:w="2340"/>
+            <w:shd w:val="clear" w:color="auto" w:fill="FFFFFF"/>
+            <w:tcBorders>
+              <w:top w:val="single" w:sz="4" w:space="0" w:color="AAAAAA"/>
+              <w:bottom w:val="single" w:sz="4" w:space="0" w:color="AAAAAA"/>
+              <w:left w:val="single" w:sz="4" w:space="0" w:color="AAAAAA"/>
+              <w:right w:val="single" w:sz="4" w:space="0" w:color="AAAAAA"/>
+            </w:tcBorders>
+          </w:tcPr>
+          <w:p>
+            <w:r>
+              <w:rPr>
+                <w:sz w:val="18"/>
+              </w:rPr>
+              <w:t>+3V3 -&gt; R24 -&gt; D9 anode</w:t>
             </w:r>
           </w:p>
         </w:tc>
@@ -3336,7 +3357,7 @@
         <w:t xml:space="preserve">NOTE: </w:t>
       </w:r>
       <w:r>
-        <w:t>The SS14 Schottky diode (D12) has a ~0.3V forward drop. When running from USB only the +5V_RAIL will be ~4.6-4.7V -- this is sufficient for the ESP32 (3.3V via AMS1117) and the 5V relay coils. When 24VAC is connected, the LM2596S-5.0 holds the rail at 5.0V and D12 is reverse-biased.</w:t>
+        <w:t>SS14 (D12) has ~0.3V forward drop. USB-only rail is ~4.6-4.7V -- sufficient for ESP32 and relays. When 24VAC connected, LM2596S-5.0 holds rail at 5.0V and D12 is reverse-biased.</w:t>
       </w:r>
     </w:p>
     <w:p>
@@ -3358,245 +3379,7 @@
         <w:t xml:space="preserve">NOTE: </w:t>
       </w:r>
       <w:r>
-        <w:t>CH340C has an internal 12 MHz oscillator -- no external crystal needed. This saves a component and PCB space.</w:t>
-      </w:r>
-    </w:p>
-    <w:p/>
-    <w:tbl>
-      <w:tblPr>
-        <w:tblStyle w:val="TableGrid"/>
-        <w:tblW w:type="auto" w:w="0"/>
-        <w:tblLook w:firstColumn="1" w:firstRow="1" w:lastColumn="0" w:lastRow="0" w:noHBand="0" w:noVBand="1" w:val="04A0"/>
-      </w:tblPr>
-      <w:tblGrid>
-        <w:gridCol w:w="2340"/>
-        <w:gridCol w:w="2340"/>
-        <w:gridCol w:w="2340"/>
-        <w:gridCol w:w="2340"/>
-      </w:tblGrid>
-      <w:tr>
-        <w:tc>
-          <w:tcPr>
-            <w:tcW w:type="dxa" w:w="2340"/>
-            <w:shd w:val="clear" w:color="auto" w:fill="1F497D"/>
-            <w:tcBorders>
-              <w:top w:val="single" w:sz="4" w:space="0" w:color="AAAAAA"/>
-              <w:bottom w:val="single" w:sz="4" w:space="0" w:color="AAAAAA"/>
-              <w:left w:val="single" w:sz="4" w:space="0" w:color="AAAAAA"/>
-              <w:right w:val="single" w:sz="4" w:space="0" w:color="AAAAAA"/>
-            </w:tcBorders>
-          </w:tcPr>
-          <w:p>
-            <w:r>
-              <w:rPr>
-                <w:b/>
-                <w:color w:val="FFFFFF"/>
-                <w:sz w:val="18"/>
-              </w:rPr>
-              <w:t>Ref</w:t>
-            </w:r>
-          </w:p>
-        </w:tc>
-        <w:tc>
-          <w:tcPr>
-            <w:tcW w:type="dxa" w:w="2340"/>
-            <w:shd w:val="clear" w:color="auto" w:fill="1F497D"/>
-            <w:tcBorders>
-              <w:top w:val="single" w:sz="4" w:space="0" w:color="AAAAAA"/>
-              <w:bottom w:val="single" w:sz="4" w:space="0" w:color="AAAAAA"/>
-              <w:left w:val="single" w:sz="4" w:space="0" w:color="AAAAAA"/>
-              <w:right w:val="single" w:sz="4" w:space="0" w:color="AAAAAA"/>
-            </w:tcBorders>
-          </w:tcPr>
-          <w:p>
-            <w:r>
-              <w:rPr>
-                <w:b/>
-                <w:color w:val="FFFFFF"/>
-                <w:sz w:val="18"/>
-              </w:rPr>
-              <w:t>Component</w:t>
-            </w:r>
-          </w:p>
-        </w:tc>
-        <w:tc>
-          <w:tcPr>
-            <w:tcW w:type="dxa" w:w="2340"/>
-            <w:shd w:val="clear" w:color="auto" w:fill="1F497D"/>
-            <w:tcBorders>
-              <w:top w:val="single" w:sz="4" w:space="0" w:color="AAAAAA"/>
-              <w:bottom w:val="single" w:sz="4" w:space="0" w:color="AAAAAA"/>
-              <w:left w:val="single" w:sz="4" w:space="0" w:color="AAAAAA"/>
-              <w:right w:val="single" w:sz="4" w:space="0" w:color="AAAAAA"/>
-            </w:tcBorders>
-          </w:tcPr>
-          <w:p>
-            <w:r>
-              <w:rPr>
-                <w:b/>
-                <w:color w:val="FFFFFF"/>
-                <w:sz w:val="18"/>
-              </w:rPr>
-              <w:t>Pin / Signal</w:t>
-            </w:r>
-          </w:p>
-        </w:tc>
-        <w:tc>
-          <w:tcPr>
-            <w:tcW w:type="dxa" w:w="2340"/>
-            <w:shd w:val="clear" w:color="auto" w:fill="1F497D"/>
-            <w:tcBorders>
-              <w:top w:val="single" w:sz="4" w:space="0" w:color="AAAAAA"/>
-              <w:bottom w:val="single" w:sz="4" w:space="0" w:color="AAAAAA"/>
-              <w:left w:val="single" w:sz="4" w:space="0" w:color="AAAAAA"/>
-              <w:right w:val="single" w:sz="4" w:space="0" w:color="AAAAAA"/>
-            </w:tcBorders>
-          </w:tcPr>
-          <w:p>
-            <w:r>
-              <w:rPr>
-                <w:b/>
-                <w:color w:val="FFFFFF"/>
-                <w:sz w:val="18"/>
-              </w:rPr>
-              <w:t>Net / Connection</w:t>
-            </w:r>
-          </w:p>
-        </w:tc>
-      </w:tr>
-      <w:tr>
-        <w:tc>
-          <w:tcPr>
-            <w:tcW w:type="dxa" w:w="2340"/>
-            <w:shd w:val="clear" w:color="auto" w:fill="FFFFFF"/>
-            <w:tcBorders>
-              <w:top w:val="single" w:sz="4" w:space="0" w:color="AAAAAA"/>
-              <w:bottom w:val="single" w:sz="4" w:space="0" w:color="AAAAAA"/>
-              <w:left w:val="single" w:sz="4" w:space="0" w:color="AAAAAA"/>
-              <w:right w:val="single" w:sz="4" w:space="0" w:color="AAAAAA"/>
-            </w:tcBorders>
-          </w:tcPr>
-          <w:p>
-            <w:r>
-              <w:rPr>
-                <w:b/>
-                <w:sz w:val="18"/>
-              </w:rPr>
-              <w:t>U2</w:t>
-            </w:r>
-          </w:p>
-        </w:tc>
-        <w:tc>
-          <w:tcPr>
-            <w:tcW w:type="dxa" w:w="2340"/>
-            <w:shd w:val="clear" w:color="auto" w:fill="FFFFFF"/>
-            <w:tcBorders>
-              <w:top w:val="single" w:sz="4" w:space="0" w:color="AAAAAA"/>
-              <w:bottom w:val="single" w:sz="4" w:space="0" w:color="AAAAAA"/>
-              <w:left w:val="single" w:sz="4" w:space="0" w:color="AAAAAA"/>
-              <w:right w:val="single" w:sz="4" w:space="0" w:color="AAAAAA"/>
-            </w:tcBorders>
-          </w:tcPr>
-          <w:p>
-            <w:r>
-              <w:rPr>
-                <w:sz w:val="18"/>
-              </w:rPr>
-              <w:t>CH340C SOP-16</w:t>
-              <w:br/>
-              <w:t>LCSC C84681</w:t>
-            </w:r>
-          </w:p>
-        </w:tc>
-        <w:tc>
-          <w:tcPr>
-            <w:tcW w:type="dxa" w:w="2340"/>
-            <w:shd w:val="clear" w:color="auto" w:fill="FFFFFF"/>
-            <w:tcBorders>
-              <w:top w:val="single" w:sz="4" w:space="0" w:color="AAAAAA"/>
-              <w:bottom w:val="single" w:sz="4" w:space="0" w:color="AAAAAA"/>
-              <w:left w:val="single" w:sz="4" w:space="0" w:color="AAAAAA"/>
-              <w:right w:val="single" w:sz="4" w:space="0" w:color="AAAAAA"/>
-            </w:tcBorders>
-          </w:tcPr>
-          <w:p>
-            <w:r>
-              <w:rPr>
-                <w:sz w:val="18"/>
-              </w:rPr>
-              <w:t>VCC (pin 16)</w:t>
-              <w:br/>
-              <w:t>GND (pin 8)</w:t>
-              <w:br/>
-              <w:t>UD+ (pin 5)</w:t>
-              <w:br/>
-              <w:t>UD- (pin 6)</w:t>
-              <w:br/>
-              <w:t>TXD (pin 3)</w:t>
-              <w:br/>
-              <w:t>RXD (pin 4)</w:t>
-              <w:br/>
-              <w:t>DTR# (pin 14)</w:t>
-              <w:br/>
-              <w:t>RTS# (pin 13)</w:t>
-              <w:br/>
-              <w:t>V3 (pin 15)</w:t>
-              <w:br/>
-              <w:t>XI, XO (pins 7, 8)</w:t>
-            </w:r>
-          </w:p>
-        </w:tc>
-        <w:tc>
-          <w:tcPr>
-            <w:tcW w:type="dxa" w:w="2340"/>
-            <w:shd w:val="clear" w:color="auto" w:fill="FFFFFF"/>
-            <w:tcBorders>
-              <w:top w:val="single" w:sz="4" w:space="0" w:color="AAAAAA"/>
-              <w:bottom w:val="single" w:sz="4" w:space="0" w:color="AAAAAA"/>
-              <w:left w:val="single" w:sz="4" w:space="0" w:color="AAAAAA"/>
-              <w:right w:val="single" w:sz="4" w:space="0" w:color="AAAAAA"/>
-            </w:tcBorders>
-          </w:tcPr>
-          <w:p>
-            <w:r>
-              <w:rPr>
-                <w:sz w:val="18"/>
-              </w:rPr>
-              <w:t>+3V3</w:t>
-              <w:br/>
-              <w:t>GND</w:t>
-              <w:br/>
-              <w:t>USB_DP</w:t>
-              <w:br/>
-              <w:t>USB_DM</w:t>
-              <w:br/>
-              <w:t>ESP_RX0 -&gt; ESP32 GPIO3 (U0RXD)</w:t>
-              <w:br/>
-              <w:t>ESP_TX0 -&gt; ESP32 GPIO1 (U0TXD)</w:t>
-              <w:br/>
-              <w:t>CH_DTR -&gt; auto-reset T1 base via R_DTR (10k-ohm)</w:t>
-              <w:br/>
-              <w:t>CH_RTS -&gt; auto-reset T2 base via R_RTS (10k-ohm)</w:t>
-              <w:br/>
-              <w:t>Tie to +3V3 (selects 3.3V logic level)</w:t>
-              <w:br/>
-              <w:t>Leave unconnected (internal oscillator)</w:t>
-            </w:r>
-          </w:p>
-        </w:tc>
-      </w:tr>
-    </w:tbl>
-    <w:p>
-      <w:pPr>
-        <w:pStyle w:val="Heading2"/>
-      </w:pPr>
-      <w:r>
-        <w:t>3.3  Auto-Reset Circuit</w:t>
-      </w:r>
-    </w:p>
-    <w:p>
-      <w:r>
-        <w:t>This two-transistor circuit allows the Arduino IDE to automatically reset the ESP32 into flash mode without pressing buttons. It is the standard ESP32 auto-programming circuit used on every official Espressif dev board.</w:t>
+        <w:t>CH340C has an internal 12 MHz oscillator -- no external crystal needed.</w:t>
       </w:r>
     </w:p>
     <w:tbl>
@@ -3674,6 +3457,227 @@
                 <w:color w:val="FFFFFF"/>
                 <w:sz w:val="18"/>
               </w:rPr>
+              <w:t>Pin / Signal</w:t>
+            </w:r>
+          </w:p>
+        </w:tc>
+        <w:tc>
+          <w:tcPr>
+            <w:tcW w:type="dxa" w:w="2340"/>
+            <w:shd w:val="clear" w:color="auto" w:fill="1F497D"/>
+            <w:tcBorders>
+              <w:top w:val="single" w:sz="4" w:space="0" w:color="AAAAAA"/>
+              <w:bottom w:val="single" w:sz="4" w:space="0" w:color="AAAAAA"/>
+              <w:left w:val="single" w:sz="4" w:space="0" w:color="AAAAAA"/>
+              <w:right w:val="single" w:sz="4" w:space="0" w:color="AAAAAA"/>
+            </w:tcBorders>
+          </w:tcPr>
+          <w:p>
+            <w:r>
+              <w:rPr>
+                <w:b/>
+                <w:color w:val="FFFFFF"/>
+                <w:sz w:val="18"/>
+              </w:rPr>
+              <w:t>Net / Connection</w:t>
+            </w:r>
+          </w:p>
+        </w:tc>
+      </w:tr>
+      <w:tr>
+        <w:tc>
+          <w:tcPr>
+            <w:tcW w:type="dxa" w:w="2340"/>
+            <w:shd w:val="clear" w:color="auto" w:fill="FFFFFF"/>
+            <w:tcBorders>
+              <w:top w:val="single" w:sz="4" w:space="0" w:color="AAAAAA"/>
+              <w:bottom w:val="single" w:sz="4" w:space="0" w:color="AAAAAA"/>
+              <w:left w:val="single" w:sz="4" w:space="0" w:color="AAAAAA"/>
+              <w:right w:val="single" w:sz="4" w:space="0" w:color="AAAAAA"/>
+            </w:tcBorders>
+          </w:tcPr>
+          <w:p>
+            <w:r>
+              <w:rPr>
+                <w:b/>
+                <w:sz w:val="18"/>
+              </w:rPr>
+              <w:t>U2</w:t>
+            </w:r>
+          </w:p>
+        </w:tc>
+        <w:tc>
+          <w:tcPr>
+            <w:tcW w:type="dxa" w:w="2340"/>
+            <w:shd w:val="clear" w:color="auto" w:fill="FFFFFF"/>
+            <w:tcBorders>
+              <w:top w:val="single" w:sz="4" w:space="0" w:color="AAAAAA"/>
+              <w:bottom w:val="single" w:sz="4" w:space="0" w:color="AAAAAA"/>
+              <w:left w:val="single" w:sz="4" w:space="0" w:color="AAAAAA"/>
+              <w:right w:val="single" w:sz="4" w:space="0" w:color="AAAAAA"/>
+            </w:tcBorders>
+          </w:tcPr>
+          <w:p>
+            <w:r>
+              <w:rPr>
+                <w:sz w:val="18"/>
+              </w:rPr>
+              <w:t>CH340C SOP-16</w:t>
+              <w:br/>
+              <w:t>LCSC C84681</w:t>
+            </w:r>
+          </w:p>
+        </w:tc>
+        <w:tc>
+          <w:tcPr>
+            <w:tcW w:type="dxa" w:w="2340"/>
+            <w:shd w:val="clear" w:color="auto" w:fill="FFFFFF"/>
+            <w:tcBorders>
+              <w:top w:val="single" w:sz="4" w:space="0" w:color="AAAAAA"/>
+              <w:bottom w:val="single" w:sz="4" w:space="0" w:color="AAAAAA"/>
+              <w:left w:val="single" w:sz="4" w:space="0" w:color="AAAAAA"/>
+              <w:right w:val="single" w:sz="4" w:space="0" w:color="AAAAAA"/>
+            </w:tcBorders>
+          </w:tcPr>
+          <w:p>
+            <w:r>
+              <w:rPr>
+                <w:sz w:val="18"/>
+              </w:rPr>
+              <w:t>VCC / GND</w:t>
+              <w:br/>
+              <w:t>UD+ / UD-</w:t>
+              <w:br/>
+              <w:t>TXD / RXD</w:t>
+              <w:br/>
+              <w:t>DTR# / RTS#</w:t>
+              <w:br/>
+              <w:t>V3 (pin 15)</w:t>
+              <w:br/>
+              <w:t>XI, XO</w:t>
+            </w:r>
+          </w:p>
+        </w:tc>
+        <w:tc>
+          <w:tcPr>
+            <w:tcW w:type="dxa" w:w="2340"/>
+            <w:shd w:val="clear" w:color="auto" w:fill="FFFFFF"/>
+            <w:tcBorders>
+              <w:top w:val="single" w:sz="4" w:space="0" w:color="AAAAAA"/>
+              <w:bottom w:val="single" w:sz="4" w:space="0" w:color="AAAAAA"/>
+              <w:left w:val="single" w:sz="4" w:space="0" w:color="AAAAAA"/>
+              <w:right w:val="single" w:sz="4" w:space="0" w:color="AAAAAA"/>
+            </w:tcBorders>
+          </w:tcPr>
+          <w:p>
+            <w:r>
+              <w:rPr>
+                <w:sz w:val="18"/>
+              </w:rPr>
+              <w:t>+3V3 / GND</w:t>
+              <w:br/>
+              <w:t>USB_DP / USB_DM</w:t>
+              <w:br/>
+              <w:t>ESP_RX0 (GPIO3) / ESP_TX0 (GPIO1)</w:t>
+              <w:br/>
+              <w:t>CH_DTR -&gt; T1 base via R_DTR 10k / CH_RTS -&gt; T2 base via R_RTS 10k</w:t>
+              <w:br/>
+              <w:t>Tie to +3V3</w:t>
+              <w:br/>
+              <w:t>Leave NC</w:t>
+            </w:r>
+          </w:p>
+        </w:tc>
+      </w:tr>
+    </w:tbl>
+    <w:p>
+      <w:pPr>
+        <w:pStyle w:val="Heading2"/>
+      </w:pPr>
+      <w:r>
+        <w:t>3.3  Auto-Reset Circuit</w:t>
+      </w:r>
+    </w:p>
+    <w:p>
+      <w:r>
+        <w:t>Two-transistor circuit: allows Arduino IDE to auto-flash without pressing buttons.</w:t>
+      </w:r>
+    </w:p>
+    <w:tbl>
+      <w:tblPr>
+        <w:tblStyle w:val="TableGrid"/>
+        <w:tblW w:type="auto" w:w="0"/>
+        <w:tblLook w:firstColumn="1" w:firstRow="1" w:lastColumn="0" w:lastRow="0" w:noHBand="0" w:noVBand="1" w:val="04A0"/>
+      </w:tblPr>
+      <w:tblGrid>
+        <w:gridCol w:w="2340"/>
+        <w:gridCol w:w="2340"/>
+        <w:gridCol w:w="2340"/>
+        <w:gridCol w:w="2340"/>
+      </w:tblGrid>
+      <w:tr>
+        <w:tc>
+          <w:tcPr>
+            <w:tcW w:type="dxa" w:w="2340"/>
+            <w:shd w:val="clear" w:color="auto" w:fill="1F497D"/>
+            <w:tcBorders>
+              <w:top w:val="single" w:sz="4" w:space="0" w:color="AAAAAA"/>
+              <w:bottom w:val="single" w:sz="4" w:space="0" w:color="AAAAAA"/>
+              <w:left w:val="single" w:sz="4" w:space="0" w:color="AAAAAA"/>
+              <w:right w:val="single" w:sz="4" w:space="0" w:color="AAAAAA"/>
+            </w:tcBorders>
+          </w:tcPr>
+          <w:p>
+            <w:r>
+              <w:rPr>
+                <w:b/>
+                <w:color w:val="FFFFFF"/>
+                <w:sz w:val="18"/>
+              </w:rPr>
+              <w:t>Ref</w:t>
+            </w:r>
+          </w:p>
+        </w:tc>
+        <w:tc>
+          <w:tcPr>
+            <w:tcW w:type="dxa" w:w="2340"/>
+            <w:shd w:val="clear" w:color="auto" w:fill="1F497D"/>
+            <w:tcBorders>
+              <w:top w:val="single" w:sz="4" w:space="0" w:color="AAAAAA"/>
+              <w:bottom w:val="single" w:sz="4" w:space="0" w:color="AAAAAA"/>
+              <w:left w:val="single" w:sz="4" w:space="0" w:color="AAAAAA"/>
+              <w:right w:val="single" w:sz="4" w:space="0" w:color="AAAAAA"/>
+            </w:tcBorders>
+          </w:tcPr>
+          <w:p>
+            <w:r>
+              <w:rPr>
+                <w:b/>
+                <w:color w:val="FFFFFF"/>
+                <w:sz w:val="18"/>
+              </w:rPr>
+              <w:t>Component</w:t>
+            </w:r>
+          </w:p>
+        </w:tc>
+        <w:tc>
+          <w:tcPr>
+            <w:tcW w:type="dxa" w:w="2340"/>
+            <w:shd w:val="clear" w:color="auto" w:fill="1F497D"/>
+            <w:tcBorders>
+              <w:top w:val="single" w:sz="4" w:space="0" w:color="AAAAAA"/>
+              <w:bottom w:val="single" w:sz="4" w:space="0" w:color="AAAAAA"/>
+              <w:left w:val="single" w:sz="4" w:space="0" w:color="AAAAAA"/>
+              <w:right w:val="single" w:sz="4" w:space="0" w:color="AAAAAA"/>
+            </w:tcBorders>
+          </w:tcPr>
+          <w:p>
+            <w:r>
+              <w:rPr>
+                <w:b/>
+                <w:color w:val="FFFFFF"/>
+                <w:sz w:val="18"/>
+              </w:rPr>
               <w:t>Pin</w:t>
             </w:r>
           </w:p>
@@ -3761,11 +3765,7 @@
               <w:rPr>
                 <w:sz w:val="18"/>
               </w:rPr>
-              <w:t>Base</w:t>
-              <w:br/>
-              <w:t>Collector</w:t>
-              <w:br/>
-              <w:t>Emitter</w:t>
+              <w:t>Base / Collector / Emitter</w:t>
             </w:r>
           </w:p>
         </w:tc>
@@ -3785,11 +3785,7 @@
               <w:rPr>
                 <w:sz w:val="18"/>
               </w:rPr>
-              <w:t>CH_DTR via R_DTR (10k-ohm 0402)</w:t>
-              <w:br/>
-              <w:t>ESP_EN (also R_EN pull-up to +3V3, SW2)</w:t>
-              <w:br/>
-              <w:t>GND</w:t>
+              <w:t>CH_DTR via R17 10k / ESP_EN (+R_EN pull-up to +3V3, SW2) / GND</w:t>
             </w:r>
           </w:p>
         </w:tc>
@@ -3854,11 +3850,7 @@
               <w:rPr>
                 <w:sz w:val="18"/>
               </w:rPr>
-              <w:t>Base</w:t>
-              <w:br/>
-              <w:t>Collector</w:t>
-              <w:br/>
-              <w:t>Emitter</w:t>
+              <w:t>Base / Collector / Emitter</w:t>
             </w:r>
           </w:p>
         </w:tc>
@@ -3878,11 +3870,7 @@
               <w:rPr>
                 <w:sz w:val="18"/>
               </w:rPr>
-              <w:t>CH_RTS via R_RTS (10k-ohm 0402)</w:t>
-              <w:br/>
-              <w:t>ESP_BOOT / GPIO0 (also R_BOOT pull-up to +3V3, SW1)</w:t>
-              <w:br/>
-              <w:t>GND</w:t>
+              <w:t>CH_RTS via R18 10k / ESP_BOOT/GPIO0 (+R_BOOT pull-up, SW1) / GND</w:t>
             </w:r>
           </w:p>
         </w:tc>
@@ -3905,7 +3893,7 @@
                 <w:b/>
                 <w:sz w:val="18"/>
               </w:rPr>
-              <w:t>R_EN</w:t>
+              <w:t>R17</w:t>
             </w:r>
           </w:p>
         </w:tc>
@@ -3947,7 +3935,7 @@
               <w:rPr>
                 <w:sz w:val="18"/>
               </w:rPr>
-              <w:t>--</w:t>
+              <w:t>DTR base resistor</w:t>
             </w:r>
           </w:p>
         </w:tc>
@@ -3967,7 +3955,7 @@
               <w:rPr>
                 <w:sz w:val="18"/>
               </w:rPr>
-              <w:t>+3V3 -&gt; ESP_EN</w:t>
+              <w:t>CH_DTR -&gt; R17 -&gt; T1 base</w:t>
             </w:r>
           </w:p>
         </w:tc>
@@ -3990,7 +3978,7 @@
                 <w:b/>
                 <w:sz w:val="18"/>
               </w:rPr>
-              <w:t>R_BOOT</w:t>
+              <w:t>R18</w:t>
             </w:r>
           </w:p>
         </w:tc>
@@ -4032,7 +4020,7 @@
               <w:rPr>
                 <w:sz w:val="18"/>
               </w:rPr>
-              <w:t>--</w:t>
+              <w:t>RTS base resistor</w:t>
             </w:r>
           </w:p>
         </w:tc>
@@ -4052,7 +4040,7 @@
               <w:rPr>
                 <w:sz w:val="18"/>
               </w:rPr>
-              <w:t>+3V3 -&gt; GPIO0 (ESP_BOOT)</w:t>
+              <w:t>CH_RTS -&gt; R18 -&gt; T2 base</w:t>
             </w:r>
           </w:p>
         </w:tc>
@@ -4075,6 +4063,176 @@
                 <w:b/>
                 <w:sz w:val="18"/>
               </w:rPr>
+              <w:t>R19</w:t>
+            </w:r>
+          </w:p>
+        </w:tc>
+        <w:tc>
+          <w:tcPr>
+            <w:tcW w:type="dxa" w:w="2340"/>
+            <w:shd w:val="clear" w:color="auto" w:fill="FFFFFF"/>
+            <w:tcBorders>
+              <w:top w:val="single" w:sz="4" w:space="0" w:color="AAAAAA"/>
+              <w:bottom w:val="single" w:sz="4" w:space="0" w:color="AAAAAA"/>
+              <w:left w:val="single" w:sz="4" w:space="0" w:color="AAAAAA"/>
+              <w:right w:val="single" w:sz="4" w:space="0" w:color="AAAAAA"/>
+            </w:tcBorders>
+          </w:tcPr>
+          <w:p>
+            <w:r>
+              <w:rPr>
+                <w:sz w:val="18"/>
+              </w:rPr>
+              <w:t>10k-ohm 0402</w:t>
+              <w:br/>
+              <w:t>LCSC C25804</w:t>
+            </w:r>
+          </w:p>
+        </w:tc>
+        <w:tc>
+          <w:tcPr>
+            <w:tcW w:type="dxa" w:w="2340"/>
+            <w:shd w:val="clear" w:color="auto" w:fill="FFFFFF"/>
+            <w:tcBorders>
+              <w:top w:val="single" w:sz="4" w:space="0" w:color="AAAAAA"/>
+              <w:bottom w:val="single" w:sz="4" w:space="0" w:color="AAAAAA"/>
+              <w:left w:val="single" w:sz="4" w:space="0" w:color="AAAAAA"/>
+              <w:right w:val="single" w:sz="4" w:space="0" w:color="AAAAAA"/>
+            </w:tcBorders>
+          </w:tcPr>
+          <w:p>
+            <w:r>
+              <w:rPr>
+                <w:sz w:val="18"/>
+              </w:rPr>
+              <w:t>EN pull-up</w:t>
+            </w:r>
+          </w:p>
+        </w:tc>
+        <w:tc>
+          <w:tcPr>
+            <w:tcW w:type="dxa" w:w="2340"/>
+            <w:shd w:val="clear" w:color="auto" w:fill="FFFFFF"/>
+            <w:tcBorders>
+              <w:top w:val="single" w:sz="4" w:space="0" w:color="AAAAAA"/>
+              <w:bottom w:val="single" w:sz="4" w:space="0" w:color="AAAAAA"/>
+              <w:left w:val="single" w:sz="4" w:space="0" w:color="AAAAAA"/>
+              <w:right w:val="single" w:sz="4" w:space="0" w:color="AAAAAA"/>
+            </w:tcBorders>
+          </w:tcPr>
+          <w:p>
+            <w:r>
+              <w:rPr>
+                <w:sz w:val="18"/>
+              </w:rPr>
+              <w:t>+3V3 -&gt; R19 -&gt; ESP_EN</w:t>
+            </w:r>
+          </w:p>
+        </w:tc>
+      </w:tr>
+      <w:tr>
+        <w:tc>
+          <w:tcPr>
+            <w:tcW w:type="dxa" w:w="2340"/>
+            <w:shd w:val="clear" w:color="auto" w:fill="F2F2F2"/>
+            <w:tcBorders>
+              <w:top w:val="single" w:sz="4" w:space="0" w:color="AAAAAA"/>
+              <w:bottom w:val="single" w:sz="4" w:space="0" w:color="AAAAAA"/>
+              <w:left w:val="single" w:sz="4" w:space="0" w:color="AAAAAA"/>
+              <w:right w:val="single" w:sz="4" w:space="0" w:color="AAAAAA"/>
+            </w:tcBorders>
+          </w:tcPr>
+          <w:p>
+            <w:r>
+              <w:rPr>
+                <w:b/>
+                <w:sz w:val="18"/>
+              </w:rPr>
+              <w:t>R20</w:t>
+            </w:r>
+          </w:p>
+        </w:tc>
+        <w:tc>
+          <w:tcPr>
+            <w:tcW w:type="dxa" w:w="2340"/>
+            <w:shd w:val="clear" w:color="auto" w:fill="F2F2F2"/>
+            <w:tcBorders>
+              <w:top w:val="single" w:sz="4" w:space="0" w:color="AAAAAA"/>
+              <w:bottom w:val="single" w:sz="4" w:space="0" w:color="AAAAAA"/>
+              <w:left w:val="single" w:sz="4" w:space="0" w:color="AAAAAA"/>
+              <w:right w:val="single" w:sz="4" w:space="0" w:color="AAAAAA"/>
+            </w:tcBorders>
+          </w:tcPr>
+          <w:p>
+            <w:r>
+              <w:rPr>
+                <w:sz w:val="18"/>
+              </w:rPr>
+              <w:t>10k-ohm 0402</w:t>
+              <w:br/>
+              <w:t>LCSC C25804</w:t>
+            </w:r>
+          </w:p>
+        </w:tc>
+        <w:tc>
+          <w:tcPr>
+            <w:tcW w:type="dxa" w:w="2340"/>
+            <w:shd w:val="clear" w:color="auto" w:fill="F2F2F2"/>
+            <w:tcBorders>
+              <w:top w:val="single" w:sz="4" w:space="0" w:color="AAAAAA"/>
+              <w:bottom w:val="single" w:sz="4" w:space="0" w:color="AAAAAA"/>
+              <w:left w:val="single" w:sz="4" w:space="0" w:color="AAAAAA"/>
+              <w:right w:val="single" w:sz="4" w:space="0" w:color="AAAAAA"/>
+            </w:tcBorders>
+          </w:tcPr>
+          <w:p>
+            <w:r>
+              <w:rPr>
+                <w:sz w:val="18"/>
+              </w:rPr>
+              <w:t>BOOT pull-up</w:t>
+            </w:r>
+          </w:p>
+        </w:tc>
+        <w:tc>
+          <w:tcPr>
+            <w:tcW w:type="dxa" w:w="2340"/>
+            <w:shd w:val="clear" w:color="auto" w:fill="F2F2F2"/>
+            <w:tcBorders>
+              <w:top w:val="single" w:sz="4" w:space="0" w:color="AAAAAA"/>
+              <w:bottom w:val="single" w:sz="4" w:space="0" w:color="AAAAAA"/>
+              <w:left w:val="single" w:sz="4" w:space="0" w:color="AAAAAA"/>
+              <w:right w:val="single" w:sz="4" w:space="0" w:color="AAAAAA"/>
+            </w:tcBorders>
+          </w:tcPr>
+          <w:p>
+            <w:r>
+              <w:rPr>
+                <w:sz w:val="18"/>
+              </w:rPr>
+              <w:t>+3V3 -&gt; R20 -&gt; GPIO0/ESP_BOOT</w:t>
+            </w:r>
+          </w:p>
+        </w:tc>
+      </w:tr>
+      <w:tr>
+        <w:tc>
+          <w:tcPr>
+            <w:tcW w:type="dxa" w:w="2340"/>
+            <w:shd w:val="clear" w:color="auto" w:fill="FFFFFF"/>
+            <w:tcBorders>
+              <w:top w:val="single" w:sz="4" w:space="0" w:color="AAAAAA"/>
+              <w:bottom w:val="single" w:sz="4" w:space="0" w:color="AAAAAA"/>
+              <w:left w:val="single" w:sz="4" w:space="0" w:color="AAAAAA"/>
+              <w:right w:val="single" w:sz="4" w:space="0" w:color="AAAAAA"/>
+            </w:tcBorders>
+          </w:tcPr>
+          <w:p>
+            <w:r>
+              <w:rPr>
+                <w:b/>
+                <w:sz w:val="18"/>
+              </w:rPr>
               <w:t>SW1</w:t>
             </w:r>
           </w:p>
@@ -4095,7 +4253,7 @@
               <w:rPr>
                 <w:sz w:val="18"/>
               </w:rPr>
-              <w:t>Tact switch 3x4mm SMD</w:t>
+              <w:t>Tact switch SMD</w:t>
               <w:br/>
               <w:t>LCSC C318884</w:t>
             </w:r>
@@ -4137,7 +4295,7 @@
               <w:rPr>
                 <w:sz w:val="18"/>
               </w:rPr>
-              <w:t>GPIO0 (ESP_BOOT) -&gt; GND  (BOOT button)</w:t>
+              <w:t>GPIO0 -&gt; GND  (BOOT button)</w:t>
             </w:r>
           </w:p>
         </w:tc>
@@ -4180,7 +4338,7 @@
               <w:rPr>
                 <w:sz w:val="18"/>
               </w:rPr>
-              <w:t>Tact switch 3x4mm SMD</w:t>
+              <w:t>Tact switch SMD</w:t>
               <w:br/>
               <w:t>LCSC C318884</w:t>
             </w:r>
@@ -4239,7 +4397,7 @@
         <w:t xml:space="preserve">NOTE: </w:t>
       </w:r>
       <w:r>
-        <w:t>The auto-reset circuit is critical for a smooth development workflow. Without it, you must manually hold BOOT and press RESET before every flash. Include it even if you only plan to program once.</w:t>
+        <w:t>Include the auto-reset circuit even if you plan to program once. Without it, every flash requires manually holding BOOT and pressing RESET.</w:t>
       </w:r>
     </w:p>
     <w:p>
@@ -4261,7 +4419,2205 @@
         <w:t xml:space="preserve">NOTE: </w:t>
       </w:r>
       <w:r>
-        <w:t>The ESP32-WROOM-32E is placed as a module -- its castellated edges are soldered to pads on the PCB. In EasyEDA, search the library for "ESP32-WROOM-32E" or use LCSC part C701341. The symbol will show all 38 pins.</w:t>
+        <w:t>Search LCSC part C701341 in EasyEDA to get the symbol with all 38 pins.</w:t>
+      </w:r>
+    </w:p>
+    <w:tbl>
+      <w:tblPr>
+        <w:tblStyle w:val="TableGrid"/>
+        <w:tblW w:type="auto" w:w="0"/>
+        <w:tblLook w:firstColumn="1" w:firstRow="1" w:lastColumn="0" w:lastRow="0" w:noHBand="0" w:noVBand="1" w:val="04A0"/>
+      </w:tblPr>
+      <w:tblGrid>
+        <w:gridCol w:w="2340"/>
+        <w:gridCol w:w="2340"/>
+        <w:gridCol w:w="2340"/>
+        <w:gridCol w:w="2340"/>
+      </w:tblGrid>
+      <w:tr>
+        <w:tc>
+          <w:tcPr>
+            <w:tcW w:type="dxa" w:w="2340"/>
+            <w:shd w:val="clear" w:color="auto" w:fill="1F497D"/>
+            <w:tcBorders>
+              <w:top w:val="single" w:sz="4" w:space="0" w:color="AAAAAA"/>
+              <w:bottom w:val="single" w:sz="4" w:space="0" w:color="AAAAAA"/>
+              <w:left w:val="single" w:sz="4" w:space="0" w:color="AAAAAA"/>
+              <w:right w:val="single" w:sz="4" w:space="0" w:color="AAAAAA"/>
+            </w:tcBorders>
+          </w:tcPr>
+          <w:p>
+            <w:r>
+              <w:rPr>
+                <w:b/>
+                <w:color w:val="FFFFFF"/>
+                <w:sz w:val="18"/>
+              </w:rPr>
+              <w:t>ESP32 Signal</w:t>
+            </w:r>
+          </w:p>
+        </w:tc>
+        <w:tc>
+          <w:tcPr>
+            <w:tcW w:type="dxa" w:w="2340"/>
+            <w:shd w:val="clear" w:color="auto" w:fill="1F497D"/>
+            <w:tcBorders>
+              <w:top w:val="single" w:sz="4" w:space="0" w:color="AAAAAA"/>
+              <w:bottom w:val="single" w:sz="4" w:space="0" w:color="AAAAAA"/>
+              <w:left w:val="single" w:sz="4" w:space="0" w:color="AAAAAA"/>
+              <w:right w:val="single" w:sz="4" w:space="0" w:color="AAAAAA"/>
+            </w:tcBorders>
+          </w:tcPr>
+          <w:p>
+            <w:r>
+              <w:rPr>
+                <w:b/>
+                <w:color w:val="FFFFFF"/>
+                <w:sz w:val="18"/>
+              </w:rPr>
+              <w:t>Module Pin #</w:t>
+            </w:r>
+          </w:p>
+        </w:tc>
+        <w:tc>
+          <w:tcPr>
+            <w:tcW w:type="dxa" w:w="2340"/>
+            <w:shd w:val="clear" w:color="auto" w:fill="1F497D"/>
+            <w:tcBorders>
+              <w:top w:val="single" w:sz="4" w:space="0" w:color="AAAAAA"/>
+              <w:bottom w:val="single" w:sz="4" w:space="0" w:color="AAAAAA"/>
+              <w:left w:val="single" w:sz="4" w:space="0" w:color="AAAAAA"/>
+              <w:right w:val="single" w:sz="4" w:space="0" w:color="AAAAAA"/>
+            </w:tcBorders>
+          </w:tcPr>
+          <w:p>
+            <w:r>
+              <w:rPr>
+                <w:b/>
+                <w:color w:val="FFFFFF"/>
+                <w:sz w:val="18"/>
+              </w:rPr>
+              <w:t>Net Name</w:t>
+            </w:r>
+          </w:p>
+        </w:tc>
+        <w:tc>
+          <w:tcPr>
+            <w:tcW w:type="dxa" w:w="2340"/>
+            <w:shd w:val="clear" w:color="auto" w:fill="1F497D"/>
+            <w:tcBorders>
+              <w:top w:val="single" w:sz="4" w:space="0" w:color="AAAAAA"/>
+              <w:bottom w:val="single" w:sz="4" w:space="0" w:color="AAAAAA"/>
+              <w:left w:val="single" w:sz="4" w:space="0" w:color="AAAAAA"/>
+              <w:right w:val="single" w:sz="4" w:space="0" w:color="AAAAAA"/>
+            </w:tcBorders>
+          </w:tcPr>
+          <w:p>
+            <w:r>
+              <w:rPr>
+                <w:b/>
+                <w:color w:val="FFFFFF"/>
+                <w:sz w:val="18"/>
+              </w:rPr>
+              <w:t>Connection</w:t>
+            </w:r>
+          </w:p>
+        </w:tc>
+      </w:tr>
+      <w:tr>
+        <w:tc>
+          <w:tcPr>
+            <w:tcW w:type="dxa" w:w="2340"/>
+            <w:shd w:val="clear" w:color="auto" w:fill="FFFFFF"/>
+            <w:tcBorders>
+              <w:top w:val="single" w:sz="4" w:space="0" w:color="AAAAAA"/>
+              <w:bottom w:val="single" w:sz="4" w:space="0" w:color="AAAAAA"/>
+              <w:left w:val="single" w:sz="4" w:space="0" w:color="AAAAAA"/>
+              <w:right w:val="single" w:sz="4" w:space="0" w:color="AAAAAA"/>
+            </w:tcBorders>
+          </w:tcPr>
+          <w:p>
+            <w:r>
+              <w:rPr>
+                <w:b/>
+                <w:sz w:val="18"/>
+              </w:rPr>
+              <w:t>GND</w:t>
+            </w:r>
+          </w:p>
+        </w:tc>
+        <w:tc>
+          <w:tcPr>
+            <w:tcW w:type="dxa" w:w="2340"/>
+            <w:shd w:val="clear" w:color="auto" w:fill="FFFFFF"/>
+            <w:tcBorders>
+              <w:top w:val="single" w:sz="4" w:space="0" w:color="AAAAAA"/>
+              <w:bottom w:val="single" w:sz="4" w:space="0" w:color="AAAAAA"/>
+              <w:left w:val="single" w:sz="4" w:space="0" w:color="AAAAAA"/>
+              <w:right w:val="single" w:sz="4" w:space="0" w:color="AAAAAA"/>
+            </w:tcBorders>
+          </w:tcPr>
+          <w:p>
+            <w:r>
+              <w:rPr>
+                <w:sz w:val="18"/>
+              </w:rPr>
+              <w:t>1, 15, 38</w:t>
+            </w:r>
+          </w:p>
+        </w:tc>
+        <w:tc>
+          <w:tcPr>
+            <w:tcW w:type="dxa" w:w="2340"/>
+            <w:shd w:val="clear" w:color="auto" w:fill="FFFFFF"/>
+            <w:tcBorders>
+              <w:top w:val="single" w:sz="4" w:space="0" w:color="AAAAAA"/>
+              <w:bottom w:val="single" w:sz="4" w:space="0" w:color="AAAAAA"/>
+              <w:left w:val="single" w:sz="4" w:space="0" w:color="AAAAAA"/>
+              <w:right w:val="single" w:sz="4" w:space="0" w:color="AAAAAA"/>
+            </w:tcBorders>
+          </w:tcPr>
+          <w:p>
+            <w:r>
+              <w:rPr>
+                <w:sz w:val="18"/>
+              </w:rPr>
+              <w:t>GND</w:t>
+            </w:r>
+          </w:p>
+        </w:tc>
+        <w:tc>
+          <w:tcPr>
+            <w:tcW w:type="dxa" w:w="2340"/>
+            <w:shd w:val="clear" w:color="auto" w:fill="FFFFFF"/>
+            <w:tcBorders>
+              <w:top w:val="single" w:sz="4" w:space="0" w:color="AAAAAA"/>
+              <w:bottom w:val="single" w:sz="4" w:space="0" w:color="AAAAAA"/>
+              <w:left w:val="single" w:sz="4" w:space="0" w:color="AAAAAA"/>
+              <w:right w:val="single" w:sz="4" w:space="0" w:color="AAAAAA"/>
+            </w:tcBorders>
+          </w:tcPr>
+          <w:p>
+            <w:r>
+              <w:rPr>
+                <w:sz w:val="18"/>
+              </w:rPr>
+              <w:t>Ground plane</w:t>
+            </w:r>
+          </w:p>
+        </w:tc>
+      </w:tr>
+      <w:tr>
+        <w:tc>
+          <w:tcPr>
+            <w:tcW w:type="dxa" w:w="2340"/>
+            <w:shd w:val="clear" w:color="auto" w:fill="F2F2F2"/>
+            <w:tcBorders>
+              <w:top w:val="single" w:sz="4" w:space="0" w:color="AAAAAA"/>
+              <w:bottom w:val="single" w:sz="4" w:space="0" w:color="AAAAAA"/>
+              <w:left w:val="single" w:sz="4" w:space="0" w:color="AAAAAA"/>
+              <w:right w:val="single" w:sz="4" w:space="0" w:color="AAAAAA"/>
+            </w:tcBorders>
+          </w:tcPr>
+          <w:p>
+            <w:r>
+              <w:rPr>
+                <w:b/>
+                <w:sz w:val="18"/>
+              </w:rPr>
+              <w:t>3V3</w:t>
+            </w:r>
+          </w:p>
+        </w:tc>
+        <w:tc>
+          <w:tcPr>
+            <w:tcW w:type="dxa" w:w="2340"/>
+            <w:shd w:val="clear" w:color="auto" w:fill="F2F2F2"/>
+            <w:tcBorders>
+              <w:top w:val="single" w:sz="4" w:space="0" w:color="AAAAAA"/>
+              <w:bottom w:val="single" w:sz="4" w:space="0" w:color="AAAAAA"/>
+              <w:left w:val="single" w:sz="4" w:space="0" w:color="AAAAAA"/>
+              <w:right w:val="single" w:sz="4" w:space="0" w:color="AAAAAA"/>
+            </w:tcBorders>
+          </w:tcPr>
+          <w:p>
+            <w:r>
+              <w:rPr>
+                <w:sz w:val="18"/>
+              </w:rPr>
+              <w:t>2</w:t>
+            </w:r>
+          </w:p>
+        </w:tc>
+        <w:tc>
+          <w:tcPr>
+            <w:tcW w:type="dxa" w:w="2340"/>
+            <w:shd w:val="clear" w:color="auto" w:fill="F2F2F2"/>
+            <w:tcBorders>
+              <w:top w:val="single" w:sz="4" w:space="0" w:color="AAAAAA"/>
+              <w:bottom w:val="single" w:sz="4" w:space="0" w:color="AAAAAA"/>
+              <w:left w:val="single" w:sz="4" w:space="0" w:color="AAAAAA"/>
+              <w:right w:val="single" w:sz="4" w:space="0" w:color="AAAAAA"/>
+            </w:tcBorders>
+          </w:tcPr>
+          <w:p>
+            <w:r>
+              <w:rPr>
+                <w:sz w:val="18"/>
+              </w:rPr>
+              <w:t>+3V3</w:t>
+            </w:r>
+          </w:p>
+        </w:tc>
+        <w:tc>
+          <w:tcPr>
+            <w:tcW w:type="dxa" w:w="2340"/>
+            <w:shd w:val="clear" w:color="auto" w:fill="F2F2F2"/>
+            <w:tcBorders>
+              <w:top w:val="single" w:sz="4" w:space="0" w:color="AAAAAA"/>
+              <w:bottom w:val="single" w:sz="4" w:space="0" w:color="AAAAAA"/>
+              <w:left w:val="single" w:sz="4" w:space="0" w:color="AAAAAA"/>
+              <w:right w:val="single" w:sz="4" w:space="0" w:color="AAAAAA"/>
+            </w:tcBorders>
+          </w:tcPr>
+          <w:p>
+            <w:r>
+              <w:rPr>
+                <w:sz w:val="18"/>
+              </w:rPr>
+              <w:t>+3V3 rail</w:t>
+            </w:r>
+          </w:p>
+        </w:tc>
+      </w:tr>
+      <w:tr>
+        <w:tc>
+          <w:tcPr>
+            <w:tcW w:type="dxa" w:w="2340"/>
+            <w:shd w:val="clear" w:color="auto" w:fill="FFFFFF"/>
+            <w:tcBorders>
+              <w:top w:val="single" w:sz="4" w:space="0" w:color="AAAAAA"/>
+              <w:bottom w:val="single" w:sz="4" w:space="0" w:color="AAAAAA"/>
+              <w:left w:val="single" w:sz="4" w:space="0" w:color="AAAAAA"/>
+              <w:right w:val="single" w:sz="4" w:space="0" w:color="AAAAAA"/>
+            </w:tcBorders>
+          </w:tcPr>
+          <w:p>
+            <w:r>
+              <w:rPr>
+                <w:b/>
+                <w:sz w:val="18"/>
+              </w:rPr>
+              <w:t>EN</w:t>
+            </w:r>
+          </w:p>
+        </w:tc>
+        <w:tc>
+          <w:tcPr>
+            <w:tcW w:type="dxa" w:w="2340"/>
+            <w:shd w:val="clear" w:color="auto" w:fill="FFFFFF"/>
+            <w:tcBorders>
+              <w:top w:val="single" w:sz="4" w:space="0" w:color="AAAAAA"/>
+              <w:bottom w:val="single" w:sz="4" w:space="0" w:color="AAAAAA"/>
+              <w:left w:val="single" w:sz="4" w:space="0" w:color="AAAAAA"/>
+              <w:right w:val="single" w:sz="4" w:space="0" w:color="AAAAAA"/>
+            </w:tcBorders>
+          </w:tcPr>
+          <w:p>
+            <w:r>
+              <w:rPr>
+                <w:sz w:val="18"/>
+              </w:rPr>
+              <w:t>3</w:t>
+            </w:r>
+          </w:p>
+        </w:tc>
+        <w:tc>
+          <w:tcPr>
+            <w:tcW w:type="dxa" w:w="2340"/>
+            <w:shd w:val="clear" w:color="auto" w:fill="FFFFFF"/>
+            <w:tcBorders>
+              <w:top w:val="single" w:sz="4" w:space="0" w:color="AAAAAA"/>
+              <w:bottom w:val="single" w:sz="4" w:space="0" w:color="AAAAAA"/>
+              <w:left w:val="single" w:sz="4" w:space="0" w:color="AAAAAA"/>
+              <w:right w:val="single" w:sz="4" w:space="0" w:color="AAAAAA"/>
+            </w:tcBorders>
+          </w:tcPr>
+          <w:p>
+            <w:r>
+              <w:rPr>
+                <w:sz w:val="18"/>
+              </w:rPr>
+              <w:t>ESP_EN</w:t>
+            </w:r>
+          </w:p>
+        </w:tc>
+        <w:tc>
+          <w:tcPr>
+            <w:tcW w:type="dxa" w:w="2340"/>
+            <w:shd w:val="clear" w:color="auto" w:fill="FFFFFF"/>
+            <w:tcBorders>
+              <w:top w:val="single" w:sz="4" w:space="0" w:color="AAAAAA"/>
+              <w:bottom w:val="single" w:sz="4" w:space="0" w:color="AAAAAA"/>
+              <w:left w:val="single" w:sz="4" w:space="0" w:color="AAAAAA"/>
+              <w:right w:val="single" w:sz="4" w:space="0" w:color="AAAAAA"/>
+            </w:tcBorders>
+          </w:tcPr>
+          <w:p>
+            <w:r>
+              <w:rPr>
+                <w:sz w:val="18"/>
+              </w:rPr>
+              <w:t>R19 (10k to +3V3), T1 collector, SW2</w:t>
+            </w:r>
+          </w:p>
+        </w:tc>
+      </w:tr>
+      <w:tr>
+        <w:tc>
+          <w:tcPr>
+            <w:tcW w:type="dxa" w:w="2340"/>
+            <w:shd w:val="clear" w:color="auto" w:fill="F2F2F2"/>
+            <w:tcBorders>
+              <w:top w:val="single" w:sz="4" w:space="0" w:color="AAAAAA"/>
+              <w:bottom w:val="single" w:sz="4" w:space="0" w:color="AAAAAA"/>
+              <w:left w:val="single" w:sz="4" w:space="0" w:color="AAAAAA"/>
+              <w:right w:val="single" w:sz="4" w:space="0" w:color="AAAAAA"/>
+            </w:tcBorders>
+          </w:tcPr>
+          <w:p>
+            <w:r>
+              <w:rPr>
+                <w:b/>
+                <w:sz w:val="18"/>
+              </w:rPr>
+              <w:t>GPIO0</w:t>
+            </w:r>
+          </w:p>
+        </w:tc>
+        <w:tc>
+          <w:tcPr>
+            <w:tcW w:type="dxa" w:w="2340"/>
+            <w:shd w:val="clear" w:color="auto" w:fill="F2F2F2"/>
+            <w:tcBorders>
+              <w:top w:val="single" w:sz="4" w:space="0" w:color="AAAAAA"/>
+              <w:bottom w:val="single" w:sz="4" w:space="0" w:color="AAAAAA"/>
+              <w:left w:val="single" w:sz="4" w:space="0" w:color="AAAAAA"/>
+              <w:right w:val="single" w:sz="4" w:space="0" w:color="AAAAAA"/>
+            </w:tcBorders>
+          </w:tcPr>
+          <w:p>
+            <w:r>
+              <w:rPr>
+                <w:sz w:val="18"/>
+              </w:rPr>
+              <w:t>25</w:t>
+            </w:r>
+          </w:p>
+        </w:tc>
+        <w:tc>
+          <w:tcPr>
+            <w:tcW w:type="dxa" w:w="2340"/>
+            <w:shd w:val="clear" w:color="auto" w:fill="F2F2F2"/>
+            <w:tcBorders>
+              <w:top w:val="single" w:sz="4" w:space="0" w:color="AAAAAA"/>
+              <w:bottom w:val="single" w:sz="4" w:space="0" w:color="AAAAAA"/>
+              <w:left w:val="single" w:sz="4" w:space="0" w:color="AAAAAA"/>
+              <w:right w:val="single" w:sz="4" w:space="0" w:color="AAAAAA"/>
+            </w:tcBorders>
+          </w:tcPr>
+          <w:p>
+            <w:r>
+              <w:rPr>
+                <w:sz w:val="18"/>
+              </w:rPr>
+              <w:t>ESP_BOOT</w:t>
+            </w:r>
+          </w:p>
+        </w:tc>
+        <w:tc>
+          <w:tcPr>
+            <w:tcW w:type="dxa" w:w="2340"/>
+            <w:shd w:val="clear" w:color="auto" w:fill="F2F2F2"/>
+            <w:tcBorders>
+              <w:top w:val="single" w:sz="4" w:space="0" w:color="AAAAAA"/>
+              <w:bottom w:val="single" w:sz="4" w:space="0" w:color="AAAAAA"/>
+              <w:left w:val="single" w:sz="4" w:space="0" w:color="AAAAAA"/>
+              <w:right w:val="single" w:sz="4" w:space="0" w:color="AAAAAA"/>
+            </w:tcBorders>
+          </w:tcPr>
+          <w:p>
+            <w:r>
+              <w:rPr>
+                <w:sz w:val="18"/>
+              </w:rPr>
+              <w:t>R20 (10k to +3V3), T2 collector, SW1</w:t>
+            </w:r>
+          </w:p>
+        </w:tc>
+      </w:tr>
+      <w:tr>
+        <w:tc>
+          <w:tcPr>
+            <w:tcW w:type="dxa" w:w="2340"/>
+            <w:shd w:val="clear" w:color="auto" w:fill="FFFFFF"/>
+            <w:tcBorders>
+              <w:top w:val="single" w:sz="4" w:space="0" w:color="AAAAAA"/>
+              <w:bottom w:val="single" w:sz="4" w:space="0" w:color="AAAAAA"/>
+              <w:left w:val="single" w:sz="4" w:space="0" w:color="AAAAAA"/>
+              <w:right w:val="single" w:sz="4" w:space="0" w:color="AAAAAA"/>
+            </w:tcBorders>
+          </w:tcPr>
+          <w:p>
+            <w:r>
+              <w:rPr>
+                <w:b/>
+                <w:sz w:val="18"/>
+              </w:rPr>
+              <w:t>GPIO1 (TXD0)</w:t>
+            </w:r>
+          </w:p>
+        </w:tc>
+        <w:tc>
+          <w:tcPr>
+            <w:tcW w:type="dxa" w:w="2340"/>
+            <w:shd w:val="clear" w:color="auto" w:fill="FFFFFF"/>
+            <w:tcBorders>
+              <w:top w:val="single" w:sz="4" w:space="0" w:color="AAAAAA"/>
+              <w:bottom w:val="single" w:sz="4" w:space="0" w:color="AAAAAA"/>
+              <w:left w:val="single" w:sz="4" w:space="0" w:color="AAAAAA"/>
+              <w:right w:val="single" w:sz="4" w:space="0" w:color="AAAAAA"/>
+            </w:tcBorders>
+          </w:tcPr>
+          <w:p>
+            <w:r>
+              <w:rPr>
+                <w:sz w:val="18"/>
+              </w:rPr>
+              <w:t>35</w:t>
+            </w:r>
+          </w:p>
+        </w:tc>
+        <w:tc>
+          <w:tcPr>
+            <w:tcW w:type="dxa" w:w="2340"/>
+            <w:shd w:val="clear" w:color="auto" w:fill="FFFFFF"/>
+            <w:tcBorders>
+              <w:top w:val="single" w:sz="4" w:space="0" w:color="AAAAAA"/>
+              <w:bottom w:val="single" w:sz="4" w:space="0" w:color="AAAAAA"/>
+              <w:left w:val="single" w:sz="4" w:space="0" w:color="AAAAAA"/>
+              <w:right w:val="single" w:sz="4" w:space="0" w:color="AAAAAA"/>
+            </w:tcBorders>
+          </w:tcPr>
+          <w:p>
+            <w:r>
+              <w:rPr>
+                <w:sz w:val="18"/>
+              </w:rPr>
+              <w:t>ESP_TX0</w:t>
+            </w:r>
+          </w:p>
+        </w:tc>
+        <w:tc>
+          <w:tcPr>
+            <w:tcW w:type="dxa" w:w="2340"/>
+            <w:shd w:val="clear" w:color="auto" w:fill="FFFFFF"/>
+            <w:tcBorders>
+              <w:top w:val="single" w:sz="4" w:space="0" w:color="AAAAAA"/>
+              <w:bottom w:val="single" w:sz="4" w:space="0" w:color="AAAAAA"/>
+              <w:left w:val="single" w:sz="4" w:space="0" w:color="AAAAAA"/>
+              <w:right w:val="single" w:sz="4" w:space="0" w:color="AAAAAA"/>
+            </w:tcBorders>
+          </w:tcPr>
+          <w:p>
+            <w:r>
+              <w:rPr>
+                <w:sz w:val="18"/>
+              </w:rPr>
+              <w:t>CH340C RXD</w:t>
+            </w:r>
+          </w:p>
+        </w:tc>
+      </w:tr>
+      <w:tr>
+        <w:tc>
+          <w:tcPr>
+            <w:tcW w:type="dxa" w:w="2340"/>
+            <w:shd w:val="clear" w:color="auto" w:fill="F2F2F2"/>
+            <w:tcBorders>
+              <w:top w:val="single" w:sz="4" w:space="0" w:color="AAAAAA"/>
+              <w:bottom w:val="single" w:sz="4" w:space="0" w:color="AAAAAA"/>
+              <w:left w:val="single" w:sz="4" w:space="0" w:color="AAAAAA"/>
+              <w:right w:val="single" w:sz="4" w:space="0" w:color="AAAAAA"/>
+            </w:tcBorders>
+          </w:tcPr>
+          <w:p>
+            <w:r>
+              <w:rPr>
+                <w:b/>
+                <w:sz w:val="18"/>
+              </w:rPr>
+              <w:t>GPIO3 (RXD0)</w:t>
+            </w:r>
+          </w:p>
+        </w:tc>
+        <w:tc>
+          <w:tcPr>
+            <w:tcW w:type="dxa" w:w="2340"/>
+            <w:shd w:val="clear" w:color="auto" w:fill="F2F2F2"/>
+            <w:tcBorders>
+              <w:top w:val="single" w:sz="4" w:space="0" w:color="AAAAAA"/>
+              <w:bottom w:val="single" w:sz="4" w:space="0" w:color="AAAAAA"/>
+              <w:left w:val="single" w:sz="4" w:space="0" w:color="AAAAAA"/>
+              <w:right w:val="single" w:sz="4" w:space="0" w:color="AAAAAA"/>
+            </w:tcBorders>
+          </w:tcPr>
+          <w:p>
+            <w:r>
+              <w:rPr>
+                <w:sz w:val="18"/>
+              </w:rPr>
+              <w:t>34</w:t>
+            </w:r>
+          </w:p>
+        </w:tc>
+        <w:tc>
+          <w:tcPr>
+            <w:tcW w:type="dxa" w:w="2340"/>
+            <w:shd w:val="clear" w:color="auto" w:fill="F2F2F2"/>
+            <w:tcBorders>
+              <w:top w:val="single" w:sz="4" w:space="0" w:color="AAAAAA"/>
+              <w:bottom w:val="single" w:sz="4" w:space="0" w:color="AAAAAA"/>
+              <w:left w:val="single" w:sz="4" w:space="0" w:color="AAAAAA"/>
+              <w:right w:val="single" w:sz="4" w:space="0" w:color="AAAAAA"/>
+            </w:tcBorders>
+          </w:tcPr>
+          <w:p>
+            <w:r>
+              <w:rPr>
+                <w:sz w:val="18"/>
+              </w:rPr>
+              <w:t>ESP_RX0</w:t>
+            </w:r>
+          </w:p>
+        </w:tc>
+        <w:tc>
+          <w:tcPr>
+            <w:tcW w:type="dxa" w:w="2340"/>
+            <w:shd w:val="clear" w:color="auto" w:fill="F2F2F2"/>
+            <w:tcBorders>
+              <w:top w:val="single" w:sz="4" w:space="0" w:color="AAAAAA"/>
+              <w:bottom w:val="single" w:sz="4" w:space="0" w:color="AAAAAA"/>
+              <w:left w:val="single" w:sz="4" w:space="0" w:color="AAAAAA"/>
+              <w:right w:val="single" w:sz="4" w:space="0" w:color="AAAAAA"/>
+            </w:tcBorders>
+          </w:tcPr>
+          <w:p>
+            <w:r>
+              <w:rPr>
+                <w:sz w:val="18"/>
+              </w:rPr>
+              <w:t>CH340C TXD</w:t>
+            </w:r>
+          </w:p>
+        </w:tc>
+      </w:tr>
+      <w:tr>
+        <w:tc>
+          <w:tcPr>
+            <w:tcW w:type="dxa" w:w="2340"/>
+            <w:shd w:val="clear" w:color="auto" w:fill="FFFFFF"/>
+            <w:tcBorders>
+              <w:top w:val="single" w:sz="4" w:space="0" w:color="AAAAAA"/>
+              <w:bottom w:val="single" w:sz="4" w:space="0" w:color="AAAAAA"/>
+              <w:left w:val="single" w:sz="4" w:space="0" w:color="AAAAAA"/>
+              <w:right w:val="single" w:sz="4" w:space="0" w:color="AAAAAA"/>
+            </w:tcBorders>
+          </w:tcPr>
+          <w:p>
+            <w:r>
+              <w:rPr>
+                <w:b/>
+                <w:sz w:val="18"/>
+              </w:rPr>
+              <w:t>GPIO12</w:t>
+            </w:r>
+          </w:p>
+        </w:tc>
+        <w:tc>
+          <w:tcPr>
+            <w:tcW w:type="dxa" w:w="2340"/>
+            <w:shd w:val="clear" w:color="auto" w:fill="FFFFFF"/>
+            <w:tcBorders>
+              <w:top w:val="single" w:sz="4" w:space="0" w:color="AAAAAA"/>
+              <w:bottom w:val="single" w:sz="4" w:space="0" w:color="AAAAAA"/>
+              <w:left w:val="single" w:sz="4" w:space="0" w:color="AAAAAA"/>
+              <w:right w:val="single" w:sz="4" w:space="0" w:color="AAAAAA"/>
+            </w:tcBorders>
+          </w:tcPr>
+          <w:p>
+            <w:r>
+              <w:rPr>
+                <w:sz w:val="18"/>
+              </w:rPr>
+              <w:t>14</w:t>
+            </w:r>
+          </w:p>
+        </w:tc>
+        <w:tc>
+          <w:tcPr>
+            <w:tcW w:type="dxa" w:w="2340"/>
+            <w:shd w:val="clear" w:color="auto" w:fill="FFFFFF"/>
+            <w:tcBorders>
+              <w:top w:val="single" w:sz="4" w:space="0" w:color="AAAAAA"/>
+              <w:bottom w:val="single" w:sz="4" w:space="0" w:color="AAAAAA"/>
+              <w:left w:val="single" w:sz="4" w:space="0" w:color="AAAAAA"/>
+              <w:right w:val="single" w:sz="4" w:space="0" w:color="AAAAAA"/>
+            </w:tcBorders>
+          </w:tcPr>
+          <w:p>
+            <w:r>
+              <w:rPr>
+                <w:sz w:val="18"/>
+              </w:rPr>
+              <w:t>ZONE8</w:t>
+            </w:r>
+          </w:p>
+        </w:tc>
+        <w:tc>
+          <w:tcPr>
+            <w:tcW w:type="dxa" w:w="2340"/>
+            <w:shd w:val="clear" w:color="auto" w:fill="FFFFFF"/>
+            <w:tcBorders>
+              <w:top w:val="single" w:sz="4" w:space="0" w:color="AAAAAA"/>
+              <w:bottom w:val="single" w:sz="4" w:space="0" w:color="AAAAAA"/>
+              <w:left w:val="single" w:sz="4" w:space="0" w:color="AAAAAA"/>
+              <w:right w:val="single" w:sz="4" w:space="0" w:color="AAAAAA"/>
+            </w:tcBorders>
+          </w:tcPr>
+          <w:p>
+            <w:r>
+              <w:rPr>
+                <w:sz w:val="18"/>
+              </w:rPr>
+              <w:t>CRITICAL: R21 10k pull-DOWN to GND, then to ULN2803A IN8</w:t>
+            </w:r>
+          </w:p>
+        </w:tc>
+      </w:tr>
+      <w:tr>
+        <w:tc>
+          <w:tcPr>
+            <w:tcW w:type="dxa" w:w="2340"/>
+            <w:shd w:val="clear" w:color="auto" w:fill="F2F2F2"/>
+            <w:tcBorders>
+              <w:top w:val="single" w:sz="4" w:space="0" w:color="AAAAAA"/>
+              <w:bottom w:val="single" w:sz="4" w:space="0" w:color="AAAAAA"/>
+              <w:left w:val="single" w:sz="4" w:space="0" w:color="AAAAAA"/>
+              <w:right w:val="single" w:sz="4" w:space="0" w:color="AAAAAA"/>
+            </w:tcBorders>
+          </w:tcPr>
+          <w:p>
+            <w:r>
+              <w:rPr>
+                <w:b/>
+                <w:sz w:val="18"/>
+              </w:rPr>
+              <w:t>GPIO13</w:t>
+            </w:r>
+          </w:p>
+        </w:tc>
+        <w:tc>
+          <w:tcPr>
+            <w:tcW w:type="dxa" w:w="2340"/>
+            <w:shd w:val="clear" w:color="auto" w:fill="F2F2F2"/>
+            <w:tcBorders>
+              <w:top w:val="single" w:sz="4" w:space="0" w:color="AAAAAA"/>
+              <w:bottom w:val="single" w:sz="4" w:space="0" w:color="AAAAAA"/>
+              <w:left w:val="single" w:sz="4" w:space="0" w:color="AAAAAA"/>
+              <w:right w:val="single" w:sz="4" w:space="0" w:color="AAAAAA"/>
+            </w:tcBorders>
+          </w:tcPr>
+          <w:p>
+            <w:r>
+              <w:rPr>
+                <w:sz w:val="18"/>
+              </w:rPr>
+              <w:t>16</w:t>
+            </w:r>
+          </w:p>
+        </w:tc>
+        <w:tc>
+          <w:tcPr>
+            <w:tcW w:type="dxa" w:w="2340"/>
+            <w:shd w:val="clear" w:color="auto" w:fill="F2F2F2"/>
+            <w:tcBorders>
+              <w:top w:val="single" w:sz="4" w:space="0" w:color="AAAAAA"/>
+              <w:bottom w:val="single" w:sz="4" w:space="0" w:color="AAAAAA"/>
+              <w:left w:val="single" w:sz="4" w:space="0" w:color="AAAAAA"/>
+              <w:right w:val="single" w:sz="4" w:space="0" w:color="AAAAAA"/>
+            </w:tcBorders>
+          </w:tcPr>
+          <w:p>
+            <w:r>
+              <w:rPr>
+                <w:sz w:val="18"/>
+              </w:rPr>
+              <w:t>ZONE7</w:t>
+            </w:r>
+          </w:p>
+        </w:tc>
+        <w:tc>
+          <w:tcPr>
+            <w:tcW w:type="dxa" w:w="2340"/>
+            <w:shd w:val="clear" w:color="auto" w:fill="F2F2F2"/>
+            <w:tcBorders>
+              <w:top w:val="single" w:sz="4" w:space="0" w:color="AAAAAA"/>
+              <w:bottom w:val="single" w:sz="4" w:space="0" w:color="AAAAAA"/>
+              <w:left w:val="single" w:sz="4" w:space="0" w:color="AAAAAA"/>
+              <w:right w:val="single" w:sz="4" w:space="0" w:color="AAAAAA"/>
+            </w:tcBorders>
+          </w:tcPr>
+          <w:p>
+            <w:r>
+              <w:rPr>
+                <w:sz w:val="18"/>
+              </w:rPr>
+              <w:t>ULN2803A IN7</w:t>
+            </w:r>
+          </w:p>
+        </w:tc>
+      </w:tr>
+      <w:tr>
+        <w:tc>
+          <w:tcPr>
+            <w:tcW w:type="dxa" w:w="2340"/>
+            <w:shd w:val="clear" w:color="auto" w:fill="FFFFFF"/>
+            <w:tcBorders>
+              <w:top w:val="single" w:sz="4" w:space="0" w:color="AAAAAA"/>
+              <w:bottom w:val="single" w:sz="4" w:space="0" w:color="AAAAAA"/>
+              <w:left w:val="single" w:sz="4" w:space="0" w:color="AAAAAA"/>
+              <w:right w:val="single" w:sz="4" w:space="0" w:color="AAAAAA"/>
+            </w:tcBorders>
+          </w:tcPr>
+          <w:p>
+            <w:r>
+              <w:rPr>
+                <w:b/>
+                <w:sz w:val="18"/>
+              </w:rPr>
+              <w:t>GPIO14</w:t>
+            </w:r>
+          </w:p>
+        </w:tc>
+        <w:tc>
+          <w:tcPr>
+            <w:tcW w:type="dxa" w:w="2340"/>
+            <w:shd w:val="clear" w:color="auto" w:fill="FFFFFF"/>
+            <w:tcBorders>
+              <w:top w:val="single" w:sz="4" w:space="0" w:color="AAAAAA"/>
+              <w:bottom w:val="single" w:sz="4" w:space="0" w:color="AAAAAA"/>
+              <w:left w:val="single" w:sz="4" w:space="0" w:color="AAAAAA"/>
+              <w:right w:val="single" w:sz="4" w:space="0" w:color="AAAAAA"/>
+            </w:tcBorders>
+          </w:tcPr>
+          <w:p>
+            <w:r>
+              <w:rPr>
+                <w:sz w:val="18"/>
+              </w:rPr>
+              <w:t>13</w:t>
+            </w:r>
+          </w:p>
+        </w:tc>
+        <w:tc>
+          <w:tcPr>
+            <w:tcW w:type="dxa" w:w="2340"/>
+            <w:shd w:val="clear" w:color="auto" w:fill="FFFFFF"/>
+            <w:tcBorders>
+              <w:top w:val="single" w:sz="4" w:space="0" w:color="AAAAAA"/>
+              <w:bottom w:val="single" w:sz="4" w:space="0" w:color="AAAAAA"/>
+              <w:left w:val="single" w:sz="4" w:space="0" w:color="AAAAAA"/>
+              <w:right w:val="single" w:sz="4" w:space="0" w:color="AAAAAA"/>
+            </w:tcBorders>
+          </w:tcPr>
+          <w:p>
+            <w:r>
+              <w:rPr>
+                <w:sz w:val="18"/>
+              </w:rPr>
+              <w:t>ZONE6</w:t>
+            </w:r>
+          </w:p>
+        </w:tc>
+        <w:tc>
+          <w:tcPr>
+            <w:tcW w:type="dxa" w:w="2340"/>
+            <w:shd w:val="clear" w:color="auto" w:fill="FFFFFF"/>
+            <w:tcBorders>
+              <w:top w:val="single" w:sz="4" w:space="0" w:color="AAAAAA"/>
+              <w:bottom w:val="single" w:sz="4" w:space="0" w:color="AAAAAA"/>
+              <w:left w:val="single" w:sz="4" w:space="0" w:color="AAAAAA"/>
+              <w:right w:val="single" w:sz="4" w:space="0" w:color="AAAAAA"/>
+            </w:tcBorders>
+          </w:tcPr>
+          <w:p>
+            <w:r>
+              <w:rPr>
+                <w:sz w:val="18"/>
+              </w:rPr>
+              <w:t>ULN2803A IN6</w:t>
+            </w:r>
+          </w:p>
+        </w:tc>
+      </w:tr>
+      <w:tr>
+        <w:tc>
+          <w:tcPr>
+            <w:tcW w:type="dxa" w:w="2340"/>
+            <w:shd w:val="clear" w:color="auto" w:fill="F2F2F2"/>
+            <w:tcBorders>
+              <w:top w:val="single" w:sz="4" w:space="0" w:color="AAAAAA"/>
+              <w:bottom w:val="single" w:sz="4" w:space="0" w:color="AAAAAA"/>
+              <w:left w:val="single" w:sz="4" w:space="0" w:color="AAAAAA"/>
+              <w:right w:val="single" w:sz="4" w:space="0" w:color="AAAAAA"/>
+            </w:tcBorders>
+          </w:tcPr>
+          <w:p>
+            <w:r>
+              <w:rPr>
+                <w:b/>
+                <w:sz w:val="18"/>
+              </w:rPr>
+              <w:t>GPIO23</w:t>
+            </w:r>
+          </w:p>
+        </w:tc>
+        <w:tc>
+          <w:tcPr>
+            <w:tcW w:type="dxa" w:w="2340"/>
+            <w:shd w:val="clear" w:color="auto" w:fill="F2F2F2"/>
+            <w:tcBorders>
+              <w:top w:val="single" w:sz="4" w:space="0" w:color="AAAAAA"/>
+              <w:bottom w:val="single" w:sz="4" w:space="0" w:color="AAAAAA"/>
+              <w:left w:val="single" w:sz="4" w:space="0" w:color="AAAAAA"/>
+              <w:right w:val="single" w:sz="4" w:space="0" w:color="AAAAAA"/>
+            </w:tcBorders>
+          </w:tcPr>
+          <w:p>
+            <w:r>
+              <w:rPr>
+                <w:sz w:val="18"/>
+              </w:rPr>
+              <w:t>37</w:t>
+            </w:r>
+          </w:p>
+        </w:tc>
+        <w:tc>
+          <w:tcPr>
+            <w:tcW w:type="dxa" w:w="2340"/>
+            <w:shd w:val="clear" w:color="auto" w:fill="F2F2F2"/>
+            <w:tcBorders>
+              <w:top w:val="single" w:sz="4" w:space="0" w:color="AAAAAA"/>
+              <w:bottom w:val="single" w:sz="4" w:space="0" w:color="AAAAAA"/>
+              <w:left w:val="single" w:sz="4" w:space="0" w:color="AAAAAA"/>
+              <w:right w:val="single" w:sz="4" w:space="0" w:color="AAAAAA"/>
+            </w:tcBorders>
+          </w:tcPr>
+          <w:p>
+            <w:r>
+              <w:rPr>
+                <w:sz w:val="18"/>
+              </w:rPr>
+              <w:t>LED_STATUS</w:t>
+            </w:r>
+          </w:p>
+        </w:tc>
+        <w:tc>
+          <w:tcPr>
+            <w:tcW w:type="dxa" w:w="2340"/>
+            <w:shd w:val="clear" w:color="auto" w:fill="F2F2F2"/>
+            <w:tcBorders>
+              <w:top w:val="single" w:sz="4" w:space="0" w:color="AAAAAA"/>
+              <w:bottom w:val="single" w:sz="4" w:space="0" w:color="AAAAAA"/>
+              <w:left w:val="single" w:sz="4" w:space="0" w:color="AAAAAA"/>
+              <w:right w:val="single" w:sz="4" w:space="0" w:color="AAAAAA"/>
+            </w:tcBorders>
+          </w:tcPr>
+          <w:p>
+            <w:r>
+              <w:rPr>
+                <w:sz w:val="18"/>
+              </w:rPr>
+              <w:t>330-ohm -&gt; green status LED -&gt; GND  (optional)</w:t>
+            </w:r>
+          </w:p>
+        </w:tc>
+      </w:tr>
+      <w:tr>
+        <w:tc>
+          <w:tcPr>
+            <w:tcW w:type="dxa" w:w="2340"/>
+            <w:shd w:val="clear" w:color="auto" w:fill="FFFFFF"/>
+            <w:tcBorders>
+              <w:top w:val="single" w:sz="4" w:space="0" w:color="AAAAAA"/>
+              <w:bottom w:val="single" w:sz="4" w:space="0" w:color="AAAAAA"/>
+              <w:left w:val="single" w:sz="4" w:space="0" w:color="AAAAAA"/>
+              <w:right w:val="single" w:sz="4" w:space="0" w:color="AAAAAA"/>
+            </w:tcBorders>
+          </w:tcPr>
+          <w:p>
+            <w:r>
+              <w:rPr>
+                <w:b/>
+                <w:sz w:val="18"/>
+              </w:rPr>
+              <w:t>GPIO25</w:t>
+            </w:r>
+          </w:p>
+        </w:tc>
+        <w:tc>
+          <w:tcPr>
+            <w:tcW w:type="dxa" w:w="2340"/>
+            <w:shd w:val="clear" w:color="auto" w:fill="FFFFFF"/>
+            <w:tcBorders>
+              <w:top w:val="single" w:sz="4" w:space="0" w:color="AAAAAA"/>
+              <w:bottom w:val="single" w:sz="4" w:space="0" w:color="AAAAAA"/>
+              <w:left w:val="single" w:sz="4" w:space="0" w:color="AAAAAA"/>
+              <w:right w:val="single" w:sz="4" w:space="0" w:color="AAAAAA"/>
+            </w:tcBorders>
+          </w:tcPr>
+          <w:p>
+            <w:r>
+              <w:rPr>
+                <w:sz w:val="18"/>
+              </w:rPr>
+              <w:t>10</w:t>
+            </w:r>
+          </w:p>
+        </w:tc>
+        <w:tc>
+          <w:tcPr>
+            <w:tcW w:type="dxa" w:w="2340"/>
+            <w:shd w:val="clear" w:color="auto" w:fill="FFFFFF"/>
+            <w:tcBorders>
+              <w:top w:val="single" w:sz="4" w:space="0" w:color="AAAAAA"/>
+              <w:bottom w:val="single" w:sz="4" w:space="0" w:color="AAAAAA"/>
+              <w:left w:val="single" w:sz="4" w:space="0" w:color="AAAAAA"/>
+              <w:right w:val="single" w:sz="4" w:space="0" w:color="AAAAAA"/>
+            </w:tcBorders>
+          </w:tcPr>
+          <w:p>
+            <w:r>
+              <w:rPr>
+                <w:sz w:val="18"/>
+              </w:rPr>
+              <w:t>ZONE3</w:t>
+            </w:r>
+          </w:p>
+        </w:tc>
+        <w:tc>
+          <w:tcPr>
+            <w:tcW w:type="dxa" w:w="2340"/>
+            <w:shd w:val="clear" w:color="auto" w:fill="FFFFFF"/>
+            <w:tcBorders>
+              <w:top w:val="single" w:sz="4" w:space="0" w:color="AAAAAA"/>
+              <w:bottom w:val="single" w:sz="4" w:space="0" w:color="AAAAAA"/>
+              <w:left w:val="single" w:sz="4" w:space="0" w:color="AAAAAA"/>
+              <w:right w:val="single" w:sz="4" w:space="0" w:color="AAAAAA"/>
+            </w:tcBorders>
+          </w:tcPr>
+          <w:p>
+            <w:r>
+              <w:rPr>
+                <w:sz w:val="18"/>
+              </w:rPr>
+              <w:t>ULN2803A IN3</w:t>
+            </w:r>
+          </w:p>
+        </w:tc>
+      </w:tr>
+      <w:tr>
+        <w:tc>
+          <w:tcPr>
+            <w:tcW w:type="dxa" w:w="2340"/>
+            <w:shd w:val="clear" w:color="auto" w:fill="F2F2F2"/>
+            <w:tcBorders>
+              <w:top w:val="single" w:sz="4" w:space="0" w:color="AAAAAA"/>
+              <w:bottom w:val="single" w:sz="4" w:space="0" w:color="AAAAAA"/>
+              <w:left w:val="single" w:sz="4" w:space="0" w:color="AAAAAA"/>
+              <w:right w:val="single" w:sz="4" w:space="0" w:color="AAAAAA"/>
+            </w:tcBorders>
+          </w:tcPr>
+          <w:p>
+            <w:r>
+              <w:rPr>
+                <w:b/>
+                <w:sz w:val="18"/>
+              </w:rPr>
+              <w:t>GPIO26</w:t>
+            </w:r>
+          </w:p>
+        </w:tc>
+        <w:tc>
+          <w:tcPr>
+            <w:tcW w:type="dxa" w:w="2340"/>
+            <w:shd w:val="clear" w:color="auto" w:fill="F2F2F2"/>
+            <w:tcBorders>
+              <w:top w:val="single" w:sz="4" w:space="0" w:color="AAAAAA"/>
+              <w:bottom w:val="single" w:sz="4" w:space="0" w:color="AAAAAA"/>
+              <w:left w:val="single" w:sz="4" w:space="0" w:color="AAAAAA"/>
+              <w:right w:val="single" w:sz="4" w:space="0" w:color="AAAAAA"/>
+            </w:tcBorders>
+          </w:tcPr>
+          <w:p>
+            <w:r>
+              <w:rPr>
+                <w:sz w:val="18"/>
+              </w:rPr>
+              <w:t>11</w:t>
+            </w:r>
+          </w:p>
+        </w:tc>
+        <w:tc>
+          <w:tcPr>
+            <w:tcW w:type="dxa" w:w="2340"/>
+            <w:shd w:val="clear" w:color="auto" w:fill="F2F2F2"/>
+            <w:tcBorders>
+              <w:top w:val="single" w:sz="4" w:space="0" w:color="AAAAAA"/>
+              <w:bottom w:val="single" w:sz="4" w:space="0" w:color="AAAAAA"/>
+              <w:left w:val="single" w:sz="4" w:space="0" w:color="AAAAAA"/>
+              <w:right w:val="single" w:sz="4" w:space="0" w:color="AAAAAA"/>
+            </w:tcBorders>
+          </w:tcPr>
+          <w:p>
+            <w:r>
+              <w:rPr>
+                <w:sz w:val="18"/>
+              </w:rPr>
+              <w:t>ZONE4</w:t>
+            </w:r>
+          </w:p>
+        </w:tc>
+        <w:tc>
+          <w:tcPr>
+            <w:tcW w:type="dxa" w:w="2340"/>
+            <w:shd w:val="clear" w:color="auto" w:fill="F2F2F2"/>
+            <w:tcBorders>
+              <w:top w:val="single" w:sz="4" w:space="0" w:color="AAAAAA"/>
+              <w:bottom w:val="single" w:sz="4" w:space="0" w:color="AAAAAA"/>
+              <w:left w:val="single" w:sz="4" w:space="0" w:color="AAAAAA"/>
+              <w:right w:val="single" w:sz="4" w:space="0" w:color="AAAAAA"/>
+            </w:tcBorders>
+          </w:tcPr>
+          <w:p>
+            <w:r>
+              <w:rPr>
+                <w:sz w:val="18"/>
+              </w:rPr>
+              <w:t>ULN2803A IN4</w:t>
+            </w:r>
+          </w:p>
+        </w:tc>
+      </w:tr>
+      <w:tr>
+        <w:tc>
+          <w:tcPr>
+            <w:tcW w:type="dxa" w:w="2340"/>
+            <w:shd w:val="clear" w:color="auto" w:fill="FFFFFF"/>
+            <w:tcBorders>
+              <w:top w:val="single" w:sz="4" w:space="0" w:color="AAAAAA"/>
+              <w:bottom w:val="single" w:sz="4" w:space="0" w:color="AAAAAA"/>
+              <w:left w:val="single" w:sz="4" w:space="0" w:color="AAAAAA"/>
+              <w:right w:val="single" w:sz="4" w:space="0" w:color="AAAAAA"/>
+            </w:tcBorders>
+          </w:tcPr>
+          <w:p>
+            <w:r>
+              <w:rPr>
+                <w:b/>
+                <w:sz w:val="18"/>
+              </w:rPr>
+              <w:t>GPIO27</w:t>
+            </w:r>
+          </w:p>
+        </w:tc>
+        <w:tc>
+          <w:tcPr>
+            <w:tcW w:type="dxa" w:w="2340"/>
+            <w:shd w:val="clear" w:color="auto" w:fill="FFFFFF"/>
+            <w:tcBorders>
+              <w:top w:val="single" w:sz="4" w:space="0" w:color="AAAAAA"/>
+              <w:bottom w:val="single" w:sz="4" w:space="0" w:color="AAAAAA"/>
+              <w:left w:val="single" w:sz="4" w:space="0" w:color="AAAAAA"/>
+              <w:right w:val="single" w:sz="4" w:space="0" w:color="AAAAAA"/>
+            </w:tcBorders>
+          </w:tcPr>
+          <w:p>
+            <w:r>
+              <w:rPr>
+                <w:sz w:val="18"/>
+              </w:rPr>
+              <w:t>12</w:t>
+            </w:r>
+          </w:p>
+        </w:tc>
+        <w:tc>
+          <w:tcPr>
+            <w:tcW w:type="dxa" w:w="2340"/>
+            <w:shd w:val="clear" w:color="auto" w:fill="FFFFFF"/>
+            <w:tcBorders>
+              <w:top w:val="single" w:sz="4" w:space="0" w:color="AAAAAA"/>
+              <w:bottom w:val="single" w:sz="4" w:space="0" w:color="AAAAAA"/>
+              <w:left w:val="single" w:sz="4" w:space="0" w:color="AAAAAA"/>
+              <w:right w:val="single" w:sz="4" w:space="0" w:color="AAAAAA"/>
+            </w:tcBorders>
+          </w:tcPr>
+          <w:p>
+            <w:r>
+              <w:rPr>
+                <w:sz w:val="18"/>
+              </w:rPr>
+              <w:t>ZONE5</w:t>
+            </w:r>
+          </w:p>
+        </w:tc>
+        <w:tc>
+          <w:tcPr>
+            <w:tcW w:type="dxa" w:w="2340"/>
+            <w:shd w:val="clear" w:color="auto" w:fill="FFFFFF"/>
+            <w:tcBorders>
+              <w:top w:val="single" w:sz="4" w:space="0" w:color="AAAAAA"/>
+              <w:bottom w:val="single" w:sz="4" w:space="0" w:color="AAAAAA"/>
+              <w:left w:val="single" w:sz="4" w:space="0" w:color="AAAAAA"/>
+              <w:right w:val="single" w:sz="4" w:space="0" w:color="AAAAAA"/>
+            </w:tcBorders>
+          </w:tcPr>
+          <w:p>
+            <w:r>
+              <w:rPr>
+                <w:sz w:val="18"/>
+              </w:rPr>
+              <w:t>ULN2803A IN5</w:t>
+            </w:r>
+          </w:p>
+        </w:tc>
+      </w:tr>
+      <w:tr>
+        <w:tc>
+          <w:tcPr>
+            <w:tcW w:type="dxa" w:w="2340"/>
+            <w:shd w:val="clear" w:color="auto" w:fill="F2F2F2"/>
+            <w:tcBorders>
+              <w:top w:val="single" w:sz="4" w:space="0" w:color="AAAAAA"/>
+              <w:bottom w:val="single" w:sz="4" w:space="0" w:color="AAAAAA"/>
+              <w:left w:val="single" w:sz="4" w:space="0" w:color="AAAAAA"/>
+              <w:right w:val="single" w:sz="4" w:space="0" w:color="AAAAAA"/>
+            </w:tcBorders>
+          </w:tcPr>
+          <w:p>
+            <w:r>
+              <w:rPr>
+                <w:b/>
+                <w:sz w:val="18"/>
+              </w:rPr>
+              <w:t>GPIO32</w:t>
+            </w:r>
+          </w:p>
+        </w:tc>
+        <w:tc>
+          <w:tcPr>
+            <w:tcW w:type="dxa" w:w="2340"/>
+            <w:shd w:val="clear" w:color="auto" w:fill="F2F2F2"/>
+            <w:tcBorders>
+              <w:top w:val="single" w:sz="4" w:space="0" w:color="AAAAAA"/>
+              <w:bottom w:val="single" w:sz="4" w:space="0" w:color="AAAAAA"/>
+              <w:left w:val="single" w:sz="4" w:space="0" w:color="AAAAAA"/>
+              <w:right w:val="single" w:sz="4" w:space="0" w:color="AAAAAA"/>
+            </w:tcBorders>
+          </w:tcPr>
+          <w:p>
+            <w:r>
+              <w:rPr>
+                <w:sz w:val="18"/>
+              </w:rPr>
+              <w:t>8</w:t>
+            </w:r>
+          </w:p>
+        </w:tc>
+        <w:tc>
+          <w:tcPr>
+            <w:tcW w:type="dxa" w:w="2340"/>
+            <w:shd w:val="clear" w:color="auto" w:fill="F2F2F2"/>
+            <w:tcBorders>
+              <w:top w:val="single" w:sz="4" w:space="0" w:color="AAAAAA"/>
+              <w:bottom w:val="single" w:sz="4" w:space="0" w:color="AAAAAA"/>
+              <w:left w:val="single" w:sz="4" w:space="0" w:color="AAAAAA"/>
+              <w:right w:val="single" w:sz="4" w:space="0" w:color="AAAAAA"/>
+            </w:tcBorders>
+          </w:tcPr>
+          <w:p>
+            <w:r>
+              <w:rPr>
+                <w:sz w:val="18"/>
+              </w:rPr>
+              <w:t>ZONE1</w:t>
+            </w:r>
+          </w:p>
+        </w:tc>
+        <w:tc>
+          <w:tcPr>
+            <w:tcW w:type="dxa" w:w="2340"/>
+            <w:shd w:val="clear" w:color="auto" w:fill="F2F2F2"/>
+            <w:tcBorders>
+              <w:top w:val="single" w:sz="4" w:space="0" w:color="AAAAAA"/>
+              <w:bottom w:val="single" w:sz="4" w:space="0" w:color="AAAAAA"/>
+              <w:left w:val="single" w:sz="4" w:space="0" w:color="AAAAAA"/>
+              <w:right w:val="single" w:sz="4" w:space="0" w:color="AAAAAA"/>
+            </w:tcBorders>
+          </w:tcPr>
+          <w:p>
+            <w:r>
+              <w:rPr>
+                <w:sz w:val="18"/>
+              </w:rPr>
+              <w:t>ULN2803A IN1</w:t>
+            </w:r>
+          </w:p>
+        </w:tc>
+      </w:tr>
+      <w:tr>
+        <w:tc>
+          <w:tcPr>
+            <w:tcW w:type="dxa" w:w="2340"/>
+            <w:shd w:val="clear" w:color="auto" w:fill="FFFFFF"/>
+            <w:tcBorders>
+              <w:top w:val="single" w:sz="4" w:space="0" w:color="AAAAAA"/>
+              <w:bottom w:val="single" w:sz="4" w:space="0" w:color="AAAAAA"/>
+              <w:left w:val="single" w:sz="4" w:space="0" w:color="AAAAAA"/>
+              <w:right w:val="single" w:sz="4" w:space="0" w:color="AAAAAA"/>
+            </w:tcBorders>
+          </w:tcPr>
+          <w:p>
+            <w:r>
+              <w:rPr>
+                <w:b/>
+                <w:sz w:val="18"/>
+              </w:rPr>
+              <w:t>GPIO33</w:t>
+            </w:r>
+          </w:p>
+        </w:tc>
+        <w:tc>
+          <w:tcPr>
+            <w:tcW w:type="dxa" w:w="2340"/>
+            <w:shd w:val="clear" w:color="auto" w:fill="FFFFFF"/>
+            <w:tcBorders>
+              <w:top w:val="single" w:sz="4" w:space="0" w:color="AAAAAA"/>
+              <w:bottom w:val="single" w:sz="4" w:space="0" w:color="AAAAAA"/>
+              <w:left w:val="single" w:sz="4" w:space="0" w:color="AAAAAA"/>
+              <w:right w:val="single" w:sz="4" w:space="0" w:color="AAAAAA"/>
+            </w:tcBorders>
+          </w:tcPr>
+          <w:p>
+            <w:r>
+              <w:rPr>
+                <w:sz w:val="18"/>
+              </w:rPr>
+              <w:t>9</w:t>
+            </w:r>
+          </w:p>
+        </w:tc>
+        <w:tc>
+          <w:tcPr>
+            <w:tcW w:type="dxa" w:w="2340"/>
+            <w:shd w:val="clear" w:color="auto" w:fill="FFFFFF"/>
+            <w:tcBorders>
+              <w:top w:val="single" w:sz="4" w:space="0" w:color="AAAAAA"/>
+              <w:bottom w:val="single" w:sz="4" w:space="0" w:color="AAAAAA"/>
+              <w:left w:val="single" w:sz="4" w:space="0" w:color="AAAAAA"/>
+              <w:right w:val="single" w:sz="4" w:space="0" w:color="AAAAAA"/>
+            </w:tcBorders>
+          </w:tcPr>
+          <w:p>
+            <w:r>
+              <w:rPr>
+                <w:sz w:val="18"/>
+              </w:rPr>
+              <w:t>ZONE2</w:t>
+            </w:r>
+          </w:p>
+        </w:tc>
+        <w:tc>
+          <w:tcPr>
+            <w:tcW w:type="dxa" w:w="2340"/>
+            <w:shd w:val="clear" w:color="auto" w:fill="FFFFFF"/>
+            <w:tcBorders>
+              <w:top w:val="single" w:sz="4" w:space="0" w:color="AAAAAA"/>
+              <w:bottom w:val="single" w:sz="4" w:space="0" w:color="AAAAAA"/>
+              <w:left w:val="single" w:sz="4" w:space="0" w:color="AAAAAA"/>
+              <w:right w:val="single" w:sz="4" w:space="0" w:color="AAAAAA"/>
+            </w:tcBorders>
+          </w:tcPr>
+          <w:p>
+            <w:r>
+              <w:rPr>
+                <w:sz w:val="18"/>
+              </w:rPr>
+              <w:t>ULN2803A IN2</w:t>
+            </w:r>
+          </w:p>
+        </w:tc>
+      </w:tr>
+      <w:tr>
+        <w:tc>
+          <w:tcPr>
+            <w:tcW w:type="dxa" w:w="2340"/>
+            <w:shd w:val="clear" w:color="auto" w:fill="F2F2F2"/>
+            <w:tcBorders>
+              <w:top w:val="single" w:sz="4" w:space="0" w:color="AAAAAA"/>
+              <w:bottom w:val="single" w:sz="4" w:space="0" w:color="AAAAAA"/>
+              <w:left w:val="single" w:sz="4" w:space="0" w:color="AAAAAA"/>
+              <w:right w:val="single" w:sz="4" w:space="0" w:color="AAAAAA"/>
+            </w:tcBorders>
+          </w:tcPr>
+          <w:p>
+            <w:r>
+              <w:rPr>
+                <w:b/>
+                <w:sz w:val="18"/>
+              </w:rPr>
+              <w:t>All others</w:t>
+            </w:r>
+          </w:p>
+        </w:tc>
+        <w:tc>
+          <w:tcPr>
+            <w:tcW w:type="dxa" w:w="2340"/>
+            <w:shd w:val="clear" w:color="auto" w:fill="F2F2F2"/>
+            <w:tcBorders>
+              <w:top w:val="single" w:sz="4" w:space="0" w:color="AAAAAA"/>
+              <w:bottom w:val="single" w:sz="4" w:space="0" w:color="AAAAAA"/>
+              <w:left w:val="single" w:sz="4" w:space="0" w:color="AAAAAA"/>
+              <w:right w:val="single" w:sz="4" w:space="0" w:color="AAAAAA"/>
+            </w:tcBorders>
+          </w:tcPr>
+          <w:p>
+            <w:r>
+              <w:rPr>
+                <w:sz w:val="18"/>
+              </w:rPr>
+              <w:t>--</w:t>
+            </w:r>
+          </w:p>
+        </w:tc>
+        <w:tc>
+          <w:tcPr>
+            <w:tcW w:type="dxa" w:w="2340"/>
+            <w:shd w:val="clear" w:color="auto" w:fill="F2F2F2"/>
+            <w:tcBorders>
+              <w:top w:val="single" w:sz="4" w:space="0" w:color="AAAAAA"/>
+              <w:bottom w:val="single" w:sz="4" w:space="0" w:color="AAAAAA"/>
+              <w:left w:val="single" w:sz="4" w:space="0" w:color="AAAAAA"/>
+              <w:right w:val="single" w:sz="4" w:space="0" w:color="AAAAAA"/>
+            </w:tcBorders>
+          </w:tcPr>
+          <w:p>
+            <w:r>
+              <w:rPr>
+                <w:sz w:val="18"/>
+              </w:rPr>
+              <w:t>NC</w:t>
+            </w:r>
+          </w:p>
+        </w:tc>
+        <w:tc>
+          <w:tcPr>
+            <w:tcW w:type="dxa" w:w="2340"/>
+            <w:shd w:val="clear" w:color="auto" w:fill="F2F2F2"/>
+            <w:tcBorders>
+              <w:top w:val="single" w:sz="4" w:space="0" w:color="AAAAAA"/>
+              <w:bottom w:val="single" w:sz="4" w:space="0" w:color="AAAAAA"/>
+              <w:left w:val="single" w:sz="4" w:space="0" w:color="AAAAAA"/>
+              <w:right w:val="single" w:sz="4" w:space="0" w:color="AAAAAA"/>
+            </w:tcBorders>
+          </w:tcPr>
+          <w:p>
+            <w:r>
+              <w:rPr>
+                <w:sz w:val="18"/>
+              </w:rPr>
+              <w:t>Leave unconnected</w:t>
+            </w:r>
+          </w:p>
+        </w:tc>
+      </w:tr>
+    </w:tbl>
+    <w:p>
+      <w:pPr>
+        <w:ind w:left="360"/>
+      </w:pPr>
+      <w:r>
+        <w:rPr>
+          <w:b/>
+          <w:color w:val="C00000"/>
+        </w:rPr>
+        <w:t xml:space="preserve">WARNING: </w:t>
+      </w:r>
+      <w:r>
+        <w:t>GPIO12 MUST have R21 (10k pull-down to GND). This strapping pin must read LOW at boot. Most common mistake in custom ESP32 designs.</w:t>
+      </w:r>
+    </w:p>
+    <w:p>
+      <w:pPr>
+        <w:pStyle w:val="Heading2"/>
+      </w:pPr>
+      <w:r>
+        <w:t>3.5  Relay Driver (ULN2803A)</w:t>
+      </w:r>
+    </w:p>
+    <w:p>
+      <w:r>
+        <w:t>R1-R8 (1k-ohm 0402, LCSC C11702) sit between each ESP32 zone GPIO and the corresponding ULN2803A input pin.</w:t>
+      </w:r>
+    </w:p>
+    <w:tbl>
+      <w:tblPr>
+        <w:tblStyle w:val="TableGrid"/>
+        <w:tblW w:type="auto" w:w="0"/>
+        <w:tblLook w:firstColumn="1" w:firstRow="1" w:lastColumn="0" w:lastRow="0" w:noHBand="0" w:noVBand="1" w:val="04A0"/>
+      </w:tblPr>
+      <w:tblGrid>
+        <w:gridCol w:w="2340"/>
+        <w:gridCol w:w="2340"/>
+        <w:gridCol w:w="2340"/>
+        <w:gridCol w:w="2340"/>
+      </w:tblGrid>
+      <w:tr>
+        <w:tc>
+          <w:tcPr>
+            <w:tcW w:type="dxa" w:w="2340"/>
+            <w:shd w:val="clear" w:color="auto" w:fill="1F497D"/>
+            <w:tcBorders>
+              <w:top w:val="single" w:sz="4" w:space="0" w:color="AAAAAA"/>
+              <w:bottom w:val="single" w:sz="4" w:space="0" w:color="AAAAAA"/>
+              <w:left w:val="single" w:sz="4" w:space="0" w:color="AAAAAA"/>
+              <w:right w:val="single" w:sz="4" w:space="0" w:color="AAAAAA"/>
+            </w:tcBorders>
+          </w:tcPr>
+          <w:p>
+            <w:r>
+              <w:rPr>
+                <w:b/>
+                <w:color w:val="FFFFFF"/>
+                <w:sz w:val="18"/>
+              </w:rPr>
+              <w:t>Ref</w:t>
+            </w:r>
+          </w:p>
+        </w:tc>
+        <w:tc>
+          <w:tcPr>
+            <w:tcW w:type="dxa" w:w="2340"/>
+            <w:shd w:val="clear" w:color="auto" w:fill="1F497D"/>
+            <w:tcBorders>
+              <w:top w:val="single" w:sz="4" w:space="0" w:color="AAAAAA"/>
+              <w:bottom w:val="single" w:sz="4" w:space="0" w:color="AAAAAA"/>
+              <w:left w:val="single" w:sz="4" w:space="0" w:color="AAAAAA"/>
+              <w:right w:val="single" w:sz="4" w:space="0" w:color="AAAAAA"/>
+            </w:tcBorders>
+          </w:tcPr>
+          <w:p>
+            <w:r>
+              <w:rPr>
+                <w:b/>
+                <w:color w:val="FFFFFF"/>
+                <w:sz w:val="18"/>
+              </w:rPr>
+              <w:t>Component</w:t>
+            </w:r>
+          </w:p>
+        </w:tc>
+        <w:tc>
+          <w:tcPr>
+            <w:tcW w:type="dxa" w:w="2340"/>
+            <w:shd w:val="clear" w:color="auto" w:fill="1F497D"/>
+            <w:tcBorders>
+              <w:top w:val="single" w:sz="4" w:space="0" w:color="AAAAAA"/>
+              <w:bottom w:val="single" w:sz="4" w:space="0" w:color="AAAAAA"/>
+              <w:left w:val="single" w:sz="4" w:space="0" w:color="AAAAAA"/>
+              <w:right w:val="single" w:sz="4" w:space="0" w:color="AAAAAA"/>
+            </w:tcBorders>
+          </w:tcPr>
+          <w:p>
+            <w:r>
+              <w:rPr>
+                <w:b/>
+                <w:color w:val="FFFFFF"/>
+                <w:sz w:val="18"/>
+              </w:rPr>
+              <w:t>Pin / Signal</w:t>
+            </w:r>
+          </w:p>
+        </w:tc>
+        <w:tc>
+          <w:tcPr>
+            <w:tcW w:type="dxa" w:w="2340"/>
+            <w:shd w:val="clear" w:color="auto" w:fill="1F497D"/>
+            <w:tcBorders>
+              <w:top w:val="single" w:sz="4" w:space="0" w:color="AAAAAA"/>
+              <w:bottom w:val="single" w:sz="4" w:space="0" w:color="AAAAAA"/>
+              <w:left w:val="single" w:sz="4" w:space="0" w:color="AAAAAA"/>
+              <w:right w:val="single" w:sz="4" w:space="0" w:color="AAAAAA"/>
+            </w:tcBorders>
+          </w:tcPr>
+          <w:p>
+            <w:r>
+              <w:rPr>
+                <w:b/>
+                <w:color w:val="FFFFFF"/>
+                <w:sz w:val="18"/>
+              </w:rPr>
+              <w:t>Net / Connection</w:t>
+            </w:r>
+          </w:p>
+        </w:tc>
+      </w:tr>
+      <w:tr>
+        <w:tc>
+          <w:tcPr>
+            <w:tcW w:type="dxa" w:w="2340"/>
+            <w:shd w:val="clear" w:color="auto" w:fill="FFFFFF"/>
+            <w:tcBorders>
+              <w:top w:val="single" w:sz="4" w:space="0" w:color="AAAAAA"/>
+              <w:bottom w:val="single" w:sz="4" w:space="0" w:color="AAAAAA"/>
+              <w:left w:val="single" w:sz="4" w:space="0" w:color="AAAAAA"/>
+              <w:right w:val="single" w:sz="4" w:space="0" w:color="AAAAAA"/>
+            </w:tcBorders>
+          </w:tcPr>
+          <w:p>
+            <w:r>
+              <w:rPr>
+                <w:b/>
+                <w:sz w:val="18"/>
+              </w:rPr>
+              <w:t>U3</w:t>
+            </w:r>
+          </w:p>
+        </w:tc>
+        <w:tc>
+          <w:tcPr>
+            <w:tcW w:type="dxa" w:w="2340"/>
+            <w:shd w:val="clear" w:color="auto" w:fill="FFFFFF"/>
+            <w:tcBorders>
+              <w:top w:val="single" w:sz="4" w:space="0" w:color="AAAAAA"/>
+              <w:bottom w:val="single" w:sz="4" w:space="0" w:color="AAAAAA"/>
+              <w:left w:val="single" w:sz="4" w:space="0" w:color="AAAAAA"/>
+              <w:right w:val="single" w:sz="4" w:space="0" w:color="AAAAAA"/>
+            </w:tcBorders>
+          </w:tcPr>
+          <w:p>
+            <w:r>
+              <w:rPr>
+                <w:sz w:val="18"/>
+              </w:rPr>
+              <w:t>ULN2803A SOP-18</w:t>
+              <w:br/>
+              <w:t>LCSC C5840</w:t>
+            </w:r>
+          </w:p>
+        </w:tc>
+        <w:tc>
+          <w:tcPr>
+            <w:tcW w:type="dxa" w:w="2340"/>
+            <w:shd w:val="clear" w:color="auto" w:fill="FFFFFF"/>
+            <w:tcBorders>
+              <w:top w:val="single" w:sz="4" w:space="0" w:color="AAAAAA"/>
+              <w:bottom w:val="single" w:sz="4" w:space="0" w:color="AAAAAA"/>
+              <w:left w:val="single" w:sz="4" w:space="0" w:color="AAAAAA"/>
+              <w:right w:val="single" w:sz="4" w:space="0" w:color="AAAAAA"/>
+            </w:tcBorders>
+          </w:tcPr>
+          <w:p>
+            <w:r>
+              <w:rPr>
+                <w:sz w:val="18"/>
+              </w:rPr>
+              <w:t>IN1-IN8 (pins 1-8)</w:t>
+              <w:br/>
+              <w:t>OUT1-8 (pins 11-18)</w:t>
+              <w:br/>
+              <w:t>COM (pin 10)</w:t>
+              <w:br/>
+              <w:t>GND (pin 9)</w:t>
+            </w:r>
+          </w:p>
+        </w:tc>
+        <w:tc>
+          <w:tcPr>
+            <w:tcW w:type="dxa" w:w="2340"/>
+            <w:shd w:val="clear" w:color="auto" w:fill="FFFFFF"/>
+            <w:tcBorders>
+              <w:top w:val="single" w:sz="4" w:space="0" w:color="AAAAAA"/>
+              <w:bottom w:val="single" w:sz="4" w:space="0" w:color="AAAAAA"/>
+              <w:left w:val="single" w:sz="4" w:space="0" w:color="AAAAAA"/>
+              <w:right w:val="single" w:sz="4" w:space="0" w:color="AAAAAA"/>
+            </w:tcBorders>
+          </w:tcPr>
+          <w:p>
+            <w:r>
+              <w:rPr>
+                <w:sz w:val="18"/>
+              </w:rPr>
+              <w:t>ZONE1-ZONE8 via R1-R8 (1k-ohm each)</w:t>
+              <w:br/>
+              <w:t>RLY1_COIL_N through RLY8_COIL_N</w:t>
+              <w:br/>
+              <w:t>+5V_RAIL (flyback clamp -- MUST connect)</w:t>
+              <w:br/>
+              <w:t>GND</w:t>
+            </w:r>
+          </w:p>
+        </w:tc>
+      </w:tr>
+    </w:tbl>
+    <w:p>
+      <w:pPr>
+        <w:ind w:left="360"/>
+      </w:pPr>
+      <w:r>
+        <w:rPr>
+          <w:b/>
+        </w:rPr>
+        <w:t xml:space="preserve">NOTE: </w:t>
+      </w:r>
+      <w:r>
+        <w:t>ULN2803A COM pin MUST connect to +5V_RAIL. Leaving it floating causes relay switching noise and possible IC damage.</w:t>
+      </w:r>
+    </w:p>
+    <w:p>
+      <w:pPr>
+        <w:pStyle w:val="Heading2"/>
+      </w:pPr>
+      <w:r>
+        <w:t>3.6  Relay Array (8x SMD Relay)</w:t>
+      </w:r>
+    </w:p>
+    <w:p>
+      <w:r>
+        <w:t>HF46F-G/5-HS1 (Hongfa, 5V SPST-NO, SMD gull-wing, LCSC C165255). Pin-compatible with Omron G5NB-1A-E.</w:t>
+      </w:r>
+    </w:p>
+    <w:tbl>
+      <w:tblPr>
+        <w:tblStyle w:val="TableGrid"/>
+        <w:tblW w:type="auto" w:w="0"/>
+        <w:tblLook w:firstColumn="1" w:firstRow="1" w:lastColumn="0" w:lastRow="0" w:noHBand="0" w:noVBand="1" w:val="04A0"/>
+      </w:tblPr>
+      <w:tblGrid>
+        <w:gridCol w:w="2340"/>
+        <w:gridCol w:w="2340"/>
+        <w:gridCol w:w="2340"/>
+        <w:gridCol w:w="2340"/>
+      </w:tblGrid>
+      <w:tr>
+        <w:tc>
+          <w:tcPr>
+            <w:tcW w:type="dxa" w:w="2340"/>
+            <w:shd w:val="clear" w:color="auto" w:fill="1F497D"/>
+            <w:tcBorders>
+              <w:top w:val="single" w:sz="4" w:space="0" w:color="AAAAAA"/>
+              <w:bottom w:val="single" w:sz="4" w:space="0" w:color="AAAAAA"/>
+              <w:left w:val="single" w:sz="4" w:space="0" w:color="AAAAAA"/>
+              <w:right w:val="single" w:sz="4" w:space="0" w:color="AAAAAA"/>
+            </w:tcBorders>
+          </w:tcPr>
+          <w:p>
+            <w:r>
+              <w:rPr>
+                <w:b/>
+                <w:color w:val="FFFFFF"/>
+                <w:sz w:val="18"/>
+              </w:rPr>
+              <w:t>Ref</w:t>
+            </w:r>
+          </w:p>
+        </w:tc>
+        <w:tc>
+          <w:tcPr>
+            <w:tcW w:type="dxa" w:w="2340"/>
+            <w:shd w:val="clear" w:color="auto" w:fill="1F497D"/>
+            <w:tcBorders>
+              <w:top w:val="single" w:sz="4" w:space="0" w:color="AAAAAA"/>
+              <w:bottom w:val="single" w:sz="4" w:space="0" w:color="AAAAAA"/>
+              <w:left w:val="single" w:sz="4" w:space="0" w:color="AAAAAA"/>
+              <w:right w:val="single" w:sz="4" w:space="0" w:color="AAAAAA"/>
+            </w:tcBorders>
+          </w:tcPr>
+          <w:p>
+            <w:r>
+              <w:rPr>
+                <w:b/>
+                <w:color w:val="FFFFFF"/>
+                <w:sz w:val="18"/>
+              </w:rPr>
+              <w:t>Component</w:t>
+            </w:r>
+          </w:p>
+        </w:tc>
+        <w:tc>
+          <w:tcPr>
+            <w:tcW w:type="dxa" w:w="2340"/>
+            <w:shd w:val="clear" w:color="auto" w:fill="1F497D"/>
+            <w:tcBorders>
+              <w:top w:val="single" w:sz="4" w:space="0" w:color="AAAAAA"/>
+              <w:bottom w:val="single" w:sz="4" w:space="0" w:color="AAAAAA"/>
+              <w:left w:val="single" w:sz="4" w:space="0" w:color="AAAAAA"/>
+              <w:right w:val="single" w:sz="4" w:space="0" w:color="AAAAAA"/>
+            </w:tcBorders>
+          </w:tcPr>
+          <w:p>
+            <w:r>
+              <w:rPr>
+                <w:b/>
+                <w:color w:val="FFFFFF"/>
+                <w:sz w:val="18"/>
+              </w:rPr>
+              <w:t>Pin</w:t>
+            </w:r>
+          </w:p>
+        </w:tc>
+        <w:tc>
+          <w:tcPr>
+            <w:tcW w:type="dxa" w:w="2340"/>
+            <w:shd w:val="clear" w:color="auto" w:fill="1F497D"/>
+            <w:tcBorders>
+              <w:top w:val="single" w:sz="4" w:space="0" w:color="AAAAAA"/>
+              <w:bottom w:val="single" w:sz="4" w:space="0" w:color="AAAAAA"/>
+              <w:left w:val="single" w:sz="4" w:space="0" w:color="AAAAAA"/>
+              <w:right w:val="single" w:sz="4" w:space="0" w:color="AAAAAA"/>
+            </w:tcBorders>
+          </w:tcPr>
+          <w:p>
+            <w:r>
+              <w:rPr>
+                <w:b/>
+                <w:color w:val="FFFFFF"/>
+                <w:sz w:val="18"/>
+              </w:rPr>
+              <w:t>Net / Connection</w:t>
+            </w:r>
+          </w:p>
+        </w:tc>
+      </w:tr>
+      <w:tr>
+        <w:tc>
+          <w:tcPr>
+            <w:tcW w:type="dxa" w:w="2340"/>
+            <w:shd w:val="clear" w:color="auto" w:fill="FFFFFF"/>
+            <w:tcBorders>
+              <w:top w:val="single" w:sz="4" w:space="0" w:color="AAAAAA"/>
+              <w:bottom w:val="single" w:sz="4" w:space="0" w:color="AAAAAA"/>
+              <w:left w:val="single" w:sz="4" w:space="0" w:color="AAAAAA"/>
+              <w:right w:val="single" w:sz="4" w:space="0" w:color="AAAAAA"/>
+            </w:tcBorders>
+          </w:tcPr>
+          <w:p>
+            <w:r>
+              <w:rPr>
+                <w:b/>
+                <w:sz w:val="18"/>
+              </w:rPr>
+              <w:t>K1-K8</w:t>
+            </w:r>
+          </w:p>
+        </w:tc>
+        <w:tc>
+          <w:tcPr>
+            <w:tcW w:type="dxa" w:w="2340"/>
+            <w:shd w:val="clear" w:color="auto" w:fill="FFFFFF"/>
+            <w:tcBorders>
+              <w:top w:val="single" w:sz="4" w:space="0" w:color="AAAAAA"/>
+              <w:bottom w:val="single" w:sz="4" w:space="0" w:color="AAAAAA"/>
+              <w:left w:val="single" w:sz="4" w:space="0" w:color="AAAAAA"/>
+              <w:right w:val="single" w:sz="4" w:space="0" w:color="AAAAAA"/>
+            </w:tcBorders>
+          </w:tcPr>
+          <w:p>
+            <w:r>
+              <w:rPr>
+                <w:sz w:val="18"/>
+              </w:rPr>
+              <w:t>HF46F-G/5-HS1</w:t>
+              <w:br/>
+              <w:t>LCSC C165255</w:t>
+            </w:r>
+          </w:p>
+        </w:tc>
+        <w:tc>
+          <w:tcPr>
+            <w:tcW w:type="dxa" w:w="2340"/>
+            <w:shd w:val="clear" w:color="auto" w:fill="FFFFFF"/>
+            <w:tcBorders>
+              <w:top w:val="single" w:sz="4" w:space="0" w:color="AAAAAA"/>
+              <w:bottom w:val="single" w:sz="4" w:space="0" w:color="AAAAAA"/>
+              <w:left w:val="single" w:sz="4" w:space="0" w:color="AAAAAA"/>
+              <w:right w:val="single" w:sz="4" w:space="0" w:color="AAAAAA"/>
+            </w:tcBorders>
+          </w:tcPr>
+          <w:p>
+            <w:r>
+              <w:rPr>
+                <w:sz w:val="18"/>
+              </w:rPr>
+              <w:t>Coil + (pin 1)</w:t>
+              <w:br/>
+              <w:t>Coil - (pin 2)</w:t>
+              <w:br/>
+              <w:t>COM (pin 3)</w:t>
+              <w:br/>
+              <w:t>NO (pin 4)</w:t>
+            </w:r>
+          </w:p>
+        </w:tc>
+        <w:tc>
+          <w:tcPr>
+            <w:tcW w:type="dxa" w:w="2340"/>
+            <w:shd w:val="clear" w:color="auto" w:fill="FFFFFF"/>
+            <w:tcBorders>
+              <w:top w:val="single" w:sz="4" w:space="0" w:color="AAAAAA"/>
+              <w:bottom w:val="single" w:sz="4" w:space="0" w:color="AAAAAA"/>
+              <w:left w:val="single" w:sz="4" w:space="0" w:color="AAAAAA"/>
+              <w:right w:val="single" w:sz="4" w:space="0" w:color="AAAAAA"/>
+            </w:tcBorders>
+          </w:tcPr>
+          <w:p>
+            <w:r>
+              <w:rPr>
+                <w:sz w:val="18"/>
+              </w:rPr>
+              <w:t>+5V_RAIL</w:t>
+              <w:br/>
+              <w:t>RLYx_COIL_N -&gt; ULN2803A OUTx</w:t>
+              <w:br/>
+              <w:t>VALVE_COM -&gt; J2 Pin 3</w:t>
+              <w:br/>
+              <w:t>VALVEx_NO -&gt; J2 Pins 4-11</w:t>
+            </w:r>
+          </w:p>
+        </w:tc>
+      </w:tr>
+    </w:tbl>
+    <w:p>
+      <w:pPr>
+        <w:pStyle w:val="Heading2"/>
+      </w:pPr>
+      <w:r>
+        <w:t>3.7  Zone Indicators</w:t>
+      </w:r>
+    </w:p>
+    <w:p>
+      <w:r>
+        <w:t>D1-D8: green LED 0402 (LCSC C72043). R9-R16: 470-ohm 0402 (LCSC C23190).</w:t>
+      </w:r>
+    </w:p>
+    <w:p>
+      <w:r>
+        <w:t>Each zone: +3V3 -&gt; R9-R16 (470-ohm) -&gt; D1-D8 (anode) -&gt; (cathode) -&gt; ESP32 GPIO via firmware control.</w:t>
+      </w:r>
+    </w:p>
+    <w:p>
+      <w:pPr>
+        <w:ind w:left="360"/>
+      </w:pPr>
+      <w:r>
+        <w:rPr>
+          <w:b/>
+        </w:rPr>
+        <w:t xml:space="preserve">NOTE: </w:t>
+      </w:r>
+      <w:r>
+        <w:t>Wire LED cathode to GPIO, anode to +3V3 via resistor. GPIO pulled LOW = LED on (matches firmware logic).</w:t>
+      </w:r>
+    </w:p>
+    <w:p>
+      <w:pPr>
+        <w:pStyle w:val="Heading2"/>
+      </w:pPr>
+      <w:r>
+        <w:t>3.8  Output Terminal</w:t>
+      </w:r>
+    </w:p>
+    <w:p>
+      <w:r>
+        <w:t>Single 11-pin 5.08mm screw terminal J2 (LCSC C8463) for all field connections.</w:t>
+      </w:r>
+    </w:p>
+    <w:tbl>
+      <w:tblPr>
+        <w:tblStyle w:val="TableGrid"/>
+        <w:tblW w:type="auto" w:w="0"/>
+        <w:tblLook w:firstColumn="1" w:firstRow="1" w:lastColumn="0" w:lastRow="0" w:noHBand="0" w:noVBand="1" w:val="04A0"/>
+      </w:tblPr>
+      <w:tblGrid>
+        <w:gridCol w:w="2340"/>
+        <w:gridCol w:w="2340"/>
+        <w:gridCol w:w="2340"/>
+        <w:gridCol w:w="2340"/>
+      </w:tblGrid>
+      <w:tr>
+        <w:tc>
+          <w:tcPr>
+            <w:tcW w:type="dxa" w:w="2340"/>
+            <w:shd w:val="clear" w:color="auto" w:fill="1F497D"/>
+            <w:tcBorders>
+              <w:top w:val="single" w:sz="4" w:space="0" w:color="AAAAAA"/>
+              <w:bottom w:val="single" w:sz="4" w:space="0" w:color="AAAAAA"/>
+              <w:left w:val="single" w:sz="4" w:space="0" w:color="AAAAAA"/>
+              <w:right w:val="single" w:sz="4" w:space="0" w:color="AAAAAA"/>
+            </w:tcBorders>
+          </w:tcPr>
+          <w:p>
+            <w:r>
+              <w:rPr>
+                <w:b/>
+                <w:color w:val="FFFFFF"/>
+                <w:sz w:val="18"/>
+              </w:rPr>
+              <w:t>Ref</w:t>
+            </w:r>
+          </w:p>
+        </w:tc>
+        <w:tc>
+          <w:tcPr>
+            <w:tcW w:type="dxa" w:w="2340"/>
+            <w:shd w:val="clear" w:color="auto" w:fill="1F497D"/>
+            <w:tcBorders>
+              <w:top w:val="single" w:sz="4" w:space="0" w:color="AAAAAA"/>
+              <w:bottom w:val="single" w:sz="4" w:space="0" w:color="AAAAAA"/>
+              <w:left w:val="single" w:sz="4" w:space="0" w:color="AAAAAA"/>
+              <w:right w:val="single" w:sz="4" w:space="0" w:color="AAAAAA"/>
+            </w:tcBorders>
+          </w:tcPr>
+          <w:p>
+            <w:r>
+              <w:rPr>
+                <w:b/>
+                <w:color w:val="FFFFFF"/>
+                <w:sz w:val="18"/>
+              </w:rPr>
+              <w:t>Component</w:t>
+            </w:r>
+          </w:p>
+        </w:tc>
+        <w:tc>
+          <w:tcPr>
+            <w:tcW w:type="dxa" w:w="2340"/>
+            <w:shd w:val="clear" w:color="auto" w:fill="1F497D"/>
+            <w:tcBorders>
+              <w:top w:val="single" w:sz="4" w:space="0" w:color="AAAAAA"/>
+              <w:bottom w:val="single" w:sz="4" w:space="0" w:color="AAAAAA"/>
+              <w:left w:val="single" w:sz="4" w:space="0" w:color="AAAAAA"/>
+              <w:right w:val="single" w:sz="4" w:space="0" w:color="AAAAAA"/>
+            </w:tcBorders>
+          </w:tcPr>
+          <w:p>
+            <w:r>
+              <w:rPr>
+                <w:b/>
+                <w:color w:val="FFFFFF"/>
+                <w:sz w:val="18"/>
+              </w:rPr>
+              <w:t>Pin</w:t>
+            </w:r>
+          </w:p>
+        </w:tc>
+        <w:tc>
+          <w:tcPr>
+            <w:tcW w:type="dxa" w:w="2340"/>
+            <w:shd w:val="clear" w:color="auto" w:fill="1F497D"/>
+            <w:tcBorders>
+              <w:top w:val="single" w:sz="4" w:space="0" w:color="AAAAAA"/>
+              <w:bottom w:val="single" w:sz="4" w:space="0" w:color="AAAAAA"/>
+              <w:left w:val="single" w:sz="4" w:space="0" w:color="AAAAAA"/>
+              <w:right w:val="single" w:sz="4" w:space="0" w:color="AAAAAA"/>
+            </w:tcBorders>
+          </w:tcPr>
+          <w:p>
+            <w:r>
+              <w:rPr>
+                <w:b/>
+                <w:color w:val="FFFFFF"/>
+                <w:sz w:val="18"/>
+              </w:rPr>
+              <w:t>Net / Connection</w:t>
+            </w:r>
+          </w:p>
+        </w:tc>
+      </w:tr>
+      <w:tr>
+        <w:tc>
+          <w:tcPr>
+            <w:tcW w:type="dxa" w:w="2340"/>
+            <w:shd w:val="clear" w:color="auto" w:fill="FFFFFF"/>
+            <w:tcBorders>
+              <w:top w:val="single" w:sz="4" w:space="0" w:color="AAAAAA"/>
+              <w:bottom w:val="single" w:sz="4" w:space="0" w:color="AAAAAA"/>
+              <w:left w:val="single" w:sz="4" w:space="0" w:color="AAAAAA"/>
+              <w:right w:val="single" w:sz="4" w:space="0" w:color="AAAAAA"/>
+            </w:tcBorders>
+          </w:tcPr>
+          <w:p>
+            <w:r>
+              <w:rPr>
+                <w:b/>
+                <w:sz w:val="18"/>
+              </w:rPr>
+              <w:t>J2</w:t>
+            </w:r>
+          </w:p>
+        </w:tc>
+        <w:tc>
+          <w:tcPr>
+            <w:tcW w:type="dxa" w:w="2340"/>
+            <w:shd w:val="clear" w:color="auto" w:fill="FFFFFF"/>
+            <w:tcBorders>
+              <w:top w:val="single" w:sz="4" w:space="0" w:color="AAAAAA"/>
+              <w:bottom w:val="single" w:sz="4" w:space="0" w:color="AAAAAA"/>
+              <w:left w:val="single" w:sz="4" w:space="0" w:color="AAAAAA"/>
+              <w:right w:val="single" w:sz="4" w:space="0" w:color="AAAAAA"/>
+            </w:tcBorders>
+          </w:tcPr>
+          <w:p>
+            <w:r>
+              <w:rPr>
+                <w:sz w:val="18"/>
+              </w:rPr>
+              <w:t>11-pin 5.08mm</w:t>
+              <w:br/>
+              <w:t>LCSC C8463</w:t>
+            </w:r>
+          </w:p>
+        </w:tc>
+        <w:tc>
+          <w:tcPr>
+            <w:tcW w:type="dxa" w:w="2340"/>
+            <w:shd w:val="clear" w:color="auto" w:fill="FFFFFF"/>
+            <w:tcBorders>
+              <w:top w:val="single" w:sz="4" w:space="0" w:color="AAAAAA"/>
+              <w:bottom w:val="single" w:sz="4" w:space="0" w:color="AAAAAA"/>
+              <w:left w:val="single" w:sz="4" w:space="0" w:color="AAAAAA"/>
+              <w:right w:val="single" w:sz="4" w:space="0" w:color="AAAAAA"/>
+            </w:tcBorders>
+          </w:tcPr>
+          <w:p>
+            <w:r>
+              <w:rPr>
+                <w:sz w:val="18"/>
+              </w:rPr>
+              <w:t>Pin 1  AC_LINE</w:t>
+              <w:br/>
+              <w:t>Pin 2  AC_NEUTRAL</w:t>
+              <w:br/>
+              <w:t>Pin 3  VALVE_COM</w:t>
+              <w:br/>
+              <w:t>Pins 4-11  ZONE1-8</w:t>
+            </w:r>
+          </w:p>
+        </w:tc>
+        <w:tc>
+          <w:tcPr>
+            <w:tcW w:type="dxa" w:w="2340"/>
+            <w:shd w:val="clear" w:color="auto" w:fill="FFFFFF"/>
+            <w:tcBorders>
+              <w:top w:val="single" w:sz="4" w:space="0" w:color="AAAAAA"/>
+              <w:bottom w:val="single" w:sz="4" w:space="0" w:color="AAAAAA"/>
+              <w:left w:val="single" w:sz="4" w:space="0" w:color="AAAAAA"/>
+              <w:right w:val="single" w:sz="4" w:space="0" w:color="AAAAAA"/>
+            </w:tcBorders>
+          </w:tcPr>
+          <w:p>
+            <w:r>
+              <w:rPr>
+                <w:sz w:val="18"/>
+              </w:rPr>
+              <w:t>24VAC Line (via F1 to bridge rectifier)</w:t>
+              <w:br/>
+              <w:t>24VAC Neutral</w:t>
+              <w:br/>
+              <w:t>24VAC common for all solenoids</w:t>
+              <w:br/>
+              <w:t>K1-K8 NO contacts</w:t>
+            </w:r>
+          </w:p>
+        </w:tc>
+      </w:tr>
+    </w:tbl>
+    <w:p>
+      <w:pPr>
+        <w:ind w:left="360"/>
+      </w:pPr>
+      <w:r>
+        <w:rPr>
+          <w:b/>
+        </w:rPr>
+        <w:t xml:space="preserve">NOTE: </w:t>
+      </w:r>
+      <w:r>
+        <w:t>Pins 1-2 carry 24VAC -- maintain 1.0mm clearance from these pads to any low-voltage copper.</w:t>
+      </w:r>
+    </w:p>
+    <w:p>
+      <w:pPr>
+        <w:pStyle w:val="Heading1"/>
+      </w:pPr>
+      <w:r>
+        <w:t>4.  EasyEDA Schematic -- Step by Step</w:t>
+      </w:r>
+    </w:p>
+    <w:p>
+      <w:pPr>
+        <w:pStyle w:val="Heading2"/>
+      </w:pPr>
+      <w:r>
+        <w:t>4.1  New Project</w:t>
+      </w:r>
+    </w:p>
+    <w:p>
+      <w:pPr>
+        <w:pStyle w:val="ListBullet"/>
+      </w:pPr>
+      <w:r>
+        <w:t>Log in at easyeda.com -&gt; "New Project". Name it "SprinKlr8". Click "New Schematic".</w:t>
+      </w:r>
+    </w:p>
+    <w:p>
+      <w:pPr>
+        <w:pStyle w:val="ListBullet"/>
+      </w:pPr>
+      <w:r>
+        <w:t>Right-click canvas -&gt; "Document Properties" -&gt; set paper to A3 landscape.</w:t>
+      </w:r>
+    </w:p>
+    <w:p>
+      <w:pPr>
+        <w:pStyle w:val="ListBullet"/>
+      </w:pPr>
+      <w:r>
+        <w:t>Set grid to 2.54mm (100mil).</w:t>
+      </w:r>
+    </w:p>
+    <w:p>
+      <w:pPr>
+        <w:pStyle w:val="Heading2"/>
+      </w:pPr>
+      <w:r>
+        <w:t>4.2  Placing Components</w:t>
+      </w:r>
+    </w:p>
+    <w:p>
+      <w:r>
+        <w:t>Use "Place &gt; Search Part / Component" (Shift+F). Search by LCSC part number to get the exact symbol with footprint pre-assigned. Place every component in the table below before drawing any wires.</w:t>
       </w:r>
     </w:p>
     <w:p/>
@@ -4296,7 +6652,7 @@
                 <w:color w:val="FFFFFF"/>
                 <w:sz w:val="18"/>
               </w:rPr>
-              <w:t>ESP32 Signal</w:t>
+              <w:t>Qty</w:t>
             </w:r>
           </w:p>
         </w:tc>
@@ -4318,7 +6674,7 @@
                 <w:color w:val="FFFFFF"/>
                 <w:sz w:val="18"/>
               </w:rPr>
-              <w:t>Module Pin #</w:t>
+              <w:t>Component / Search Term</w:t>
             </w:r>
           </w:p>
         </w:tc>
@@ -4340,7 +6696,7 @@
                 <w:color w:val="FFFFFF"/>
                 <w:sz w:val="18"/>
               </w:rPr>
-              <w:t>Net Name</w:t>
+              <w:t>LCSC #</w:t>
             </w:r>
           </w:p>
         </w:tc>
@@ -4362,7 +6718,7 @@
                 <w:color w:val="FFFFFF"/>
                 <w:sz w:val="18"/>
               </w:rPr>
-              <w:t>Connection</w:t>
+              <w:t>Placement Tip</w:t>
             </w:r>
           </w:p>
         </w:tc>
@@ -4385,7 +6741,7 @@
                 <w:b/>
                 <w:sz w:val="18"/>
               </w:rPr>
-              <w:t>GND</w:t>
+              <w:t>1</w:t>
             </w:r>
           </w:p>
         </w:tc>
@@ -4405,7 +6761,7 @@
               <w:rPr>
                 <w:sz w:val="18"/>
               </w:rPr>
-              <w:t>1, 15, 38</w:t>
+              <w:t>ESP32-WROOM-32E</w:t>
             </w:r>
           </w:p>
         </w:tc>
@@ -4425,7 +6781,7 @@
               <w:rPr>
                 <w:sz w:val="18"/>
               </w:rPr>
-              <w:t>GND</w:t>
+              <w:t>C701341</w:t>
             </w:r>
           </w:p>
         </w:tc>
@@ -4445,7 +6801,7 @@
               <w:rPr>
                 <w:sz w:val="18"/>
               </w:rPr>
-              <w:t>Ground plane</w:t>
+              <w:t>Center of schematic -- most connections</w:t>
             </w:r>
           </w:p>
         </w:tc>
@@ -4468,7 +6824,7 @@
                 <w:b/>
                 <w:sz w:val="18"/>
               </w:rPr>
-              <w:t>3V3</w:t>
+              <w:t>1</w:t>
             </w:r>
           </w:p>
         </w:tc>
@@ -4488,7 +6844,7 @@
               <w:rPr>
                 <w:sz w:val="18"/>
               </w:rPr>
-              <w:t>2</w:t>
+              <w:t>CH340C</w:t>
             </w:r>
           </w:p>
         </w:tc>
@@ -4508,7 +6864,7 @@
               <w:rPr>
                 <w:sz w:val="18"/>
               </w:rPr>
-              <w:t>+3V3</w:t>
+              <w:t>C84681</w:t>
             </w:r>
           </w:p>
         </w:tc>
@@ -4528,7 +6884,7 @@
               <w:rPr>
                 <w:sz w:val="18"/>
               </w:rPr>
-              <w:t>+3V3 rail</w:t>
+              <w:t>Left of ESP32, near USB-C connector</w:t>
             </w:r>
           </w:p>
         </w:tc>
@@ -4551,7 +6907,7 @@
                 <w:b/>
                 <w:sz w:val="18"/>
               </w:rPr>
-              <w:t>EN</w:t>
+              <w:t>1</w:t>
             </w:r>
           </w:p>
         </w:tc>
@@ -4571,7 +6927,7 @@
               <w:rPr>
                 <w:sz w:val="18"/>
               </w:rPr>
-              <w:t>3</w:t>
+              <w:t>AMS1117-3.3</w:t>
             </w:r>
           </w:p>
         </w:tc>
@@ -4591,7 +6947,7 @@
               <w:rPr>
                 <w:sz w:val="18"/>
               </w:rPr>
-              <w:t>ESP_EN</w:t>
+              <w:t>C6186</w:t>
             </w:r>
           </w:p>
         </w:tc>
@@ -4611,7 +6967,7 @@
               <w:rPr>
                 <w:sz w:val="18"/>
               </w:rPr>
-              <w:t>R_EN (10k to +3V3), T1 collector, SW2</w:t>
+              <w:t>After buck output, near ESP32 3V3 pin</w:t>
             </w:r>
           </w:p>
         </w:tc>
@@ -4634,7 +6990,7 @@
                 <w:b/>
                 <w:sz w:val="18"/>
               </w:rPr>
-              <w:t>GPIO0</w:t>
+              <w:t>1</w:t>
             </w:r>
           </w:p>
         </w:tc>
@@ -4654,7 +7010,7 @@
               <w:rPr>
                 <w:sz w:val="18"/>
               </w:rPr>
-              <w:t>25</w:t>
+              <w:t>LM2596S-5.0</w:t>
             </w:r>
           </w:p>
         </w:tc>
@@ -4674,7 +7030,7 @@
               <w:rPr>
                 <w:sz w:val="18"/>
               </w:rPr>
-              <w:t>ESP_BOOT</w:t>
+              <w:t>C347553</w:t>
             </w:r>
           </w:p>
         </w:tc>
@@ -4694,7 +7050,7 @@
               <w:rPr>
                 <w:sz w:val="18"/>
               </w:rPr>
-              <w:t>R_BOOT (10k to +3V3), T2 collector, SW1</w:t>
+              <w:t>Top-left -- power supply sub-circuit</w:t>
             </w:r>
           </w:p>
         </w:tc>
@@ -4717,7 +7073,7 @@
                 <w:b/>
                 <w:sz w:val="18"/>
               </w:rPr>
-              <w:t>GPIO1 (TXD0)</w:t>
+              <w:t>1</w:t>
             </w:r>
           </w:p>
         </w:tc>
@@ -4737,7 +7093,7 @@
               <w:rPr>
                 <w:sz w:val="18"/>
               </w:rPr>
-              <w:t>35</w:t>
+              <w:t>MB10F bridge rectifier</w:t>
             </w:r>
           </w:p>
         </w:tc>
@@ -4757,7 +7113,7 @@
               <w:rPr>
                 <w:sz w:val="18"/>
               </w:rPr>
-              <w:t>ESP_TX0</w:t>
+              <w:t>C94085</w:t>
             </w:r>
           </w:p>
         </w:tc>
@@ -4777,7 +7133,7 @@
               <w:rPr>
                 <w:sz w:val="18"/>
               </w:rPr>
-              <w:t>CH340C RXD</w:t>
+              <w:t>Near J2 terminal, before LM2596S-5.0 input</w:t>
             </w:r>
           </w:p>
         </w:tc>
@@ -4800,7 +7156,7 @@
                 <w:b/>
                 <w:sz w:val="18"/>
               </w:rPr>
-              <w:t>GPIO3 (RXD0)</w:t>
+              <w:t>1</w:t>
             </w:r>
           </w:p>
         </w:tc>
@@ -4820,7 +7176,7 @@
               <w:rPr>
                 <w:sz w:val="18"/>
               </w:rPr>
-              <w:t>34</w:t>
+              <w:t>ULN2803A SOP-18</w:t>
             </w:r>
           </w:p>
         </w:tc>
@@ -4840,7 +7196,7 @@
               <w:rPr>
                 <w:sz w:val="18"/>
               </w:rPr>
-              <w:t>ESP_RX0</w:t>
+              <w:t>C5840</w:t>
             </w:r>
           </w:p>
         </w:tc>
@@ -4860,7 +7216,7 @@
               <w:rPr>
                 <w:sz w:val="18"/>
               </w:rPr>
-              <w:t>CH340C TXD</w:t>
+              <w:t>Right of ESP32 -- relay interface block</w:t>
             </w:r>
           </w:p>
         </w:tc>
@@ -4883,7 +7239,7 @@
                 <w:b/>
                 <w:sz w:val="18"/>
               </w:rPr>
-              <w:t>GPIO12</w:t>
+              <w:t>8</w:t>
             </w:r>
           </w:p>
         </w:tc>
@@ -4903,7 +7259,7 @@
               <w:rPr>
                 <w:sz w:val="18"/>
               </w:rPr>
-              <w:t>14</w:t>
+              <w:t>HF46F-G/5-HS1</w:t>
             </w:r>
           </w:p>
         </w:tc>
@@ -4923,7 +7279,7 @@
               <w:rPr>
                 <w:sz w:val="18"/>
               </w:rPr>
-              <w:t>ZONE8</w:t>
+              <w:t>C165255</w:t>
             </w:r>
           </w:p>
         </w:tc>
@@ -4943,7 +7299,7 @@
               <w:rPr>
                 <w:sz w:val="18"/>
               </w:rPr>
-              <w:t>CRITICAL: 10k-ohm pull-DOWN to GND (R12). Then to ULN2803A IN8. Must be LOW at boot!</w:t>
+              <w:t>Far right in a column -- relay bank</w:t>
             </w:r>
           </w:p>
         </w:tc>
@@ -4966,7 +7322,7 @@
                 <w:b/>
                 <w:sz w:val="18"/>
               </w:rPr>
-              <w:t>GPIO13</w:t>
+              <w:t>1</w:t>
             </w:r>
           </w:p>
         </w:tc>
@@ -4986,7 +7342,7 @@
               <w:rPr>
                 <w:sz w:val="18"/>
               </w:rPr>
-              <w:t>16</w:t>
+              <w:t>USB-C 16-pin SMD</w:t>
             </w:r>
           </w:p>
         </w:tc>
@@ -5006,7 +7362,7 @@
               <w:rPr>
                 <w:sz w:val="18"/>
               </w:rPr>
-              <w:t>ZONE7</w:t>
+              <w:t>C165948</w:t>
             </w:r>
           </w:p>
         </w:tc>
@@ -5026,7 +7382,7 @@
               <w:rPr>
                 <w:sz w:val="18"/>
               </w:rPr>
-              <w:t>-&gt; ULN2803A IN7</w:t>
+              <w:t>Top-left, VBUS feeds D12 Schottky into 5V rail</w:t>
             </w:r>
           </w:p>
         </w:tc>
@@ -5049,7 +7405,7 @@
                 <w:b/>
                 <w:sz w:val="18"/>
               </w:rPr>
-              <w:t>GPIO14</w:t>
+              <w:t>1</w:t>
             </w:r>
           </w:p>
         </w:tc>
@@ -5069,7 +7425,7 @@
               <w:rPr>
                 <w:sz w:val="18"/>
               </w:rPr>
-              <w:t>13</w:t>
+              <w:t>SS14 Schottky SOD-123</w:t>
             </w:r>
           </w:p>
         </w:tc>
@@ -5089,7 +7445,7 @@
               <w:rPr>
                 <w:sz w:val="18"/>
               </w:rPr>
-              <w:t>ZONE6</w:t>
+              <w:t>C2837435</w:t>
             </w:r>
           </w:p>
         </w:tc>
@@ -5109,7 +7465,7 @@
               <w:rPr>
                 <w:sz w:val="18"/>
               </w:rPr>
-              <w:t>-&gt; ULN2803A IN6</w:t>
+              <w:t>Between USB-C VBUS and +5V_RAIL</w:t>
             </w:r>
           </w:p>
         </w:tc>
@@ -5132,7 +7488,7 @@
                 <w:b/>
                 <w:sz w:val="18"/>
               </w:rPr>
-              <w:t>GPIO23</w:t>
+              <w:t>1</w:t>
             </w:r>
           </w:p>
         </w:tc>
@@ -5152,7 +7508,7 @@
               <w:rPr>
                 <w:sz w:val="18"/>
               </w:rPr>
-              <w:t>37</w:t>
+              <w:t>1N5819 SOD-123</w:t>
             </w:r>
           </w:p>
         </w:tc>
@@ -5172,7 +7528,7 @@
               <w:rPr>
                 <w:sz w:val="18"/>
               </w:rPr>
-              <w:t>LED_STATUS</w:t>
+              <w:t>C191023</w:t>
             </w:r>
           </w:p>
         </w:tc>
@@ -5192,7 +7548,7 @@
               <w:rPr>
                 <w:sz w:val="18"/>
               </w:rPr>
-              <w:t>R_LED (330-ohm 0402) -&gt; LED_STATUS anode -&gt; GND</w:t>
+              <w:t>Adjacent to LM2596S-5.0 SW_NODE -- catch diode</w:t>
             </w:r>
           </w:p>
         </w:tc>
@@ -5215,7 +7571,7 @@
                 <w:b/>
                 <w:sz w:val="18"/>
               </w:rPr>
-              <w:t>GPIO25</w:t>
+              <w:t>1</w:t>
             </w:r>
           </w:p>
         </w:tc>
@@ -5235,7 +7591,7 @@
               <w:rPr>
                 <w:sz w:val="18"/>
               </w:rPr>
-              <w:t>10</w:t>
+              <w:t>100uH SMD inductor</w:t>
             </w:r>
           </w:p>
         </w:tc>
@@ -5255,7 +7611,7 @@
               <w:rPr>
                 <w:sz w:val="18"/>
               </w:rPr>
-              <w:t>ZONE3</w:t>
+              <w:t>C408444</w:t>
             </w:r>
           </w:p>
         </w:tc>
@@ -5275,7 +7631,7 @@
               <w:rPr>
                 <w:sz w:val="18"/>
               </w:rPr>
-              <w:t>-&gt; ULN2803A IN3</w:t>
+              <w:t>Adjacent to LM2596S-5.0 output -- buck filter</w:t>
             </w:r>
           </w:p>
         </w:tc>
@@ -5298,7 +7654,7 @@
                 <w:b/>
                 <w:sz w:val="18"/>
               </w:rPr>
-              <w:t>GPIO26</w:t>
+              <w:t>1</w:t>
             </w:r>
           </w:p>
         </w:tc>
@@ -5318,7 +7674,7 @@
               <w:rPr>
                 <w:sz w:val="18"/>
               </w:rPr>
-              <w:t>11</w:t>
+              <w:t>5x20mm PCB fuse holder</w:t>
             </w:r>
           </w:p>
         </w:tc>
@@ -5338,7 +7694,7 @@
               <w:rPr>
                 <w:sz w:val="18"/>
               </w:rPr>
-              <w:t>ZONE4</w:t>
+              <w:t>C2897491</w:t>
             </w:r>
           </w:p>
         </w:tc>
@@ -5358,7 +7714,7 @@
               <w:rPr>
                 <w:sz w:val="18"/>
               </w:rPr>
-              <w:t>-&gt; ULN2803A IN4</w:t>
+              <w:t>On AC_LINE between J2 Pin 1 and MB10F AC1</w:t>
             </w:r>
           </w:p>
         </w:tc>
@@ -5381,7 +7737,7 @@
                 <w:b/>
                 <w:sz w:val="18"/>
               </w:rPr>
-              <w:t>GPIO27</w:t>
+              <w:t>2</w:t>
             </w:r>
           </w:p>
         </w:tc>
@@ -5401,7 +7757,7 @@
               <w:rPr>
                 <w:sz w:val="18"/>
               </w:rPr>
-              <w:t>12</w:t>
+              <w:t>MMBT3904 SOT-23</w:t>
             </w:r>
           </w:p>
         </w:tc>
@@ -5421,7 +7777,7 @@
               <w:rPr>
                 <w:sz w:val="18"/>
               </w:rPr>
-              <w:t>ZONE5</w:t>
+              <w:t>C20526</w:t>
             </w:r>
           </w:p>
         </w:tc>
@@ -5441,7 +7797,7 @@
               <w:rPr>
                 <w:sz w:val="18"/>
               </w:rPr>
-              <w:t>-&gt; ULN2803A IN5</w:t>
+              <w:t>Between CH340C DTR/RTS and ESP32 EN/GPIO0</w:t>
             </w:r>
           </w:p>
         </w:tc>
@@ -5464,7 +7820,7 @@
                 <w:b/>
                 <w:sz w:val="18"/>
               </w:rPr>
-              <w:t>GPIO32</w:t>
+              <w:t>2</w:t>
             </w:r>
           </w:p>
         </w:tc>
@@ -5484,7 +7840,7 @@
               <w:rPr>
                 <w:sz w:val="18"/>
               </w:rPr>
-              <w:t>8</w:t>
+              <w:t>Tact switch 3x4mm SMD</w:t>
             </w:r>
           </w:p>
         </w:tc>
@@ -5504,7 +7860,7 @@
               <w:rPr>
                 <w:sz w:val="18"/>
               </w:rPr>
-              <w:t>ZONE1</w:t>
+              <w:t>C318884</w:t>
             </w:r>
           </w:p>
         </w:tc>
@@ -5524,7 +7880,7 @@
               <w:rPr>
                 <w:sz w:val="18"/>
               </w:rPr>
-              <w:t>-&gt; ULN2803A IN1</w:t>
+              <w:t>Near ESP32 EN and GPIO0</w:t>
             </w:r>
           </w:p>
         </w:tc>
@@ -5547,7 +7903,7 @@
                 <w:b/>
                 <w:sz w:val="18"/>
               </w:rPr>
-              <w:t>GPIO33</w:t>
+              <w:t>1</w:t>
             </w:r>
           </w:p>
         </w:tc>
@@ -5567,7 +7923,7 @@
               <w:rPr>
                 <w:sz w:val="18"/>
               </w:rPr>
-              <w:t>9</w:t>
+              <w:t>11-pin 5.08mm terminal</w:t>
             </w:r>
           </w:p>
         </w:tc>
@@ -5587,7 +7943,7 @@
               <w:rPr>
                 <w:sz w:val="18"/>
               </w:rPr>
-              <w:t>ZONE2</w:t>
+              <w:t>C8463</w:t>
             </w:r>
           </w:p>
         </w:tc>
@@ -5607,7 +7963,7 @@
               <w:rPr>
                 <w:sz w:val="18"/>
               </w:rPr>
-              <w:t>-&gt; ULN2803A IN2</w:t>
+              <w:t>Right edge -- all field connections</w:t>
             </w:r>
           </w:p>
         </w:tc>
@@ -5630,7 +7986,7 @@
                 <w:b/>
                 <w:sz w:val="18"/>
               </w:rPr>
-              <w:t>All others</w:t>
+              <w:t>1</w:t>
             </w:r>
           </w:p>
         </w:tc>
@@ -5650,7 +8006,7 @@
               <w:rPr>
                 <w:sz w:val="18"/>
               </w:rPr>
-              <w:t>--</w:t>
+              <w:t>470uF 50V electrolytic</w:t>
             </w:r>
           </w:p>
         </w:tc>
@@ -5670,7 +8026,7 @@
               <w:rPr>
                 <w:sz w:val="18"/>
               </w:rPr>
-              <w:t>NC</w:t>
+              <w:t>C176680</w:t>
             </w:r>
           </w:p>
         </w:tc>
@@ -5690,133 +8046,7 @@
               <w:rPr>
                 <w:sz w:val="18"/>
               </w:rPr>
-              <w:t>Leave unconnected (no stub traces -- keep pads but no wire)</w:t>
-            </w:r>
-          </w:p>
-        </w:tc>
-      </w:tr>
-    </w:tbl>
-    <w:p>
-      <w:pPr>
-        <w:ind w:left="360"/>
-      </w:pPr>
-      <w:r>
-        <w:rPr>
-          <w:b/>
-          <w:color w:val="C00000"/>
-        </w:rPr>
-        <w:t xml:space="preserve">WARNING: </w:t>
-      </w:r>
-      <w:r>
-        <w:t>GPIO12 MUST have a 10k-ohm pull-down resistor to GND. This is an ESP32 strapping pin that must read LOW at boot. If it floats HIGH, the chip will fail to boot or flash. This is the most common mistake in ESP32 custom board designs.</w:t>
-      </w:r>
-    </w:p>
-    <w:p>
-      <w:pPr>
-        <w:pStyle w:val="Heading2"/>
-      </w:pPr>
-      <w:r>
-        <w:t>3.5  Relay Driver (ULN2803A)</w:t>
-      </w:r>
-    </w:p>
-    <w:tbl>
-      <w:tblPr>
-        <w:tblStyle w:val="TableGrid"/>
-        <w:tblW w:type="auto" w:w="0"/>
-        <w:tblLook w:firstColumn="1" w:firstRow="1" w:lastColumn="0" w:lastRow="0" w:noHBand="0" w:noVBand="1" w:val="04A0"/>
-      </w:tblPr>
-      <w:tblGrid>
-        <w:gridCol w:w="2340"/>
-        <w:gridCol w:w="2340"/>
-        <w:gridCol w:w="2340"/>
-        <w:gridCol w:w="2340"/>
-      </w:tblGrid>
-      <w:tr>
-        <w:tc>
-          <w:tcPr>
-            <w:tcW w:type="dxa" w:w="2340"/>
-            <w:shd w:val="clear" w:color="auto" w:fill="1F497D"/>
-            <w:tcBorders>
-              <w:top w:val="single" w:sz="4" w:space="0" w:color="AAAAAA"/>
-              <w:bottom w:val="single" w:sz="4" w:space="0" w:color="AAAAAA"/>
-              <w:left w:val="single" w:sz="4" w:space="0" w:color="AAAAAA"/>
-              <w:right w:val="single" w:sz="4" w:space="0" w:color="AAAAAA"/>
-            </w:tcBorders>
-          </w:tcPr>
-          <w:p>
-            <w:r>
-              <w:rPr>
-                <w:b/>
-                <w:color w:val="FFFFFF"/>
-                <w:sz w:val="18"/>
-              </w:rPr>
-              <w:t>Ref</w:t>
-            </w:r>
-          </w:p>
-        </w:tc>
-        <w:tc>
-          <w:tcPr>
-            <w:tcW w:type="dxa" w:w="2340"/>
-            <w:shd w:val="clear" w:color="auto" w:fill="1F497D"/>
-            <w:tcBorders>
-              <w:top w:val="single" w:sz="4" w:space="0" w:color="AAAAAA"/>
-              <w:bottom w:val="single" w:sz="4" w:space="0" w:color="AAAAAA"/>
-              <w:left w:val="single" w:sz="4" w:space="0" w:color="AAAAAA"/>
-              <w:right w:val="single" w:sz="4" w:space="0" w:color="AAAAAA"/>
-            </w:tcBorders>
-          </w:tcPr>
-          <w:p>
-            <w:r>
-              <w:rPr>
-                <w:b/>
-                <w:color w:val="FFFFFF"/>
-                <w:sz w:val="18"/>
-              </w:rPr>
-              <w:t>Component</w:t>
-            </w:r>
-          </w:p>
-        </w:tc>
-        <w:tc>
-          <w:tcPr>
-            <w:tcW w:type="dxa" w:w="2340"/>
-            <w:shd w:val="clear" w:color="auto" w:fill="1F497D"/>
-            <w:tcBorders>
-              <w:top w:val="single" w:sz="4" w:space="0" w:color="AAAAAA"/>
-              <w:bottom w:val="single" w:sz="4" w:space="0" w:color="AAAAAA"/>
-              <w:left w:val="single" w:sz="4" w:space="0" w:color="AAAAAA"/>
-              <w:right w:val="single" w:sz="4" w:space="0" w:color="AAAAAA"/>
-            </w:tcBorders>
-          </w:tcPr>
-          <w:p>
-            <w:r>
-              <w:rPr>
-                <w:b/>
-                <w:color w:val="FFFFFF"/>
-                <w:sz w:val="18"/>
-              </w:rPr>
-              <w:t>Pin / Signal</w:t>
-            </w:r>
-          </w:p>
-        </w:tc>
-        <w:tc>
-          <w:tcPr>
-            <w:tcW w:type="dxa" w:w="2340"/>
-            <w:shd w:val="clear" w:color="auto" w:fill="1F497D"/>
-            <w:tcBorders>
-              <w:top w:val="single" w:sz="4" w:space="0" w:color="AAAAAA"/>
-              <w:bottom w:val="single" w:sz="4" w:space="0" w:color="AAAAAA"/>
-              <w:left w:val="single" w:sz="4" w:space="0" w:color="AAAAAA"/>
-              <w:right w:val="single" w:sz="4" w:space="0" w:color="AAAAAA"/>
-            </w:tcBorders>
-          </w:tcPr>
-          <w:p>
-            <w:r>
-              <w:rPr>
-                <w:b/>
-                <w:color w:val="FFFFFF"/>
-                <w:sz w:val="18"/>
-              </w:rPr>
-              <w:t>Net / Connection</w:t>
+              <w:t>Rectifier bulk cap -- adjacent to MB10F + output</w:t>
             </w:r>
           </w:p>
         </w:tc>
@@ -5839,7 +8069,7 @@
                 <w:b/>
                 <w:sz w:val="18"/>
               </w:rPr>
-              <w:t>U3</w:t>
+              <w:t>1</w:t>
             </w:r>
           </w:p>
         </w:tc>
@@ -5859,9 +8089,7 @@
               <w:rPr>
                 <w:sz w:val="18"/>
               </w:rPr>
-              <w:t>ULN2803A SOP-18</w:t>
-              <w:br/>
-              <w:t>LCSC C5840</w:t>
+              <w:t>220uF 10V electrolytic SMD</w:t>
             </w:r>
           </w:p>
         </w:tc>
@@ -5881,27 +8109,7 @@
               <w:rPr>
                 <w:sz w:val="18"/>
               </w:rPr>
-              <w:t>IN1 (pin 1)</w:t>
-              <w:br/>
-              <w:t>IN2 (pin 2)</w:t>
-              <w:br/>
-              <w:t>IN3 (pin 3)</w:t>
-              <w:br/>
-              <w:t>IN4 (pin 4)</w:t>
-              <w:br/>
-              <w:t>IN5 (pin 5)</w:t>
-              <w:br/>
-              <w:t>IN6 (pin 6)</w:t>
-              <w:br/>
-              <w:t>IN7 (pin 7)</w:t>
-              <w:br/>
-              <w:t>IN8 (pin 8)</w:t>
-              <w:br/>
-              <w:t>OUT1-8 (pins 11-18)</w:t>
-              <w:br/>
-              <w:t>COM (pin 10)</w:t>
-              <w:br/>
-              <w:t>GND (pin 9)</w:t>
+              <w:t>C176672</w:t>
             </w:r>
           </w:p>
         </w:tc>
@@ -5921,27 +8129,671 @@
               <w:rPr>
                 <w:sz w:val="18"/>
               </w:rPr>
-              <w:t>ZONE1 (GPIO32)</w:t>
-              <w:br/>
-              <w:t>ZONE2 (GPIO33)</w:t>
-              <w:br/>
-              <w:t>ZONE3 (GPIO25)</w:t>
-              <w:br/>
-              <w:t>ZONE4 (GPIO26)</w:t>
-              <w:br/>
-              <w:t>ZONE5 (GPIO27)</w:t>
-              <w:br/>
-              <w:t>ZONE6 (GPIO14)</w:t>
-              <w:br/>
-              <w:t>ZONE7 (GPIO13)</w:t>
-              <w:br/>
-              <w:t>ZONE8 (GPIO12 with pull-down)</w:t>
-              <w:br/>
-              <w:t>RLY1_COIL_N through RLY8_COIL_N</w:t>
-              <w:br/>
-              <w:t>+5V_RAIL -- flyback diode clamp (MUST connect to relay coil supply)</w:t>
-              <w:br/>
-              <w:t>GND</w:t>
+              <w:t>Buck output filter cap -- adjacent to U5 output</w:t>
+            </w:r>
+          </w:p>
+        </w:tc>
+      </w:tr>
+      <w:tr>
+        <w:tc>
+          <w:tcPr>
+            <w:tcW w:type="dxa" w:w="2340"/>
+            <w:shd w:val="clear" w:color="auto" w:fill="F2F2F2"/>
+            <w:tcBorders>
+              <w:top w:val="single" w:sz="4" w:space="0" w:color="AAAAAA"/>
+              <w:bottom w:val="single" w:sz="4" w:space="0" w:color="AAAAAA"/>
+              <w:left w:val="single" w:sz="4" w:space="0" w:color="AAAAAA"/>
+              <w:right w:val="single" w:sz="4" w:space="0" w:color="AAAAAA"/>
+            </w:tcBorders>
+          </w:tcPr>
+          <w:p>
+            <w:r>
+              <w:rPr>
+                <w:b/>
+                <w:sz w:val="18"/>
+              </w:rPr>
+              <w:t>4</w:t>
+            </w:r>
+          </w:p>
+        </w:tc>
+        <w:tc>
+          <w:tcPr>
+            <w:tcW w:type="dxa" w:w="2340"/>
+            <w:shd w:val="clear" w:color="auto" w:fill="F2F2F2"/>
+            <w:tcBorders>
+              <w:top w:val="single" w:sz="4" w:space="0" w:color="AAAAAA"/>
+              <w:bottom w:val="single" w:sz="4" w:space="0" w:color="AAAAAA"/>
+              <w:left w:val="single" w:sz="4" w:space="0" w:color="AAAAAA"/>
+              <w:right w:val="single" w:sz="4" w:space="0" w:color="AAAAAA"/>
+            </w:tcBorders>
+          </w:tcPr>
+          <w:p>
+            <w:r>
+              <w:rPr>
+                <w:sz w:val="18"/>
+              </w:rPr>
+              <w:t>100nF 0402 MLCC</w:t>
+            </w:r>
+          </w:p>
+        </w:tc>
+        <w:tc>
+          <w:tcPr>
+            <w:tcW w:type="dxa" w:w="2340"/>
+            <w:shd w:val="clear" w:color="auto" w:fill="F2F2F2"/>
+            <w:tcBorders>
+              <w:top w:val="single" w:sz="4" w:space="0" w:color="AAAAAA"/>
+              <w:bottom w:val="single" w:sz="4" w:space="0" w:color="AAAAAA"/>
+              <w:left w:val="single" w:sz="4" w:space="0" w:color="AAAAAA"/>
+              <w:right w:val="single" w:sz="4" w:space="0" w:color="AAAAAA"/>
+            </w:tcBorders>
+          </w:tcPr>
+          <w:p>
+            <w:r>
+              <w:rPr>
+                <w:sz w:val="18"/>
+              </w:rPr>
+              <w:t>C1525</w:t>
+            </w:r>
+          </w:p>
+        </w:tc>
+        <w:tc>
+          <w:tcPr>
+            <w:tcW w:type="dxa" w:w="2340"/>
+            <w:shd w:val="clear" w:color="auto" w:fill="F2F2F2"/>
+            <w:tcBorders>
+              <w:top w:val="single" w:sz="4" w:space="0" w:color="AAAAAA"/>
+              <w:bottom w:val="single" w:sz="4" w:space="0" w:color="AAAAAA"/>
+              <w:left w:val="single" w:sz="4" w:space="0" w:color="AAAAAA"/>
+              <w:right w:val="single" w:sz="4" w:space="0" w:color="AAAAAA"/>
+            </w:tcBorders>
+          </w:tcPr>
+          <w:p>
+            <w:r>
+              <w:rPr>
+                <w:sz w:val="18"/>
+              </w:rPr>
+              <w:t>Decoupling -- place within 1mm of VCC pin on each IC</w:t>
+            </w:r>
+          </w:p>
+        </w:tc>
+      </w:tr>
+      <w:tr>
+        <w:tc>
+          <w:tcPr>
+            <w:tcW w:type="dxa" w:w="2340"/>
+            <w:shd w:val="clear" w:color="auto" w:fill="FFFFFF"/>
+            <w:tcBorders>
+              <w:top w:val="single" w:sz="4" w:space="0" w:color="AAAAAA"/>
+              <w:bottom w:val="single" w:sz="4" w:space="0" w:color="AAAAAA"/>
+              <w:left w:val="single" w:sz="4" w:space="0" w:color="AAAAAA"/>
+              <w:right w:val="single" w:sz="4" w:space="0" w:color="AAAAAA"/>
+            </w:tcBorders>
+          </w:tcPr>
+          <w:p>
+            <w:r>
+              <w:rPr>
+                <w:b/>
+                <w:sz w:val="18"/>
+              </w:rPr>
+              <w:t>8</w:t>
+            </w:r>
+          </w:p>
+        </w:tc>
+        <w:tc>
+          <w:tcPr>
+            <w:tcW w:type="dxa" w:w="2340"/>
+            <w:shd w:val="clear" w:color="auto" w:fill="FFFFFF"/>
+            <w:tcBorders>
+              <w:top w:val="single" w:sz="4" w:space="0" w:color="AAAAAA"/>
+              <w:bottom w:val="single" w:sz="4" w:space="0" w:color="AAAAAA"/>
+              <w:left w:val="single" w:sz="4" w:space="0" w:color="AAAAAA"/>
+              <w:right w:val="single" w:sz="4" w:space="0" w:color="AAAAAA"/>
+            </w:tcBorders>
+          </w:tcPr>
+          <w:p>
+            <w:r>
+              <w:rPr>
+                <w:sz w:val="18"/>
+              </w:rPr>
+              <w:t>1k-ohm 0402</w:t>
+            </w:r>
+          </w:p>
+        </w:tc>
+        <w:tc>
+          <w:tcPr>
+            <w:tcW w:type="dxa" w:w="2340"/>
+            <w:shd w:val="clear" w:color="auto" w:fill="FFFFFF"/>
+            <w:tcBorders>
+              <w:top w:val="single" w:sz="4" w:space="0" w:color="AAAAAA"/>
+              <w:bottom w:val="single" w:sz="4" w:space="0" w:color="AAAAAA"/>
+              <w:left w:val="single" w:sz="4" w:space="0" w:color="AAAAAA"/>
+              <w:right w:val="single" w:sz="4" w:space="0" w:color="AAAAAA"/>
+            </w:tcBorders>
+          </w:tcPr>
+          <w:p>
+            <w:r>
+              <w:rPr>
+                <w:sz w:val="18"/>
+              </w:rPr>
+              <w:t>C11702</w:t>
+            </w:r>
+          </w:p>
+        </w:tc>
+        <w:tc>
+          <w:tcPr>
+            <w:tcW w:type="dxa" w:w="2340"/>
+            <w:shd w:val="clear" w:color="auto" w:fill="FFFFFF"/>
+            <w:tcBorders>
+              <w:top w:val="single" w:sz="4" w:space="0" w:color="AAAAAA"/>
+              <w:bottom w:val="single" w:sz="4" w:space="0" w:color="AAAAAA"/>
+              <w:left w:val="single" w:sz="4" w:space="0" w:color="AAAAAA"/>
+              <w:right w:val="single" w:sz="4" w:space="0" w:color="AAAAAA"/>
+            </w:tcBorders>
+          </w:tcPr>
+          <w:p>
+            <w:r>
+              <w:rPr>
+                <w:sz w:val="18"/>
+              </w:rPr>
+              <w:t>R1-R8 zone GPIO drive -- between ESP32 GPIOs and ULN2803A inputs</w:t>
+            </w:r>
+          </w:p>
+        </w:tc>
+      </w:tr>
+      <w:tr>
+        <w:tc>
+          <w:tcPr>
+            <w:tcW w:type="dxa" w:w="2340"/>
+            <w:shd w:val="clear" w:color="auto" w:fill="F2F2F2"/>
+            <w:tcBorders>
+              <w:top w:val="single" w:sz="4" w:space="0" w:color="AAAAAA"/>
+              <w:bottom w:val="single" w:sz="4" w:space="0" w:color="AAAAAA"/>
+              <w:left w:val="single" w:sz="4" w:space="0" w:color="AAAAAA"/>
+              <w:right w:val="single" w:sz="4" w:space="0" w:color="AAAAAA"/>
+            </w:tcBorders>
+          </w:tcPr>
+          <w:p>
+            <w:r>
+              <w:rPr>
+                <w:b/>
+                <w:sz w:val="18"/>
+              </w:rPr>
+              <w:t>5</w:t>
+            </w:r>
+          </w:p>
+        </w:tc>
+        <w:tc>
+          <w:tcPr>
+            <w:tcW w:type="dxa" w:w="2340"/>
+            <w:shd w:val="clear" w:color="auto" w:fill="F2F2F2"/>
+            <w:tcBorders>
+              <w:top w:val="single" w:sz="4" w:space="0" w:color="AAAAAA"/>
+              <w:bottom w:val="single" w:sz="4" w:space="0" w:color="AAAAAA"/>
+              <w:left w:val="single" w:sz="4" w:space="0" w:color="AAAAAA"/>
+              <w:right w:val="single" w:sz="4" w:space="0" w:color="AAAAAA"/>
+            </w:tcBorders>
+          </w:tcPr>
+          <w:p>
+            <w:r>
+              <w:rPr>
+                <w:sz w:val="18"/>
+              </w:rPr>
+              <w:t>10k-ohm 0402</w:t>
+            </w:r>
+          </w:p>
+        </w:tc>
+        <w:tc>
+          <w:tcPr>
+            <w:tcW w:type="dxa" w:w="2340"/>
+            <w:shd w:val="clear" w:color="auto" w:fill="F2F2F2"/>
+            <w:tcBorders>
+              <w:top w:val="single" w:sz="4" w:space="0" w:color="AAAAAA"/>
+              <w:bottom w:val="single" w:sz="4" w:space="0" w:color="AAAAAA"/>
+              <w:left w:val="single" w:sz="4" w:space="0" w:color="AAAAAA"/>
+              <w:right w:val="single" w:sz="4" w:space="0" w:color="AAAAAA"/>
+            </w:tcBorders>
+          </w:tcPr>
+          <w:p>
+            <w:r>
+              <w:rPr>
+                <w:sz w:val="18"/>
+              </w:rPr>
+              <w:t>C25804</w:t>
+            </w:r>
+          </w:p>
+        </w:tc>
+        <w:tc>
+          <w:tcPr>
+            <w:tcW w:type="dxa" w:w="2340"/>
+            <w:shd w:val="clear" w:color="auto" w:fill="F2F2F2"/>
+            <w:tcBorders>
+              <w:top w:val="single" w:sz="4" w:space="0" w:color="AAAAAA"/>
+              <w:bottom w:val="single" w:sz="4" w:space="0" w:color="AAAAAA"/>
+              <w:left w:val="single" w:sz="4" w:space="0" w:color="AAAAAA"/>
+              <w:right w:val="single" w:sz="4" w:space="0" w:color="AAAAAA"/>
+            </w:tcBorders>
+          </w:tcPr>
+          <w:p>
+            <w:r>
+              <w:rPr>
+                <w:sz w:val="18"/>
+              </w:rPr>
+              <w:t>R17-R21: EN/BOOT pull-ups, GPIO12 pull-down, DTR/RTS base</w:t>
+            </w:r>
+          </w:p>
+        </w:tc>
+      </w:tr>
+      <w:tr>
+        <w:tc>
+          <w:tcPr>
+            <w:tcW w:type="dxa" w:w="2340"/>
+            <w:shd w:val="clear" w:color="auto" w:fill="FFFFFF"/>
+            <w:tcBorders>
+              <w:top w:val="single" w:sz="4" w:space="0" w:color="AAAAAA"/>
+              <w:bottom w:val="single" w:sz="4" w:space="0" w:color="AAAAAA"/>
+              <w:left w:val="single" w:sz="4" w:space="0" w:color="AAAAAA"/>
+              <w:right w:val="single" w:sz="4" w:space="0" w:color="AAAAAA"/>
+            </w:tcBorders>
+          </w:tcPr>
+          <w:p>
+            <w:r>
+              <w:rPr>
+                <w:b/>
+                <w:sz w:val="18"/>
+              </w:rPr>
+              <w:t>2</w:t>
+            </w:r>
+          </w:p>
+        </w:tc>
+        <w:tc>
+          <w:tcPr>
+            <w:tcW w:type="dxa" w:w="2340"/>
+            <w:shd w:val="clear" w:color="auto" w:fill="FFFFFF"/>
+            <w:tcBorders>
+              <w:top w:val="single" w:sz="4" w:space="0" w:color="AAAAAA"/>
+              <w:bottom w:val="single" w:sz="4" w:space="0" w:color="AAAAAA"/>
+              <w:left w:val="single" w:sz="4" w:space="0" w:color="AAAAAA"/>
+              <w:right w:val="single" w:sz="4" w:space="0" w:color="AAAAAA"/>
+            </w:tcBorders>
+          </w:tcPr>
+          <w:p>
+            <w:r>
+              <w:rPr>
+                <w:sz w:val="18"/>
+              </w:rPr>
+              <w:t>5.1k-ohm 0402</w:t>
+            </w:r>
+          </w:p>
+        </w:tc>
+        <w:tc>
+          <w:tcPr>
+            <w:tcW w:type="dxa" w:w="2340"/>
+            <w:shd w:val="clear" w:color="auto" w:fill="FFFFFF"/>
+            <w:tcBorders>
+              <w:top w:val="single" w:sz="4" w:space="0" w:color="AAAAAA"/>
+              <w:bottom w:val="single" w:sz="4" w:space="0" w:color="AAAAAA"/>
+              <w:left w:val="single" w:sz="4" w:space="0" w:color="AAAAAA"/>
+              <w:right w:val="single" w:sz="4" w:space="0" w:color="AAAAAA"/>
+            </w:tcBorders>
+          </w:tcPr>
+          <w:p>
+            <w:r>
+              <w:rPr>
+                <w:sz w:val="18"/>
+              </w:rPr>
+              <w:t>C27864</w:t>
+            </w:r>
+          </w:p>
+        </w:tc>
+        <w:tc>
+          <w:tcPr>
+            <w:tcW w:type="dxa" w:w="2340"/>
+            <w:shd w:val="clear" w:color="auto" w:fill="FFFFFF"/>
+            <w:tcBorders>
+              <w:top w:val="single" w:sz="4" w:space="0" w:color="AAAAAA"/>
+              <w:bottom w:val="single" w:sz="4" w:space="0" w:color="AAAAAA"/>
+              <w:left w:val="single" w:sz="4" w:space="0" w:color="AAAAAA"/>
+              <w:right w:val="single" w:sz="4" w:space="0" w:color="AAAAAA"/>
+            </w:tcBorders>
+          </w:tcPr>
+          <w:p>
+            <w:r>
+              <w:rPr>
+                <w:sz w:val="18"/>
+              </w:rPr>
+              <w:t>R22-R23: USB-C CC1 and CC2 (mandatory for USB-C detection)</w:t>
+            </w:r>
+          </w:p>
+        </w:tc>
+      </w:tr>
+      <w:tr>
+        <w:tc>
+          <w:tcPr>
+            <w:tcW w:type="dxa" w:w="2340"/>
+            <w:shd w:val="clear" w:color="auto" w:fill="F2F2F2"/>
+            <w:tcBorders>
+              <w:top w:val="single" w:sz="4" w:space="0" w:color="AAAAAA"/>
+              <w:bottom w:val="single" w:sz="4" w:space="0" w:color="AAAAAA"/>
+              <w:left w:val="single" w:sz="4" w:space="0" w:color="AAAAAA"/>
+              <w:right w:val="single" w:sz="4" w:space="0" w:color="AAAAAA"/>
+            </w:tcBorders>
+          </w:tcPr>
+          <w:p>
+            <w:r>
+              <w:rPr>
+                <w:b/>
+                <w:sz w:val="18"/>
+              </w:rPr>
+              <w:t>9</w:t>
+            </w:r>
+          </w:p>
+        </w:tc>
+        <w:tc>
+          <w:tcPr>
+            <w:tcW w:type="dxa" w:w="2340"/>
+            <w:shd w:val="clear" w:color="auto" w:fill="F2F2F2"/>
+            <w:tcBorders>
+              <w:top w:val="single" w:sz="4" w:space="0" w:color="AAAAAA"/>
+              <w:bottom w:val="single" w:sz="4" w:space="0" w:color="AAAAAA"/>
+              <w:left w:val="single" w:sz="4" w:space="0" w:color="AAAAAA"/>
+              <w:right w:val="single" w:sz="4" w:space="0" w:color="AAAAAA"/>
+            </w:tcBorders>
+          </w:tcPr>
+          <w:p>
+            <w:r>
+              <w:rPr>
+                <w:sz w:val="18"/>
+              </w:rPr>
+              <w:t>470-ohm 0402</w:t>
+            </w:r>
+          </w:p>
+        </w:tc>
+        <w:tc>
+          <w:tcPr>
+            <w:tcW w:type="dxa" w:w="2340"/>
+            <w:shd w:val="clear" w:color="auto" w:fill="F2F2F2"/>
+            <w:tcBorders>
+              <w:top w:val="single" w:sz="4" w:space="0" w:color="AAAAAA"/>
+              <w:bottom w:val="single" w:sz="4" w:space="0" w:color="AAAAAA"/>
+              <w:left w:val="single" w:sz="4" w:space="0" w:color="AAAAAA"/>
+              <w:right w:val="single" w:sz="4" w:space="0" w:color="AAAAAA"/>
+            </w:tcBorders>
+          </w:tcPr>
+          <w:p>
+            <w:r>
+              <w:rPr>
+                <w:sz w:val="18"/>
+              </w:rPr>
+              <w:t>C23190</w:t>
+            </w:r>
+          </w:p>
+        </w:tc>
+        <w:tc>
+          <w:tcPr>
+            <w:tcW w:type="dxa" w:w="2340"/>
+            <w:shd w:val="clear" w:color="auto" w:fill="F2F2F2"/>
+            <w:tcBorders>
+              <w:top w:val="single" w:sz="4" w:space="0" w:color="AAAAAA"/>
+              <w:bottom w:val="single" w:sz="4" w:space="0" w:color="AAAAAA"/>
+              <w:left w:val="single" w:sz="4" w:space="0" w:color="AAAAAA"/>
+              <w:right w:val="single" w:sz="4" w:space="0" w:color="AAAAAA"/>
+            </w:tcBorders>
+          </w:tcPr>
+          <w:p>
+            <w:r>
+              <w:rPr>
+                <w:sz w:val="18"/>
+              </w:rPr>
+              <w:t>R9-R16 zone LED resistors x8 + 1 spare</w:t>
+            </w:r>
+          </w:p>
+        </w:tc>
+      </w:tr>
+      <w:tr>
+        <w:tc>
+          <w:tcPr>
+            <w:tcW w:type="dxa" w:w="2340"/>
+            <w:shd w:val="clear" w:color="auto" w:fill="FFFFFF"/>
+            <w:tcBorders>
+              <w:top w:val="single" w:sz="4" w:space="0" w:color="AAAAAA"/>
+              <w:bottom w:val="single" w:sz="4" w:space="0" w:color="AAAAAA"/>
+              <w:left w:val="single" w:sz="4" w:space="0" w:color="AAAAAA"/>
+              <w:right w:val="single" w:sz="4" w:space="0" w:color="AAAAAA"/>
+            </w:tcBorders>
+          </w:tcPr>
+          <w:p>
+            <w:r>
+              <w:rPr>
+                <w:b/>
+                <w:sz w:val="18"/>
+              </w:rPr>
+              <w:t>1</w:t>
+            </w:r>
+          </w:p>
+        </w:tc>
+        <w:tc>
+          <w:tcPr>
+            <w:tcW w:type="dxa" w:w="2340"/>
+            <w:shd w:val="clear" w:color="auto" w:fill="FFFFFF"/>
+            <w:tcBorders>
+              <w:top w:val="single" w:sz="4" w:space="0" w:color="AAAAAA"/>
+              <w:bottom w:val="single" w:sz="4" w:space="0" w:color="AAAAAA"/>
+              <w:left w:val="single" w:sz="4" w:space="0" w:color="AAAAAA"/>
+              <w:right w:val="single" w:sz="4" w:space="0" w:color="AAAAAA"/>
+            </w:tcBorders>
+          </w:tcPr>
+          <w:p>
+            <w:r>
+              <w:rPr>
+                <w:sz w:val="18"/>
+              </w:rPr>
+              <w:t>1k-ohm 0402 (power LED)</w:t>
+            </w:r>
+          </w:p>
+        </w:tc>
+        <w:tc>
+          <w:tcPr>
+            <w:tcW w:type="dxa" w:w="2340"/>
+            <w:shd w:val="clear" w:color="auto" w:fill="FFFFFF"/>
+            <w:tcBorders>
+              <w:top w:val="single" w:sz="4" w:space="0" w:color="AAAAAA"/>
+              <w:bottom w:val="single" w:sz="4" w:space="0" w:color="AAAAAA"/>
+              <w:left w:val="single" w:sz="4" w:space="0" w:color="AAAAAA"/>
+              <w:right w:val="single" w:sz="4" w:space="0" w:color="AAAAAA"/>
+            </w:tcBorders>
+          </w:tcPr>
+          <w:p>
+            <w:r>
+              <w:rPr>
+                <w:sz w:val="18"/>
+              </w:rPr>
+              <w:t>C11702</w:t>
+            </w:r>
+          </w:p>
+        </w:tc>
+        <w:tc>
+          <w:tcPr>
+            <w:tcW w:type="dxa" w:w="2340"/>
+            <w:shd w:val="clear" w:color="auto" w:fill="FFFFFF"/>
+            <w:tcBorders>
+              <w:top w:val="single" w:sz="4" w:space="0" w:color="AAAAAA"/>
+              <w:bottom w:val="single" w:sz="4" w:space="0" w:color="AAAAAA"/>
+              <w:left w:val="single" w:sz="4" w:space="0" w:color="AAAAAA"/>
+              <w:right w:val="single" w:sz="4" w:space="0" w:color="AAAAAA"/>
+            </w:tcBorders>
+          </w:tcPr>
+          <w:p>
+            <w:r>
+              <w:rPr>
+                <w:sz w:val="18"/>
+              </w:rPr>
+              <w:t>R24: D9 power LED current resistor</w:t>
+            </w:r>
+          </w:p>
+        </w:tc>
+      </w:tr>
+      <w:tr>
+        <w:tc>
+          <w:tcPr>
+            <w:tcW w:type="dxa" w:w="2340"/>
+            <w:shd w:val="clear" w:color="auto" w:fill="F2F2F2"/>
+            <w:tcBorders>
+              <w:top w:val="single" w:sz="4" w:space="0" w:color="AAAAAA"/>
+              <w:bottom w:val="single" w:sz="4" w:space="0" w:color="AAAAAA"/>
+              <w:left w:val="single" w:sz="4" w:space="0" w:color="AAAAAA"/>
+              <w:right w:val="single" w:sz="4" w:space="0" w:color="AAAAAA"/>
+            </w:tcBorders>
+          </w:tcPr>
+          <w:p>
+            <w:r>
+              <w:rPr>
+                <w:b/>
+                <w:sz w:val="18"/>
+              </w:rPr>
+              <w:t>8</w:t>
+            </w:r>
+          </w:p>
+        </w:tc>
+        <w:tc>
+          <w:tcPr>
+            <w:tcW w:type="dxa" w:w="2340"/>
+            <w:shd w:val="clear" w:color="auto" w:fill="F2F2F2"/>
+            <w:tcBorders>
+              <w:top w:val="single" w:sz="4" w:space="0" w:color="AAAAAA"/>
+              <w:bottom w:val="single" w:sz="4" w:space="0" w:color="AAAAAA"/>
+              <w:left w:val="single" w:sz="4" w:space="0" w:color="AAAAAA"/>
+              <w:right w:val="single" w:sz="4" w:space="0" w:color="AAAAAA"/>
+            </w:tcBorders>
+          </w:tcPr>
+          <w:p>
+            <w:r>
+              <w:rPr>
+                <w:sz w:val="18"/>
+              </w:rPr>
+              <w:t>LED 0402 green</w:t>
+            </w:r>
+          </w:p>
+        </w:tc>
+        <w:tc>
+          <w:tcPr>
+            <w:tcW w:type="dxa" w:w="2340"/>
+            <w:shd w:val="clear" w:color="auto" w:fill="F2F2F2"/>
+            <w:tcBorders>
+              <w:top w:val="single" w:sz="4" w:space="0" w:color="AAAAAA"/>
+              <w:bottom w:val="single" w:sz="4" w:space="0" w:color="AAAAAA"/>
+              <w:left w:val="single" w:sz="4" w:space="0" w:color="AAAAAA"/>
+              <w:right w:val="single" w:sz="4" w:space="0" w:color="AAAAAA"/>
+            </w:tcBorders>
+          </w:tcPr>
+          <w:p>
+            <w:r>
+              <w:rPr>
+                <w:sz w:val="18"/>
+              </w:rPr>
+              <w:t>C72043</w:t>
+            </w:r>
+          </w:p>
+        </w:tc>
+        <w:tc>
+          <w:tcPr>
+            <w:tcW w:type="dxa" w:w="2340"/>
+            <w:shd w:val="clear" w:color="auto" w:fill="F2F2F2"/>
+            <w:tcBorders>
+              <w:top w:val="single" w:sz="4" w:space="0" w:color="AAAAAA"/>
+              <w:bottom w:val="single" w:sz="4" w:space="0" w:color="AAAAAA"/>
+              <w:left w:val="single" w:sz="4" w:space="0" w:color="AAAAAA"/>
+              <w:right w:val="single" w:sz="4" w:space="0" w:color="AAAAAA"/>
+            </w:tcBorders>
+          </w:tcPr>
+          <w:p>
+            <w:r>
+              <w:rPr>
+                <w:sz w:val="18"/>
+              </w:rPr>
+              <w:t>D1-D8 zone active indicators -- one per relay</w:t>
+            </w:r>
+          </w:p>
+        </w:tc>
+      </w:tr>
+      <w:tr>
+        <w:tc>
+          <w:tcPr>
+            <w:tcW w:type="dxa" w:w="2340"/>
+            <w:shd w:val="clear" w:color="auto" w:fill="FFFFFF"/>
+            <w:tcBorders>
+              <w:top w:val="single" w:sz="4" w:space="0" w:color="AAAAAA"/>
+              <w:bottom w:val="single" w:sz="4" w:space="0" w:color="AAAAAA"/>
+              <w:left w:val="single" w:sz="4" w:space="0" w:color="AAAAAA"/>
+              <w:right w:val="single" w:sz="4" w:space="0" w:color="AAAAAA"/>
+            </w:tcBorders>
+          </w:tcPr>
+          <w:p>
+            <w:r>
+              <w:rPr>
+                <w:b/>
+                <w:sz w:val="18"/>
+              </w:rPr>
+              <w:t>1</w:t>
+            </w:r>
+          </w:p>
+        </w:tc>
+        <w:tc>
+          <w:tcPr>
+            <w:tcW w:type="dxa" w:w="2340"/>
+            <w:shd w:val="clear" w:color="auto" w:fill="FFFFFF"/>
+            <w:tcBorders>
+              <w:top w:val="single" w:sz="4" w:space="0" w:color="AAAAAA"/>
+              <w:bottom w:val="single" w:sz="4" w:space="0" w:color="AAAAAA"/>
+              <w:left w:val="single" w:sz="4" w:space="0" w:color="AAAAAA"/>
+              <w:right w:val="single" w:sz="4" w:space="0" w:color="AAAAAA"/>
+            </w:tcBorders>
+          </w:tcPr>
+          <w:p>
+            <w:r>
+              <w:rPr>
+                <w:sz w:val="18"/>
+              </w:rPr>
+              <w:t>LED 0402 red</w:t>
+            </w:r>
+          </w:p>
+        </w:tc>
+        <w:tc>
+          <w:tcPr>
+            <w:tcW w:type="dxa" w:w="2340"/>
+            <w:shd w:val="clear" w:color="auto" w:fill="FFFFFF"/>
+            <w:tcBorders>
+              <w:top w:val="single" w:sz="4" w:space="0" w:color="AAAAAA"/>
+              <w:bottom w:val="single" w:sz="4" w:space="0" w:color="AAAAAA"/>
+              <w:left w:val="single" w:sz="4" w:space="0" w:color="AAAAAA"/>
+              <w:right w:val="single" w:sz="4" w:space="0" w:color="AAAAAA"/>
+            </w:tcBorders>
+          </w:tcPr>
+          <w:p>
+            <w:r>
+              <w:rPr>
+                <w:sz w:val="18"/>
+              </w:rPr>
+              <w:t>C84256</w:t>
+            </w:r>
+          </w:p>
+        </w:tc>
+        <w:tc>
+          <w:tcPr>
+            <w:tcW w:type="dxa" w:w="2340"/>
+            <w:shd w:val="clear" w:color="auto" w:fill="FFFFFF"/>
+            <w:tcBorders>
+              <w:top w:val="single" w:sz="4" w:space="0" w:color="AAAAAA"/>
+              <w:bottom w:val="single" w:sz="4" w:space="0" w:color="AAAAAA"/>
+              <w:left w:val="single" w:sz="4" w:space="0" w:color="AAAAAA"/>
+              <w:right w:val="single" w:sz="4" w:space="0" w:color="AAAAAA"/>
+            </w:tcBorders>
+          </w:tcPr>
+          <w:p>
+            <w:r>
+              <w:rPr>
+                <w:sz w:val="18"/>
+              </w:rPr>
+              <w:t>D9 power-on indicator -- near power supply section</w:t>
             </w:r>
           </w:p>
         </w:tc>
@@ -5958,1900 +8810,9 @@
         <w:t xml:space="preserve">NOTE: </w:t>
       </w:r>
       <w:r>
-        <w:t>The ULN2803A COM pin connects flyback diodes internally to suppress coil back-EMF. Always connect COM to +5V_RAIL (the relay coil supply). Leaving COM floating will cause relay switching noise and possible IC damage.</w:t>
+        <w:t>This table lists every component required. Cross-check against the BOM in the Design Spec before starting schematic entry -- the LCSC part numbers in both documents are identical.</w:t>
       </w:r>
     </w:p>
-    <w:p>
-      <w:pPr>
-        <w:pStyle w:val="Heading2"/>
-      </w:pPr>
-      <w:r>
-        <w:t>3.6  Relay Array (8x SMD Relay)</w:t>
-      </w:r>
-    </w:p>
-    <w:p>
-      <w:r>
-        <w:t>Use HF46F-G/5-HS1 (Hongfa, 5V SPST-NO, SMD gull-wing, LCSC C165255) or equivalent. These are rated 5A/250VAC contacts -- more than enough for 24VAC irrigation valves. The HF46F is pin-compatible with the Omron G5NB-1A-E, giving you a second-source option.</w:t>
-      </w:r>
-    </w:p>
-    <w:tbl>
-      <w:tblPr>
-        <w:tblStyle w:val="TableGrid"/>
-        <w:tblW w:type="auto" w:w="0"/>
-        <w:tblLook w:firstColumn="1" w:firstRow="1" w:lastColumn="0" w:lastRow="0" w:noHBand="0" w:noVBand="1" w:val="04A0"/>
-      </w:tblPr>
-      <w:tblGrid>
-        <w:gridCol w:w="2340"/>
-        <w:gridCol w:w="2340"/>
-        <w:gridCol w:w="2340"/>
-        <w:gridCol w:w="2340"/>
-      </w:tblGrid>
-      <w:tr>
-        <w:tc>
-          <w:tcPr>
-            <w:tcW w:type="dxa" w:w="2340"/>
-            <w:shd w:val="clear" w:color="auto" w:fill="1F497D"/>
-            <w:tcBorders>
-              <w:top w:val="single" w:sz="4" w:space="0" w:color="AAAAAA"/>
-              <w:bottom w:val="single" w:sz="4" w:space="0" w:color="AAAAAA"/>
-              <w:left w:val="single" w:sz="4" w:space="0" w:color="AAAAAA"/>
-              <w:right w:val="single" w:sz="4" w:space="0" w:color="AAAAAA"/>
-            </w:tcBorders>
-          </w:tcPr>
-          <w:p>
-            <w:r>
-              <w:rPr>
-                <w:b/>
-                <w:color w:val="FFFFFF"/>
-                <w:sz w:val="18"/>
-              </w:rPr>
-              <w:t>Ref</w:t>
-            </w:r>
-          </w:p>
-        </w:tc>
-        <w:tc>
-          <w:tcPr>
-            <w:tcW w:type="dxa" w:w="2340"/>
-            <w:shd w:val="clear" w:color="auto" w:fill="1F497D"/>
-            <w:tcBorders>
-              <w:top w:val="single" w:sz="4" w:space="0" w:color="AAAAAA"/>
-              <w:bottom w:val="single" w:sz="4" w:space="0" w:color="AAAAAA"/>
-              <w:left w:val="single" w:sz="4" w:space="0" w:color="AAAAAA"/>
-              <w:right w:val="single" w:sz="4" w:space="0" w:color="AAAAAA"/>
-            </w:tcBorders>
-          </w:tcPr>
-          <w:p>
-            <w:r>
-              <w:rPr>
-                <w:b/>
-                <w:color w:val="FFFFFF"/>
-                <w:sz w:val="18"/>
-              </w:rPr>
-              <w:t>Component</w:t>
-            </w:r>
-          </w:p>
-        </w:tc>
-        <w:tc>
-          <w:tcPr>
-            <w:tcW w:type="dxa" w:w="2340"/>
-            <w:shd w:val="clear" w:color="auto" w:fill="1F497D"/>
-            <w:tcBorders>
-              <w:top w:val="single" w:sz="4" w:space="0" w:color="AAAAAA"/>
-              <w:bottom w:val="single" w:sz="4" w:space="0" w:color="AAAAAA"/>
-              <w:left w:val="single" w:sz="4" w:space="0" w:color="AAAAAA"/>
-              <w:right w:val="single" w:sz="4" w:space="0" w:color="AAAAAA"/>
-            </w:tcBorders>
-          </w:tcPr>
-          <w:p>
-            <w:r>
-              <w:rPr>
-                <w:b/>
-                <w:color w:val="FFFFFF"/>
-                <w:sz w:val="18"/>
-              </w:rPr>
-              <w:t>Pin</w:t>
-            </w:r>
-          </w:p>
-        </w:tc>
-        <w:tc>
-          <w:tcPr>
-            <w:tcW w:type="dxa" w:w="2340"/>
-            <w:shd w:val="clear" w:color="auto" w:fill="1F497D"/>
-            <w:tcBorders>
-              <w:top w:val="single" w:sz="4" w:space="0" w:color="AAAAAA"/>
-              <w:bottom w:val="single" w:sz="4" w:space="0" w:color="AAAAAA"/>
-              <w:left w:val="single" w:sz="4" w:space="0" w:color="AAAAAA"/>
-              <w:right w:val="single" w:sz="4" w:space="0" w:color="AAAAAA"/>
-            </w:tcBorders>
-          </w:tcPr>
-          <w:p>
-            <w:r>
-              <w:rPr>
-                <w:b/>
-                <w:color w:val="FFFFFF"/>
-                <w:sz w:val="18"/>
-              </w:rPr>
-              <w:t>Net / Connection</w:t>
-            </w:r>
-          </w:p>
-        </w:tc>
-      </w:tr>
-      <w:tr>
-        <w:tc>
-          <w:tcPr>
-            <w:tcW w:type="dxa" w:w="2340"/>
-            <w:shd w:val="clear" w:color="auto" w:fill="FFFFFF"/>
-            <w:tcBorders>
-              <w:top w:val="single" w:sz="4" w:space="0" w:color="AAAAAA"/>
-              <w:bottom w:val="single" w:sz="4" w:space="0" w:color="AAAAAA"/>
-              <w:left w:val="single" w:sz="4" w:space="0" w:color="AAAAAA"/>
-              <w:right w:val="single" w:sz="4" w:space="0" w:color="AAAAAA"/>
-            </w:tcBorders>
-          </w:tcPr>
-          <w:p>
-            <w:r>
-              <w:rPr>
-                <w:b/>
-                <w:sz w:val="18"/>
-              </w:rPr>
-              <w:t>K1-K8</w:t>
-            </w:r>
-          </w:p>
-        </w:tc>
-        <w:tc>
-          <w:tcPr>
-            <w:tcW w:type="dxa" w:w="2340"/>
-            <w:shd w:val="clear" w:color="auto" w:fill="FFFFFF"/>
-            <w:tcBorders>
-              <w:top w:val="single" w:sz="4" w:space="0" w:color="AAAAAA"/>
-              <w:bottom w:val="single" w:sz="4" w:space="0" w:color="AAAAAA"/>
-              <w:left w:val="single" w:sz="4" w:space="0" w:color="AAAAAA"/>
-              <w:right w:val="single" w:sz="4" w:space="0" w:color="AAAAAA"/>
-            </w:tcBorders>
-          </w:tcPr>
-          <w:p>
-            <w:r>
-              <w:rPr>
-                <w:sz w:val="18"/>
-              </w:rPr>
-              <w:t>HF46F-G/5-HS1</w:t>
-              <w:br/>
-              <w:t>5V SPST-NO SMD</w:t>
-              <w:br/>
-              <w:t>LCSC C165255</w:t>
-            </w:r>
-          </w:p>
-        </w:tc>
-        <w:tc>
-          <w:tcPr>
-            <w:tcW w:type="dxa" w:w="2340"/>
-            <w:shd w:val="clear" w:color="auto" w:fill="FFFFFF"/>
-            <w:tcBorders>
-              <w:top w:val="single" w:sz="4" w:space="0" w:color="AAAAAA"/>
-              <w:bottom w:val="single" w:sz="4" w:space="0" w:color="AAAAAA"/>
-              <w:left w:val="single" w:sz="4" w:space="0" w:color="AAAAAA"/>
-              <w:right w:val="single" w:sz="4" w:space="0" w:color="AAAAAA"/>
-            </w:tcBorders>
-          </w:tcPr>
-          <w:p>
-            <w:r>
-              <w:rPr>
-                <w:sz w:val="18"/>
-              </w:rPr>
-              <w:t>Coil + (pin 1)</w:t>
-              <w:br/>
-              <w:t>Coil - (pin 2)</w:t>
-              <w:br/>
-              <w:t>COM (pin 3)</w:t>
-              <w:br/>
-              <w:t>NO (pin 4)</w:t>
-            </w:r>
-          </w:p>
-        </w:tc>
-        <w:tc>
-          <w:tcPr>
-            <w:tcW w:type="dxa" w:w="2340"/>
-            <w:shd w:val="clear" w:color="auto" w:fill="FFFFFF"/>
-            <w:tcBorders>
-              <w:top w:val="single" w:sz="4" w:space="0" w:color="AAAAAA"/>
-              <w:bottom w:val="single" w:sz="4" w:space="0" w:color="AAAAAA"/>
-              <w:left w:val="single" w:sz="4" w:space="0" w:color="AAAAAA"/>
-              <w:right w:val="single" w:sz="4" w:space="0" w:color="AAAAAA"/>
-            </w:tcBorders>
-          </w:tcPr>
-          <w:p>
-            <w:r>
-              <w:rPr>
-                <w:sz w:val="18"/>
-              </w:rPr>
-              <w:t>+5V_RAIL</w:t>
-              <w:br/>
-              <w:t>RLYx_COIL_N -&gt; ULN2803A OUTx</w:t>
-              <w:br/>
-              <w:t>VALVE_COM -&gt; J2 Pin 3 (24VAC common)</w:t>
-              <w:br/>
-              <w:t>VALVEx_NO -&gt; J2 Pin 4-11 (zone outputs)</w:t>
-            </w:r>
-          </w:p>
-        </w:tc>
-      </w:tr>
-    </w:tbl>
-    <w:p>
-      <w:pPr>
-        <w:ind w:left="360"/>
-      </w:pPr>
-      <w:r>
-        <w:rPr>
-          <w:b/>
-        </w:rPr>
-        <w:t xml:space="preserve">NOTE: </w:t>
-      </w:r>
-      <w:r>
-        <w:t>Relay zones 1-8 map to K1-K8. All relay COM pins connect to VALVE_COM which routes to Pin 3 of J2. The 24VAC common wire from the irrigation transformer connects here.</w:t>
-      </w:r>
-    </w:p>
-    <w:p>
-      <w:pPr>
-        <w:pStyle w:val="Heading2"/>
-      </w:pPr>
-      <w:r>
-        <w:t>3.7  Output Terminal</w:t>
-      </w:r>
-    </w:p>
-    <w:p>
-      <w:r>
-        <w:t>All field connections -- AC power input, valve common, and all 8 zone outputs -- are made through a single 11-pin 5.08mm pitch screw terminal strip. This replaces the previous design which used 8 individual 2-pin terminals plus a separate 3-pin terminal.</w:t>
-      </w:r>
-    </w:p>
-    <w:tbl>
-      <w:tblPr>
-        <w:tblStyle w:val="TableGrid"/>
-        <w:tblW w:type="auto" w:w="0"/>
-        <w:tblLook w:firstColumn="1" w:firstRow="1" w:lastColumn="0" w:lastRow="0" w:noHBand="0" w:noVBand="1" w:val="04A0"/>
-      </w:tblPr>
-      <w:tblGrid>
-        <w:gridCol w:w="2340"/>
-        <w:gridCol w:w="2340"/>
-        <w:gridCol w:w="2340"/>
-        <w:gridCol w:w="2340"/>
-      </w:tblGrid>
-      <w:tr>
-        <w:tc>
-          <w:tcPr>
-            <w:tcW w:type="dxa" w:w="2340"/>
-            <w:shd w:val="clear" w:color="auto" w:fill="1F497D"/>
-            <w:tcBorders>
-              <w:top w:val="single" w:sz="4" w:space="0" w:color="AAAAAA"/>
-              <w:bottom w:val="single" w:sz="4" w:space="0" w:color="AAAAAA"/>
-              <w:left w:val="single" w:sz="4" w:space="0" w:color="AAAAAA"/>
-              <w:right w:val="single" w:sz="4" w:space="0" w:color="AAAAAA"/>
-            </w:tcBorders>
-          </w:tcPr>
-          <w:p>
-            <w:r>
-              <w:rPr>
-                <w:b/>
-                <w:color w:val="FFFFFF"/>
-                <w:sz w:val="18"/>
-              </w:rPr>
-              <w:t>Ref</w:t>
-            </w:r>
-          </w:p>
-        </w:tc>
-        <w:tc>
-          <w:tcPr>
-            <w:tcW w:type="dxa" w:w="2340"/>
-            <w:shd w:val="clear" w:color="auto" w:fill="1F497D"/>
-            <w:tcBorders>
-              <w:top w:val="single" w:sz="4" w:space="0" w:color="AAAAAA"/>
-              <w:bottom w:val="single" w:sz="4" w:space="0" w:color="AAAAAA"/>
-              <w:left w:val="single" w:sz="4" w:space="0" w:color="AAAAAA"/>
-              <w:right w:val="single" w:sz="4" w:space="0" w:color="AAAAAA"/>
-            </w:tcBorders>
-          </w:tcPr>
-          <w:p>
-            <w:r>
-              <w:rPr>
-                <w:b/>
-                <w:color w:val="FFFFFF"/>
-                <w:sz w:val="18"/>
-              </w:rPr>
-              <w:t>Component</w:t>
-            </w:r>
-          </w:p>
-        </w:tc>
-        <w:tc>
-          <w:tcPr>
-            <w:tcW w:type="dxa" w:w="2340"/>
-            <w:shd w:val="clear" w:color="auto" w:fill="1F497D"/>
-            <w:tcBorders>
-              <w:top w:val="single" w:sz="4" w:space="0" w:color="AAAAAA"/>
-              <w:bottom w:val="single" w:sz="4" w:space="0" w:color="AAAAAA"/>
-              <w:left w:val="single" w:sz="4" w:space="0" w:color="AAAAAA"/>
-              <w:right w:val="single" w:sz="4" w:space="0" w:color="AAAAAA"/>
-            </w:tcBorders>
-          </w:tcPr>
-          <w:p>
-            <w:r>
-              <w:rPr>
-                <w:b/>
-                <w:color w:val="FFFFFF"/>
-                <w:sz w:val="18"/>
-              </w:rPr>
-              <w:t>Pin</w:t>
-            </w:r>
-          </w:p>
-        </w:tc>
-        <w:tc>
-          <w:tcPr>
-            <w:tcW w:type="dxa" w:w="2340"/>
-            <w:shd w:val="clear" w:color="auto" w:fill="1F497D"/>
-            <w:tcBorders>
-              <w:top w:val="single" w:sz="4" w:space="0" w:color="AAAAAA"/>
-              <w:bottom w:val="single" w:sz="4" w:space="0" w:color="AAAAAA"/>
-              <w:left w:val="single" w:sz="4" w:space="0" w:color="AAAAAA"/>
-              <w:right w:val="single" w:sz="4" w:space="0" w:color="AAAAAA"/>
-            </w:tcBorders>
-          </w:tcPr>
-          <w:p>
-            <w:r>
-              <w:rPr>
-                <w:b/>
-                <w:color w:val="FFFFFF"/>
-                <w:sz w:val="18"/>
-              </w:rPr>
-              <w:t>Net / Connection</w:t>
-            </w:r>
-          </w:p>
-        </w:tc>
-      </w:tr>
-      <w:tr>
-        <w:tc>
-          <w:tcPr>
-            <w:tcW w:type="dxa" w:w="2340"/>
-            <w:shd w:val="clear" w:color="auto" w:fill="FFFFFF"/>
-            <w:tcBorders>
-              <w:top w:val="single" w:sz="4" w:space="0" w:color="AAAAAA"/>
-              <w:bottom w:val="single" w:sz="4" w:space="0" w:color="AAAAAA"/>
-              <w:left w:val="single" w:sz="4" w:space="0" w:color="AAAAAA"/>
-              <w:right w:val="single" w:sz="4" w:space="0" w:color="AAAAAA"/>
-            </w:tcBorders>
-          </w:tcPr>
-          <w:p>
-            <w:r>
-              <w:rPr>
-                <w:b/>
-                <w:sz w:val="18"/>
-              </w:rPr>
-              <w:t>J2</w:t>
-            </w:r>
-          </w:p>
-        </w:tc>
-        <w:tc>
-          <w:tcPr>
-            <w:tcW w:type="dxa" w:w="2340"/>
-            <w:shd w:val="clear" w:color="auto" w:fill="FFFFFF"/>
-            <w:tcBorders>
-              <w:top w:val="single" w:sz="4" w:space="0" w:color="AAAAAA"/>
-              <w:bottom w:val="single" w:sz="4" w:space="0" w:color="AAAAAA"/>
-              <w:left w:val="single" w:sz="4" w:space="0" w:color="AAAAAA"/>
-              <w:right w:val="single" w:sz="4" w:space="0" w:color="AAAAAA"/>
-            </w:tcBorders>
-          </w:tcPr>
-          <w:p>
-            <w:r>
-              <w:rPr>
-                <w:sz w:val="18"/>
-              </w:rPr>
-              <w:t>11-pin 5.08mm screw terminal</w:t>
-              <w:br/>
-              <w:t>LCSC C8463</w:t>
-            </w:r>
-          </w:p>
-        </w:tc>
-        <w:tc>
-          <w:tcPr>
-            <w:tcW w:type="dxa" w:w="2340"/>
-            <w:shd w:val="clear" w:color="auto" w:fill="FFFFFF"/>
-            <w:tcBorders>
-              <w:top w:val="single" w:sz="4" w:space="0" w:color="AAAAAA"/>
-              <w:bottom w:val="single" w:sz="4" w:space="0" w:color="AAAAAA"/>
-              <w:left w:val="single" w:sz="4" w:space="0" w:color="AAAAAA"/>
-              <w:right w:val="single" w:sz="4" w:space="0" w:color="AAAAAA"/>
-            </w:tcBorders>
-          </w:tcPr>
-          <w:p>
-            <w:r>
-              <w:rPr>
-                <w:sz w:val="18"/>
-              </w:rPr>
-              <w:t>Pin 1  AC_LINE</w:t>
-              <w:br/>
-              <w:t>Pin 2  AC_NEUTRAL</w:t>
-              <w:br/>
-              <w:t>Pin 3  VALVE_COM</w:t>
-              <w:br/>
-              <w:t>Pin 4  ZONE1</w:t>
-              <w:br/>
-              <w:t>Pin 5  ZONE2</w:t>
-              <w:br/>
-              <w:t>Pin 6  ZONE3</w:t>
-              <w:br/>
-              <w:t>Pin 7  ZONE4</w:t>
-              <w:br/>
-              <w:t>Pin 8  ZONE5</w:t>
-              <w:br/>
-              <w:t>Pin 9  ZONE6</w:t>
-              <w:br/>
-              <w:t>Pin 10 ZONE7</w:t>
-              <w:br/>
-              <w:t>Pin 11 ZONE8</w:t>
-            </w:r>
-          </w:p>
-        </w:tc>
-        <w:tc>
-          <w:tcPr>
-            <w:tcW w:type="dxa" w:w="2340"/>
-            <w:shd w:val="clear" w:color="auto" w:fill="FFFFFF"/>
-            <w:tcBorders>
-              <w:top w:val="single" w:sz="4" w:space="0" w:color="AAAAAA"/>
-              <w:bottom w:val="single" w:sz="4" w:space="0" w:color="AAAAAA"/>
-              <w:left w:val="single" w:sz="4" w:space="0" w:color="AAAAAA"/>
-              <w:right w:val="single" w:sz="4" w:space="0" w:color="AAAAAA"/>
-            </w:tcBorders>
-          </w:tcPr>
-          <w:p>
-            <w:r>
-              <w:rPr>
-                <w:sz w:val="18"/>
-              </w:rPr>
-              <w:t>24VAC Line (via F1 to bridge rectifier)</w:t>
-              <w:br/>
-              <w:t>24VAC Neutral (to bridge rectifier)</w:t>
-              <w:br/>
-              <w:t>24VAC common for all valve solenoids</w:t>
-              <w:br/>
-              <w:t>K1 NO contact</w:t>
-              <w:br/>
-              <w:t>K2 NO contact</w:t>
-              <w:br/>
-              <w:t>K3 NO contact</w:t>
-              <w:br/>
-              <w:t>K4 NO contact</w:t>
-              <w:br/>
-              <w:t>K5 NO contact</w:t>
-              <w:br/>
-              <w:t>K6 NO contact</w:t>
-              <w:br/>
-              <w:t>K7 NO contact</w:t>
-              <w:br/>
-              <w:t>K8 NO contact</w:t>
-            </w:r>
-          </w:p>
-        </w:tc>
-      </w:tr>
-    </w:tbl>
-    <w:p>
-      <w:pPr>
-        <w:ind w:left="360"/>
-      </w:pPr>
-      <w:r>
-        <w:rPr>
-          <w:b/>
-        </w:rPr>
-        <w:t xml:space="preserve">NOTE: </w:t>
-      </w:r>
-      <w:r>
-        <w:t>Place J2 on the board edge. Field wiring: transformer secondary to Pins 1-2; common valve wire to Pin 3; individual valve hot wires to Pins 4-11. Pins 1-2 carry 24VAC -- maintain 1.0mm clearance from these pads to any low-voltage copper.</w:t>
-      </w:r>
-    </w:p>
-    <w:p>
-      <w:pPr>
-        <w:pStyle w:val="Heading1"/>
-      </w:pPr>
-      <w:r>
-        <w:t>4.  EasyEDA Schematic -- Step by Step</w:t>
-      </w:r>
-    </w:p>
-    <w:p>
-      <w:r>
-        <w:t>Follow these steps in order. Budget 2-3 hours for first-time schematic entry.</w:t>
-      </w:r>
-    </w:p>
-    <w:p>
-      <w:pPr>
-        <w:pStyle w:val="Heading2"/>
-      </w:pPr>
-      <w:r>
-        <w:t>4.1  New Project</w:t>
-      </w:r>
-    </w:p>
-    <w:p>
-      <w:pPr>
-        <w:pStyle w:val="ListBullet"/>
-      </w:pPr>
-      <w:r>
-        <w:t>Log in at easyeda.com -&gt; click "New Project". Name it "SprinKlr8". Inside the project, click "New Schematic".</w:t>
-      </w:r>
-    </w:p>
-    <w:p>
-      <w:pPr>
-        <w:pStyle w:val="ListBullet"/>
-      </w:pPr>
-      <w:r>
-        <w:t>Right-click the schematic canvas -&gt; "Document Properties" -&gt; set paper to A3 landscape.</w:t>
-      </w:r>
-    </w:p>
-    <w:p>
-      <w:pPr>
-        <w:pStyle w:val="ListBullet"/>
-      </w:pPr>
-      <w:r>
-        <w:t>Set grid to 2.54mm (100mil). This is the standard schematic grid -- all component pins snap to it.</w:t>
-      </w:r>
-    </w:p>
-    <w:p>
-      <w:pPr>
-        <w:pStyle w:val="Heading2"/>
-      </w:pPr>
-      <w:r>
-        <w:t>4.2  Placing Components</w:t>
-      </w:r>
-    </w:p>
-    <w:p>
-      <w:r>
-        <w:t>Use "Place &gt; Search Part / Component" or press Shift+F. Search by LCSC part number to get the exact symbol with the matching footprint pre-assigned.</w:t>
-      </w:r>
-    </w:p>
-    <w:p/>
-    <w:tbl>
-      <w:tblPr>
-        <w:tblStyle w:val="TableGrid"/>
-        <w:tblW w:type="auto" w:w="0"/>
-        <w:tblLook w:firstColumn="1" w:firstRow="1" w:lastColumn="0" w:lastRow="0" w:noHBand="0" w:noVBand="1" w:val="04A0"/>
-      </w:tblPr>
-      <w:tblGrid>
-        <w:gridCol w:w="2340"/>
-        <w:gridCol w:w="2340"/>
-        <w:gridCol w:w="2340"/>
-        <w:gridCol w:w="2340"/>
-      </w:tblGrid>
-      <w:tr>
-        <w:tc>
-          <w:tcPr>
-            <w:tcW w:type="dxa" w:w="2340"/>
-            <w:shd w:val="clear" w:color="auto" w:fill="1F497D"/>
-            <w:tcBorders>
-              <w:top w:val="single" w:sz="4" w:space="0" w:color="AAAAAA"/>
-              <w:bottom w:val="single" w:sz="4" w:space="0" w:color="AAAAAA"/>
-              <w:left w:val="single" w:sz="4" w:space="0" w:color="AAAAAA"/>
-              <w:right w:val="single" w:sz="4" w:space="0" w:color="AAAAAA"/>
-            </w:tcBorders>
-          </w:tcPr>
-          <w:p>
-            <w:r>
-              <w:rPr>
-                <w:b/>
-                <w:color w:val="FFFFFF"/>
-                <w:sz w:val="18"/>
-              </w:rPr>
-              <w:t>Qty</w:t>
-            </w:r>
-          </w:p>
-        </w:tc>
-        <w:tc>
-          <w:tcPr>
-            <w:tcW w:type="dxa" w:w="2340"/>
-            <w:shd w:val="clear" w:color="auto" w:fill="1F497D"/>
-            <w:tcBorders>
-              <w:top w:val="single" w:sz="4" w:space="0" w:color="AAAAAA"/>
-              <w:bottom w:val="single" w:sz="4" w:space="0" w:color="AAAAAA"/>
-              <w:left w:val="single" w:sz="4" w:space="0" w:color="AAAAAA"/>
-              <w:right w:val="single" w:sz="4" w:space="0" w:color="AAAAAA"/>
-            </w:tcBorders>
-          </w:tcPr>
-          <w:p>
-            <w:r>
-              <w:rPr>
-                <w:b/>
-                <w:color w:val="FFFFFF"/>
-                <w:sz w:val="18"/>
-              </w:rPr>
-              <w:t>Search Term in EasyEDA</w:t>
-            </w:r>
-          </w:p>
-        </w:tc>
-        <w:tc>
-          <w:tcPr>
-            <w:tcW w:type="dxa" w:w="2340"/>
-            <w:shd w:val="clear" w:color="auto" w:fill="1F497D"/>
-            <w:tcBorders>
-              <w:top w:val="single" w:sz="4" w:space="0" w:color="AAAAAA"/>
-              <w:bottom w:val="single" w:sz="4" w:space="0" w:color="AAAAAA"/>
-              <w:left w:val="single" w:sz="4" w:space="0" w:color="AAAAAA"/>
-              <w:right w:val="single" w:sz="4" w:space="0" w:color="AAAAAA"/>
-            </w:tcBorders>
-          </w:tcPr>
-          <w:p>
-            <w:r>
-              <w:rPr>
-                <w:b/>
-                <w:color w:val="FFFFFF"/>
-                <w:sz w:val="18"/>
-              </w:rPr>
-              <w:t>LCSC #</w:t>
-            </w:r>
-          </w:p>
-        </w:tc>
-        <w:tc>
-          <w:tcPr>
-            <w:tcW w:type="dxa" w:w="2340"/>
-            <w:shd w:val="clear" w:color="auto" w:fill="1F497D"/>
-            <w:tcBorders>
-              <w:top w:val="single" w:sz="4" w:space="0" w:color="AAAAAA"/>
-              <w:bottom w:val="single" w:sz="4" w:space="0" w:color="AAAAAA"/>
-              <w:left w:val="single" w:sz="4" w:space="0" w:color="AAAAAA"/>
-              <w:right w:val="single" w:sz="4" w:space="0" w:color="AAAAAA"/>
-            </w:tcBorders>
-          </w:tcPr>
-          <w:p>
-            <w:r>
-              <w:rPr>
-                <w:b/>
-                <w:color w:val="FFFFFF"/>
-                <w:sz w:val="18"/>
-              </w:rPr>
-              <w:t>Placement tip</w:t>
-            </w:r>
-          </w:p>
-        </w:tc>
-      </w:tr>
-      <w:tr>
-        <w:tc>
-          <w:tcPr>
-            <w:tcW w:type="dxa" w:w="2340"/>
-            <w:shd w:val="clear" w:color="auto" w:fill="FFFFFF"/>
-            <w:tcBorders>
-              <w:top w:val="single" w:sz="4" w:space="0" w:color="AAAAAA"/>
-              <w:bottom w:val="single" w:sz="4" w:space="0" w:color="AAAAAA"/>
-              <w:left w:val="single" w:sz="4" w:space="0" w:color="AAAAAA"/>
-              <w:right w:val="single" w:sz="4" w:space="0" w:color="AAAAAA"/>
-            </w:tcBorders>
-          </w:tcPr>
-          <w:p>
-            <w:r>
-              <w:rPr>
-                <w:b/>
-                <w:sz w:val="18"/>
-              </w:rPr>
-              <w:t>1</w:t>
-            </w:r>
-          </w:p>
-        </w:tc>
-        <w:tc>
-          <w:tcPr>
-            <w:tcW w:type="dxa" w:w="2340"/>
-            <w:shd w:val="clear" w:color="auto" w:fill="FFFFFF"/>
-            <w:tcBorders>
-              <w:top w:val="single" w:sz="4" w:space="0" w:color="AAAAAA"/>
-              <w:bottom w:val="single" w:sz="4" w:space="0" w:color="AAAAAA"/>
-              <w:left w:val="single" w:sz="4" w:space="0" w:color="AAAAAA"/>
-              <w:right w:val="single" w:sz="4" w:space="0" w:color="AAAAAA"/>
-            </w:tcBorders>
-          </w:tcPr>
-          <w:p>
-            <w:r>
-              <w:rPr>
-                <w:sz w:val="18"/>
-              </w:rPr>
-              <w:t>ESP32-WROOM-32E</w:t>
-            </w:r>
-          </w:p>
-        </w:tc>
-        <w:tc>
-          <w:tcPr>
-            <w:tcW w:type="dxa" w:w="2340"/>
-            <w:shd w:val="clear" w:color="auto" w:fill="FFFFFF"/>
-            <w:tcBorders>
-              <w:top w:val="single" w:sz="4" w:space="0" w:color="AAAAAA"/>
-              <w:bottom w:val="single" w:sz="4" w:space="0" w:color="AAAAAA"/>
-              <w:left w:val="single" w:sz="4" w:space="0" w:color="AAAAAA"/>
-              <w:right w:val="single" w:sz="4" w:space="0" w:color="AAAAAA"/>
-            </w:tcBorders>
-          </w:tcPr>
-          <w:p>
-            <w:r>
-              <w:rPr>
-                <w:sz w:val="18"/>
-              </w:rPr>
-              <w:t>C701341</w:t>
-            </w:r>
-          </w:p>
-        </w:tc>
-        <w:tc>
-          <w:tcPr>
-            <w:tcW w:type="dxa" w:w="2340"/>
-            <w:shd w:val="clear" w:color="auto" w:fill="FFFFFF"/>
-            <w:tcBorders>
-              <w:top w:val="single" w:sz="4" w:space="0" w:color="AAAAAA"/>
-              <w:bottom w:val="single" w:sz="4" w:space="0" w:color="AAAAAA"/>
-              <w:left w:val="single" w:sz="4" w:space="0" w:color="AAAAAA"/>
-              <w:right w:val="single" w:sz="4" w:space="0" w:color="AAAAAA"/>
-            </w:tcBorders>
-          </w:tcPr>
-          <w:p>
-            <w:r>
-              <w:rPr>
-                <w:sz w:val="18"/>
-              </w:rPr>
-              <w:t>Center of schematic -- it has the most connections</w:t>
-            </w:r>
-          </w:p>
-        </w:tc>
-      </w:tr>
-      <w:tr>
-        <w:tc>
-          <w:tcPr>
-            <w:tcW w:type="dxa" w:w="2340"/>
-            <w:shd w:val="clear" w:color="auto" w:fill="F2F2F2"/>
-            <w:tcBorders>
-              <w:top w:val="single" w:sz="4" w:space="0" w:color="AAAAAA"/>
-              <w:bottom w:val="single" w:sz="4" w:space="0" w:color="AAAAAA"/>
-              <w:left w:val="single" w:sz="4" w:space="0" w:color="AAAAAA"/>
-              <w:right w:val="single" w:sz="4" w:space="0" w:color="AAAAAA"/>
-            </w:tcBorders>
-          </w:tcPr>
-          <w:p>
-            <w:r>
-              <w:rPr>
-                <w:b/>
-                <w:sz w:val="18"/>
-              </w:rPr>
-              <w:t>1</w:t>
-            </w:r>
-          </w:p>
-        </w:tc>
-        <w:tc>
-          <w:tcPr>
-            <w:tcW w:type="dxa" w:w="2340"/>
-            <w:shd w:val="clear" w:color="auto" w:fill="F2F2F2"/>
-            <w:tcBorders>
-              <w:top w:val="single" w:sz="4" w:space="0" w:color="AAAAAA"/>
-              <w:bottom w:val="single" w:sz="4" w:space="0" w:color="AAAAAA"/>
-              <w:left w:val="single" w:sz="4" w:space="0" w:color="AAAAAA"/>
-              <w:right w:val="single" w:sz="4" w:space="0" w:color="AAAAAA"/>
-            </w:tcBorders>
-          </w:tcPr>
-          <w:p>
-            <w:r>
-              <w:rPr>
-                <w:sz w:val="18"/>
-              </w:rPr>
-              <w:t>CH340C</w:t>
-            </w:r>
-          </w:p>
-        </w:tc>
-        <w:tc>
-          <w:tcPr>
-            <w:tcW w:type="dxa" w:w="2340"/>
-            <w:shd w:val="clear" w:color="auto" w:fill="F2F2F2"/>
-            <w:tcBorders>
-              <w:top w:val="single" w:sz="4" w:space="0" w:color="AAAAAA"/>
-              <w:bottom w:val="single" w:sz="4" w:space="0" w:color="AAAAAA"/>
-              <w:left w:val="single" w:sz="4" w:space="0" w:color="AAAAAA"/>
-              <w:right w:val="single" w:sz="4" w:space="0" w:color="AAAAAA"/>
-            </w:tcBorders>
-          </w:tcPr>
-          <w:p>
-            <w:r>
-              <w:rPr>
-                <w:sz w:val="18"/>
-              </w:rPr>
-              <w:t>C84681</w:t>
-            </w:r>
-          </w:p>
-        </w:tc>
-        <w:tc>
-          <w:tcPr>
-            <w:tcW w:type="dxa" w:w="2340"/>
-            <w:shd w:val="clear" w:color="auto" w:fill="F2F2F2"/>
-            <w:tcBorders>
-              <w:top w:val="single" w:sz="4" w:space="0" w:color="AAAAAA"/>
-              <w:bottom w:val="single" w:sz="4" w:space="0" w:color="AAAAAA"/>
-              <w:left w:val="single" w:sz="4" w:space="0" w:color="AAAAAA"/>
-              <w:right w:val="single" w:sz="4" w:space="0" w:color="AAAAAA"/>
-            </w:tcBorders>
-          </w:tcPr>
-          <w:p>
-            <w:r>
-              <w:rPr>
-                <w:sz w:val="18"/>
-              </w:rPr>
-              <w:t>Left of ESP32, near USB-C connector</w:t>
-            </w:r>
-          </w:p>
-        </w:tc>
-      </w:tr>
-      <w:tr>
-        <w:tc>
-          <w:tcPr>
-            <w:tcW w:type="dxa" w:w="2340"/>
-            <w:shd w:val="clear" w:color="auto" w:fill="FFFFFF"/>
-            <w:tcBorders>
-              <w:top w:val="single" w:sz="4" w:space="0" w:color="AAAAAA"/>
-              <w:bottom w:val="single" w:sz="4" w:space="0" w:color="AAAAAA"/>
-              <w:left w:val="single" w:sz="4" w:space="0" w:color="AAAAAA"/>
-              <w:right w:val="single" w:sz="4" w:space="0" w:color="AAAAAA"/>
-            </w:tcBorders>
-          </w:tcPr>
-          <w:p>
-            <w:r>
-              <w:rPr>
-                <w:b/>
-                <w:sz w:val="18"/>
-              </w:rPr>
-              <w:t>1</w:t>
-            </w:r>
-          </w:p>
-        </w:tc>
-        <w:tc>
-          <w:tcPr>
-            <w:tcW w:type="dxa" w:w="2340"/>
-            <w:shd w:val="clear" w:color="auto" w:fill="FFFFFF"/>
-            <w:tcBorders>
-              <w:top w:val="single" w:sz="4" w:space="0" w:color="AAAAAA"/>
-              <w:bottom w:val="single" w:sz="4" w:space="0" w:color="AAAAAA"/>
-              <w:left w:val="single" w:sz="4" w:space="0" w:color="AAAAAA"/>
-              <w:right w:val="single" w:sz="4" w:space="0" w:color="AAAAAA"/>
-            </w:tcBorders>
-          </w:tcPr>
-          <w:p>
-            <w:r>
-              <w:rPr>
-                <w:sz w:val="18"/>
-              </w:rPr>
-              <w:t>AMS1117-3.3</w:t>
-            </w:r>
-          </w:p>
-        </w:tc>
-        <w:tc>
-          <w:tcPr>
-            <w:tcW w:type="dxa" w:w="2340"/>
-            <w:shd w:val="clear" w:color="auto" w:fill="FFFFFF"/>
-            <w:tcBorders>
-              <w:top w:val="single" w:sz="4" w:space="0" w:color="AAAAAA"/>
-              <w:bottom w:val="single" w:sz="4" w:space="0" w:color="AAAAAA"/>
-              <w:left w:val="single" w:sz="4" w:space="0" w:color="AAAAAA"/>
-              <w:right w:val="single" w:sz="4" w:space="0" w:color="AAAAAA"/>
-            </w:tcBorders>
-          </w:tcPr>
-          <w:p>
-            <w:r>
-              <w:rPr>
-                <w:sz w:val="18"/>
-              </w:rPr>
-              <w:t>C6186</w:t>
-            </w:r>
-          </w:p>
-        </w:tc>
-        <w:tc>
-          <w:tcPr>
-            <w:tcW w:type="dxa" w:w="2340"/>
-            <w:shd w:val="clear" w:color="auto" w:fill="FFFFFF"/>
-            <w:tcBorders>
-              <w:top w:val="single" w:sz="4" w:space="0" w:color="AAAAAA"/>
-              <w:bottom w:val="single" w:sz="4" w:space="0" w:color="AAAAAA"/>
-              <w:left w:val="single" w:sz="4" w:space="0" w:color="AAAAAA"/>
-              <w:right w:val="single" w:sz="4" w:space="0" w:color="AAAAAA"/>
-            </w:tcBorders>
-          </w:tcPr>
-          <w:p>
-            <w:r>
-              <w:rPr>
-                <w:sz w:val="18"/>
-              </w:rPr>
-              <w:t>Near power rail, after buck regulator output</w:t>
-            </w:r>
-          </w:p>
-        </w:tc>
-      </w:tr>
-      <w:tr>
-        <w:tc>
-          <w:tcPr>
-            <w:tcW w:type="dxa" w:w="2340"/>
-            <w:shd w:val="clear" w:color="auto" w:fill="F2F2F2"/>
-            <w:tcBorders>
-              <w:top w:val="single" w:sz="4" w:space="0" w:color="AAAAAA"/>
-              <w:bottom w:val="single" w:sz="4" w:space="0" w:color="AAAAAA"/>
-              <w:left w:val="single" w:sz="4" w:space="0" w:color="AAAAAA"/>
-              <w:right w:val="single" w:sz="4" w:space="0" w:color="AAAAAA"/>
-            </w:tcBorders>
-          </w:tcPr>
-          <w:p>
-            <w:r>
-              <w:rPr>
-                <w:b/>
-                <w:sz w:val="18"/>
-              </w:rPr>
-              <w:t>1</w:t>
-            </w:r>
-          </w:p>
-        </w:tc>
-        <w:tc>
-          <w:tcPr>
-            <w:tcW w:type="dxa" w:w="2340"/>
-            <w:shd w:val="clear" w:color="auto" w:fill="F2F2F2"/>
-            <w:tcBorders>
-              <w:top w:val="single" w:sz="4" w:space="0" w:color="AAAAAA"/>
-              <w:bottom w:val="single" w:sz="4" w:space="0" w:color="AAAAAA"/>
-              <w:left w:val="single" w:sz="4" w:space="0" w:color="AAAAAA"/>
-              <w:right w:val="single" w:sz="4" w:space="0" w:color="AAAAAA"/>
-            </w:tcBorders>
-          </w:tcPr>
-          <w:p>
-            <w:r>
-              <w:rPr>
-                <w:sz w:val="18"/>
-              </w:rPr>
-              <w:t>LM2596S-5.0</w:t>
-            </w:r>
-          </w:p>
-        </w:tc>
-        <w:tc>
-          <w:tcPr>
-            <w:tcW w:type="dxa" w:w="2340"/>
-            <w:shd w:val="clear" w:color="auto" w:fill="F2F2F2"/>
-            <w:tcBorders>
-              <w:top w:val="single" w:sz="4" w:space="0" w:color="AAAAAA"/>
-              <w:bottom w:val="single" w:sz="4" w:space="0" w:color="AAAAAA"/>
-              <w:left w:val="single" w:sz="4" w:space="0" w:color="AAAAAA"/>
-              <w:right w:val="single" w:sz="4" w:space="0" w:color="AAAAAA"/>
-            </w:tcBorders>
-          </w:tcPr>
-          <w:p>
-            <w:r>
-              <w:rPr>
-                <w:sz w:val="18"/>
-              </w:rPr>
-              <w:t>C347553</w:t>
-            </w:r>
-          </w:p>
-        </w:tc>
-        <w:tc>
-          <w:tcPr>
-            <w:tcW w:type="dxa" w:w="2340"/>
-            <w:shd w:val="clear" w:color="auto" w:fill="F2F2F2"/>
-            <w:tcBorders>
-              <w:top w:val="single" w:sz="4" w:space="0" w:color="AAAAAA"/>
-              <w:bottom w:val="single" w:sz="4" w:space="0" w:color="AAAAAA"/>
-              <w:left w:val="single" w:sz="4" w:space="0" w:color="AAAAAA"/>
-              <w:right w:val="single" w:sz="4" w:space="0" w:color="AAAAAA"/>
-            </w:tcBorders>
-          </w:tcPr>
-          <w:p>
-            <w:r>
-              <w:rPr>
-                <w:sz w:val="18"/>
-              </w:rPr>
-              <w:t>Top-left corner -- power supply sub-circuit</w:t>
-            </w:r>
-          </w:p>
-        </w:tc>
-      </w:tr>
-      <w:tr>
-        <w:tc>
-          <w:tcPr>
-            <w:tcW w:type="dxa" w:w="2340"/>
-            <w:shd w:val="clear" w:color="auto" w:fill="FFFFFF"/>
-            <w:tcBorders>
-              <w:top w:val="single" w:sz="4" w:space="0" w:color="AAAAAA"/>
-              <w:bottom w:val="single" w:sz="4" w:space="0" w:color="AAAAAA"/>
-              <w:left w:val="single" w:sz="4" w:space="0" w:color="AAAAAA"/>
-              <w:right w:val="single" w:sz="4" w:space="0" w:color="AAAAAA"/>
-            </w:tcBorders>
-          </w:tcPr>
-          <w:p>
-            <w:r>
-              <w:rPr>
-                <w:b/>
-                <w:sz w:val="18"/>
-              </w:rPr>
-              <w:t>1</w:t>
-            </w:r>
-          </w:p>
-        </w:tc>
-        <w:tc>
-          <w:tcPr>
-            <w:tcW w:type="dxa" w:w="2340"/>
-            <w:shd w:val="clear" w:color="auto" w:fill="FFFFFF"/>
-            <w:tcBorders>
-              <w:top w:val="single" w:sz="4" w:space="0" w:color="AAAAAA"/>
-              <w:bottom w:val="single" w:sz="4" w:space="0" w:color="AAAAAA"/>
-              <w:left w:val="single" w:sz="4" w:space="0" w:color="AAAAAA"/>
-              <w:right w:val="single" w:sz="4" w:space="0" w:color="AAAAAA"/>
-            </w:tcBorders>
-          </w:tcPr>
-          <w:p>
-            <w:r>
-              <w:rPr>
-                <w:sz w:val="18"/>
-              </w:rPr>
-              <w:t>MB10F bridge rectifier</w:t>
-            </w:r>
-          </w:p>
-        </w:tc>
-        <w:tc>
-          <w:tcPr>
-            <w:tcW w:type="dxa" w:w="2340"/>
-            <w:shd w:val="clear" w:color="auto" w:fill="FFFFFF"/>
-            <w:tcBorders>
-              <w:top w:val="single" w:sz="4" w:space="0" w:color="AAAAAA"/>
-              <w:bottom w:val="single" w:sz="4" w:space="0" w:color="AAAAAA"/>
-              <w:left w:val="single" w:sz="4" w:space="0" w:color="AAAAAA"/>
-              <w:right w:val="single" w:sz="4" w:space="0" w:color="AAAAAA"/>
-            </w:tcBorders>
-          </w:tcPr>
-          <w:p>
-            <w:r>
-              <w:rPr>
-                <w:sz w:val="18"/>
-              </w:rPr>
-              <w:t>C94085</w:t>
-            </w:r>
-          </w:p>
-        </w:tc>
-        <w:tc>
-          <w:tcPr>
-            <w:tcW w:type="dxa" w:w="2340"/>
-            <w:shd w:val="clear" w:color="auto" w:fill="FFFFFF"/>
-            <w:tcBorders>
-              <w:top w:val="single" w:sz="4" w:space="0" w:color="AAAAAA"/>
-              <w:bottom w:val="single" w:sz="4" w:space="0" w:color="AAAAAA"/>
-              <w:left w:val="single" w:sz="4" w:space="0" w:color="AAAAAA"/>
-              <w:right w:val="single" w:sz="4" w:space="0" w:color="AAAAAA"/>
-            </w:tcBorders>
-          </w:tcPr>
-          <w:p>
-            <w:r>
-              <w:rPr>
-                <w:sz w:val="18"/>
-              </w:rPr>
-              <w:t>Near screw terminal J2, before LM2596S-5.0 input</w:t>
-            </w:r>
-          </w:p>
-        </w:tc>
-      </w:tr>
-      <w:tr>
-        <w:tc>
-          <w:tcPr>
-            <w:tcW w:type="dxa" w:w="2340"/>
-            <w:shd w:val="clear" w:color="auto" w:fill="F2F2F2"/>
-            <w:tcBorders>
-              <w:top w:val="single" w:sz="4" w:space="0" w:color="AAAAAA"/>
-              <w:bottom w:val="single" w:sz="4" w:space="0" w:color="AAAAAA"/>
-              <w:left w:val="single" w:sz="4" w:space="0" w:color="AAAAAA"/>
-              <w:right w:val="single" w:sz="4" w:space="0" w:color="AAAAAA"/>
-            </w:tcBorders>
-          </w:tcPr>
-          <w:p>
-            <w:r>
-              <w:rPr>
-                <w:b/>
-                <w:sz w:val="18"/>
-              </w:rPr>
-              <w:t>1</w:t>
-            </w:r>
-          </w:p>
-        </w:tc>
-        <w:tc>
-          <w:tcPr>
-            <w:tcW w:type="dxa" w:w="2340"/>
-            <w:shd w:val="clear" w:color="auto" w:fill="F2F2F2"/>
-            <w:tcBorders>
-              <w:top w:val="single" w:sz="4" w:space="0" w:color="AAAAAA"/>
-              <w:bottom w:val="single" w:sz="4" w:space="0" w:color="AAAAAA"/>
-              <w:left w:val="single" w:sz="4" w:space="0" w:color="AAAAAA"/>
-              <w:right w:val="single" w:sz="4" w:space="0" w:color="AAAAAA"/>
-            </w:tcBorders>
-          </w:tcPr>
-          <w:p>
-            <w:r>
-              <w:rPr>
-                <w:sz w:val="18"/>
-              </w:rPr>
-              <w:t>ULN2803A SOP-18</w:t>
-            </w:r>
-          </w:p>
-        </w:tc>
-        <w:tc>
-          <w:tcPr>
-            <w:tcW w:type="dxa" w:w="2340"/>
-            <w:shd w:val="clear" w:color="auto" w:fill="F2F2F2"/>
-            <w:tcBorders>
-              <w:top w:val="single" w:sz="4" w:space="0" w:color="AAAAAA"/>
-              <w:bottom w:val="single" w:sz="4" w:space="0" w:color="AAAAAA"/>
-              <w:left w:val="single" w:sz="4" w:space="0" w:color="AAAAAA"/>
-              <w:right w:val="single" w:sz="4" w:space="0" w:color="AAAAAA"/>
-            </w:tcBorders>
-          </w:tcPr>
-          <w:p>
-            <w:r>
-              <w:rPr>
-                <w:sz w:val="18"/>
-              </w:rPr>
-              <w:t>C5840</w:t>
-            </w:r>
-          </w:p>
-        </w:tc>
-        <w:tc>
-          <w:tcPr>
-            <w:tcW w:type="dxa" w:w="2340"/>
-            <w:shd w:val="clear" w:color="auto" w:fill="F2F2F2"/>
-            <w:tcBorders>
-              <w:top w:val="single" w:sz="4" w:space="0" w:color="AAAAAA"/>
-              <w:bottom w:val="single" w:sz="4" w:space="0" w:color="AAAAAA"/>
-              <w:left w:val="single" w:sz="4" w:space="0" w:color="AAAAAA"/>
-              <w:right w:val="single" w:sz="4" w:space="0" w:color="AAAAAA"/>
-            </w:tcBorders>
-          </w:tcPr>
-          <w:p>
-            <w:r>
-              <w:rPr>
-                <w:sz w:val="18"/>
-              </w:rPr>
-              <w:t>Right of ESP32 -- relay interface block</w:t>
-            </w:r>
-          </w:p>
-        </w:tc>
-      </w:tr>
-      <w:tr>
-        <w:tc>
-          <w:tcPr>
-            <w:tcW w:type="dxa" w:w="2340"/>
-            <w:shd w:val="clear" w:color="auto" w:fill="FFFFFF"/>
-            <w:tcBorders>
-              <w:top w:val="single" w:sz="4" w:space="0" w:color="AAAAAA"/>
-              <w:bottom w:val="single" w:sz="4" w:space="0" w:color="AAAAAA"/>
-              <w:left w:val="single" w:sz="4" w:space="0" w:color="AAAAAA"/>
-              <w:right w:val="single" w:sz="4" w:space="0" w:color="AAAAAA"/>
-            </w:tcBorders>
-          </w:tcPr>
-          <w:p>
-            <w:r>
-              <w:rPr>
-                <w:b/>
-                <w:sz w:val="18"/>
-              </w:rPr>
-              <w:t>8</w:t>
-            </w:r>
-          </w:p>
-        </w:tc>
-        <w:tc>
-          <w:tcPr>
-            <w:tcW w:type="dxa" w:w="2340"/>
-            <w:shd w:val="clear" w:color="auto" w:fill="FFFFFF"/>
-            <w:tcBorders>
-              <w:top w:val="single" w:sz="4" w:space="0" w:color="AAAAAA"/>
-              <w:bottom w:val="single" w:sz="4" w:space="0" w:color="AAAAAA"/>
-              <w:left w:val="single" w:sz="4" w:space="0" w:color="AAAAAA"/>
-              <w:right w:val="single" w:sz="4" w:space="0" w:color="AAAAAA"/>
-            </w:tcBorders>
-          </w:tcPr>
-          <w:p>
-            <w:r>
-              <w:rPr>
-                <w:sz w:val="18"/>
-              </w:rPr>
-              <w:t>HF46F-G/5-HS1</w:t>
-            </w:r>
-          </w:p>
-        </w:tc>
-        <w:tc>
-          <w:tcPr>
-            <w:tcW w:type="dxa" w:w="2340"/>
-            <w:shd w:val="clear" w:color="auto" w:fill="FFFFFF"/>
-            <w:tcBorders>
-              <w:top w:val="single" w:sz="4" w:space="0" w:color="AAAAAA"/>
-              <w:bottom w:val="single" w:sz="4" w:space="0" w:color="AAAAAA"/>
-              <w:left w:val="single" w:sz="4" w:space="0" w:color="AAAAAA"/>
-              <w:right w:val="single" w:sz="4" w:space="0" w:color="AAAAAA"/>
-            </w:tcBorders>
-          </w:tcPr>
-          <w:p>
-            <w:r>
-              <w:rPr>
-                <w:sz w:val="18"/>
-              </w:rPr>
-              <w:t>C165255</w:t>
-            </w:r>
-          </w:p>
-        </w:tc>
-        <w:tc>
-          <w:tcPr>
-            <w:tcW w:type="dxa" w:w="2340"/>
-            <w:shd w:val="clear" w:color="auto" w:fill="FFFFFF"/>
-            <w:tcBorders>
-              <w:top w:val="single" w:sz="4" w:space="0" w:color="AAAAAA"/>
-              <w:bottom w:val="single" w:sz="4" w:space="0" w:color="AAAAAA"/>
-              <w:left w:val="single" w:sz="4" w:space="0" w:color="AAAAAA"/>
-              <w:right w:val="single" w:sz="4" w:space="0" w:color="AAAAAA"/>
-            </w:tcBorders>
-          </w:tcPr>
-          <w:p>
-            <w:r>
-              <w:rPr>
-                <w:sz w:val="18"/>
-              </w:rPr>
-              <w:t>Far right in a column -- relay bank</w:t>
-            </w:r>
-          </w:p>
-        </w:tc>
-      </w:tr>
-      <w:tr>
-        <w:tc>
-          <w:tcPr>
-            <w:tcW w:type="dxa" w:w="2340"/>
-            <w:shd w:val="clear" w:color="auto" w:fill="F2F2F2"/>
-            <w:tcBorders>
-              <w:top w:val="single" w:sz="4" w:space="0" w:color="AAAAAA"/>
-              <w:bottom w:val="single" w:sz="4" w:space="0" w:color="AAAAAA"/>
-              <w:left w:val="single" w:sz="4" w:space="0" w:color="AAAAAA"/>
-              <w:right w:val="single" w:sz="4" w:space="0" w:color="AAAAAA"/>
-            </w:tcBorders>
-          </w:tcPr>
-          <w:p>
-            <w:r>
-              <w:rPr>
-                <w:b/>
-                <w:sz w:val="18"/>
-              </w:rPr>
-              <w:t>1</w:t>
-            </w:r>
-          </w:p>
-        </w:tc>
-        <w:tc>
-          <w:tcPr>
-            <w:tcW w:type="dxa" w:w="2340"/>
-            <w:shd w:val="clear" w:color="auto" w:fill="F2F2F2"/>
-            <w:tcBorders>
-              <w:top w:val="single" w:sz="4" w:space="0" w:color="AAAAAA"/>
-              <w:bottom w:val="single" w:sz="4" w:space="0" w:color="AAAAAA"/>
-              <w:left w:val="single" w:sz="4" w:space="0" w:color="AAAAAA"/>
-              <w:right w:val="single" w:sz="4" w:space="0" w:color="AAAAAA"/>
-            </w:tcBorders>
-          </w:tcPr>
-          <w:p>
-            <w:r>
-              <w:rPr>
-                <w:sz w:val="18"/>
-              </w:rPr>
-              <w:t>USB-C 16-pin SMD</w:t>
-            </w:r>
-          </w:p>
-        </w:tc>
-        <w:tc>
-          <w:tcPr>
-            <w:tcW w:type="dxa" w:w="2340"/>
-            <w:shd w:val="clear" w:color="auto" w:fill="F2F2F2"/>
-            <w:tcBorders>
-              <w:top w:val="single" w:sz="4" w:space="0" w:color="AAAAAA"/>
-              <w:bottom w:val="single" w:sz="4" w:space="0" w:color="AAAAAA"/>
-              <w:left w:val="single" w:sz="4" w:space="0" w:color="AAAAAA"/>
-              <w:right w:val="single" w:sz="4" w:space="0" w:color="AAAAAA"/>
-            </w:tcBorders>
-          </w:tcPr>
-          <w:p>
-            <w:r>
-              <w:rPr>
-                <w:sz w:val="18"/>
-              </w:rPr>
-              <w:t>C165948</w:t>
-            </w:r>
-          </w:p>
-        </w:tc>
-        <w:tc>
-          <w:tcPr>
-            <w:tcW w:type="dxa" w:w="2340"/>
-            <w:shd w:val="clear" w:color="auto" w:fill="F2F2F2"/>
-            <w:tcBorders>
-              <w:top w:val="single" w:sz="4" w:space="0" w:color="AAAAAA"/>
-              <w:bottom w:val="single" w:sz="4" w:space="0" w:color="AAAAAA"/>
-              <w:left w:val="single" w:sz="4" w:space="0" w:color="AAAAAA"/>
-              <w:right w:val="single" w:sz="4" w:space="0" w:color="AAAAAA"/>
-            </w:tcBorders>
-          </w:tcPr>
-          <w:p>
-            <w:r>
-              <w:rPr>
-                <w:sz w:val="18"/>
-              </w:rPr>
-              <w:t>Top-left, feeds D12 Schottky into +5V_RAIL</w:t>
-            </w:r>
-          </w:p>
-        </w:tc>
-      </w:tr>
-      <w:tr>
-        <w:tc>
-          <w:tcPr>
-            <w:tcW w:type="dxa" w:w="2340"/>
-            <w:shd w:val="clear" w:color="auto" w:fill="FFFFFF"/>
-            <w:tcBorders>
-              <w:top w:val="single" w:sz="4" w:space="0" w:color="AAAAAA"/>
-              <w:bottom w:val="single" w:sz="4" w:space="0" w:color="AAAAAA"/>
-              <w:left w:val="single" w:sz="4" w:space="0" w:color="AAAAAA"/>
-              <w:right w:val="single" w:sz="4" w:space="0" w:color="AAAAAA"/>
-            </w:tcBorders>
-          </w:tcPr>
-          <w:p>
-            <w:r>
-              <w:rPr>
-                <w:b/>
-                <w:sz w:val="18"/>
-              </w:rPr>
-              <w:t>1</w:t>
-            </w:r>
-          </w:p>
-        </w:tc>
-        <w:tc>
-          <w:tcPr>
-            <w:tcW w:type="dxa" w:w="2340"/>
-            <w:shd w:val="clear" w:color="auto" w:fill="FFFFFF"/>
-            <w:tcBorders>
-              <w:top w:val="single" w:sz="4" w:space="0" w:color="AAAAAA"/>
-              <w:bottom w:val="single" w:sz="4" w:space="0" w:color="AAAAAA"/>
-              <w:left w:val="single" w:sz="4" w:space="0" w:color="AAAAAA"/>
-              <w:right w:val="single" w:sz="4" w:space="0" w:color="AAAAAA"/>
-            </w:tcBorders>
-          </w:tcPr>
-          <w:p>
-            <w:r>
-              <w:rPr>
-                <w:sz w:val="18"/>
-              </w:rPr>
-              <w:t>SS14 Schottky SOD-123</w:t>
-            </w:r>
-          </w:p>
-        </w:tc>
-        <w:tc>
-          <w:tcPr>
-            <w:tcW w:type="dxa" w:w="2340"/>
-            <w:shd w:val="clear" w:color="auto" w:fill="FFFFFF"/>
-            <w:tcBorders>
-              <w:top w:val="single" w:sz="4" w:space="0" w:color="AAAAAA"/>
-              <w:bottom w:val="single" w:sz="4" w:space="0" w:color="AAAAAA"/>
-              <w:left w:val="single" w:sz="4" w:space="0" w:color="AAAAAA"/>
-              <w:right w:val="single" w:sz="4" w:space="0" w:color="AAAAAA"/>
-            </w:tcBorders>
-          </w:tcPr>
-          <w:p>
-            <w:r>
-              <w:rPr>
-                <w:sz w:val="18"/>
-              </w:rPr>
-              <w:t>C2837435</w:t>
-            </w:r>
-          </w:p>
-        </w:tc>
-        <w:tc>
-          <w:tcPr>
-            <w:tcW w:type="dxa" w:w="2340"/>
-            <w:shd w:val="clear" w:color="auto" w:fill="FFFFFF"/>
-            <w:tcBorders>
-              <w:top w:val="single" w:sz="4" w:space="0" w:color="AAAAAA"/>
-              <w:bottom w:val="single" w:sz="4" w:space="0" w:color="AAAAAA"/>
-              <w:left w:val="single" w:sz="4" w:space="0" w:color="AAAAAA"/>
-              <w:right w:val="single" w:sz="4" w:space="0" w:color="AAAAAA"/>
-            </w:tcBorders>
-          </w:tcPr>
-          <w:p>
-            <w:r>
-              <w:rPr>
-                <w:sz w:val="18"/>
-              </w:rPr>
-              <w:t>Between USB-C VBUS and +5V_RAIL</w:t>
-            </w:r>
-          </w:p>
-        </w:tc>
-      </w:tr>
-      <w:tr>
-        <w:tc>
-          <w:tcPr>
-            <w:tcW w:type="dxa" w:w="2340"/>
-            <w:shd w:val="clear" w:color="auto" w:fill="F2F2F2"/>
-            <w:tcBorders>
-              <w:top w:val="single" w:sz="4" w:space="0" w:color="AAAAAA"/>
-              <w:bottom w:val="single" w:sz="4" w:space="0" w:color="AAAAAA"/>
-              <w:left w:val="single" w:sz="4" w:space="0" w:color="AAAAAA"/>
-              <w:right w:val="single" w:sz="4" w:space="0" w:color="AAAAAA"/>
-            </w:tcBorders>
-          </w:tcPr>
-          <w:p>
-            <w:r>
-              <w:rPr>
-                <w:b/>
-                <w:sz w:val="18"/>
-              </w:rPr>
-              <w:t>1</w:t>
-            </w:r>
-          </w:p>
-        </w:tc>
-        <w:tc>
-          <w:tcPr>
-            <w:tcW w:type="dxa" w:w="2340"/>
-            <w:shd w:val="clear" w:color="auto" w:fill="F2F2F2"/>
-            <w:tcBorders>
-              <w:top w:val="single" w:sz="4" w:space="0" w:color="AAAAAA"/>
-              <w:bottom w:val="single" w:sz="4" w:space="0" w:color="AAAAAA"/>
-              <w:left w:val="single" w:sz="4" w:space="0" w:color="AAAAAA"/>
-              <w:right w:val="single" w:sz="4" w:space="0" w:color="AAAAAA"/>
-            </w:tcBorders>
-          </w:tcPr>
-          <w:p>
-            <w:r>
-              <w:rPr>
-                <w:sz w:val="18"/>
-              </w:rPr>
-              <w:t>1N5819 SOD-123</w:t>
-            </w:r>
-          </w:p>
-        </w:tc>
-        <w:tc>
-          <w:tcPr>
-            <w:tcW w:type="dxa" w:w="2340"/>
-            <w:shd w:val="clear" w:color="auto" w:fill="F2F2F2"/>
-            <w:tcBorders>
-              <w:top w:val="single" w:sz="4" w:space="0" w:color="AAAAAA"/>
-              <w:bottom w:val="single" w:sz="4" w:space="0" w:color="AAAAAA"/>
-              <w:left w:val="single" w:sz="4" w:space="0" w:color="AAAAAA"/>
-              <w:right w:val="single" w:sz="4" w:space="0" w:color="AAAAAA"/>
-            </w:tcBorders>
-          </w:tcPr>
-          <w:p>
-            <w:r>
-              <w:rPr>
-                <w:sz w:val="18"/>
-              </w:rPr>
-              <w:t>C191023</w:t>
-            </w:r>
-          </w:p>
-        </w:tc>
-        <w:tc>
-          <w:tcPr>
-            <w:tcW w:type="dxa" w:w="2340"/>
-            <w:shd w:val="clear" w:color="auto" w:fill="F2F2F2"/>
-            <w:tcBorders>
-              <w:top w:val="single" w:sz="4" w:space="0" w:color="AAAAAA"/>
-              <w:bottom w:val="single" w:sz="4" w:space="0" w:color="AAAAAA"/>
-              <w:left w:val="single" w:sz="4" w:space="0" w:color="AAAAAA"/>
-              <w:right w:val="single" w:sz="4" w:space="0" w:color="AAAAAA"/>
-            </w:tcBorders>
-          </w:tcPr>
-          <w:p>
-            <w:r>
-              <w:rPr>
-                <w:sz w:val="18"/>
-              </w:rPr>
-              <w:t>Adjacent to LM2596S-5.0 SW_NODE -- catch diode</w:t>
-            </w:r>
-          </w:p>
-        </w:tc>
-      </w:tr>
-      <w:tr>
-        <w:tc>
-          <w:tcPr>
-            <w:tcW w:type="dxa" w:w="2340"/>
-            <w:shd w:val="clear" w:color="auto" w:fill="FFFFFF"/>
-            <w:tcBorders>
-              <w:top w:val="single" w:sz="4" w:space="0" w:color="AAAAAA"/>
-              <w:bottom w:val="single" w:sz="4" w:space="0" w:color="AAAAAA"/>
-              <w:left w:val="single" w:sz="4" w:space="0" w:color="AAAAAA"/>
-              <w:right w:val="single" w:sz="4" w:space="0" w:color="AAAAAA"/>
-            </w:tcBorders>
-          </w:tcPr>
-          <w:p>
-            <w:r>
-              <w:rPr>
-                <w:b/>
-                <w:sz w:val="18"/>
-              </w:rPr>
-              <w:t>1</w:t>
-            </w:r>
-          </w:p>
-        </w:tc>
-        <w:tc>
-          <w:tcPr>
-            <w:tcW w:type="dxa" w:w="2340"/>
-            <w:shd w:val="clear" w:color="auto" w:fill="FFFFFF"/>
-            <w:tcBorders>
-              <w:top w:val="single" w:sz="4" w:space="0" w:color="AAAAAA"/>
-              <w:bottom w:val="single" w:sz="4" w:space="0" w:color="AAAAAA"/>
-              <w:left w:val="single" w:sz="4" w:space="0" w:color="AAAAAA"/>
-              <w:right w:val="single" w:sz="4" w:space="0" w:color="AAAAAA"/>
-            </w:tcBorders>
-          </w:tcPr>
-          <w:p>
-            <w:r>
-              <w:rPr>
-                <w:sz w:val="18"/>
-              </w:rPr>
-              <w:t>100uH SMD inductor</w:t>
-            </w:r>
-          </w:p>
-        </w:tc>
-        <w:tc>
-          <w:tcPr>
-            <w:tcW w:type="dxa" w:w="2340"/>
-            <w:shd w:val="clear" w:color="auto" w:fill="FFFFFF"/>
-            <w:tcBorders>
-              <w:top w:val="single" w:sz="4" w:space="0" w:color="AAAAAA"/>
-              <w:bottom w:val="single" w:sz="4" w:space="0" w:color="AAAAAA"/>
-              <w:left w:val="single" w:sz="4" w:space="0" w:color="AAAAAA"/>
-              <w:right w:val="single" w:sz="4" w:space="0" w:color="AAAAAA"/>
-            </w:tcBorders>
-          </w:tcPr>
-          <w:p>
-            <w:r>
-              <w:rPr>
-                <w:sz w:val="18"/>
-              </w:rPr>
-              <w:t>C408444</w:t>
-            </w:r>
-          </w:p>
-        </w:tc>
-        <w:tc>
-          <w:tcPr>
-            <w:tcW w:type="dxa" w:w="2340"/>
-            <w:shd w:val="clear" w:color="auto" w:fill="FFFFFF"/>
-            <w:tcBorders>
-              <w:top w:val="single" w:sz="4" w:space="0" w:color="AAAAAA"/>
-              <w:bottom w:val="single" w:sz="4" w:space="0" w:color="AAAAAA"/>
-              <w:left w:val="single" w:sz="4" w:space="0" w:color="AAAAAA"/>
-              <w:right w:val="single" w:sz="4" w:space="0" w:color="AAAAAA"/>
-            </w:tcBorders>
-          </w:tcPr>
-          <w:p>
-            <w:r>
-              <w:rPr>
-                <w:sz w:val="18"/>
-              </w:rPr>
-              <w:t>Adjacent to LM2596S-5.0 output -- buck filter</w:t>
-            </w:r>
-          </w:p>
-        </w:tc>
-      </w:tr>
-      <w:tr>
-        <w:tc>
-          <w:tcPr>
-            <w:tcW w:type="dxa" w:w="2340"/>
-            <w:shd w:val="clear" w:color="auto" w:fill="F2F2F2"/>
-            <w:tcBorders>
-              <w:top w:val="single" w:sz="4" w:space="0" w:color="AAAAAA"/>
-              <w:bottom w:val="single" w:sz="4" w:space="0" w:color="AAAAAA"/>
-              <w:left w:val="single" w:sz="4" w:space="0" w:color="AAAAAA"/>
-              <w:right w:val="single" w:sz="4" w:space="0" w:color="AAAAAA"/>
-            </w:tcBorders>
-          </w:tcPr>
-          <w:p>
-            <w:r>
-              <w:rPr>
-                <w:b/>
-                <w:sz w:val="18"/>
-              </w:rPr>
-              <w:t>1</w:t>
-            </w:r>
-          </w:p>
-        </w:tc>
-        <w:tc>
-          <w:tcPr>
-            <w:tcW w:type="dxa" w:w="2340"/>
-            <w:shd w:val="clear" w:color="auto" w:fill="F2F2F2"/>
-            <w:tcBorders>
-              <w:top w:val="single" w:sz="4" w:space="0" w:color="AAAAAA"/>
-              <w:bottom w:val="single" w:sz="4" w:space="0" w:color="AAAAAA"/>
-              <w:left w:val="single" w:sz="4" w:space="0" w:color="AAAAAA"/>
-              <w:right w:val="single" w:sz="4" w:space="0" w:color="AAAAAA"/>
-            </w:tcBorders>
-          </w:tcPr>
-          <w:p>
-            <w:r>
-              <w:rPr>
-                <w:sz w:val="18"/>
-              </w:rPr>
-              <w:t>5x20mm PCB fuse holder</w:t>
-            </w:r>
-          </w:p>
-        </w:tc>
-        <w:tc>
-          <w:tcPr>
-            <w:tcW w:type="dxa" w:w="2340"/>
-            <w:shd w:val="clear" w:color="auto" w:fill="F2F2F2"/>
-            <w:tcBorders>
-              <w:top w:val="single" w:sz="4" w:space="0" w:color="AAAAAA"/>
-              <w:bottom w:val="single" w:sz="4" w:space="0" w:color="AAAAAA"/>
-              <w:left w:val="single" w:sz="4" w:space="0" w:color="AAAAAA"/>
-              <w:right w:val="single" w:sz="4" w:space="0" w:color="AAAAAA"/>
-            </w:tcBorders>
-          </w:tcPr>
-          <w:p>
-            <w:r>
-              <w:rPr>
-                <w:sz w:val="18"/>
-              </w:rPr>
-              <w:t>C2897491</w:t>
-            </w:r>
-          </w:p>
-        </w:tc>
-        <w:tc>
-          <w:tcPr>
-            <w:tcW w:type="dxa" w:w="2340"/>
-            <w:shd w:val="clear" w:color="auto" w:fill="F2F2F2"/>
-            <w:tcBorders>
-              <w:top w:val="single" w:sz="4" w:space="0" w:color="AAAAAA"/>
-              <w:bottom w:val="single" w:sz="4" w:space="0" w:color="AAAAAA"/>
-              <w:left w:val="single" w:sz="4" w:space="0" w:color="AAAAAA"/>
-              <w:right w:val="single" w:sz="4" w:space="0" w:color="AAAAAA"/>
-            </w:tcBorders>
-          </w:tcPr>
-          <w:p>
-            <w:r>
-              <w:rPr>
-                <w:sz w:val="18"/>
-              </w:rPr>
-              <w:t>On AC_LINE between J2 Pin 1 and MB10F AC1</w:t>
-            </w:r>
-          </w:p>
-        </w:tc>
-      </w:tr>
-      <w:tr>
-        <w:tc>
-          <w:tcPr>
-            <w:tcW w:type="dxa" w:w="2340"/>
-            <w:shd w:val="clear" w:color="auto" w:fill="FFFFFF"/>
-            <w:tcBorders>
-              <w:top w:val="single" w:sz="4" w:space="0" w:color="AAAAAA"/>
-              <w:bottom w:val="single" w:sz="4" w:space="0" w:color="AAAAAA"/>
-              <w:left w:val="single" w:sz="4" w:space="0" w:color="AAAAAA"/>
-              <w:right w:val="single" w:sz="4" w:space="0" w:color="AAAAAA"/>
-            </w:tcBorders>
-          </w:tcPr>
-          <w:p>
-            <w:r>
-              <w:rPr>
-                <w:b/>
-                <w:sz w:val="18"/>
-              </w:rPr>
-              <w:t>2</w:t>
-            </w:r>
-          </w:p>
-        </w:tc>
-        <w:tc>
-          <w:tcPr>
-            <w:tcW w:type="dxa" w:w="2340"/>
-            <w:shd w:val="clear" w:color="auto" w:fill="FFFFFF"/>
-            <w:tcBorders>
-              <w:top w:val="single" w:sz="4" w:space="0" w:color="AAAAAA"/>
-              <w:bottom w:val="single" w:sz="4" w:space="0" w:color="AAAAAA"/>
-              <w:left w:val="single" w:sz="4" w:space="0" w:color="AAAAAA"/>
-              <w:right w:val="single" w:sz="4" w:space="0" w:color="AAAAAA"/>
-            </w:tcBorders>
-          </w:tcPr>
-          <w:p>
-            <w:r>
-              <w:rPr>
-                <w:sz w:val="18"/>
-              </w:rPr>
-              <w:t>MMBT3904 SOT-23</w:t>
-            </w:r>
-          </w:p>
-        </w:tc>
-        <w:tc>
-          <w:tcPr>
-            <w:tcW w:type="dxa" w:w="2340"/>
-            <w:shd w:val="clear" w:color="auto" w:fill="FFFFFF"/>
-            <w:tcBorders>
-              <w:top w:val="single" w:sz="4" w:space="0" w:color="AAAAAA"/>
-              <w:bottom w:val="single" w:sz="4" w:space="0" w:color="AAAAAA"/>
-              <w:left w:val="single" w:sz="4" w:space="0" w:color="AAAAAA"/>
-              <w:right w:val="single" w:sz="4" w:space="0" w:color="AAAAAA"/>
-            </w:tcBorders>
-          </w:tcPr>
-          <w:p>
-            <w:r>
-              <w:rPr>
-                <w:sz w:val="18"/>
-              </w:rPr>
-              <w:t>C20526</w:t>
-            </w:r>
-          </w:p>
-        </w:tc>
-        <w:tc>
-          <w:tcPr>
-            <w:tcW w:type="dxa" w:w="2340"/>
-            <w:shd w:val="clear" w:color="auto" w:fill="FFFFFF"/>
-            <w:tcBorders>
-              <w:top w:val="single" w:sz="4" w:space="0" w:color="AAAAAA"/>
-              <w:bottom w:val="single" w:sz="4" w:space="0" w:color="AAAAAA"/>
-              <w:left w:val="single" w:sz="4" w:space="0" w:color="AAAAAA"/>
-              <w:right w:val="single" w:sz="4" w:space="0" w:color="AAAAAA"/>
-            </w:tcBorders>
-          </w:tcPr>
-          <w:p>
-            <w:r>
-              <w:rPr>
-                <w:sz w:val="18"/>
-              </w:rPr>
-              <w:t>Between CH340C and ESP32 EN/GPIO0</w:t>
-            </w:r>
-          </w:p>
-        </w:tc>
-      </w:tr>
-      <w:tr>
-        <w:tc>
-          <w:tcPr>
-            <w:tcW w:type="dxa" w:w="2340"/>
-            <w:shd w:val="clear" w:color="auto" w:fill="F2F2F2"/>
-            <w:tcBorders>
-              <w:top w:val="single" w:sz="4" w:space="0" w:color="AAAAAA"/>
-              <w:bottom w:val="single" w:sz="4" w:space="0" w:color="AAAAAA"/>
-              <w:left w:val="single" w:sz="4" w:space="0" w:color="AAAAAA"/>
-              <w:right w:val="single" w:sz="4" w:space="0" w:color="AAAAAA"/>
-            </w:tcBorders>
-          </w:tcPr>
-          <w:p>
-            <w:r>
-              <w:rPr>
-                <w:b/>
-                <w:sz w:val="18"/>
-              </w:rPr>
-              <w:t>2</w:t>
-            </w:r>
-          </w:p>
-        </w:tc>
-        <w:tc>
-          <w:tcPr>
-            <w:tcW w:type="dxa" w:w="2340"/>
-            <w:shd w:val="clear" w:color="auto" w:fill="F2F2F2"/>
-            <w:tcBorders>
-              <w:top w:val="single" w:sz="4" w:space="0" w:color="AAAAAA"/>
-              <w:bottom w:val="single" w:sz="4" w:space="0" w:color="AAAAAA"/>
-              <w:left w:val="single" w:sz="4" w:space="0" w:color="AAAAAA"/>
-              <w:right w:val="single" w:sz="4" w:space="0" w:color="AAAAAA"/>
-            </w:tcBorders>
-          </w:tcPr>
-          <w:p>
-            <w:r>
-              <w:rPr>
-                <w:sz w:val="18"/>
-              </w:rPr>
-              <w:t>Tact switch 3x4mm SMD</w:t>
-            </w:r>
-          </w:p>
-        </w:tc>
-        <w:tc>
-          <w:tcPr>
-            <w:tcW w:type="dxa" w:w="2340"/>
-            <w:shd w:val="clear" w:color="auto" w:fill="F2F2F2"/>
-            <w:tcBorders>
-              <w:top w:val="single" w:sz="4" w:space="0" w:color="AAAAAA"/>
-              <w:bottom w:val="single" w:sz="4" w:space="0" w:color="AAAAAA"/>
-              <w:left w:val="single" w:sz="4" w:space="0" w:color="AAAAAA"/>
-              <w:right w:val="single" w:sz="4" w:space="0" w:color="AAAAAA"/>
-            </w:tcBorders>
-          </w:tcPr>
-          <w:p>
-            <w:r>
-              <w:rPr>
-                <w:sz w:val="18"/>
-              </w:rPr>
-              <w:t>C318884</w:t>
-            </w:r>
-          </w:p>
-        </w:tc>
-        <w:tc>
-          <w:tcPr>
-            <w:tcW w:type="dxa" w:w="2340"/>
-            <w:shd w:val="clear" w:color="auto" w:fill="F2F2F2"/>
-            <w:tcBorders>
-              <w:top w:val="single" w:sz="4" w:space="0" w:color="AAAAAA"/>
-              <w:bottom w:val="single" w:sz="4" w:space="0" w:color="AAAAAA"/>
-              <w:left w:val="single" w:sz="4" w:space="0" w:color="AAAAAA"/>
-              <w:right w:val="single" w:sz="4" w:space="0" w:color="AAAAAA"/>
-            </w:tcBorders>
-          </w:tcPr>
-          <w:p>
-            <w:r>
-              <w:rPr>
-                <w:sz w:val="18"/>
-              </w:rPr>
-              <w:t>Near ESP32 EN and GPIO0</w:t>
-            </w:r>
-          </w:p>
-        </w:tc>
-      </w:tr>
-      <w:tr>
-        <w:tc>
-          <w:tcPr>
-            <w:tcW w:type="dxa" w:w="2340"/>
-            <w:shd w:val="clear" w:color="auto" w:fill="FFFFFF"/>
-            <w:tcBorders>
-              <w:top w:val="single" w:sz="4" w:space="0" w:color="AAAAAA"/>
-              <w:bottom w:val="single" w:sz="4" w:space="0" w:color="AAAAAA"/>
-              <w:left w:val="single" w:sz="4" w:space="0" w:color="AAAAAA"/>
-              <w:right w:val="single" w:sz="4" w:space="0" w:color="AAAAAA"/>
-            </w:tcBorders>
-          </w:tcPr>
-          <w:p>
-            <w:r>
-              <w:rPr>
-                <w:b/>
-                <w:sz w:val="18"/>
-              </w:rPr>
-              <w:t>1</w:t>
-            </w:r>
-          </w:p>
-        </w:tc>
-        <w:tc>
-          <w:tcPr>
-            <w:tcW w:type="dxa" w:w="2340"/>
-            <w:shd w:val="clear" w:color="auto" w:fill="FFFFFF"/>
-            <w:tcBorders>
-              <w:top w:val="single" w:sz="4" w:space="0" w:color="AAAAAA"/>
-              <w:bottom w:val="single" w:sz="4" w:space="0" w:color="AAAAAA"/>
-              <w:left w:val="single" w:sz="4" w:space="0" w:color="AAAAAA"/>
-              <w:right w:val="single" w:sz="4" w:space="0" w:color="AAAAAA"/>
-            </w:tcBorders>
-          </w:tcPr>
-          <w:p>
-            <w:r>
-              <w:rPr>
-                <w:sz w:val="18"/>
-              </w:rPr>
-              <w:t>11-pin 5.08mm terminal</w:t>
-            </w:r>
-          </w:p>
-        </w:tc>
-        <w:tc>
-          <w:tcPr>
-            <w:tcW w:type="dxa" w:w="2340"/>
-            <w:shd w:val="clear" w:color="auto" w:fill="FFFFFF"/>
-            <w:tcBorders>
-              <w:top w:val="single" w:sz="4" w:space="0" w:color="AAAAAA"/>
-              <w:bottom w:val="single" w:sz="4" w:space="0" w:color="AAAAAA"/>
-              <w:left w:val="single" w:sz="4" w:space="0" w:color="AAAAAA"/>
-              <w:right w:val="single" w:sz="4" w:space="0" w:color="AAAAAA"/>
-            </w:tcBorders>
-          </w:tcPr>
-          <w:p>
-            <w:r>
-              <w:rPr>
-                <w:sz w:val="18"/>
-              </w:rPr>
-              <w:t>C8463</w:t>
-            </w:r>
-          </w:p>
-        </w:tc>
-        <w:tc>
-          <w:tcPr>
-            <w:tcW w:type="dxa" w:w="2340"/>
-            <w:shd w:val="clear" w:color="auto" w:fill="FFFFFF"/>
-            <w:tcBorders>
-              <w:top w:val="single" w:sz="4" w:space="0" w:color="AAAAAA"/>
-              <w:bottom w:val="single" w:sz="4" w:space="0" w:color="AAAAAA"/>
-              <w:left w:val="single" w:sz="4" w:space="0" w:color="AAAAAA"/>
-              <w:right w:val="single" w:sz="4" w:space="0" w:color="AAAAAA"/>
-            </w:tcBorders>
-          </w:tcPr>
-          <w:p>
-            <w:r>
-              <w:rPr>
-                <w:sz w:val="18"/>
-              </w:rPr>
-              <w:t>Right edge -- all field connections</w:t>
-            </w:r>
-          </w:p>
-        </w:tc>
-      </w:tr>
-    </w:tbl>
     <w:p>
       <w:pPr>
         <w:pStyle w:val="Heading2"/>
@@ -7862,13 +8823,7 @@
     </w:p>
     <w:p>
       <w:r>
-        <w:t>Use the "Place &gt; Wire" tool (W key) to draw connections. For long-distance connections, use Net Labels: Place &gt; Net Label (N key). Any two pins with the same net label name are electrically connected.</w:t>
-      </w:r>
-    </w:p>
-    <w:p/>
-    <w:p>
-      <w:r>
-        <w:t>Recommended net labels:</w:t>
+        <w:t>Use "Place &gt; Wire" (W key) for short connections. Use Net Labels (N key) for long-distance connections.</w:t>
       </w:r>
     </w:p>
     <w:p>
@@ -7876,7 +8831,7 @@
         <w:pStyle w:val="ListBullet"/>
       </w:pPr>
       <w:r>
-        <w:t>+5V_RAIL / GND: Use EasyEDA built-in power symbols (Place &gt; Power Port). Place at every matching pin.</w:t>
+        <w:t>+5V_RAIL / GND: use EasyEDA built-in power symbols (Place &gt; Power Port).</w:t>
       </w:r>
     </w:p>
     <w:p>
@@ -7884,7 +8839,7 @@
         <w:pStyle w:val="ListBullet"/>
       </w:pPr>
       <w:r>
-        <w:t>+3V3: Place as a net label on all 3.3V pins.</w:t>
+        <w:t>+3V3: net label on all 3.3V pins.</w:t>
       </w:r>
     </w:p>
     <w:p>
@@ -7892,7 +8847,7 @@
         <w:pStyle w:val="ListBullet"/>
       </w:pPr>
       <w:r>
-        <w:t>AC_LINE, AC_NEUTRAL: J2 pins 1-2 to fuse to MB10F AC inputs.</w:t>
+        <w:t>AC_LINE, AC_NEUTRAL: J2 pins 1-2 to F1 to MB10F AC inputs.</w:t>
       </w:r>
     </w:p>
     <w:p>
@@ -7916,7 +8871,7 @@
         <w:pStyle w:val="ListBullet"/>
       </w:pPr>
       <w:r>
-        <w:t>ESP_TX0, ESP_RX0: Connect CH340C TXD/RXD to ESP32 GPIO1/GPIO3.</w:t>
+        <w:t>ESP_TX0, ESP_RX0: CH340C TXD/RXD to ESP32 GPIO1/GPIO3.</w:t>
       </w:r>
     </w:p>
     <w:p>
@@ -7924,7 +8879,7 @@
         <w:pStyle w:val="ListBullet"/>
       </w:pPr>
       <w:r>
-        <w:t>ESP_EN, ESP_BOOT: Label on the auto-reset transistor collectors.</w:t>
+        <w:t>ZONE1-ZONE8: ESP32 GPIO outputs via R1-R8 (1k) to ULN2803A IN1-IN8.</w:t>
       </w:r>
     </w:p>
     <w:p>
@@ -7932,7 +8887,7 @@
         <w:pStyle w:val="ListBullet"/>
       </w:pPr>
       <w:r>
-        <w:t>ZONE1 through ZONE8: Label ESP32 GPIO outputs and corresponding ULN2803A inputs.</w:t>
+        <w:t>RLY1-RLY8_COIL_N: ULN2803A OUT1-8 to relay coil - pins.</w:t>
       </w:r>
     </w:p>
     <w:p>
@@ -7940,7 +8895,7 @@
         <w:pStyle w:val="ListBullet"/>
       </w:pPr>
       <w:r>
-        <w:t>RLY1_COIL_N through RLY8_COIL_N: Label ULN2803A outputs to relay coil negatives.</w:t>
+        <w:t>VALVE_COM: all relay COM contacts to J2 Pin 3.</w:t>
       </w:r>
     </w:p>
     <w:p>
@@ -7948,15 +8903,7 @@
         <w:pStyle w:val="ListBullet"/>
       </w:pPr>
       <w:r>
-        <w:t>VALVE_COM: All relay K1-K8 COM contacts to J2 Pin 3.</w:t>
-      </w:r>
-    </w:p>
-    <w:p>
-      <w:pPr>
-        <w:pStyle w:val="ListBullet"/>
-      </w:pPr>
-      <w:r>
-        <w:t>VALVE1-VALVE8: Relay K1-K8 NO contacts to J2 Pins 4-11.</w:t>
+        <w:t>VALVE1-VALVE8: relay NO contacts to J2 Pins 4-11.</w:t>
       </w:r>
     </w:p>
     <w:p>
@@ -7980,7 +8927,7 @@
         <w:pStyle w:val="ListBullet"/>
       </w:pPr>
       <w:r>
-        <w:t>Common ERC warnings to expect (and ignore): "Pin unconnected" on unused ESP32 GPIO pins -- intentionally NC.</w:t>
+        <w:t>Expected warnings (ignore): "Pin unconnected" on unused ESP32 GPIOs.</w:t>
       </w:r>
     </w:p>
     <w:p>
@@ -7988,7 +8935,7 @@
         <w:pStyle w:val="ListBullet"/>
       </w:pPr>
       <w:r>
-        <w:t>Critical ERC errors to fix: "net has no driver", "pin not connected" on power pins, "duplicate net name".</w:t>
+        <w:t>Must fix: "net has no driver", "pin not connected" on power pins, "duplicate net name".</w:t>
       </w:r>
     </w:p>
     <w:p>
@@ -8101,7 +9048,7 @@
               <w:rPr>
                 <w:sz w:val="18"/>
               </w:rPr>
-              <w:t>2-layer (JLCPCB cheapest option -- sufficient for this design)</w:t>
+              <w:t>2-layer (JLCPCB cheapest -- sufficient for this design)</w:t>
             </w:r>
           </w:p>
         </w:tc>
@@ -8144,7 +9091,7 @@
               <w:rPr>
                 <w:sz w:val="18"/>
               </w:rPr>
-              <w:t>90 x 65mm -- accommodates ESP32 + 8 relays + power supply + terminal strip. Adjust after placing.</w:t>
+              <w:t>90 x 65mm</w:t>
             </w:r>
           </w:p>
         </w:tc>
@@ -8187,7 +9134,7 @@
               <w:rPr>
                 <w:sz w:val="18"/>
               </w:rPr>
-              <w:t>0.2mm minimum. Use 0.25mm for reliability.</w:t>
+              <w:t>0.2mm min, use 0.25mm for reliability</w:t>
             </w:r>
           </w:p>
         </w:tc>
@@ -8230,7 +9177,7 @@
               <w:rPr>
                 <w:sz w:val="18"/>
               </w:rPr>
-              <w:t>0.5mm for +5V_RAIL/+3V3. 1.0mm for LM2596S-5.0 SW_NODE and relay coil supply.</w:t>
+              <w:t>0.5mm for +5V_RAIL/+3V3; 1.0mm for SW_NODE and relay coil supply</w:t>
             </w:r>
           </w:p>
         </w:tc>
@@ -8273,7 +9220,7 @@
               <w:rPr>
                 <w:sz w:val="18"/>
               </w:rPr>
-              <w:t>1.0mm minimum for relay NO/COM contact traces (24VAC). Keep short and direct to J2.</w:t>
+              <w:t>1.0mm min for relay NO/COM traces (24VAC)</w:t>
             </w:r>
           </w:p>
         </w:tc>
@@ -8316,7 +9263,7 @@
               <w:rPr>
                 <w:sz w:val="18"/>
               </w:rPr>
-              <w:t>1.0mm minimum. These carry 24VAC from the screw terminal to MB10F.</w:t>
+              <w:t>1.0mm min -- these carry 24VAC</w:t>
             </w:r>
           </w:p>
         </w:tc>
@@ -8339,7 +9286,7 @@
                 <w:b/>
                 <w:sz w:val="18"/>
               </w:rPr>
-              <w:t>Clearance (signal-signal)</w:t>
+              <w:t>Clearance signal-signal</w:t>
             </w:r>
           </w:p>
         </w:tc>
@@ -8359,7 +9306,7 @@
               <w:rPr>
                 <w:sz w:val="18"/>
               </w:rPr>
-              <w:t>0.2mm minimum. Use 0.25mm for reliability.</w:t>
+              <w:t>0.2mm min, use 0.25mm</w:t>
             </w:r>
           </w:p>
         </w:tc>
@@ -8382,7 +9329,7 @@
                 <w:b/>
                 <w:sz w:val="18"/>
               </w:rPr>
-              <w:t>Clearance (24VAC to low-V)</w:t>
+              <w:t>Clearance 24VAC to low-V</w:t>
             </w:r>
           </w:p>
         </w:tc>
@@ -8402,7 +9349,7 @@
               <w:rPr>
                 <w:sz w:val="18"/>
               </w:rPr>
-              <w:t>1.0mm minimum between AC input traces / relay contact copper and 5V/3.3V traces. Safety requirement.</w:t>
+              <w:t>1.0mm min between AC traces and 5V/3.3V copper</w:t>
             </w:r>
           </w:p>
         </w:tc>
@@ -8425,7 +9372,7 @@
                 <w:b/>
                 <w:sz w:val="18"/>
               </w:rPr>
-              <w:t>Via size</w:t>
+              <w:t>Clearance relay contacts</w:t>
             </w:r>
           </w:p>
         </w:tc>
@@ -8445,7 +9392,7 @@
               <w:rPr>
                 <w:sz w:val="18"/>
               </w:rPr>
-              <w:t>0.6mm drill, 1.0mm pad -- JLCPCB standard.</w:t>
+              <w:t>2.0mm min between relay contact copper and low-voltage traces</w:t>
             </w:r>
           </w:p>
         </w:tc>
@@ -8468,7 +9415,7 @@
                 <w:b/>
                 <w:sz w:val="18"/>
               </w:rPr>
-              <w:t>Ground plane</w:t>
+              <w:t>Via size</w:t>
             </w:r>
           </w:p>
         </w:tc>
@@ -8488,7 +9435,7 @@
               <w:rPr>
                 <w:sz w:val="18"/>
               </w:rPr>
-              <w:t>Pour GND on BOTH layers. Bottom = primary. Top = fill gaps.</w:t>
+              <w:t>0.6mm drill, 1.0mm pad</w:t>
             </w:r>
           </w:p>
         </w:tc>
@@ -8511,7 +9458,7 @@
                 <w:b/>
                 <w:sz w:val="18"/>
               </w:rPr>
-              <w:t>ESP32 antenna keep-out</w:t>
+              <w:t>Ground plane</w:t>
             </w:r>
           </w:p>
         </w:tc>
@@ -8531,7 +9478,50 @@
               <w:rPr>
                 <w:sz w:val="18"/>
               </w:rPr>
-              <w:t>No copper within 3mm below the ESP32 module antenna end (notched end). Critical for WiFi range.</w:t>
+              <w:t>Pour GND on both layers</w:t>
+            </w:r>
+          </w:p>
+        </w:tc>
+      </w:tr>
+      <w:tr>
+        <w:tc>
+          <w:tcPr>
+            <w:tcW w:type="dxa" w:w="4680"/>
+            <w:shd w:val="clear" w:color="auto" w:fill="F2F2F2"/>
+            <w:tcBorders>
+              <w:top w:val="single" w:sz="4" w:space="0" w:color="AAAAAA"/>
+              <w:bottom w:val="single" w:sz="4" w:space="0" w:color="AAAAAA"/>
+              <w:left w:val="single" w:sz="4" w:space="0" w:color="AAAAAA"/>
+              <w:right w:val="single" w:sz="4" w:space="0" w:color="AAAAAA"/>
+            </w:tcBorders>
+          </w:tcPr>
+          <w:p>
+            <w:r>
+              <w:rPr>
+                <w:b/>
+                <w:sz w:val="18"/>
+              </w:rPr>
+              <w:t>ESP32 antenna keep-out</w:t>
+            </w:r>
+          </w:p>
+        </w:tc>
+        <w:tc>
+          <w:tcPr>
+            <w:tcW w:type="dxa" w:w="4680"/>
+            <w:shd w:val="clear" w:color="auto" w:fill="F2F2F2"/>
+            <w:tcBorders>
+              <w:top w:val="single" w:sz="4" w:space="0" w:color="AAAAAA"/>
+              <w:bottom w:val="single" w:sz="4" w:space="0" w:color="AAAAAA"/>
+              <w:left w:val="single" w:sz="4" w:space="0" w:color="AAAAAA"/>
+              <w:right w:val="single" w:sz="4" w:space="0" w:color="AAAAAA"/>
+            </w:tcBorders>
+          </w:tcPr>
+          <w:p>
+            <w:r>
+              <w:rPr>
+                <w:sz w:val="18"/>
+              </w:rPr>
+              <w:t>No copper within 3mm below antenna end (notched end)</w:t>
             </w:r>
           </w:p>
         </w:tc>
@@ -8545,12 +9535,6 @@
         <w:t>5.2  Component Placement Strategy</w:t>
       </w:r>
     </w:p>
-    <w:p>
-      <w:r>
-        <w:t>Good placement is 80% of a good layout. Do this BEFORE routing any traces.</w:t>
-      </w:r>
-    </w:p>
-    <w:p/>
     <w:tbl>
       <w:tblPr>
         <w:tblStyle w:val="TableGrid"/>
@@ -8688,7 +9672,7 @@
               <w:rPr>
                 <w:sz w:val="18"/>
               </w:rPr>
-              <w:t>AC/USB power entry -- keep fuse accessible on board edge</w:t>
+              <w:t>AC/USB entry -- fuse accessible on board edge</w:t>
             </w:r>
           </w:p>
         </w:tc>
@@ -8731,7 +9715,7 @@
               <w:rPr>
                 <w:sz w:val="18"/>
               </w:rPr>
-              <w:t>D10 (MB10F), C1 (470uF bulk cap), U5 (LM2596S-5.0), L1, D11, C2</w:t>
+              <w:t>D10 (MB10F), C1 (470uF), U5 (LM2596S-5.0), L1, D11, C2</w:t>
             </w:r>
           </w:p>
         </w:tc>
@@ -8751,7 +9735,7 @@
               <w:rPr>
                 <w:sz w:val="18"/>
               </w:rPr>
-              <w:t>Power supply sub-circuit -- keep SW_NODE loop tight; away from ESP32 RF area</w:t>
+              <w:t>Power supply sub-circuit -- keep SW_NODE loop tight; away from ESP32 RF</w:t>
             </w:r>
           </w:p>
         </w:tc>
@@ -8814,7 +9798,7 @@
               <w:rPr>
                 <w:sz w:val="18"/>
               </w:rPr>
-              <w:t>5V -&gt; 3.3V, close to ESP32 3V3 supply pin</w:t>
+              <w:t>5V -&gt; 3.3V, close to ESP32 3V3 pin</w:t>
             </w:r>
           </w:p>
         </w:tc>
@@ -8857,7 +9841,7 @@
               <w:rPr>
                 <w:sz w:val="18"/>
               </w:rPr>
-              <w:t>U2 (CH340C), T1, T2 (auto-reset), SW1, SW2</w:t>
+              <w:t>U2 (CH340C), T1, T2, R17-R20, SW1, SW2</w:t>
             </w:r>
           </w:p>
         </w:tc>
@@ -8877,7 +9861,7 @@
               <w:rPr>
                 <w:sz w:val="18"/>
               </w:rPr>
-              <w:t>USB logic close to USB-C and ESP32 UART pins</w:t>
+              <w:t>USB logic close to USB-C and ESP32 UART</w:t>
             </w:r>
           </w:p>
         </w:tc>
@@ -8940,7 +9924,7 @@
               <w:rPr>
                 <w:sz w:val="18"/>
               </w:rPr>
-              <w:t>Module is large -- antenna end faces a board edge with no copper pour</w:t>
+              <w:t>Antenna end faces board edge -- no copper pour under antenna</w:t>
             </w:r>
           </w:p>
         </w:tc>
@@ -8963,7 +9947,7 @@
                 <w:b/>
                 <w:sz w:val="18"/>
               </w:rPr>
-              <w:t>Right side</w:t>
+              <w:t>Center-right</w:t>
             </w:r>
           </w:p>
         </w:tc>
@@ -8983,7 +9967,7 @@
               <w:rPr>
                 <w:sz w:val="18"/>
               </w:rPr>
-              <w:t>U3 (ULN2803A), K1-K8 (relays in column)</w:t>
+              <w:t>R1-R8, R9-R16, R21 (GPIO12 pull-down)</w:t>
             </w:r>
           </w:p>
         </w:tc>
@@ -9003,7 +9987,7 @@
               <w:rPr>
                 <w:sz w:val="18"/>
               </w:rPr>
-              <w:t>Relay block physically separate from ESP32. Direct path to J2 on the right edge.</w:t>
+              <w:t>Small passives close to their associated ICs</w:t>
             </w:r>
           </w:p>
         </w:tc>
@@ -9026,7 +10010,7 @@
                 <w:b/>
                 <w:sz w:val="18"/>
               </w:rPr>
-              <w:t>Right edge</w:t>
+              <w:t>Center-right</w:t>
             </w:r>
           </w:p>
         </w:tc>
@@ -9046,7 +10030,7 @@
               <w:rPr>
                 <w:sz w:val="18"/>
               </w:rPr>
-              <w:t>J2 (11-pin terminal strip)</w:t>
+              <w:t>D1-D8 (zone LEDs)</w:t>
             </w:r>
           </w:p>
         </w:tc>
@@ -9066,7 +10050,133 @@
               <w:rPr>
                 <w:sz w:val="18"/>
               </w:rPr>
-              <w:t>Always on board edge -- must be accessible for wiring after mounting</w:t>
+              <w:t>One per relay, visible from board top</w:t>
+            </w:r>
+          </w:p>
+        </w:tc>
+      </w:tr>
+      <w:tr>
+        <w:tc>
+          <w:tcPr>
+            <w:tcW w:type="dxa" w:w="3120"/>
+            <w:shd w:val="clear" w:color="auto" w:fill="F2F2F2"/>
+            <w:tcBorders>
+              <w:top w:val="single" w:sz="4" w:space="0" w:color="AAAAAA"/>
+              <w:bottom w:val="single" w:sz="4" w:space="0" w:color="AAAAAA"/>
+              <w:left w:val="single" w:sz="4" w:space="0" w:color="AAAAAA"/>
+              <w:right w:val="single" w:sz="4" w:space="0" w:color="AAAAAA"/>
+            </w:tcBorders>
+          </w:tcPr>
+          <w:p>
+            <w:r>
+              <w:rPr>
+                <w:b/>
+                <w:sz w:val="18"/>
+              </w:rPr>
+              <w:t>Right side</w:t>
+            </w:r>
+          </w:p>
+        </w:tc>
+        <w:tc>
+          <w:tcPr>
+            <w:tcW w:type="dxa" w:w="3120"/>
+            <w:shd w:val="clear" w:color="auto" w:fill="F2F2F2"/>
+            <w:tcBorders>
+              <w:top w:val="single" w:sz="4" w:space="0" w:color="AAAAAA"/>
+              <w:bottom w:val="single" w:sz="4" w:space="0" w:color="AAAAAA"/>
+              <w:left w:val="single" w:sz="4" w:space="0" w:color="AAAAAA"/>
+              <w:right w:val="single" w:sz="4" w:space="0" w:color="AAAAAA"/>
+            </w:tcBorders>
+          </w:tcPr>
+          <w:p>
+            <w:r>
+              <w:rPr>
+                <w:sz w:val="18"/>
+              </w:rPr>
+              <w:t>U3 (ULN2803A), K1-K8 (relays)</w:t>
+            </w:r>
+          </w:p>
+        </w:tc>
+        <w:tc>
+          <w:tcPr>
+            <w:tcW w:type="dxa" w:w="3120"/>
+            <w:shd w:val="clear" w:color="auto" w:fill="F2F2F2"/>
+            <w:tcBorders>
+              <w:top w:val="single" w:sz="4" w:space="0" w:color="AAAAAA"/>
+              <w:bottom w:val="single" w:sz="4" w:space="0" w:color="AAAAAA"/>
+              <w:left w:val="single" w:sz="4" w:space="0" w:color="AAAAAA"/>
+              <w:right w:val="single" w:sz="4" w:space="0" w:color="AAAAAA"/>
+            </w:tcBorders>
+          </w:tcPr>
+          <w:p>
+            <w:r>
+              <w:rPr>
+                <w:sz w:val="18"/>
+              </w:rPr>
+              <w:t>Relay block separate from ESP32; direct path to J2</w:t>
+            </w:r>
+          </w:p>
+        </w:tc>
+      </w:tr>
+      <w:tr>
+        <w:tc>
+          <w:tcPr>
+            <w:tcW w:type="dxa" w:w="3120"/>
+            <w:shd w:val="clear" w:color="auto" w:fill="FFFFFF"/>
+            <w:tcBorders>
+              <w:top w:val="single" w:sz="4" w:space="0" w:color="AAAAAA"/>
+              <w:bottom w:val="single" w:sz="4" w:space="0" w:color="AAAAAA"/>
+              <w:left w:val="single" w:sz="4" w:space="0" w:color="AAAAAA"/>
+              <w:right w:val="single" w:sz="4" w:space="0" w:color="AAAAAA"/>
+            </w:tcBorders>
+          </w:tcPr>
+          <w:p>
+            <w:r>
+              <w:rPr>
+                <w:b/>
+                <w:sz w:val="18"/>
+              </w:rPr>
+              <w:t>Right edge</w:t>
+            </w:r>
+          </w:p>
+        </w:tc>
+        <w:tc>
+          <w:tcPr>
+            <w:tcW w:type="dxa" w:w="3120"/>
+            <w:shd w:val="clear" w:color="auto" w:fill="FFFFFF"/>
+            <w:tcBorders>
+              <w:top w:val="single" w:sz="4" w:space="0" w:color="AAAAAA"/>
+              <w:bottom w:val="single" w:sz="4" w:space="0" w:color="AAAAAA"/>
+              <w:left w:val="single" w:sz="4" w:space="0" w:color="AAAAAA"/>
+              <w:right w:val="single" w:sz="4" w:space="0" w:color="AAAAAA"/>
+            </w:tcBorders>
+          </w:tcPr>
+          <w:p>
+            <w:r>
+              <w:rPr>
+                <w:sz w:val="18"/>
+              </w:rPr>
+              <w:t>J2 (11-pin terminal strip)</w:t>
+            </w:r>
+          </w:p>
+        </w:tc>
+        <w:tc>
+          <w:tcPr>
+            <w:tcW w:type="dxa" w:w="3120"/>
+            <w:shd w:val="clear" w:color="auto" w:fill="FFFFFF"/>
+            <w:tcBorders>
+              <w:top w:val="single" w:sz="4" w:space="0" w:color="AAAAAA"/>
+              <w:bottom w:val="single" w:sz="4" w:space="0" w:color="AAAAAA"/>
+              <w:left w:val="single" w:sz="4" w:space="0" w:color="AAAAAA"/>
+              <w:right w:val="single" w:sz="4" w:space="0" w:color="AAAAAA"/>
+            </w:tcBorders>
+          </w:tcPr>
+          <w:p>
+            <w:r>
+              <w:rPr>
+                <w:sz w:val="18"/>
+              </w:rPr>
+              <w:t>Always on board edge -- accessible for field wiring</w:t>
             </w:r>
           </w:p>
         </w:tc>
@@ -9081,8 +10191,11 @@
       </w:r>
     </w:p>
     <w:p>
+      <w:pPr>
+        <w:pStyle w:val="ListBullet"/>
+      </w:pPr>
       <w:r>
-        <w:t>Route in this order -- each step is cleaner if the prior step is complete:</w:t>
+        <w:t>Power first: DC_RAW (1.0mm) from MB10F+ to LM2596S-5.0 VIN. SW_NODE loop (1.0mm). +5V_RAIL (0.5mm) to ULN2803A COM, relay coils, AMS1117 VIN.</w:t>
       </w:r>
     </w:p>
     <w:p>
@@ -9090,7 +10203,7 @@
         <w:pStyle w:val="ListBullet"/>
       </w:pPr>
       <w:r>
-        <w:t>Power first: Route DC_RAW (1.0mm) from MB10F + to LM2596S-5.0 VIN. Route SW_NODE (1.0mm) loop: U5 OUT -&gt; L1 -&gt; +5V_RAIL junction with D11 cathode and C2 +. Route +5V_RAIL (0.5mm) to ULN2803A COM, relay coils, and AMS1117 VIN.</w:t>
+        <w:t>AC input: 1.0mm traces from J2 Pins 1-2 to F1 and MB10F. Keep 1.0mm from 5V/3.3V copper.</w:t>
       </w:r>
     </w:p>
     <w:p>
@@ -9098,7 +10211,7 @@
         <w:pStyle w:val="ListBullet"/>
       </w:pPr>
       <w:r>
-        <w:t>AC input: Route 1.0mm traces from J2 Pins 1-2 to F1 and MB10F. These carry 24VAC -- keep 1.0mm clearance from 5V/3.3V copper.</w:t>
+        <w:t>USB differential pair: route D+ and D- together, matched length.</w:t>
       </w:r>
     </w:p>
     <w:p>
@@ -9106,7 +10219,7 @@
         <w:pStyle w:val="ListBullet"/>
       </w:pPr>
       <w:r>
-        <w:t>USB differential pair: Route D+ and D- together as a matched pair (same length +/-0.1mm). Keep away from relay traces.</w:t>
+        <w:t>UART: ESP_TX0 and ESP_RX0 between CH340C and ESP32.</w:t>
       </w:r>
     </w:p>
     <w:p>
@@ -9114,7 +10227,7 @@
         <w:pStyle w:val="ListBullet"/>
       </w:pPr>
       <w:r>
-        <w:t>UART: Route ESP_TX0 and ESP_RX0 between CH340C and ESP32. Short, direct.</w:t>
+        <w:t>Auto-reset: CH_DTR/CH_RTS through R17/R18 to T1/T2 bases; collectors to ESP_EN and ESP_BOOT.</w:t>
       </w:r>
     </w:p>
     <w:p>
@@ -9122,7 +10235,7 @@
         <w:pStyle w:val="ListBullet"/>
       </w:pPr>
       <w:r>
-        <w:t>Auto-reset: Route CH_DTR/CH_RTS through base resistors to T1/T2, then collectors to ESP_EN and ESP_BOOT.</w:t>
+        <w:t>Zone signals: ZONE1-ZONE8 from ESP32 GPIOs through R1-R8 to ULN2803A INx.</w:t>
       </w:r>
     </w:p>
     <w:p>
@@ -9130,7 +10243,7 @@
         <w:pStyle w:val="ListBullet"/>
       </w:pPr>
       <w:r>
-        <w:t>Zone signals: Route ZONE1-ZONE8 from ESP32 GPIOs to ULN2803A INx pins.</w:t>
+        <w:t>Relay coils: RLY1-RLY8_COIL_N from ULN2803A OUTs to relay coil - pins.</w:t>
       </w:r>
     </w:p>
     <w:p>
@@ -9138,7 +10251,7 @@
         <w:pStyle w:val="ListBullet"/>
       </w:pPr>
       <w:r>
-        <w:t>Relay coils: Route RLY1_COIL_N through RLY8_COIL_N from ULN2803A OUT pins to relay coil negatives.</w:t>
+        <w:t>Relay contacts: 1.0mm traces from relay COM/NO to J2 Pins 3-11.</w:t>
       </w:r>
     </w:p>
     <w:p>
@@ -9146,15 +10259,7 @@
         <w:pStyle w:val="ListBullet"/>
       </w:pPr>
       <w:r>
-        <w:t>Relay contacts: Route heavy 1.0mm traces from relay COM/NO pins to J2 Pins 3-11. Maximize clearance from low-V signals.</w:t>
-      </w:r>
-    </w:p>
-    <w:p>
-      <w:pPr>
-        <w:pStyle w:val="ListBullet"/>
-      </w:pPr>
-      <w:r>
-        <w:t>Pour ground: Last step -- Design &gt; Copper Pour on both layers. Verify ESP32 antenna area has no copper.</w:t>
+        <w:t>Pour ground: last step. Design &gt; Copper Pour on both layers. Check ESP32 antenna keep-out.</w:t>
       </w:r>
     </w:p>
     <w:p>
@@ -9178,7 +10283,7 @@
         <w:pStyle w:val="ListBullet"/>
       </w:pPr>
       <w:r>
-        <w:t>Common DRC errors: clearance violation between relay contact/AC traces and low-voltage traces -- fix by rerouting.</w:t>
+        <w:t>Common error: clearance violation between relay/AC traces and low-voltage traces -- reroute.</w:t>
       </w:r>
     </w:p>
     <w:p>
@@ -9186,7 +10291,7 @@
         <w:pStyle w:val="ListBullet"/>
       </w:pPr>
       <w:r>
-        <w:t>Check silkscreen: reference designators visible and not covered by pads.</w:t>
+        <w:t>Check silkscreen: reference designators visible, not covered by pads.</w:t>
       </w:r>
     </w:p>
     <w:p>
@@ -9206,8 +10311,11 @@
       </w:r>
     </w:p>
     <w:p>
+      <w:pPr>
+        <w:pStyle w:val="ListBullet"/>
+      </w:pPr>
       <w:r>
-        <w:t>EasyEDA generates all three files needed for JLCPCB PCBA in one step:</w:t>
+        <w:t>Gerber ZIP: Fabrication &gt; Generate Gerber.</w:t>
       </w:r>
     </w:p>
     <w:p>
@@ -9215,7 +10323,7 @@
         <w:pStyle w:val="ListBullet"/>
       </w:pPr>
       <w:r>
-        <w:t>Gerber ZIP: Fabrication &gt; Generate Gerber. Download the ZIP file.</w:t>
+        <w:t>BOM CSV: Fabrication &gt; BOM. LCSC part numbers pre-filled.</w:t>
       </w:r>
     </w:p>
     <w:p>
@@ -9223,15 +10331,7 @@
         <w:pStyle w:val="ListBullet"/>
       </w:pPr>
       <w:r>
-        <w:t>BOM CSV: Fabrication &gt; BOM (Bill of Materials). LCSC part numbers pre-filled for all LCSC-sourced parts.</w:t>
-      </w:r>
-    </w:p>
-    <w:p>
-      <w:pPr>
-        <w:pStyle w:val="ListBullet"/>
-      </w:pPr>
-      <w:r>
-        <w:t>CPL CSV: Fabrication &gt; Component Placement List (Pick &amp; Place). Tells JLCPCB where each component sits.</w:t>
+        <w:t>CPL CSV: Fabrication &gt; Component Placement List.</w:t>
       </w:r>
     </w:p>
     <w:p>
@@ -9247,7 +10347,7 @@
         <w:pStyle w:val="ListBullet"/>
       </w:pPr>
       <w:r>
-        <w:t>Go to jlcpcb.com -&gt; "Order Now" -&gt; Upload Gerber ZIP.</w:t>
+        <w:t>jlcpcb.com -&gt; "Order Now" -&gt; Upload Gerber ZIP.</w:t>
       </w:r>
     </w:p>
     <w:p>
@@ -9255,7 +10355,7 @@
         <w:pStyle w:val="ListBullet"/>
       </w:pPr>
       <w:r>
-        <w:t>Set PCB options: 2 layers, 1.6mm thickness, HASL-LF (lead-free), green soldermask.</w:t>
+        <w:t>Set PCB options: 2 layers, 1.6mm, HASL-LF, green soldermask.</w:t>
       </w:r>
     </w:p>
     <w:p>
@@ -9263,7 +10363,7 @@
         <w:pStyle w:val="ListBullet"/>
       </w:pPr>
       <w:r>
-        <w:t>Enable PCB Assembly: toggle on. Select "Standard PCBA" and "Top Side". Set quantity.</w:t>
+        <w:t>Enable PCB Assembly: "Standard PCBA", "Top Side". Upload BOM + CPL.</w:t>
       </w:r>
     </w:p>
     <w:p>
@@ -9271,7 +10371,7 @@
         <w:pStyle w:val="ListBullet"/>
       </w:pPr>
       <w:r>
-        <w:t>Upload BOM + CPL: JLCPCB will match LCSC part numbers to warehouse stock.</w:t>
+        <w:t>Confirm components: check for "Out of Stock" items.</w:t>
       </w:r>
     </w:p>
     <w:p>
@@ -9279,15 +10379,7 @@
         <w:pStyle w:val="ListBullet"/>
       </w:pPr>
       <w:r>
-        <w:t>Confirm components: check for any "Out of Stock" items and substitute from LCSC if needed.</w:t>
-      </w:r>
-    </w:p>
-    <w:p>
-      <w:pPr>
-        <w:pStyle w:val="ListBullet"/>
-      </w:pPr>
-      <w:r>
-        <w:t>Order 5 prototypes first: before the 1,000-unit run, order 5 boards at ~$25-35/board to catch any errors.</w:t>
+        <w:t>Order 5 prototypes first at ~$25-35/board before the 1,000-unit run.</w:t>
       </w:r>
     </w:p>
     <w:p>
@@ -9301,7 +10393,7 @@
         <w:t xml:space="preserve">NOTE: </w:t>
       </w:r>
       <w:r>
-        <w:t>F1 (fuse holder) and J2 (terminal strip) are through-hole components. JLCPCB charges extra for THT assembly (~$0.015/joint). At prototype stage, hand-solder these two components yourself after receiving the boards.</w:t>
+        <w:t>F1 (fuse holder) and J2 (terminal strip) are through-hole. Hand-solder these after receiving boards.</w:t>
       </w:r>
     </w:p>
     <w:p>
@@ -9313,16 +10405,11 @@
       </w:r>
     </w:p>
     <w:p>
-      <w:r>
-        <w:t>When your 5 prototypes arrive, test in this sequence before ordering 1,000 units:</w:t>
-      </w:r>
-    </w:p>
-    <w:p>
       <w:pPr>
         <w:pStyle w:val="ListBullet"/>
       </w:pPr>
       <w:r>
-        <w:t>Visual check: inspect solder joints under magnification. Check relay orientation (coil polarity matters).</w:t>
+        <w:t>Visual check: inspect solder joints under magnification.</w:t>
       </w:r>
     </w:p>
     <w:p>
@@ -9338,7 +10425,7 @@
         <w:pStyle w:val="ListBullet"/>
       </w:pPr>
       <w:r>
-        <w:t>USB-only power test: connect USB-C only. Measure +5V_RAIL (~4.6-4.7V expected) and +3V3 before connecting to a computer.</w:t>
+        <w:t>USB-only power test: connect USB-C only. Measure +5V_RAIL (~4.6-4.7V) and +3V3.</w:t>
       </w:r>
     </w:p>
     <w:p>
@@ -9346,7 +10433,7 @@
         <w:pStyle w:val="ListBullet"/>
       </w:pPr>
       <w:r>
-        <w:t>24VAC power test: connect 24VAC transformer to J2 Pins 1-2 (USB-C disconnected). Measure +5V_RAIL (5.0V expected) and +3V3.</w:t>
+        <w:t>24VAC power test: connect 24VAC to J2 Pins 1-2. Measure +5V_RAIL (5.0V expected) and +3V3.</w:t>
       </w:r>
     </w:p>
     <w:p>
@@ -9354,7 +10441,7 @@
         <w:pStyle w:val="ListBullet"/>
       </w:pPr>
       <w:r>
-        <w:t>Dual-supply test: connect both 24VAC and USB-C simultaneously. Verify +5V_RAIL = 5.0V. Check that USB host shows no unexpected voltage or current draw.</w:t>
+        <w:t>Dual-supply test: connect both simultaneously. Verify +5V_RAIL = 5.0V; USB host shows no unexpected current.</w:t>
       </w:r>
     </w:p>
     <w:p>
@@ -9362,7 +10449,7 @@
         <w:pStyle w:val="ListBullet"/>
       </w:pPr>
       <w:r>
-        <w:t>Flash firmware: connect USB-C to Arduino IDE. CH340C should appear as a COM port. Flash sprinkler_controller.ino.</w:t>
+        <w:t>Flash firmware: CH340C appears as COM port. Flash sprinkler_controller.ino.</w:t>
       </w:r>
     </w:p>
     <w:p>
@@ -9370,7 +10457,7 @@
         <w:pStyle w:val="ListBullet"/>
       </w:pPr>
       <w:r>
-        <w:t>Serial monitor: open at 115200 baud. Should see WiFiManager startup messages.</w:t>
+        <w:t>Relay test: use /api/run_zone to toggle each relay. Verify click and NO contact continuity.</w:t>
       </w:r>
     </w:p>
     <w:p>
@@ -9378,7 +10465,7 @@
         <w:pStyle w:val="ListBullet"/>
       </w:pPr>
       <w:r>
-        <w:t>Relay test: use the /api/run_zone endpoint to toggle each relay. Verify audible click and continuity on the NO contact.</w:t>
+        <w:t>24VAC valve test: connect solenoid to Zone 1. Activate -- verify valve opens. Deactivate -- verify closes.</w:t>
       </w:r>
     </w:p>
     <w:p>
@@ -9386,15 +10473,7 @@
         <w:pStyle w:val="ListBullet"/>
       </w:pPr>
       <w:r>
-        <w:t>24VAC valve test: connect a single 24VAC valve solenoid. Activate zone 1 -- verify valve opens. Deactivate -- verify closes.</w:t>
-      </w:r>
-    </w:p>
-    <w:p>
-      <w:pPr>
-        <w:pStyle w:val="ListBullet"/>
-      </w:pPr>
-      <w:r>
-        <w:t>48-hour soak test: run a full 8-zone schedule for 48 hours. Verify no thermal issues, no relay failures, WiFi stays connected.</w:t>
+        <w:t>48-hour soak test: full 8-zone schedule. No thermal issues, no relay failures, WiFi stays connected.</w:t>
       </w:r>
     </w:p>
     <w:p>
@@ -9522,7 +10601,7 @@
               <w:rPr>
                 <w:sz w:val="18"/>
               </w:rPr>
-              <w:t>J2 Pin 1 (screw terminal)</w:t>
+              <w:t>J2 Pin 1</w:t>
             </w:r>
           </w:p>
         </w:tc>
@@ -9585,7 +10664,7 @@
               <w:rPr>
                 <w:sz w:val="18"/>
               </w:rPr>
-              <w:t>J2 Pin 2 (screw terminal)</w:t>
+              <w:t>J2 Pin 2</w:t>
             </w:r>
           </w:p>
         </w:tc>
@@ -9668,7 +10747,7 @@
               <w:rPr>
                 <w:sz w:val="18"/>
               </w:rPr>
-              <w:t>C1 +, LM2596S-5.0 VIN</w:t>
+              <w:t>C1 +, U5 LM2596S-5.0 VIN</w:t>
             </w:r>
           </w:p>
         </w:tc>
@@ -9711,7 +10790,7 @@
               <w:rPr>
                 <w:sz w:val="18"/>
               </w:rPr>
-              <w:t>LM2596S-5.0 OUT</w:t>
+              <w:t>U5 OUT pin</w:t>
             </w:r>
           </w:p>
         </w:tc>
@@ -9774,7 +10853,7 @@
               <w:rPr>
                 <w:sz w:val="18"/>
               </w:rPr>
-              <w:t>L1 pin 2 (LM2596S-5.0 output)</w:t>
+              <w:t>L1 pin 2 (buck output)</w:t>
             </w:r>
           </w:p>
         </w:tc>
@@ -9794,7 +10873,7 @@
               <w:rPr>
                 <w:sz w:val="18"/>
               </w:rPr>
-              <w:t>ULN2803A COM, relay K1-K8 coil +, AMS1117 VIN, D12 cathode</w:t>
+              <w:t>ULN2803A COM, relay K1-K8 coil+, U4 AMS1117 VIN, D12 cathode</w:t>
             </w:r>
           </w:p>
         </w:tc>
@@ -9857,7 +10936,7 @@
               <w:rPr>
                 <w:sz w:val="18"/>
               </w:rPr>
-              <w:t>D12 anode</w:t>
+              <w:t>D12 anode (SS14 Schottky)</w:t>
             </w:r>
           </w:p>
         </w:tc>
@@ -9900,7 +10979,7 @@
               <w:rPr>
                 <w:sz w:val="18"/>
               </w:rPr>
-              <w:t>AMS1117 VOUT</w:t>
+              <w:t>U4 AMS1117 VOUT</w:t>
             </w:r>
           </w:p>
         </w:tc>
@@ -10026,7 +11105,7 @@
               <w:rPr>
                 <w:sz w:val="18"/>
               </w:rPr>
-              <w:t>ESP32 GPIO1 (U0TXD)</w:t>
+              <w:t>ESP32 GPIO1</w:t>
             </w:r>
           </w:p>
         </w:tc>
@@ -10109,7 +11188,7 @@
               <w:rPr>
                 <w:sz w:val="18"/>
               </w:rPr>
-              <w:t>ESP32 GPIO3 (U0RXD)</w:t>
+              <w:t>ESP32 GPIO3</w:t>
             </w:r>
           </w:p>
         </w:tc>
@@ -10132,7 +11211,7 @@
                 <w:b/>
                 <w:sz w:val="18"/>
               </w:rPr>
-              <w:t>ESP_EN</w:t>
+              <w:t>CH_DTR</w:t>
             </w:r>
           </w:p>
         </w:tc>
@@ -10152,7 +11231,7 @@
               <w:rPr>
                 <w:sz w:val="18"/>
               </w:rPr>
-              <w:t>R_EN (+3V3 pull-up)</w:t>
+              <w:t>CH340C DTR#</w:t>
             </w:r>
           </w:p>
         </w:tc>
@@ -10172,7 +11251,7 @@
               <w:rPr>
                 <w:sz w:val="18"/>
               </w:rPr>
-              <w:t>ESP32 EN, T1 collector, SW2</w:t>
+              <w:t>T1 base via R17 (10k)</w:t>
             </w:r>
           </w:p>
         </w:tc>
@@ -10195,7 +11274,7 @@
                 <w:b/>
                 <w:sz w:val="18"/>
               </w:rPr>
-              <w:t>ESP_BOOT</w:t>
+              <w:t>CH_RTS</w:t>
             </w:r>
           </w:p>
         </w:tc>
@@ -10215,7 +11294,7 @@
               <w:rPr>
                 <w:sz w:val="18"/>
               </w:rPr>
-              <w:t>R_BOOT (+3V3 pull-up)</w:t>
+              <w:t>CH340C RTS#</w:t>
             </w:r>
           </w:p>
         </w:tc>
@@ -10235,7 +11314,7 @@
               <w:rPr>
                 <w:sz w:val="18"/>
               </w:rPr>
-              <w:t>ESP32 GPIO0, T2 collector, SW1</w:t>
+              <w:t>T2 base via R18 (10k)</w:t>
             </w:r>
           </w:p>
         </w:tc>
@@ -10258,7 +11337,7 @@
                 <w:b/>
                 <w:sz w:val="18"/>
               </w:rPr>
-              <w:t>CH_DTR</w:t>
+              <w:t>ESP_EN</w:t>
             </w:r>
           </w:p>
         </w:tc>
@@ -10278,7 +11357,7 @@
               <w:rPr>
                 <w:sz w:val="18"/>
               </w:rPr>
-              <w:t>CH340C DTR#</w:t>
+              <w:t>R19 (+3V3 pull-up)</w:t>
             </w:r>
           </w:p>
         </w:tc>
@@ -10298,7 +11377,7 @@
               <w:rPr>
                 <w:sz w:val="18"/>
               </w:rPr>
-              <w:t>T1 base via R_DTR (10k-ohm)</w:t>
+              <w:t>ESP32 EN, T1 collector, SW2</w:t>
             </w:r>
           </w:p>
         </w:tc>
@@ -10321,7 +11400,7 @@
                 <w:b/>
                 <w:sz w:val="18"/>
               </w:rPr>
-              <w:t>CH_RTS</w:t>
+              <w:t>ESP_BOOT</w:t>
             </w:r>
           </w:p>
         </w:tc>
@@ -10341,7 +11420,7 @@
               <w:rPr>
                 <w:sz w:val="18"/>
               </w:rPr>
-              <w:t>CH340C RTS#</w:t>
+              <w:t>R20 (+3V3 pull-up)</w:t>
             </w:r>
           </w:p>
         </w:tc>
@@ -10361,7 +11440,7 @@
               <w:rPr>
                 <w:sz w:val="18"/>
               </w:rPr>
-              <w:t>T2 base via R_RTS (10k-ohm)</w:t>
+              <w:t>ESP32 GPIO0, T2 collector, SW1</w:t>
             </w:r>
           </w:p>
         </w:tc>
@@ -10424,7 +11503,7 @@
               <w:rPr>
                 <w:sz w:val="18"/>
               </w:rPr>
-              <w:t>ULN2803A IN1-IN8</w:t>
+              <w:t>R1-R8 (1k) -&gt; ULN2803A IN1-IN8</w:t>
             </w:r>
           </w:p>
         </w:tc>
@@ -10447,7 +11526,7 @@
                 <w:b/>
                 <w:sz w:val="18"/>
               </w:rPr>
-              <w:t>RLY1-RLY8_COIL_N</w:t>
+              <w:t>RLY1-8_COIL_N</w:t>
             </w:r>
           </w:p>
         </w:tc>
@@ -10550,7 +11629,7 @@
               <w:rPr>
                 <w:sz w:val="18"/>
               </w:rPr>
-              <w:t>J2 Pin 3 -&gt; 24VAC common wire from transformer</w:t>
+              <w:t>J2 Pin 3 -&gt; 24VAC common wire</w:t>
             </w:r>
           </w:p>
         </w:tc>
@@ -10613,70 +11692,7 @@
               <w:rPr>
                 <w:sz w:val="18"/>
               </w:rPr>
-              <w:t>J2 Pins 4-11 -&gt; individual valve solenoid wires</w:t>
-            </w:r>
-          </w:p>
-        </w:tc>
-      </w:tr>
-      <w:tr>
-        <w:tc>
-          <w:tcPr>
-            <w:tcW w:type="dxa" w:w="3120"/>
-            <w:shd w:val="clear" w:color="auto" w:fill="FFFFFF"/>
-            <w:tcBorders>
-              <w:top w:val="single" w:sz="4" w:space="0" w:color="AAAAAA"/>
-              <w:bottom w:val="single" w:sz="4" w:space="0" w:color="AAAAAA"/>
-              <w:left w:val="single" w:sz="4" w:space="0" w:color="AAAAAA"/>
-              <w:right w:val="single" w:sz="4" w:space="0" w:color="AAAAAA"/>
-            </w:tcBorders>
-          </w:tcPr>
-          <w:p>
-            <w:r>
-              <w:rPr>
-                <w:b/>
-                <w:sz w:val="18"/>
-              </w:rPr>
-              <w:t>LED_STATUS</w:t>
-            </w:r>
-          </w:p>
-        </w:tc>
-        <w:tc>
-          <w:tcPr>
-            <w:tcW w:type="dxa" w:w="3120"/>
-            <w:shd w:val="clear" w:color="auto" w:fill="FFFFFF"/>
-            <w:tcBorders>
-              <w:top w:val="single" w:sz="4" w:space="0" w:color="AAAAAA"/>
-              <w:bottom w:val="single" w:sz="4" w:space="0" w:color="AAAAAA"/>
-              <w:left w:val="single" w:sz="4" w:space="0" w:color="AAAAAA"/>
-              <w:right w:val="single" w:sz="4" w:space="0" w:color="AAAAAA"/>
-            </w:tcBorders>
-          </w:tcPr>
-          <w:p>
-            <w:r>
-              <w:rPr>
-                <w:sz w:val="18"/>
-              </w:rPr>
-              <w:t>ESP32 GPIO23</w:t>
-            </w:r>
-          </w:p>
-        </w:tc>
-        <w:tc>
-          <w:tcPr>
-            <w:tcW w:type="dxa" w:w="3120"/>
-            <w:shd w:val="clear" w:color="auto" w:fill="FFFFFF"/>
-            <w:tcBorders>
-              <w:top w:val="single" w:sz="4" w:space="0" w:color="AAAAAA"/>
-              <w:bottom w:val="single" w:sz="4" w:space="0" w:color="AAAAAA"/>
-              <w:left w:val="single" w:sz="4" w:space="0" w:color="AAAAAA"/>
-              <w:right w:val="single" w:sz="4" w:space="0" w:color="AAAAAA"/>
-            </w:tcBorders>
-          </w:tcPr>
-          <w:p>
-            <w:r>
-              <w:rPr>
-                <w:sz w:val="18"/>
-              </w:rPr>
-              <w:t>R_LED (330-ohm) -&gt; green LED anode -&gt; GND</w:t>
+              <w:t>J2 Pins 4-11 -&gt; valve solenoid wires</w:t>
             </w:r>
           </w:p>
         </w:tc>
@@ -10690,12 +11706,6 @@
         <w:t>8.  Pre-Production Checklist</w:t>
       </w:r>
     </w:p>
-    <w:p>
-      <w:r>
-        <w:t>Before ordering 1,000 units, verify every item below:</w:t>
-      </w:r>
-    </w:p>
-    <w:p/>
     <w:tbl>
       <w:tblPr>
         <w:tblStyle w:val="TableGrid"/>
@@ -10789,7 +11799,7 @@
               <w:rPr>
                 <w:sz w:val="18"/>
               </w:rPr>
-              <w:t>ERC passes with zero errors in EasyEDA schematic</w:t>
+              <w:t>ERC passes with zero errors</w:t>
             </w:r>
           </w:p>
         </w:tc>
@@ -10831,7 +11841,7 @@
               <w:rPr>
                 <w:sz w:val="18"/>
               </w:rPr>
-              <w:t>GPIO12 has 10k-ohm pull-down to GND (R12) -- verified in schematic AND on prototype</w:t>
+              <w:t>GPIO12 has R21 (10k pull-down to GND) -- verified in schematic AND on prototype</w:t>
             </w:r>
           </w:p>
         </w:tc>
@@ -10873,7 +11883,7 @@
               <w:rPr>
                 <w:sz w:val="18"/>
               </w:rPr>
-              <w:t>USB-C CC1 and CC2 pins each have 5.1k-ohm to GND (required for USB-C power delivery detection)</w:t>
+              <w:t>USB-C CC1 and CC2 each have R22/R23 (5.1k to GND) -- required for USB-C power delivery detection</w:t>
             </w:r>
           </w:p>
         </w:tc>
@@ -10957,7 +11967,7 @@
               <w:rPr>
                 <w:sz w:val="18"/>
               </w:rPr>
-              <w:t>LM2596S-5.0 ON/OFF pin tied to GND (always-on)</w:t>
+              <w:t>R1-R8 (1k-ohm) placed between ESP32 zone GPIOs and ULN2803A IN1-IN8</w:t>
             </w:r>
           </w:p>
         </w:tc>
@@ -10999,7 +12009,7 @@
               <w:rPr>
                 <w:sz w:val="18"/>
               </w:rPr>
-              <w:t>D11 (1N5819) cathode connected to SW_NODE, anode to GND -- not reversed</w:t>
+              <w:t>LM2596S-5.0 ON/OFF pin tied to GND (always-on)</w:t>
             </w:r>
           </w:p>
         </w:tc>
@@ -11041,7 +12051,7 @@
               <w:rPr>
                 <w:sz w:val="18"/>
               </w:rPr>
-              <w:t>D12 (SS14) cathode connected to +5V_RAIL, anode to USB_VBUS -- not reversed</w:t>
+              <w:t>D11 (1N5819) cathode to SW_NODE, anode to GND -- not reversed</w:t>
             </w:r>
           </w:p>
         </w:tc>
@@ -11083,7 +12093,7 @@
               <w:rPr>
                 <w:sz w:val="18"/>
               </w:rPr>
-              <w:t>C1 (470uF 50V) polarity correct; voltage rating is 50V -- do not substitute lower voltage cap</w:t>
+              <w:t>D12 (SS14) cathode to +5V_RAIL, anode to USB_VBUS -- not reversed</w:t>
             </w:r>
           </w:p>
         </w:tc>
@@ -11125,7 +12135,7 @@
               <w:rPr>
                 <w:sz w:val="18"/>
               </w:rPr>
-              <w:t>Creepage &gt;= 1.0mm between AC_LINE/AC_NEUTRAL traces and any 5V/3.3V copper</w:t>
+              <w:t>C1 (470uF 50V) polarity correct; 50V rating -- do not substitute lower voltage cap</w:t>
             </w:r>
           </w:p>
         </w:tc>
@@ -11167,7 +12177,7 @@
               <w:rPr>
                 <w:sz w:val="18"/>
               </w:rPr>
-              <w:t>DRC passes with zero errors in EasyEDA PCB</w:t>
+              <w:t>Creepage &gt;= 1.0mm between AC_LINE/AC_NEUTRAL traces and any 5V/3.3V copper</w:t>
             </w:r>
           </w:p>
         </w:tc>
@@ -11209,7 +12219,7 @@
               <w:rPr>
                 <w:sz w:val="18"/>
               </w:rPr>
-              <w:t>2.0mm clearance maintained between relay contact copper and low-voltage circuitry</w:t>
+              <w:t>DRC passes with zero errors</w:t>
             </w:r>
           </w:p>
         </w:tc>
@@ -11251,7 +12261,7 @@
               <w:rPr>
                 <w:sz w:val="18"/>
               </w:rPr>
-              <w:t>ESP32 antenna keep-out zone has no copper (3mm below antenna end)</w:t>
+              <w:t>2.0mm clearance between relay contact copper and low-voltage circuitry</w:t>
             </w:r>
           </w:p>
         </w:tc>
@@ -11293,7 +12303,7 @@
               <w:rPr>
                 <w:sz w:val="18"/>
               </w:rPr>
-              <w:t>Ground pour on both layers with no isolated copper islands</w:t>
+              <w:t>ESP32 antenna keep-out: no copper within 3mm below antenna end</w:t>
             </w:r>
           </w:p>
         </w:tc>
@@ -11335,7 +12345,7 @@
               <w:rPr>
                 <w:sz w:val="18"/>
               </w:rPr>
-              <w:t>Prototype 24VAC power test: +5V_RAIL measures 5.0V +/- 0.1V under full relay load (all 8 relays on)</w:t>
+              <w:t>Ground pour on both layers with no isolated islands</w:t>
             </w:r>
           </w:p>
         </w:tc>
@@ -11377,7 +12387,7 @@
               <w:rPr>
                 <w:sz w:val="18"/>
               </w:rPr>
-              <w:t>Prototype dual-supply test: USB + 24VAC simultaneously -- USB host shows no unexpected current</w:t>
+              <w:t>Prototype 24VAC test: +5V_RAIL = 5.0V +/- 0.1V under full relay load</w:t>
             </w:r>
           </w:p>
         </w:tc>
@@ -11419,7 +12429,7 @@
               <w:rPr>
                 <w:sz w:val="18"/>
               </w:rPr>
-              <w:t>LM2596S-5.0 temperature: case should be warm but not hot (&lt; 60C) with all 8 relays energised</w:t>
+              <w:t>Prototype dual-supply test: USB + 24VAC simultaneously -- USB host shows no unexpected current</w:t>
             </w:r>
           </w:p>
         </w:tc>
@@ -11461,7 +12471,7 @@
               <w:rPr>
                 <w:sz w:val="18"/>
               </w:rPr>
-              <w:t>All 8 relay outputs tested on prototype with 24VAC solenoid valves</w:t>
+              <w:t>LM2596S-5.0 temperature &lt; 60C with all 8 relays energised</w:t>
             </w:r>
           </w:p>
         </w:tc>
@@ -11503,7 +12513,7 @@
               <w:rPr>
                 <w:sz w:val="18"/>
               </w:rPr>
-              <w:t>Arduino IDE auto-flash works without pressing buttons (auto-reset circuit functional)</w:t>
+              <w:t>All 8 relay outputs tested with 24VAC solenoid valves</w:t>
             </w:r>
           </w:p>
         </w:tc>
@@ -11545,7 +12555,7 @@
               <w:rPr>
                 <w:sz w:val="18"/>
               </w:rPr>
-              <w:t>All LCSC parts in-stock with &gt; 5,000 units available (check before JLCPCB order)</w:t>
+              <w:t>Arduino IDE auto-flash works without pressing buttons</w:t>
             </w:r>
           </w:p>
         </w:tc>
@@ -11587,7 +12597,7 @@
               <w:rPr>
                 <w:sz w:val="18"/>
               </w:rPr>
-              <w:t>48-hour soak test completed on at least 2 prototype units</w:t>
+              <w:t>All LCSC parts in-stock with &gt; 5,000 units available</w:t>
             </w:r>
           </w:p>
         </w:tc>
@@ -11617,6 +12627,48 @@
           <w:tcPr>
             <w:tcW w:type="dxa" w:w="4680"/>
             <w:shd w:val="clear" w:color="auto" w:fill="FFFFFF"/>
+            <w:tcBorders>
+              <w:top w:val="single" w:sz="4" w:space="0" w:color="AAAAAA"/>
+              <w:bottom w:val="single" w:sz="4" w:space="0" w:color="AAAAAA"/>
+              <w:left w:val="single" w:sz="4" w:space="0" w:color="AAAAAA"/>
+              <w:right w:val="single" w:sz="4" w:space="0" w:color="AAAAAA"/>
+            </w:tcBorders>
+          </w:tcPr>
+          <w:p>
+            <w:r>
+              <w:rPr>
+                <w:sz w:val="18"/>
+              </w:rPr>
+              <w:t>48-hour soak test completed on at least 2 prototypes</w:t>
+            </w:r>
+          </w:p>
+        </w:tc>
+      </w:tr>
+      <w:tr>
+        <w:tc>
+          <w:tcPr>
+            <w:tcW w:type="dxa" w:w="4680"/>
+            <w:shd w:val="clear" w:color="auto" w:fill="F2F2F2"/>
+            <w:tcBorders>
+              <w:top w:val="single" w:sz="4" w:space="0" w:color="AAAAAA"/>
+              <w:bottom w:val="single" w:sz="4" w:space="0" w:color="AAAAAA"/>
+              <w:left w:val="single" w:sz="4" w:space="0" w:color="AAAAAA"/>
+              <w:right w:val="single" w:sz="4" w:space="0" w:color="AAAAAA"/>
+            </w:tcBorders>
+          </w:tcPr>
+          <w:p>
+            <w:r>
+              <w:rPr>
+                <w:sz w:val="18"/>
+              </w:rPr>
+              <w:t>[ ]</w:t>
+            </w:r>
+          </w:p>
+        </w:tc>
+        <w:tc>
+          <w:tcPr>
+            <w:tcW w:type="dxa" w:w="4680"/>
+            <w:shd w:val="clear" w:color="auto" w:fill="F2F2F2"/>
             <w:tcBorders>
               <w:top w:val="single" w:sz="4" w:space="0" w:color="AAAAAA"/>
               <w:bottom w:val="single" w:sz="4" w:space="0" w:color="AAAAAA"/>

--- a/SprinKlr8_PCB_Design_Guide.docx
+++ b/SprinKlr8_PCB_Design_Guide.docx
@@ -1662,7 +1662,7 @@
               </w:rPr>
               <w:t>MB10F bridge rectifier SOP-4</w:t>
               <w:br/>
-              <w:t>LCSC C94085</w:t>
+              <w:t>LCSC C2491</w:t>
             </w:r>
           </w:p>
         </w:tc>
@@ -7113,7 +7113,7 @@
               <w:rPr>
                 <w:sz w:val="18"/>
               </w:rPr>
-              <w:t>C94085</w:t>
+              <w:t>C2491</w:t>
             </w:r>
           </w:p>
         </w:tc>

--- a/SprinKlr8_PCB_Design_Guide.docx
+++ b/SprinKlr8_PCB_Design_Guide.docx
@@ -11498,3923 +11498,1931 @@
         <w:rPr/>
       </w:r>
     </w:p>
+    <w:p>
+      <w:pPr>
+        <w:pStyle w:val="Heading3"/>
+      </w:pPr>
+      <w:r>
+        <w:t>1. Power Supply (24VAC -&gt; 5V -&gt; 3.3V)</w:t>
+      </w:r>
+    </w:p>
     <w:tbl>
       <w:tblPr>
         <w:tblStyle w:val="TableGrid"/>
-        <w:tblW w:w="9360" w:type="dxa"/>
-        <w:jc w:val="start"/>
-        <w:tblInd w:w="0" w:type="dxa"/>
-        <w:tblLayout w:type="fixed"/>
-        <w:tblCellMar>
-          <w:top w:w="0" w:type="dxa"/>
-          <w:start w:w="108" w:type="dxa"/>
-          <w:bottom w:w="0" w:type="dxa"/>
-          <w:end w:w="108" w:type="dxa"/>
-        </w:tblCellMar>
-        <w:tblLook w:firstRow="1" w:noVBand="1" w:lastRow="0" w:firstColumn="1" w:lastColumn="0" w:noHBand="0" w:val="04a0"/>
+        <w:tblW w:type="auto" w:w="0"/>
+        <w:tblLook w:firstColumn="1" w:firstRow="1" w:lastColumn="0" w:lastRow="0" w:noHBand="0" w:noVBand="1" w:val="04A0"/>
       </w:tblPr>
       <w:tblGrid>
-        <w:gridCol w:w="2340"/>
-        <w:gridCol w:w="2805"/>
-        <w:gridCol w:w="1875"/>
-        <w:gridCol w:w="2340"/>
+        <w:gridCol w:w="1872"/>
+        <w:gridCol w:w="1872"/>
+        <w:gridCol w:w="1872"/>
+        <w:gridCol w:w="1872"/>
+        <w:gridCol w:w="1872"/>
       </w:tblGrid>
       <w:tr>
-        <w:trPr/>
-        <w:tc>
-          <w:tcPr>
-            <w:tcW w:w="2340" w:type="dxa"/>
-            <w:tcBorders>
-              <w:top w:val="single" w:sz="4" w:space="0" w:color="AAAAAA"/>
-              <w:start w:val="single" w:sz="4" w:space="0" w:color="AAAAAA"/>
-              <w:bottom w:val="single" w:sz="4" w:space="0" w:color="AAAAAA"/>
-              <w:end w:val="single" w:sz="4" w:space="0" w:color="AAAAAA"/>
-            </w:tcBorders>
-            <w:shd w:color="auto" w:fill="1F497D" w:val="clear"/>
-          </w:tcPr>
-          <w:p>
-            <w:pPr>
-              <w:pStyle w:val="Normal"/>
-              <w:widowControl/>
-              <w:spacing w:lineRule="auto" w:line="240" w:before="0" w:after="0"/>
-              <w:jc w:val="start"/>
-              <w:rPr>
-                <w:rFonts w:eastAsia="ＭＳ 明朝" w:cs=""/>
-                <w:kern w:val="0"/>
-                <w:szCs w:val="22"/>
-                <w:lang w:val="en-US" w:eastAsia="en-US" w:bidi="ar-SA"/>
-              </w:rPr>
-            </w:pPr>
-            <w:r>
-              <w:rPr>
-                <w:rFonts w:eastAsia="ＭＳ 明朝" w:cs=""/>
-                <w:b/>
-                <w:color w:val="FFFFFF"/>
-                <w:kern w:val="0"/>
-                <w:sz w:val="18"/>
-                <w:szCs w:val="22"/>
-                <w:lang w:val="en-US" w:eastAsia="en-US" w:bidi="ar-SA"/>
-              </w:rPr>
+        <w:tc>
+          <w:tcPr>
+            <w:tcW w:type="dxa" w:w="1872"/>
+          </w:tcPr>
+          <w:p>
+            <w:r>
               <w:t>Qty</w:t>
             </w:r>
           </w:p>
         </w:tc>
         <w:tc>
           <w:tcPr>
-            <w:tcW w:w="2805" w:type="dxa"/>
-            <w:tcBorders>
-              <w:top w:val="single" w:sz="4" w:space="0" w:color="AAAAAA"/>
-              <w:start w:val="single" w:sz="4" w:space="0" w:color="AAAAAA"/>
-              <w:bottom w:val="single" w:sz="4" w:space="0" w:color="AAAAAA"/>
-              <w:end w:val="single" w:sz="4" w:space="0" w:color="AAAAAA"/>
-            </w:tcBorders>
-            <w:shd w:color="auto" w:fill="1F497D" w:val="clear"/>
-          </w:tcPr>
-          <w:p>
-            <w:pPr>
-              <w:pStyle w:val="Normal"/>
-              <w:widowControl/>
-              <w:spacing w:lineRule="auto" w:line="240" w:before="0" w:after="0"/>
-              <w:jc w:val="start"/>
-              <w:rPr>
-                <w:rFonts w:eastAsia="ＭＳ 明朝" w:cs=""/>
-                <w:kern w:val="0"/>
-                <w:szCs w:val="22"/>
-                <w:lang w:val="en-US" w:eastAsia="en-US" w:bidi="ar-SA"/>
-              </w:rPr>
-            </w:pPr>
-            <w:r>
-              <w:rPr>
-                <w:rFonts w:eastAsia="ＭＳ 明朝" w:cs=""/>
-                <w:b/>
-                <w:color w:val="FFFFFF"/>
-                <w:kern w:val="0"/>
-                <w:sz w:val="18"/>
-                <w:szCs w:val="22"/>
-                <w:lang w:val="en-US" w:eastAsia="en-US" w:bidi="ar-SA"/>
-              </w:rPr>
+            <w:tcW w:type="dxa" w:w="1872"/>
+          </w:tcPr>
+          <w:p>
+            <w:r>
               <w:t>Component / Search Term</w:t>
             </w:r>
           </w:p>
         </w:tc>
         <w:tc>
           <w:tcPr>
-            <w:tcW w:w="1875" w:type="dxa"/>
-            <w:tcBorders>
-              <w:top w:val="single" w:sz="4" w:space="0" w:color="AAAAAA"/>
-              <w:start w:val="single" w:sz="4" w:space="0" w:color="AAAAAA"/>
-              <w:bottom w:val="single" w:sz="4" w:space="0" w:color="AAAAAA"/>
-              <w:end w:val="single" w:sz="4" w:space="0" w:color="AAAAAA"/>
-            </w:tcBorders>
-            <w:shd w:color="auto" w:fill="1F497D" w:val="clear"/>
-          </w:tcPr>
-          <w:p>
-            <w:pPr>
-              <w:pStyle w:val="Normal"/>
-              <w:widowControl/>
-              <w:spacing w:lineRule="auto" w:line="240" w:before="0" w:after="0"/>
-              <w:jc w:val="start"/>
-              <w:rPr>
-                <w:rFonts w:eastAsia="ＭＳ 明朝" w:cs=""/>
-                <w:kern w:val="0"/>
-                <w:szCs w:val="22"/>
-                <w:lang w:val="en-US" w:eastAsia="en-US" w:bidi="ar-SA"/>
-              </w:rPr>
-            </w:pPr>
-            <w:r>
-              <w:rPr>
-                <w:rFonts w:eastAsia="ＭＳ 明朝" w:cs=""/>
-                <w:b/>
-                <w:color w:val="FFFFFF"/>
-                <w:kern w:val="0"/>
-                <w:sz w:val="18"/>
-                <w:szCs w:val="22"/>
-                <w:lang w:val="en-US" w:eastAsia="en-US" w:bidi="ar-SA"/>
-              </w:rPr>
+            <w:tcW w:type="dxa" w:w="1872"/>
+          </w:tcPr>
+          <w:p>
+            <w:r>
+              <w:t>Designator</w:t>
+            </w:r>
+          </w:p>
+        </w:tc>
+        <w:tc>
+          <w:tcPr>
+            <w:tcW w:type="dxa" w:w="1872"/>
+          </w:tcPr>
+          <w:p>
+            <w:r>
               <w:t>LCSC #</w:t>
             </w:r>
           </w:p>
         </w:tc>
         <w:tc>
           <w:tcPr>
-            <w:tcW w:w="2340" w:type="dxa"/>
-            <w:tcBorders>
-              <w:top w:val="single" w:sz="4" w:space="0" w:color="AAAAAA"/>
-              <w:start w:val="single" w:sz="4" w:space="0" w:color="AAAAAA"/>
-              <w:bottom w:val="single" w:sz="4" w:space="0" w:color="AAAAAA"/>
-              <w:end w:val="single" w:sz="4" w:space="0" w:color="AAAAAA"/>
-            </w:tcBorders>
-            <w:shd w:color="auto" w:fill="1F497D" w:val="clear"/>
-          </w:tcPr>
-          <w:p>
-            <w:pPr>
-              <w:pStyle w:val="Normal"/>
-              <w:widowControl/>
-              <w:spacing w:lineRule="auto" w:line="240" w:before="0" w:after="0"/>
-              <w:jc w:val="start"/>
-              <w:rPr>
-                <w:rFonts w:eastAsia="ＭＳ 明朝" w:cs=""/>
-                <w:kern w:val="0"/>
-                <w:szCs w:val="22"/>
-                <w:lang w:val="en-US" w:eastAsia="en-US" w:bidi="ar-SA"/>
-              </w:rPr>
-            </w:pPr>
-            <w:r>
-              <w:rPr>
-                <w:rFonts w:eastAsia="ＭＳ 明朝" w:cs=""/>
-                <w:b/>
-                <w:color w:val="FFFFFF"/>
-                <w:kern w:val="0"/>
-                <w:sz w:val="18"/>
-                <w:szCs w:val="22"/>
-                <w:lang w:val="en-US" w:eastAsia="en-US" w:bidi="ar-SA"/>
-              </w:rPr>
+            <w:tcW w:type="dxa" w:w="1872"/>
+          </w:tcPr>
+          <w:p>
+            <w:r>
               <w:t>Placement Tip</w:t>
             </w:r>
           </w:p>
         </w:tc>
       </w:tr>
       <w:tr>
-        <w:trPr/>
-        <w:tc>
-          <w:tcPr>
-            <w:tcW w:w="2340" w:type="dxa"/>
-            <w:tcBorders>
-              <w:top w:val="single" w:sz="4" w:space="0" w:color="AAAAAA"/>
-              <w:start w:val="single" w:sz="4" w:space="0" w:color="AAAAAA"/>
-              <w:bottom w:val="single" w:sz="4" w:space="0" w:color="AAAAAA"/>
-              <w:end w:val="single" w:sz="4" w:space="0" w:color="AAAAAA"/>
-            </w:tcBorders>
-            <w:shd w:color="auto" w:fill="FFFFFF" w:val="clear"/>
-          </w:tcPr>
-          <w:p>
-            <w:pPr>
-              <w:pStyle w:val="Normal"/>
-              <w:widowControl/>
-              <w:spacing w:lineRule="auto" w:line="240" w:before="0" w:after="0"/>
-              <w:jc w:val="start"/>
-              <w:rPr>
-                <w:rFonts w:eastAsia="ＭＳ 明朝" w:cs=""/>
-                <w:kern w:val="0"/>
-                <w:szCs w:val="22"/>
-                <w:highlight w:val="none"/>
-                <w:shd w:fill="81D41A" w:val="clear"/>
-                <w:lang w:val="en-US" w:eastAsia="en-US" w:bidi="ar-SA"/>
-              </w:rPr>
-            </w:pPr>
-            <w:r>
-              <w:rPr>
-                <w:rFonts w:eastAsia="ＭＳ 明朝" w:cs=""/>
-                <w:b/>
-                <w:kern w:val="0"/>
-                <w:sz w:val="18"/>
-                <w:szCs w:val="22"/>
-                <w:shd w:fill="81D41A" w:val="clear"/>
-                <w:lang w:val="en-US" w:eastAsia="en-US" w:bidi="ar-SA"/>
-              </w:rPr>
+        <w:tc>
+          <w:tcPr>
+            <w:tcW w:type="dxa" w:w="1872"/>
+          </w:tcPr>
+          <w:p>
+            <w:r>
               <w:t>1</w:t>
             </w:r>
           </w:p>
         </w:tc>
         <w:tc>
           <w:tcPr>
-            <w:tcW w:w="2805" w:type="dxa"/>
-            <w:tcBorders>
-              <w:top w:val="single" w:sz="4" w:space="0" w:color="AAAAAA"/>
-              <w:start w:val="single" w:sz="4" w:space="0" w:color="AAAAAA"/>
-              <w:bottom w:val="single" w:sz="4" w:space="0" w:color="AAAAAA"/>
-              <w:end w:val="single" w:sz="4" w:space="0" w:color="AAAAAA"/>
-            </w:tcBorders>
-            <w:shd w:color="auto" w:fill="FFFFFF" w:val="clear"/>
-          </w:tcPr>
-          <w:p>
-            <w:pPr>
-              <w:pStyle w:val="Normal"/>
-              <w:widowControl/>
-              <w:spacing w:lineRule="auto" w:line="240" w:before="0" w:after="0"/>
-              <w:jc w:val="start"/>
-              <w:rPr>
-                <w:rFonts w:eastAsia="ＭＳ 明朝" w:cs=""/>
-                <w:kern w:val="0"/>
-                <w:szCs w:val="22"/>
-                <w:lang w:val="en-US" w:eastAsia="en-US" w:bidi="ar-SA"/>
-              </w:rPr>
-            </w:pPr>
-            <w:r>
-              <w:rPr>
-                <w:rFonts w:eastAsia="ＭＳ 明朝" w:cs=""/>
-                <w:kern w:val="0"/>
-                <w:sz w:val="18"/>
-                <w:szCs w:val="22"/>
-                <w:lang w:val="en-US" w:eastAsia="en-US" w:bidi="ar-SA"/>
-              </w:rPr>
-              <w:t>ESP32-WROOM-32E</w:t>
-            </w:r>
-          </w:p>
-        </w:tc>
-        <w:tc>
-          <w:tcPr>
-            <w:tcW w:w="1875" w:type="dxa"/>
-            <w:tcBorders>
-              <w:top w:val="single" w:sz="4" w:space="0" w:color="AAAAAA"/>
-              <w:start w:val="single" w:sz="4" w:space="0" w:color="AAAAAA"/>
-              <w:bottom w:val="single" w:sz="4" w:space="0" w:color="AAAAAA"/>
-              <w:end w:val="single" w:sz="4" w:space="0" w:color="AAAAAA"/>
-            </w:tcBorders>
-            <w:shd w:color="auto" w:fill="FFFFFF" w:val="clear"/>
-          </w:tcPr>
-          <w:p>
-            <w:pPr>
-              <w:pStyle w:val="Normal"/>
-              <w:widowControl/>
-              <w:spacing w:lineRule="auto" w:line="240" w:before="0" w:after="0"/>
-              <w:jc w:val="start"/>
-              <w:rPr>
-                <w:rFonts w:eastAsia="ＭＳ 明朝" w:cs=""/>
-                <w:kern w:val="0"/>
-                <w:szCs w:val="22"/>
-                <w:lang w:val="en-US" w:eastAsia="en-US" w:bidi="ar-SA"/>
-              </w:rPr>
-            </w:pPr>
-            <w:r>
-              <w:rPr>
-                <w:rFonts w:eastAsia="ＭＳ 明朝" w:cs=""/>
-                <w:kern w:val="0"/>
-                <w:sz w:val="18"/>
-                <w:szCs w:val="22"/>
-                <w:lang w:val="en-US" w:eastAsia="en-US" w:bidi="ar-SA"/>
-              </w:rPr>
-              <w:t>C701341</w:t>
-            </w:r>
-          </w:p>
-        </w:tc>
-        <w:tc>
-          <w:tcPr>
-            <w:tcW w:w="2340" w:type="dxa"/>
-            <w:tcBorders>
-              <w:top w:val="single" w:sz="4" w:space="0" w:color="AAAAAA"/>
-              <w:start w:val="single" w:sz="4" w:space="0" w:color="AAAAAA"/>
-              <w:bottom w:val="single" w:sz="4" w:space="0" w:color="AAAAAA"/>
-              <w:end w:val="single" w:sz="4" w:space="0" w:color="AAAAAA"/>
-            </w:tcBorders>
-            <w:shd w:color="auto" w:fill="FFFFFF" w:val="clear"/>
-          </w:tcPr>
-          <w:p>
-            <w:pPr>
-              <w:pStyle w:val="Normal"/>
-              <w:widowControl/>
-              <w:spacing w:lineRule="auto" w:line="240" w:before="0" w:after="0"/>
-              <w:jc w:val="start"/>
-              <w:rPr>
-                <w:rFonts w:eastAsia="ＭＳ 明朝" w:cs=""/>
-                <w:kern w:val="0"/>
-                <w:szCs w:val="22"/>
-                <w:lang w:val="en-US" w:eastAsia="en-US" w:bidi="ar-SA"/>
-              </w:rPr>
-            </w:pPr>
-            <w:r>
-              <w:rPr>
-                <w:rFonts w:eastAsia="ＭＳ 明朝" w:cs=""/>
-                <w:kern w:val="0"/>
-                <w:sz w:val="18"/>
-                <w:szCs w:val="22"/>
-                <w:lang w:val="en-US" w:eastAsia="en-US" w:bidi="ar-SA"/>
-              </w:rPr>
-              <w:t>Center of schematic -- most connections</w:t>
+            <w:tcW w:type="dxa" w:w="1872"/>
+          </w:tcPr>
+          <w:p>
+            <w:r>
+              <w:t>Fuse Holder 5x20mm (1A slow-blow)</w:t>
+            </w:r>
+          </w:p>
+        </w:tc>
+        <w:tc>
+          <w:tcPr>
+            <w:tcW w:type="dxa" w:w="1872"/>
+          </w:tcPr>
+          <w:p>
+            <w:r>
+              <w:t>F1</w:t>
+            </w:r>
+          </w:p>
+        </w:tc>
+        <w:tc>
+          <w:tcPr>
+            <w:tcW w:type="dxa" w:w="1872"/>
+          </w:tcPr>
+          <w:p>
+            <w:r>
+              <w:t>C3131</w:t>
+            </w:r>
+          </w:p>
+        </w:tc>
+        <w:tc>
+          <w:tcPr>
+            <w:tcW w:type="dxa" w:w="1872"/>
+          </w:tcPr>
+          <w:p>
+            <w:r>
+              <w:t>On AC_LINE between J2A Pin 1 and MB10F AC1</w:t>
             </w:r>
           </w:p>
         </w:tc>
       </w:tr>
       <w:tr>
-        <w:trPr/>
-        <w:tc>
-          <w:tcPr>
-            <w:tcW w:w="2340" w:type="dxa"/>
-            <w:tcBorders>
-              <w:top w:val="single" w:sz="4" w:space="0" w:color="AAAAAA"/>
-              <w:start w:val="single" w:sz="4" w:space="0" w:color="AAAAAA"/>
-              <w:bottom w:val="single" w:sz="4" w:space="0" w:color="AAAAAA"/>
-              <w:end w:val="single" w:sz="4" w:space="0" w:color="AAAAAA"/>
-            </w:tcBorders>
-            <w:shd w:color="auto" w:fill="F2F2F2" w:val="clear"/>
-          </w:tcPr>
-          <w:p>
-            <w:pPr>
-              <w:pStyle w:val="Normal"/>
-              <w:widowControl/>
-              <w:spacing w:lineRule="auto" w:line="240" w:before="0" w:after="0"/>
-              <w:jc w:val="start"/>
-              <w:rPr>
-                <w:rFonts w:eastAsia="ＭＳ 明朝" w:cs=""/>
-                <w:kern w:val="0"/>
-                <w:szCs w:val="22"/>
-                <w:highlight w:val="none"/>
-                <w:shd w:fill="81D41A" w:val="clear"/>
-                <w:lang w:val="en-US" w:eastAsia="en-US" w:bidi="ar-SA"/>
-              </w:rPr>
-            </w:pPr>
-            <w:r>
-              <w:rPr>
-                <w:rFonts w:eastAsia="ＭＳ 明朝" w:cs=""/>
-                <w:b/>
-                <w:kern w:val="0"/>
-                <w:sz w:val="18"/>
-                <w:szCs w:val="22"/>
-                <w:shd w:fill="81D41A" w:val="clear"/>
-                <w:lang w:val="en-US" w:eastAsia="en-US" w:bidi="ar-SA"/>
-              </w:rPr>
+        <w:tc>
+          <w:tcPr>
+            <w:tcW w:type="dxa" w:w="1872"/>
+          </w:tcPr>
+          <w:p>
+            <w:r>
               <w:t>1</w:t>
             </w:r>
           </w:p>
         </w:tc>
         <w:tc>
           <w:tcPr>
-            <w:tcW w:w="2805" w:type="dxa"/>
-            <w:tcBorders>
-              <w:top w:val="single" w:sz="4" w:space="0" w:color="AAAAAA"/>
-              <w:start w:val="single" w:sz="4" w:space="0" w:color="AAAAAA"/>
-              <w:bottom w:val="single" w:sz="4" w:space="0" w:color="AAAAAA"/>
-              <w:end w:val="single" w:sz="4" w:space="0" w:color="AAAAAA"/>
-            </w:tcBorders>
-            <w:shd w:color="auto" w:fill="F2F2F2" w:val="clear"/>
-          </w:tcPr>
-          <w:p>
-            <w:pPr>
-              <w:pStyle w:val="Normal"/>
-              <w:widowControl/>
-              <w:spacing w:lineRule="auto" w:line="240" w:before="0" w:after="0"/>
-              <w:jc w:val="start"/>
-              <w:rPr>
-                <w:rFonts w:eastAsia="ＭＳ 明朝" w:cs=""/>
-                <w:kern w:val="0"/>
-                <w:szCs w:val="22"/>
-                <w:lang w:val="en-US" w:eastAsia="en-US" w:bidi="ar-SA"/>
-              </w:rPr>
-            </w:pPr>
-            <w:r>
-              <w:rPr>
-                <w:rFonts w:eastAsia="ＭＳ 明朝" w:cs=""/>
-                <w:kern w:val="0"/>
-                <w:sz w:val="18"/>
-                <w:szCs w:val="22"/>
-                <w:lang w:val="en-US" w:eastAsia="en-US" w:bidi="ar-SA"/>
-              </w:rPr>
-              <w:t>CH340C</w:t>
-            </w:r>
-          </w:p>
-        </w:tc>
-        <w:tc>
-          <w:tcPr>
-            <w:tcW w:w="1875" w:type="dxa"/>
-            <w:tcBorders>
-              <w:top w:val="single" w:sz="4" w:space="0" w:color="AAAAAA"/>
-              <w:start w:val="single" w:sz="4" w:space="0" w:color="AAAAAA"/>
-              <w:bottom w:val="single" w:sz="4" w:space="0" w:color="AAAAAA"/>
-              <w:end w:val="single" w:sz="4" w:space="0" w:color="AAAAAA"/>
-            </w:tcBorders>
-            <w:shd w:color="auto" w:fill="F2F2F2" w:val="clear"/>
-          </w:tcPr>
-          <w:p>
-            <w:pPr>
-              <w:pStyle w:val="Normal"/>
-              <w:widowControl/>
-              <w:spacing w:lineRule="auto" w:line="240" w:before="0" w:after="0"/>
-              <w:jc w:val="start"/>
-              <w:rPr>
-                <w:rFonts w:eastAsia="ＭＳ 明朝" w:cs=""/>
-                <w:kern w:val="0"/>
-                <w:szCs w:val="22"/>
-                <w:lang w:val="en-US" w:eastAsia="en-US" w:bidi="ar-SA"/>
-              </w:rPr>
-            </w:pPr>
-            <w:r>
-              <w:rPr>
-                <w:rFonts w:eastAsia="ＭＳ 明朝" w:cs=""/>
-                <w:kern w:val="0"/>
-                <w:sz w:val="18"/>
-                <w:szCs w:val="22"/>
-                <w:lang w:val="en-US" w:eastAsia="en-US" w:bidi="ar-SA"/>
-              </w:rPr>
-              <w:t>C84681</w:t>
-            </w:r>
-          </w:p>
-        </w:tc>
-        <w:tc>
-          <w:tcPr>
-            <w:tcW w:w="2340" w:type="dxa"/>
-            <w:tcBorders>
-              <w:top w:val="single" w:sz="4" w:space="0" w:color="AAAAAA"/>
-              <w:start w:val="single" w:sz="4" w:space="0" w:color="AAAAAA"/>
-              <w:bottom w:val="single" w:sz="4" w:space="0" w:color="AAAAAA"/>
-              <w:end w:val="single" w:sz="4" w:space="0" w:color="AAAAAA"/>
-            </w:tcBorders>
-            <w:shd w:color="auto" w:fill="F2F2F2" w:val="clear"/>
-          </w:tcPr>
-          <w:p>
-            <w:pPr>
-              <w:pStyle w:val="Normal"/>
-              <w:widowControl/>
-              <w:spacing w:lineRule="auto" w:line="240" w:before="0" w:after="0"/>
-              <w:jc w:val="start"/>
-              <w:rPr>
-                <w:rFonts w:eastAsia="ＭＳ 明朝" w:cs=""/>
-                <w:kern w:val="0"/>
-                <w:szCs w:val="22"/>
-                <w:lang w:val="en-US" w:eastAsia="en-US" w:bidi="ar-SA"/>
-              </w:rPr>
-            </w:pPr>
-            <w:r>
-              <w:rPr>
-                <w:rFonts w:eastAsia="ＭＳ 明朝" w:cs=""/>
-                <w:kern w:val="0"/>
-                <w:sz w:val="18"/>
-                <w:szCs w:val="22"/>
-                <w:lang w:val="en-US" w:eastAsia="en-US" w:bidi="ar-SA"/>
-              </w:rPr>
-              <w:t>Left of ESP32, near USB-C connector</w:t>
+            <w:tcW w:type="dxa" w:w="1872"/>
+          </w:tcPr>
+          <w:p>
+            <w:r>
+              <w:t>Terminal 5.08mm 3P (AC_L, AC_N, VALVE_COM)</w:t>
+            </w:r>
+          </w:p>
+        </w:tc>
+        <w:tc>
+          <w:tcPr>
+            <w:tcW w:type="dxa" w:w="1872"/>
+          </w:tcPr>
+          <w:p>
+            <w:r>
+              <w:t>J2A</w:t>
+            </w:r>
+          </w:p>
+        </w:tc>
+        <w:tc>
+          <w:tcPr>
+            <w:tcW w:type="dxa" w:w="1872"/>
+          </w:tcPr>
+          <w:p>
+            <w:r>
+              <w:t>C2915640</w:t>
+            </w:r>
+          </w:p>
+        </w:tc>
+        <w:tc>
+          <w:tcPr>
+            <w:tcW w:type="dxa" w:w="1872"/>
+          </w:tcPr>
+          <w:p>
+            <w:r>
+              <w:t>Right edge with J2B; AC + valve common</w:t>
             </w:r>
           </w:p>
         </w:tc>
       </w:tr>
       <w:tr>
-        <w:trPr>
-          <w:trHeight w:val="618" w:hRule="atLeast"/>
-        </w:trPr>
-        <w:tc>
-          <w:tcPr>
-            <w:tcW w:w="2340" w:type="dxa"/>
-            <w:tcBorders>
-              <w:top w:val="single" w:sz="4" w:space="0" w:color="AAAAAA"/>
-              <w:start w:val="single" w:sz="4" w:space="0" w:color="AAAAAA"/>
-              <w:bottom w:val="single" w:sz="4" w:space="0" w:color="AAAAAA"/>
-              <w:end w:val="single" w:sz="4" w:space="0" w:color="AAAAAA"/>
-            </w:tcBorders>
-            <w:shd w:color="auto" w:fill="FFFFFF" w:val="clear"/>
-          </w:tcPr>
-          <w:p>
-            <w:pPr>
-              <w:pStyle w:val="Normal"/>
-              <w:widowControl/>
-              <w:spacing w:lineRule="auto" w:line="240" w:before="0" w:after="0"/>
-              <w:jc w:val="start"/>
-              <w:rPr>
-                <w:rFonts w:eastAsia="ＭＳ 明朝" w:cs=""/>
-                <w:kern w:val="0"/>
-                <w:szCs w:val="22"/>
-                <w:highlight w:val="none"/>
-                <w:shd w:fill="81D41A" w:val="clear"/>
-                <w:lang w:val="en-US" w:eastAsia="en-US" w:bidi="ar-SA"/>
-              </w:rPr>
-            </w:pPr>
-            <w:r>
-              <w:rPr>
-                <w:rFonts w:eastAsia="ＭＳ 明朝" w:cs=""/>
-                <w:b/>
-                <w:kern w:val="0"/>
-                <w:sz w:val="18"/>
-                <w:szCs w:val="22"/>
-                <w:shd w:fill="81D41A" w:val="clear"/>
-                <w:lang w:val="en-US" w:eastAsia="en-US" w:bidi="ar-SA"/>
-              </w:rPr>
+        <w:tc>
+          <w:tcPr>
+            <w:tcW w:type="dxa" w:w="1872"/>
+          </w:tcPr>
+          <w:p>
+            <w:r>
               <w:t>1</w:t>
             </w:r>
           </w:p>
         </w:tc>
         <w:tc>
           <w:tcPr>
-            <w:tcW w:w="2805" w:type="dxa"/>
-            <w:tcBorders>
-              <w:top w:val="single" w:sz="4" w:space="0" w:color="AAAAAA"/>
-              <w:start w:val="single" w:sz="4" w:space="0" w:color="AAAAAA"/>
-              <w:bottom w:val="single" w:sz="4" w:space="0" w:color="AAAAAA"/>
-              <w:end w:val="single" w:sz="4" w:space="0" w:color="AAAAAA"/>
-            </w:tcBorders>
-            <w:shd w:color="auto" w:fill="FFFFFF" w:val="clear"/>
-          </w:tcPr>
-          <w:p>
-            <w:pPr>
-              <w:pStyle w:val="Normal"/>
-              <w:widowControl/>
-              <w:spacing w:lineRule="auto" w:line="240" w:before="0" w:after="0"/>
-              <w:jc w:val="start"/>
-              <w:rPr>
-                <w:rFonts w:eastAsia="ＭＳ 明朝" w:cs=""/>
-                <w:kern w:val="0"/>
-                <w:szCs w:val="22"/>
-                <w:lang w:val="en-US" w:eastAsia="en-US" w:bidi="ar-SA"/>
-              </w:rPr>
-            </w:pPr>
-            <w:r>
-              <w:rPr>
-                <w:rFonts w:eastAsia="ＭＳ 明朝" w:cs=""/>
-                <w:kern w:val="0"/>
-                <w:sz w:val="18"/>
-                <w:szCs w:val="22"/>
-                <w:lang w:val="en-US" w:eastAsia="en-US" w:bidi="ar-SA"/>
-              </w:rPr>
-              <w:t>AMS1117-3.3</w:t>
-            </w:r>
-          </w:p>
-        </w:tc>
-        <w:tc>
-          <w:tcPr>
-            <w:tcW w:w="1875" w:type="dxa"/>
-            <w:tcBorders>
-              <w:top w:val="single" w:sz="4" w:space="0" w:color="AAAAAA"/>
-              <w:start w:val="single" w:sz="4" w:space="0" w:color="AAAAAA"/>
-              <w:bottom w:val="single" w:sz="4" w:space="0" w:color="AAAAAA"/>
-              <w:end w:val="single" w:sz="4" w:space="0" w:color="AAAAAA"/>
-            </w:tcBorders>
-            <w:shd w:color="auto" w:fill="FFFFFF" w:val="clear"/>
-          </w:tcPr>
-          <w:p>
-            <w:pPr>
-              <w:pStyle w:val="Normal"/>
-              <w:widowControl/>
-              <w:spacing w:lineRule="auto" w:line="240" w:before="0" w:after="0"/>
-              <w:jc w:val="start"/>
-              <w:rPr>
-                <w:rFonts w:eastAsia="ＭＳ 明朝" w:cs=""/>
-                <w:kern w:val="0"/>
-                <w:szCs w:val="22"/>
-                <w:lang w:val="en-US" w:eastAsia="en-US" w:bidi="ar-SA"/>
-              </w:rPr>
-            </w:pPr>
-            <w:r>
-              <w:rPr>
-                <w:rFonts w:eastAsia="ＭＳ 明朝" w:cs=""/>
-                <w:kern w:val="0"/>
-                <w:sz w:val="18"/>
-                <w:szCs w:val="22"/>
-                <w:lang w:val="en-US" w:eastAsia="en-US" w:bidi="ar-SA"/>
-              </w:rPr>
-              <w:t>C6186</w:t>
-            </w:r>
-          </w:p>
-        </w:tc>
-        <w:tc>
-          <w:tcPr>
-            <w:tcW w:w="2340" w:type="dxa"/>
-            <w:tcBorders>
-              <w:top w:val="single" w:sz="4" w:space="0" w:color="AAAAAA"/>
-              <w:start w:val="single" w:sz="4" w:space="0" w:color="AAAAAA"/>
-              <w:bottom w:val="single" w:sz="4" w:space="0" w:color="AAAAAA"/>
-              <w:end w:val="single" w:sz="4" w:space="0" w:color="AAAAAA"/>
-            </w:tcBorders>
-            <w:shd w:color="auto" w:fill="FFFFFF" w:val="clear"/>
-          </w:tcPr>
-          <w:p>
-            <w:pPr>
-              <w:pStyle w:val="Normal"/>
-              <w:widowControl/>
-              <w:spacing w:lineRule="auto" w:line="240" w:before="0" w:after="0"/>
-              <w:jc w:val="start"/>
-              <w:rPr>
-                <w:rFonts w:eastAsia="ＭＳ 明朝" w:cs=""/>
-                <w:kern w:val="0"/>
-                <w:szCs w:val="22"/>
-                <w:lang w:val="en-US" w:eastAsia="en-US" w:bidi="ar-SA"/>
-              </w:rPr>
-            </w:pPr>
-            <w:r>
-              <w:rPr>
-                <w:rFonts w:eastAsia="ＭＳ 明朝" w:cs=""/>
-                <w:kern w:val="0"/>
-                <w:sz w:val="18"/>
-                <w:szCs w:val="22"/>
-                <w:lang w:val="en-US" w:eastAsia="en-US" w:bidi="ar-SA"/>
-              </w:rPr>
-              <w:t>After buck output, near ESP32 3V3 pin</w:t>
+            <w:tcW w:type="dxa" w:w="1872"/>
+          </w:tcPr>
+          <w:p>
+            <w:r>
+              <w:t>MB10F Bridge Rectifier</w:t>
+            </w:r>
+          </w:p>
+        </w:tc>
+        <w:tc>
+          <w:tcPr>
+            <w:tcW w:type="dxa" w:w="1872"/>
+          </w:tcPr>
+          <w:p>
+            <w:r>
+              <w:t>D10</w:t>
+            </w:r>
+          </w:p>
+        </w:tc>
+        <w:tc>
+          <w:tcPr>
+            <w:tcW w:type="dxa" w:w="1872"/>
+          </w:tcPr>
+          <w:p>
+            <w:r>
+              <w:t>C2491</w:t>
+            </w:r>
+          </w:p>
+        </w:tc>
+        <w:tc>
+          <w:tcPr>
+            <w:tcW w:type="dxa" w:w="1872"/>
+          </w:tcPr>
+          <w:p>
+            <w:r>
+              <w:t>Near J2A, before LM2596S-5.0 input</w:t>
             </w:r>
           </w:p>
         </w:tc>
       </w:tr>
       <w:tr>
-        <w:trPr/>
-        <w:tc>
-          <w:tcPr>
-            <w:tcW w:w="2340" w:type="dxa"/>
-            <w:tcBorders>
-              <w:top w:val="single" w:sz="4" w:space="0" w:color="AAAAAA"/>
-              <w:start w:val="single" w:sz="4" w:space="0" w:color="AAAAAA"/>
-              <w:bottom w:val="single" w:sz="4" w:space="0" w:color="AAAAAA"/>
-              <w:end w:val="single" w:sz="4" w:space="0" w:color="AAAAAA"/>
-            </w:tcBorders>
-            <w:shd w:color="auto" w:fill="F2F2F2" w:val="clear"/>
-          </w:tcPr>
-          <w:p>
-            <w:pPr>
-              <w:pStyle w:val="Normal"/>
-              <w:widowControl/>
-              <w:spacing w:lineRule="auto" w:line="240" w:before="0" w:after="0"/>
-              <w:jc w:val="start"/>
-              <w:rPr>
-                <w:rFonts w:eastAsia="ＭＳ 明朝" w:cs=""/>
-                <w:kern w:val="0"/>
-                <w:szCs w:val="22"/>
-                <w:highlight w:val="none"/>
-                <w:shd w:fill="81D41A" w:val="clear"/>
-                <w:lang w:val="en-US" w:eastAsia="en-US" w:bidi="ar-SA"/>
-              </w:rPr>
-            </w:pPr>
-            <w:r>
-              <w:rPr>
-                <w:rFonts w:eastAsia="ＭＳ 明朝" w:cs=""/>
-                <w:b/>
-                <w:kern w:val="0"/>
-                <w:sz w:val="18"/>
-                <w:szCs w:val="22"/>
-                <w:shd w:fill="81D41A" w:val="clear"/>
-                <w:lang w:val="en-US" w:eastAsia="en-US" w:bidi="ar-SA"/>
-              </w:rPr>
+        <w:tc>
+          <w:tcPr>
+            <w:tcW w:type="dxa" w:w="1872"/>
+          </w:tcPr>
+          <w:p>
+            <w:r>
               <w:t>1</w:t>
             </w:r>
           </w:p>
         </w:tc>
         <w:tc>
           <w:tcPr>
-            <w:tcW w:w="2805" w:type="dxa"/>
-            <w:tcBorders>
-              <w:top w:val="single" w:sz="4" w:space="0" w:color="AAAAAA"/>
-              <w:start w:val="single" w:sz="4" w:space="0" w:color="AAAAAA"/>
-              <w:bottom w:val="single" w:sz="4" w:space="0" w:color="AAAAAA"/>
-              <w:end w:val="single" w:sz="4" w:space="0" w:color="AAAAAA"/>
-            </w:tcBorders>
-            <w:shd w:color="auto" w:fill="F2F2F2" w:val="clear"/>
-          </w:tcPr>
-          <w:p>
-            <w:pPr>
-              <w:pStyle w:val="Normal"/>
-              <w:widowControl/>
-              <w:spacing w:lineRule="auto" w:line="240" w:before="0" w:after="0"/>
-              <w:jc w:val="start"/>
-              <w:rPr>
-                <w:rFonts w:eastAsia="ＭＳ 明朝" w:cs=""/>
-                <w:kern w:val="0"/>
-                <w:szCs w:val="22"/>
-                <w:lang w:val="en-US" w:eastAsia="en-US" w:bidi="ar-SA"/>
-              </w:rPr>
-            </w:pPr>
-            <w:r>
-              <w:rPr>
-                <w:rFonts w:eastAsia="ＭＳ 明朝" w:cs=""/>
-                <w:kern w:val="0"/>
-                <w:sz w:val="18"/>
-                <w:szCs w:val="22"/>
-                <w:lang w:val="en-US" w:eastAsia="en-US" w:bidi="ar-SA"/>
-              </w:rPr>
-              <w:t>LM2596S-5.0</w:t>
-            </w:r>
-          </w:p>
-        </w:tc>
-        <w:tc>
-          <w:tcPr>
-            <w:tcW w:w="1875" w:type="dxa"/>
-            <w:tcBorders>
-              <w:top w:val="single" w:sz="4" w:space="0" w:color="AAAAAA"/>
-              <w:start w:val="single" w:sz="4" w:space="0" w:color="AAAAAA"/>
-              <w:bottom w:val="single" w:sz="4" w:space="0" w:color="AAAAAA"/>
-              <w:end w:val="single" w:sz="4" w:space="0" w:color="AAAAAA"/>
-            </w:tcBorders>
-            <w:shd w:color="auto" w:fill="F2F2F2" w:val="clear"/>
-          </w:tcPr>
-          <w:p>
-            <w:pPr>
-              <w:pStyle w:val="Normal"/>
-              <w:widowControl/>
-              <w:spacing w:lineRule="auto" w:line="240" w:before="0" w:after="0"/>
-              <w:jc w:val="start"/>
-              <w:rPr>
-                <w:rFonts w:eastAsia="ＭＳ 明朝" w:cs=""/>
-                <w:kern w:val="0"/>
-                <w:szCs w:val="22"/>
-                <w:highlight w:val="none"/>
-                <w:shd w:fill="FFFF00" w:val="clear"/>
-                <w:lang w:val="en-US" w:eastAsia="en-US" w:bidi="ar-SA"/>
-              </w:rPr>
-            </w:pPr>
-            <w:r>
-              <w:rPr>
-                <w:rFonts w:eastAsia="ＭＳ 明朝" w:cs=""/>
-                <w:kern w:val="0"/>
-                <w:sz w:val="18"/>
-                <w:szCs w:val="22"/>
-                <w:shd w:fill="FFFF00" w:val="clear"/>
-                <w:lang w:val="en-US" w:eastAsia="en-US" w:bidi="ar-SA"/>
-              </w:rPr>
-              <w:t>C347421</w:t>
-            </w:r>
-          </w:p>
-        </w:tc>
-        <w:tc>
-          <w:tcPr>
-            <w:tcW w:w="2340" w:type="dxa"/>
-            <w:tcBorders>
-              <w:top w:val="single" w:sz="4" w:space="0" w:color="AAAAAA"/>
-              <w:start w:val="single" w:sz="4" w:space="0" w:color="AAAAAA"/>
-              <w:bottom w:val="single" w:sz="4" w:space="0" w:color="AAAAAA"/>
-              <w:end w:val="single" w:sz="4" w:space="0" w:color="AAAAAA"/>
-            </w:tcBorders>
-            <w:shd w:color="auto" w:fill="F2F2F2" w:val="clear"/>
-          </w:tcPr>
-          <w:p>
-            <w:pPr>
-              <w:pStyle w:val="Normal"/>
-              <w:widowControl/>
-              <w:spacing w:lineRule="auto" w:line="240" w:before="0" w:after="0"/>
-              <w:jc w:val="start"/>
-              <w:rPr>
-                <w:rFonts w:eastAsia="ＭＳ 明朝" w:cs=""/>
-                <w:kern w:val="0"/>
-                <w:szCs w:val="22"/>
-                <w:lang w:val="en-US" w:eastAsia="en-US" w:bidi="ar-SA"/>
-              </w:rPr>
-            </w:pPr>
-            <w:r>
-              <w:rPr>
-                <w:rFonts w:eastAsia="ＭＳ 明朝" w:cs=""/>
-                <w:kern w:val="0"/>
-                <w:sz w:val="18"/>
-                <w:szCs w:val="22"/>
-                <w:lang w:val="en-US" w:eastAsia="en-US" w:bidi="ar-SA"/>
-              </w:rPr>
-              <w:t>Top-left -- power supply sub-circuit</w:t>
+            <w:tcW w:type="dxa" w:w="1872"/>
+          </w:tcPr>
+          <w:p>
+            <w:r>
+              <w:t>470uF 50V SMD Aluminum Electrolytic</w:t>
+            </w:r>
+          </w:p>
+        </w:tc>
+        <w:tc>
+          <w:tcPr>
+            <w:tcW w:type="dxa" w:w="1872"/>
+          </w:tcPr>
+          <w:p>
+            <w:r>
+              <w:t>C1</w:t>
+            </w:r>
+          </w:p>
+        </w:tc>
+        <w:tc>
+          <w:tcPr>
+            <w:tcW w:type="dxa" w:w="1872"/>
+          </w:tcPr>
+          <w:p>
+            <w:r>
+              <w:t>C90272</w:t>
+            </w:r>
+          </w:p>
+        </w:tc>
+        <w:tc>
+          <w:tcPr>
+            <w:tcW w:type="dxa" w:w="1872"/>
+          </w:tcPr>
+          <w:p>
+            <w:r>
+              <w:t>Rectifier bulk cap -- adjacent to MB10F output</w:t>
             </w:r>
           </w:p>
         </w:tc>
       </w:tr>
       <w:tr>
-        <w:trPr/>
-        <w:tc>
-          <w:tcPr>
-            <w:tcW w:w="2340" w:type="dxa"/>
-            <w:tcBorders>
-              <w:top w:val="single" w:sz="4" w:space="0" w:color="AAAAAA"/>
-              <w:start w:val="single" w:sz="4" w:space="0" w:color="AAAAAA"/>
-              <w:bottom w:val="single" w:sz="4" w:space="0" w:color="AAAAAA"/>
-              <w:end w:val="single" w:sz="4" w:space="0" w:color="AAAAAA"/>
-            </w:tcBorders>
-            <w:shd w:color="auto" w:fill="FFFFFF" w:val="clear"/>
-          </w:tcPr>
-          <w:p>
-            <w:pPr>
-              <w:pStyle w:val="Normal"/>
-              <w:widowControl/>
-              <w:spacing w:lineRule="auto" w:line="240" w:before="0" w:after="0"/>
-              <w:jc w:val="start"/>
-              <w:rPr>
-                <w:rFonts w:eastAsia="ＭＳ 明朝" w:cs=""/>
-                <w:kern w:val="0"/>
-                <w:szCs w:val="22"/>
-                <w:highlight w:val="none"/>
-                <w:shd w:fill="81D41A" w:val="clear"/>
-                <w:lang w:val="en-US" w:eastAsia="en-US" w:bidi="ar-SA"/>
-              </w:rPr>
-            </w:pPr>
-            <w:r>
-              <w:rPr>
-                <w:rFonts w:eastAsia="ＭＳ 明朝" w:cs=""/>
-                <w:b/>
-                <w:kern w:val="0"/>
-                <w:sz w:val="18"/>
-                <w:szCs w:val="22"/>
-                <w:shd w:fill="81D41A" w:val="clear"/>
-                <w:lang w:val="en-US" w:eastAsia="en-US" w:bidi="ar-SA"/>
-              </w:rPr>
+        <w:tc>
+          <w:tcPr>
+            <w:tcW w:type="dxa" w:w="1872"/>
+          </w:tcPr>
+          <w:p>
+            <w:r>
               <w:t>1</w:t>
             </w:r>
           </w:p>
         </w:tc>
         <w:tc>
           <w:tcPr>
-            <w:tcW w:w="2805" w:type="dxa"/>
-            <w:tcBorders>
-              <w:top w:val="single" w:sz="4" w:space="0" w:color="AAAAAA"/>
-              <w:start w:val="single" w:sz="4" w:space="0" w:color="AAAAAA"/>
-              <w:bottom w:val="single" w:sz="4" w:space="0" w:color="AAAAAA"/>
-              <w:end w:val="single" w:sz="4" w:space="0" w:color="AAAAAA"/>
-            </w:tcBorders>
-            <w:shd w:color="auto" w:fill="FFFFFF" w:val="clear"/>
-          </w:tcPr>
-          <w:p>
-            <w:pPr>
-              <w:pStyle w:val="Normal"/>
-              <w:widowControl/>
-              <w:spacing w:lineRule="auto" w:line="240" w:before="0" w:after="0"/>
-              <w:jc w:val="start"/>
-              <w:rPr>
-                <w:rFonts w:eastAsia="ＭＳ 明朝" w:cs=""/>
-                <w:kern w:val="0"/>
-                <w:szCs w:val="22"/>
-                <w:lang w:val="en-US" w:eastAsia="en-US" w:bidi="ar-SA"/>
-              </w:rPr>
-            </w:pPr>
-            <w:r>
-              <w:rPr>
-                <w:rFonts w:eastAsia="ＭＳ 明朝" w:cs=""/>
-                <w:kern w:val="0"/>
-                <w:sz w:val="18"/>
-                <w:szCs w:val="22"/>
-                <w:lang w:val="en-US" w:eastAsia="en-US" w:bidi="ar-SA"/>
-              </w:rPr>
-              <w:t>MB10F bridge rectifier</w:t>
-            </w:r>
-          </w:p>
-        </w:tc>
-        <w:tc>
-          <w:tcPr>
-            <w:tcW w:w="1875" w:type="dxa"/>
-            <w:tcBorders>
-              <w:top w:val="single" w:sz="4" w:space="0" w:color="AAAAAA"/>
-              <w:start w:val="single" w:sz="4" w:space="0" w:color="AAAAAA"/>
-              <w:bottom w:val="single" w:sz="4" w:space="0" w:color="AAAAAA"/>
-              <w:end w:val="single" w:sz="4" w:space="0" w:color="AAAAAA"/>
-            </w:tcBorders>
-            <w:shd w:color="auto" w:fill="FFFFFF" w:val="clear"/>
-          </w:tcPr>
-          <w:p>
-            <w:pPr>
-              <w:pStyle w:val="Normal"/>
-              <w:widowControl/>
-              <w:spacing w:lineRule="auto" w:line="240" w:before="0" w:after="0"/>
-              <w:jc w:val="start"/>
-              <w:rPr>
-                <w:rFonts w:eastAsia="ＭＳ 明朝" w:cs=""/>
-                <w:kern w:val="0"/>
-                <w:szCs w:val="22"/>
-                <w:lang w:val="en-US" w:eastAsia="en-US" w:bidi="ar-SA"/>
-              </w:rPr>
-            </w:pPr>
-            <w:r>
-              <w:rPr>
-                <w:rFonts w:eastAsia="ＭＳ 明朝" w:cs=""/>
-                <w:kern w:val="0"/>
-                <w:sz w:val="18"/>
-                <w:szCs w:val="22"/>
-                <w:lang w:val="en-US" w:eastAsia="en-US" w:bidi="ar-SA"/>
-              </w:rPr>
-              <w:t>C2491</w:t>
-            </w:r>
-          </w:p>
-        </w:tc>
-        <w:tc>
-          <w:tcPr>
-            <w:tcW w:w="2340" w:type="dxa"/>
-            <w:tcBorders>
-              <w:top w:val="single" w:sz="4" w:space="0" w:color="AAAAAA"/>
-              <w:start w:val="single" w:sz="4" w:space="0" w:color="AAAAAA"/>
-              <w:bottom w:val="single" w:sz="4" w:space="0" w:color="AAAAAA"/>
-              <w:end w:val="single" w:sz="4" w:space="0" w:color="AAAAAA"/>
-            </w:tcBorders>
-            <w:shd w:color="auto" w:fill="FFFFFF" w:val="clear"/>
-          </w:tcPr>
-          <w:p>
-            <w:pPr>
-              <w:pStyle w:val="Normal"/>
-              <w:widowControl/>
-              <w:spacing w:lineRule="auto" w:line="240" w:before="0" w:after="0"/>
-              <w:jc w:val="start"/>
-              <w:rPr>
-                <w:rFonts w:eastAsia="ＭＳ 明朝" w:cs=""/>
-                <w:kern w:val="0"/>
-                <w:szCs w:val="22"/>
-                <w:lang w:val="en-US" w:eastAsia="en-US" w:bidi="ar-SA"/>
-              </w:rPr>
-            </w:pPr>
-            <w:r>
-              <w:rPr>
-                <w:rFonts w:eastAsia="ＭＳ 明朝" w:cs=""/>
-                <w:kern w:val="0"/>
-                <w:sz w:val="18"/>
-                <w:szCs w:val="22"/>
-                <w:lang w:val="en-US" w:eastAsia="en-US" w:bidi="ar-SA"/>
-              </w:rPr>
-              <w:t>Near J2 terminal, before LM2596S-5.0 input</w:t>
+            <w:tcW w:type="dxa" w:w="1872"/>
+          </w:tcPr>
+          <w:p>
+            <w:r>
+              <w:t>LM2596S-5.0</w:t>
+            </w:r>
+          </w:p>
+        </w:tc>
+        <w:tc>
+          <w:tcPr>
+            <w:tcW w:type="dxa" w:w="1872"/>
+          </w:tcPr>
+          <w:p>
+            <w:r>
+              <w:t>U5</w:t>
+            </w:r>
+          </w:p>
+        </w:tc>
+        <w:tc>
+          <w:tcPr>
+            <w:tcW w:type="dxa" w:w="1872"/>
+          </w:tcPr>
+          <w:p>
+            <w:r>
+              <w:t>C347421</w:t>
+            </w:r>
+          </w:p>
+        </w:tc>
+        <w:tc>
+          <w:tcPr>
+            <w:tcW w:type="dxa" w:w="1872"/>
+          </w:tcPr>
+          <w:p>
+            <w:r>
+              <w:t>Top-left -- buck converter; large copper pour for thermal</w:t>
             </w:r>
           </w:p>
         </w:tc>
       </w:tr>
       <w:tr>
-        <w:trPr/>
-        <w:tc>
-          <w:tcPr>
-            <w:tcW w:w="2340" w:type="dxa"/>
-            <w:tcBorders>
-              <w:top w:val="single" w:sz="4" w:space="0" w:color="AAAAAA"/>
-              <w:start w:val="single" w:sz="4" w:space="0" w:color="AAAAAA"/>
-              <w:bottom w:val="single" w:sz="4" w:space="0" w:color="AAAAAA"/>
-              <w:end w:val="single" w:sz="4" w:space="0" w:color="AAAAAA"/>
-            </w:tcBorders>
-            <w:shd w:color="auto" w:fill="F2F2F2" w:val="clear"/>
-          </w:tcPr>
-          <w:p>
-            <w:pPr>
-              <w:pStyle w:val="Normal"/>
-              <w:widowControl/>
-              <w:spacing w:lineRule="auto" w:line="240" w:before="0" w:after="0"/>
-              <w:jc w:val="start"/>
-              <w:rPr>
-                <w:rFonts w:eastAsia="ＭＳ 明朝" w:cs=""/>
-                <w:kern w:val="0"/>
-                <w:szCs w:val="22"/>
-                <w:highlight w:val="none"/>
-                <w:shd w:fill="81D41A" w:val="clear"/>
-                <w:lang w:val="en-US" w:eastAsia="en-US" w:bidi="ar-SA"/>
-              </w:rPr>
-            </w:pPr>
-            <w:r>
-              <w:rPr>
-                <w:rFonts w:eastAsia="ＭＳ 明朝" w:cs=""/>
-                <w:b/>
-                <w:kern w:val="0"/>
-                <w:sz w:val="18"/>
-                <w:szCs w:val="22"/>
-                <w:shd w:fill="81D41A" w:val="clear"/>
-                <w:lang w:val="en-US" w:eastAsia="en-US" w:bidi="ar-SA"/>
-              </w:rPr>
+        <w:tc>
+          <w:tcPr>
+            <w:tcW w:type="dxa" w:w="1872"/>
+          </w:tcPr>
+          <w:p>
+            <w:r>
               <w:t>1</w:t>
             </w:r>
           </w:p>
         </w:tc>
         <w:tc>
           <w:tcPr>
-            <w:tcW w:w="2805" w:type="dxa"/>
-            <w:tcBorders>
-              <w:top w:val="single" w:sz="4" w:space="0" w:color="AAAAAA"/>
-              <w:start w:val="single" w:sz="4" w:space="0" w:color="AAAAAA"/>
-              <w:bottom w:val="single" w:sz="4" w:space="0" w:color="AAAAAA"/>
-              <w:end w:val="single" w:sz="4" w:space="0" w:color="AAAAAA"/>
-            </w:tcBorders>
-            <w:shd w:color="auto" w:fill="F2F2F2" w:val="clear"/>
-          </w:tcPr>
-          <w:p>
-            <w:pPr>
-              <w:pStyle w:val="Normal"/>
-              <w:widowControl/>
-              <w:spacing w:lineRule="auto" w:line="240" w:before="0" w:after="0"/>
-              <w:jc w:val="start"/>
-              <w:rPr>
-                <w:rFonts w:eastAsia="ＭＳ 明朝" w:cs=""/>
-                <w:kern w:val="0"/>
-                <w:szCs w:val="22"/>
-                <w:lang w:val="en-US" w:eastAsia="en-US" w:bidi="ar-SA"/>
-              </w:rPr>
-            </w:pPr>
-            <w:r>
-              <w:rPr>
-                <w:rFonts w:eastAsia="ＭＳ 明朝" w:cs=""/>
-                <w:kern w:val="0"/>
-                <w:sz w:val="18"/>
-                <w:szCs w:val="22"/>
-                <w:lang w:val="en-US" w:eastAsia="en-US" w:bidi="ar-SA"/>
-              </w:rPr>
-              <w:t>ULN2803A SOP-18</w:t>
-            </w:r>
-          </w:p>
-        </w:tc>
-        <w:tc>
-          <w:tcPr>
-            <w:tcW w:w="1875" w:type="dxa"/>
-            <w:tcBorders>
-              <w:top w:val="single" w:sz="4" w:space="0" w:color="AAAAAA"/>
-              <w:start w:val="single" w:sz="4" w:space="0" w:color="AAAAAA"/>
-              <w:bottom w:val="single" w:sz="4" w:space="0" w:color="AAAAAA"/>
-              <w:end w:val="single" w:sz="4" w:space="0" w:color="AAAAAA"/>
-            </w:tcBorders>
-            <w:shd w:color="auto" w:fill="F2F2F2" w:val="clear"/>
-          </w:tcPr>
-          <w:p>
-            <w:pPr>
-              <w:pStyle w:val="Normal"/>
-              <w:widowControl/>
-              <w:spacing w:lineRule="auto" w:line="240" w:before="0" w:after="0"/>
-              <w:jc w:val="start"/>
-              <w:rPr>
-                <w:rFonts w:eastAsia="ＭＳ 明朝" w:cs=""/>
-                <w:kern w:val="0"/>
-                <w:szCs w:val="22"/>
-                <w:lang w:val="en-US" w:eastAsia="en-US" w:bidi="ar-SA"/>
-              </w:rPr>
-            </w:pPr>
-            <w:r>
-              <w:rPr>
-                <w:rFonts w:eastAsia="ＭＳ 明朝" w:cs=""/>
-                <w:kern w:val="0"/>
-                <w:sz w:val="18"/>
-                <w:szCs w:val="22"/>
-                <w:lang w:val="en-US" w:eastAsia="en-US" w:bidi="ar-SA"/>
-              </w:rPr>
-              <w:t>C5840</w:t>
-            </w:r>
-          </w:p>
-        </w:tc>
-        <w:tc>
-          <w:tcPr>
-            <w:tcW w:w="2340" w:type="dxa"/>
-            <w:tcBorders>
-              <w:top w:val="single" w:sz="4" w:space="0" w:color="AAAAAA"/>
-              <w:start w:val="single" w:sz="4" w:space="0" w:color="AAAAAA"/>
-              <w:bottom w:val="single" w:sz="4" w:space="0" w:color="AAAAAA"/>
-              <w:end w:val="single" w:sz="4" w:space="0" w:color="AAAAAA"/>
-            </w:tcBorders>
-            <w:shd w:color="auto" w:fill="F2F2F2" w:val="clear"/>
-          </w:tcPr>
-          <w:p>
-            <w:pPr>
-              <w:pStyle w:val="Normal"/>
-              <w:widowControl/>
-              <w:spacing w:lineRule="auto" w:line="240" w:before="0" w:after="0"/>
-              <w:jc w:val="start"/>
-              <w:rPr>
-                <w:rFonts w:eastAsia="ＭＳ 明朝" w:cs=""/>
-                <w:kern w:val="0"/>
-                <w:szCs w:val="22"/>
-                <w:lang w:val="en-US" w:eastAsia="en-US" w:bidi="ar-SA"/>
-              </w:rPr>
-            </w:pPr>
-            <w:r>
-              <w:rPr>
-                <w:rFonts w:eastAsia="ＭＳ 明朝" w:cs=""/>
-                <w:kern w:val="0"/>
-                <w:sz w:val="18"/>
-                <w:szCs w:val="22"/>
-                <w:lang w:val="en-US" w:eastAsia="en-US" w:bidi="ar-SA"/>
-              </w:rPr>
-              <w:t>Right of ESP32 -- relay interface block</w:t>
+            <w:tcW w:type="dxa" w:w="1872"/>
+          </w:tcPr>
+          <w:p>
+            <w:r>
+              <w:t>100uH SMD Inductor</w:t>
+            </w:r>
+          </w:p>
+        </w:tc>
+        <w:tc>
+          <w:tcPr>
+            <w:tcW w:type="dxa" w:w="1872"/>
+          </w:tcPr>
+          <w:p>
+            <w:r>
+              <w:t>L1</w:t>
+            </w:r>
+          </w:p>
+        </w:tc>
+        <w:tc>
+          <w:tcPr>
+            <w:tcW w:type="dxa" w:w="1872"/>
+          </w:tcPr>
+          <w:p>
+            <w:r>
+              <w:t>C2929505</w:t>
+            </w:r>
+          </w:p>
+        </w:tc>
+        <w:tc>
+          <w:tcPr>
+            <w:tcW w:type="dxa" w:w="1872"/>
+          </w:tcPr>
+          <w:p>
+            <w:r>
+              <w:t>Adjacent to LM2596S-5.0 SW pin -- buck output</w:t>
             </w:r>
           </w:p>
         </w:tc>
       </w:tr>
       <w:tr>
-        <w:trPr/>
-        <w:tc>
-          <w:tcPr>
-            <w:tcW w:w="2340" w:type="dxa"/>
-            <w:tcBorders>
-              <w:top w:val="single" w:sz="4" w:space="0" w:color="AAAAAA"/>
-              <w:start w:val="single" w:sz="4" w:space="0" w:color="AAAAAA"/>
-              <w:bottom w:val="single" w:sz="4" w:space="0" w:color="AAAAAA"/>
-              <w:end w:val="single" w:sz="4" w:space="0" w:color="AAAAAA"/>
-            </w:tcBorders>
-            <w:shd w:color="auto" w:fill="FFFFFF" w:val="clear"/>
-          </w:tcPr>
-          <w:p>
-            <w:pPr>
-              <w:pStyle w:val="Normal"/>
-              <w:widowControl/>
-              <w:spacing w:lineRule="auto" w:line="240" w:before="0" w:after="0"/>
-              <w:jc w:val="start"/>
-              <w:rPr>
-                <w:rFonts w:eastAsia="ＭＳ 明朝" w:cs=""/>
-                <w:kern w:val="0"/>
-                <w:szCs w:val="22"/>
-                <w:highlight w:val="none"/>
-                <w:shd w:fill="81D41A" w:val="clear"/>
-                <w:lang w:val="en-US" w:eastAsia="en-US" w:bidi="ar-SA"/>
-              </w:rPr>
-            </w:pPr>
-            <w:r>
-              <w:rPr>
-                <w:rFonts w:eastAsia="ＭＳ 明朝" w:cs=""/>
-                <w:b/>
-                <w:kern w:val="0"/>
-                <w:sz w:val="18"/>
-                <w:szCs w:val="22"/>
-                <w:shd w:fill="81D41A" w:val="clear"/>
-                <w:lang w:val="en-US" w:eastAsia="en-US" w:bidi="ar-SA"/>
-              </w:rPr>
-              <w:t>8</w:t>
-            </w:r>
-          </w:p>
-        </w:tc>
-        <w:tc>
-          <w:tcPr>
-            <w:tcW w:w="2805" w:type="dxa"/>
-            <w:tcBorders>
-              <w:top w:val="single" w:sz="4" w:space="0" w:color="AAAAAA"/>
-              <w:start w:val="single" w:sz="4" w:space="0" w:color="AAAAAA"/>
-              <w:bottom w:val="single" w:sz="4" w:space="0" w:color="AAAAAA"/>
-              <w:end w:val="single" w:sz="4" w:space="0" w:color="AAAAAA"/>
-            </w:tcBorders>
-            <w:shd w:color="auto" w:fill="FFFFFF" w:val="clear"/>
-          </w:tcPr>
-          <w:p>
-            <w:pPr>
-              <w:pStyle w:val="Normal"/>
-              <w:widowControl/>
-              <w:spacing w:lineRule="auto" w:line="240" w:before="0" w:after="0"/>
-              <w:jc w:val="start"/>
-              <w:rPr>
-                <w:rFonts w:eastAsia="ＭＳ 明朝" w:cs=""/>
-                <w:kern w:val="0"/>
-                <w:szCs w:val="22"/>
-                <w:lang w:val="en-US" w:eastAsia="en-US" w:bidi="ar-SA"/>
-              </w:rPr>
-            </w:pPr>
-            <w:r>
-              <w:rPr>
-                <w:rFonts w:eastAsia="ＭＳ 明朝" w:cs=""/>
-                <w:kern w:val="0"/>
-                <w:sz w:val="18"/>
-                <w:szCs w:val="22"/>
-                <w:lang w:val="en-US" w:eastAsia="en-US" w:bidi="ar-SA"/>
-              </w:rPr>
-              <w:t>HF46F-G/5-HS1</w:t>
-            </w:r>
-          </w:p>
-        </w:tc>
-        <w:tc>
-          <w:tcPr>
-            <w:tcW w:w="1875" w:type="dxa"/>
-            <w:tcBorders>
-              <w:top w:val="single" w:sz="4" w:space="0" w:color="AAAAAA"/>
-              <w:start w:val="single" w:sz="4" w:space="0" w:color="AAAAAA"/>
-              <w:bottom w:val="single" w:sz="4" w:space="0" w:color="AAAAAA"/>
-              <w:end w:val="single" w:sz="4" w:space="0" w:color="AAAAAA"/>
-            </w:tcBorders>
-            <w:shd w:color="auto" w:fill="FFFFFF" w:val="clear"/>
-          </w:tcPr>
-          <w:p>
-            <w:pPr>
-              <w:pStyle w:val="Normal"/>
-              <w:widowControl/>
-              <w:spacing w:lineRule="auto" w:line="240" w:before="0" w:after="0"/>
-              <w:jc w:val="start"/>
-              <w:rPr>
-                <w:rFonts w:eastAsia="ＭＳ 明朝" w:cs=""/>
-                <w:kern w:val="0"/>
-                <w:szCs w:val="22"/>
-                <w:lang w:val="en-US" w:eastAsia="en-US" w:bidi="ar-SA"/>
-              </w:rPr>
-            </w:pPr>
-            <w:r>
-              <w:rPr>
-                <w:rFonts w:eastAsia="ＭＳ 明朝" w:cs=""/>
-                <w:kern w:val="0"/>
-                <w:sz w:val="18"/>
-                <w:szCs w:val="22"/>
-                <w:lang w:val="en-US" w:eastAsia="en-US" w:bidi="ar-SA"/>
-              </w:rPr>
-              <w:t>C165255</w:t>
-            </w:r>
-          </w:p>
-        </w:tc>
-        <w:tc>
-          <w:tcPr>
-            <w:tcW w:w="2340" w:type="dxa"/>
-            <w:tcBorders>
-              <w:top w:val="single" w:sz="4" w:space="0" w:color="AAAAAA"/>
-              <w:start w:val="single" w:sz="4" w:space="0" w:color="AAAAAA"/>
-              <w:bottom w:val="single" w:sz="4" w:space="0" w:color="AAAAAA"/>
-              <w:end w:val="single" w:sz="4" w:space="0" w:color="AAAAAA"/>
-            </w:tcBorders>
-            <w:shd w:color="auto" w:fill="FFFFFF" w:val="clear"/>
-          </w:tcPr>
-          <w:p>
-            <w:pPr>
-              <w:pStyle w:val="Normal"/>
-              <w:widowControl/>
-              <w:spacing w:lineRule="auto" w:line="240" w:before="0" w:after="0"/>
-              <w:jc w:val="start"/>
-              <w:rPr>
-                <w:rFonts w:eastAsia="ＭＳ 明朝" w:cs=""/>
-                <w:kern w:val="0"/>
-                <w:szCs w:val="22"/>
-                <w:lang w:val="en-US" w:eastAsia="en-US" w:bidi="ar-SA"/>
-              </w:rPr>
-            </w:pPr>
-            <w:r>
-              <w:rPr>
-                <w:rFonts w:eastAsia="ＭＳ 明朝" w:cs=""/>
-                <w:kern w:val="0"/>
-                <w:sz w:val="18"/>
-                <w:szCs w:val="22"/>
-                <w:lang w:val="en-US" w:eastAsia="en-US" w:bidi="ar-SA"/>
-              </w:rPr>
-              <w:t>Far right in a column -- relay bank</w:t>
+        <w:tc>
+          <w:tcPr>
+            <w:tcW w:type="dxa" w:w="1872"/>
+          </w:tcPr>
+          <w:p>
+            <w:r>
+              <w:t>1</w:t>
+            </w:r>
+          </w:p>
+        </w:tc>
+        <w:tc>
+          <w:tcPr>
+            <w:tcW w:type="dxa" w:w="1872"/>
+          </w:tcPr>
+          <w:p>
+            <w:r>
+              <w:t>1N5819 Catch Diode</w:t>
+            </w:r>
+          </w:p>
+        </w:tc>
+        <w:tc>
+          <w:tcPr>
+            <w:tcW w:type="dxa" w:w="1872"/>
+          </w:tcPr>
+          <w:p>
+            <w:r>
+              <w:t>D11</w:t>
+            </w:r>
+          </w:p>
+        </w:tc>
+        <w:tc>
+          <w:tcPr>
+            <w:tcW w:type="dxa" w:w="1872"/>
+          </w:tcPr>
+          <w:p>
+            <w:r>
+              <w:t>C191023</w:t>
+            </w:r>
+          </w:p>
+        </w:tc>
+        <w:tc>
+          <w:tcPr>
+            <w:tcW w:type="dxa" w:w="1872"/>
+          </w:tcPr>
+          <w:p>
+            <w:r>
+              <w:t>Adjacent to LM2596S-5.0 SW_NODE -- catch diode</w:t>
             </w:r>
           </w:p>
         </w:tc>
       </w:tr>
       <w:tr>
-        <w:trPr/>
-        <w:tc>
-          <w:tcPr>
-            <w:tcW w:w="2340" w:type="dxa"/>
-            <w:tcBorders>
-              <w:top w:val="single" w:sz="4" w:space="0" w:color="AAAAAA"/>
-              <w:start w:val="single" w:sz="4" w:space="0" w:color="AAAAAA"/>
-              <w:bottom w:val="single" w:sz="4" w:space="0" w:color="AAAAAA"/>
-              <w:end w:val="single" w:sz="4" w:space="0" w:color="AAAAAA"/>
-            </w:tcBorders>
-            <w:shd w:color="auto" w:fill="F2F2F2" w:val="clear"/>
-          </w:tcPr>
-          <w:p>
-            <w:pPr>
-              <w:pStyle w:val="Normal"/>
-              <w:widowControl/>
-              <w:spacing w:lineRule="auto" w:line="240" w:before="0" w:after="0"/>
-              <w:jc w:val="start"/>
-              <w:rPr>
-                <w:rFonts w:eastAsia="ＭＳ 明朝" w:cs=""/>
-                <w:kern w:val="0"/>
-                <w:szCs w:val="22"/>
-                <w:highlight w:val="none"/>
-                <w:shd w:fill="81D41A" w:val="clear"/>
-                <w:lang w:val="en-US" w:eastAsia="en-US" w:bidi="ar-SA"/>
-              </w:rPr>
-            </w:pPr>
-            <w:r>
-              <w:rPr>
-                <w:rFonts w:eastAsia="ＭＳ 明朝" w:cs=""/>
-                <w:b/>
-                <w:kern w:val="0"/>
-                <w:sz w:val="18"/>
-                <w:szCs w:val="22"/>
-                <w:shd w:fill="81D41A" w:val="clear"/>
-                <w:lang w:val="en-US" w:eastAsia="en-US" w:bidi="ar-SA"/>
-              </w:rPr>
+        <w:tc>
+          <w:tcPr>
+            <w:tcW w:type="dxa" w:w="1872"/>
+          </w:tcPr>
+          <w:p>
+            <w:r>
               <w:t>1</w:t>
             </w:r>
           </w:p>
         </w:tc>
         <w:tc>
           <w:tcPr>
-            <w:tcW w:w="2805" w:type="dxa"/>
-            <w:tcBorders>
-              <w:top w:val="single" w:sz="4" w:space="0" w:color="AAAAAA"/>
-              <w:start w:val="single" w:sz="4" w:space="0" w:color="AAAAAA"/>
-              <w:bottom w:val="single" w:sz="4" w:space="0" w:color="AAAAAA"/>
-              <w:end w:val="single" w:sz="4" w:space="0" w:color="AAAAAA"/>
-            </w:tcBorders>
-            <w:shd w:color="auto" w:fill="F2F2F2" w:val="clear"/>
-          </w:tcPr>
-          <w:p>
-            <w:pPr>
-              <w:pStyle w:val="Normal"/>
-              <w:widowControl/>
-              <w:spacing w:lineRule="auto" w:line="240" w:before="0" w:after="0"/>
-              <w:jc w:val="start"/>
-              <w:rPr>
-                <w:rFonts w:eastAsia="ＭＳ 明朝" w:cs=""/>
-                <w:kern w:val="0"/>
-                <w:szCs w:val="22"/>
-                <w:lang w:val="en-US" w:eastAsia="en-US" w:bidi="ar-SA"/>
-              </w:rPr>
-            </w:pPr>
-            <w:r>
-              <w:rPr>
-                <w:rFonts w:eastAsia="ＭＳ 明朝" w:cs=""/>
-                <w:kern w:val="0"/>
-                <w:sz w:val="18"/>
-                <w:szCs w:val="22"/>
-                <w:lang w:val="en-US" w:eastAsia="en-US" w:bidi="ar-SA"/>
-              </w:rPr>
-              <w:t>USB-C 16-pin SMD</w:t>
-            </w:r>
-          </w:p>
-        </w:tc>
-        <w:tc>
-          <w:tcPr>
-            <w:tcW w:w="1875" w:type="dxa"/>
-            <w:tcBorders>
-              <w:top w:val="single" w:sz="4" w:space="0" w:color="AAAAAA"/>
-              <w:start w:val="single" w:sz="4" w:space="0" w:color="AAAAAA"/>
-              <w:bottom w:val="single" w:sz="4" w:space="0" w:color="AAAAAA"/>
-              <w:end w:val="single" w:sz="4" w:space="0" w:color="AAAAAA"/>
-            </w:tcBorders>
-            <w:shd w:color="auto" w:fill="F2F2F2" w:val="clear"/>
-          </w:tcPr>
-          <w:p>
-            <w:pPr>
-              <w:pStyle w:val="Normal"/>
-              <w:widowControl/>
-              <w:spacing w:lineRule="auto" w:line="240" w:before="0" w:after="0"/>
-              <w:jc w:val="start"/>
-              <w:rPr>
-                <w:rFonts w:eastAsia="ＭＳ 明朝" w:cs=""/>
-                <w:kern w:val="0"/>
-                <w:szCs w:val="22"/>
-                <w:lang w:val="en-US" w:eastAsia="en-US" w:bidi="ar-SA"/>
-              </w:rPr>
-            </w:pPr>
-            <w:r>
-              <w:rPr>
-                <w:rFonts w:eastAsia="ＭＳ 明朝" w:cs=""/>
-                <w:kern w:val="0"/>
-                <w:sz w:val="18"/>
-                <w:szCs w:val="22"/>
-                <w:lang w:val="en-US" w:eastAsia="en-US" w:bidi="ar-SA"/>
-              </w:rPr>
-              <w:t>C165948</w:t>
-            </w:r>
-          </w:p>
-        </w:tc>
-        <w:tc>
-          <w:tcPr>
-            <w:tcW w:w="2340" w:type="dxa"/>
-            <w:tcBorders>
-              <w:top w:val="single" w:sz="4" w:space="0" w:color="AAAAAA"/>
-              <w:start w:val="single" w:sz="4" w:space="0" w:color="AAAAAA"/>
-              <w:bottom w:val="single" w:sz="4" w:space="0" w:color="AAAAAA"/>
-              <w:end w:val="single" w:sz="4" w:space="0" w:color="AAAAAA"/>
-            </w:tcBorders>
-            <w:shd w:color="auto" w:fill="F2F2F2" w:val="clear"/>
-          </w:tcPr>
-          <w:p>
-            <w:pPr>
-              <w:pStyle w:val="Normal"/>
-              <w:widowControl/>
-              <w:spacing w:lineRule="auto" w:line="240" w:before="0" w:after="0"/>
-              <w:jc w:val="start"/>
-              <w:rPr>
-                <w:rFonts w:eastAsia="ＭＳ 明朝" w:cs=""/>
-                <w:kern w:val="0"/>
-                <w:szCs w:val="22"/>
-                <w:lang w:val="en-US" w:eastAsia="en-US" w:bidi="ar-SA"/>
-              </w:rPr>
-            </w:pPr>
-            <w:r>
-              <w:rPr>
-                <w:rFonts w:eastAsia="ＭＳ 明朝" w:cs=""/>
-                <w:kern w:val="0"/>
-                <w:sz w:val="18"/>
-                <w:szCs w:val="22"/>
-                <w:lang w:val="en-US" w:eastAsia="en-US" w:bidi="ar-SA"/>
-              </w:rPr>
-              <w:t>Top-left, VBUS feeds D12 Schottky into 5V rail</w:t>
+            <w:tcW w:type="dxa" w:w="1872"/>
+          </w:tcPr>
+          <w:p>
+            <w:r>
+              <w:t>220uF 25V SMD Aluminum Electrolytic</w:t>
+            </w:r>
+          </w:p>
+        </w:tc>
+        <w:tc>
+          <w:tcPr>
+            <w:tcW w:type="dxa" w:w="1872"/>
+          </w:tcPr>
+          <w:p>
+            <w:r>
+              <w:t>C2</w:t>
+            </w:r>
+          </w:p>
+        </w:tc>
+        <w:tc>
+          <w:tcPr>
+            <w:tcW w:type="dxa" w:w="1872"/>
+          </w:tcPr>
+          <w:p>
+            <w:r>
+              <w:t>C4747974</w:t>
+            </w:r>
+          </w:p>
+        </w:tc>
+        <w:tc>
+          <w:tcPr>
+            <w:tcW w:type="dxa" w:w="1872"/>
+          </w:tcPr>
+          <w:p>
+            <w:r>
+              <w:t>Buck output filter cap -- adjacent to U5 output</w:t>
             </w:r>
           </w:p>
         </w:tc>
       </w:tr>
       <w:tr>
-        <w:trPr/>
-        <w:tc>
-          <w:tcPr>
-            <w:tcW w:w="2340" w:type="dxa"/>
-            <w:tcBorders>
-              <w:top w:val="single" w:sz="4" w:space="0" w:color="AAAAAA"/>
-              <w:start w:val="single" w:sz="4" w:space="0" w:color="AAAAAA"/>
-              <w:bottom w:val="single" w:sz="4" w:space="0" w:color="AAAAAA"/>
-              <w:end w:val="single" w:sz="4" w:space="0" w:color="AAAAAA"/>
-            </w:tcBorders>
-            <w:shd w:color="auto" w:fill="FFFFFF" w:val="clear"/>
-          </w:tcPr>
-          <w:p>
-            <w:pPr>
-              <w:pStyle w:val="Normal"/>
-              <w:widowControl/>
-              <w:spacing w:lineRule="auto" w:line="240" w:before="0" w:after="0"/>
-              <w:jc w:val="start"/>
-              <w:rPr>
-                <w:rFonts w:eastAsia="ＭＳ 明朝" w:cs=""/>
-                <w:kern w:val="0"/>
-                <w:szCs w:val="22"/>
-                <w:lang w:val="en-US" w:eastAsia="en-US" w:bidi="ar-SA"/>
-              </w:rPr>
-            </w:pPr>
-            <w:r>
-              <w:rPr>
-                <w:rFonts w:eastAsia="ＭＳ 明朝" w:cs=""/>
-                <w:b/>
-                <w:kern w:val="0"/>
-                <w:sz w:val="18"/>
-                <w:szCs w:val="22"/>
-                <w:lang w:val="en-US" w:eastAsia="en-US" w:bidi="ar-SA"/>
-              </w:rPr>
+        <w:tc>
+          <w:tcPr>
+            <w:tcW w:type="dxa" w:w="1872"/>
+          </w:tcPr>
+          <w:p>
+            <w:r>
               <w:t>1</w:t>
             </w:r>
           </w:p>
         </w:tc>
         <w:tc>
           <w:tcPr>
-            <w:tcW w:w="2805" w:type="dxa"/>
-            <w:tcBorders>
-              <w:top w:val="single" w:sz="4" w:space="0" w:color="AAAAAA"/>
-              <w:start w:val="single" w:sz="4" w:space="0" w:color="AAAAAA"/>
-              <w:bottom w:val="single" w:sz="4" w:space="0" w:color="AAAAAA"/>
-              <w:end w:val="single" w:sz="4" w:space="0" w:color="AAAAAA"/>
-            </w:tcBorders>
-            <w:shd w:color="auto" w:fill="FFFFFF" w:val="clear"/>
-          </w:tcPr>
-          <w:p>
-            <w:pPr>
-              <w:pStyle w:val="Normal"/>
-              <w:widowControl/>
-              <w:spacing w:lineRule="auto" w:line="240" w:before="0" w:after="0"/>
-              <w:jc w:val="start"/>
-              <w:rPr>
-                <w:rFonts w:eastAsia="ＭＳ 明朝" w:cs=""/>
-                <w:kern w:val="0"/>
-                <w:szCs w:val="22"/>
-                <w:lang w:val="en-US" w:eastAsia="en-US" w:bidi="ar-SA"/>
-              </w:rPr>
-            </w:pPr>
-            <w:r>
-              <w:rPr>
-                <w:rFonts w:eastAsia="ＭＳ 明朝" w:cs=""/>
-                <w:kern w:val="0"/>
-                <w:sz w:val="18"/>
-                <w:szCs w:val="22"/>
-                <w:lang w:val="en-US" w:eastAsia="en-US" w:bidi="ar-SA"/>
-              </w:rPr>
-              <w:t>SS14 Schottky SOD-123</w:t>
-            </w:r>
-          </w:p>
-        </w:tc>
-        <w:tc>
-          <w:tcPr>
-            <w:tcW w:w="1875" w:type="dxa"/>
-            <w:tcBorders>
-              <w:top w:val="single" w:sz="4" w:space="0" w:color="AAAAAA"/>
-              <w:start w:val="single" w:sz="4" w:space="0" w:color="AAAAAA"/>
-              <w:bottom w:val="single" w:sz="4" w:space="0" w:color="AAAAAA"/>
-              <w:end w:val="single" w:sz="4" w:space="0" w:color="AAAAAA"/>
-            </w:tcBorders>
-            <w:shd w:color="auto" w:fill="FFFFFF" w:val="clear"/>
-          </w:tcPr>
-          <w:p>
-            <w:pPr>
-              <w:pStyle w:val="Normal"/>
-              <w:widowControl/>
-              <w:spacing w:lineRule="auto" w:line="240" w:before="0" w:after="0"/>
-              <w:jc w:val="start"/>
-              <w:rPr>
-                <w:rFonts w:eastAsia="ＭＳ 明朝" w:cs=""/>
-                <w:kern w:val="0"/>
-                <w:szCs w:val="22"/>
-                <w:lang w:val="en-US" w:eastAsia="en-US" w:bidi="ar-SA"/>
-              </w:rPr>
-            </w:pPr>
-            <w:r>
-              <w:rPr>
-                <w:rFonts w:eastAsia="ＭＳ 明朝" w:cs=""/>
-                <w:kern w:val="0"/>
-                <w:sz w:val="18"/>
-                <w:szCs w:val="22"/>
-                <w:lang w:val="en-US" w:eastAsia="en-US" w:bidi="ar-SA"/>
-              </w:rPr>
+            <w:tcW w:type="dxa" w:w="1872"/>
+          </w:tcPr>
+          <w:p>
+            <w:r>
+              <w:t>SS14 Schottky</w:t>
+            </w:r>
+          </w:p>
+        </w:tc>
+        <w:tc>
+          <w:tcPr>
+            <w:tcW w:type="dxa" w:w="1872"/>
+          </w:tcPr>
+          <w:p>
+            <w:r>
+              <w:t>D12</w:t>
+            </w:r>
+          </w:p>
+        </w:tc>
+        <w:tc>
+          <w:tcPr>
+            <w:tcW w:type="dxa" w:w="1872"/>
+          </w:tcPr>
+          <w:p>
+            <w:r>
               <w:t>C2837435</w:t>
             </w:r>
           </w:p>
         </w:tc>
         <w:tc>
           <w:tcPr>
-            <w:tcW w:w="2340" w:type="dxa"/>
-            <w:tcBorders>
-              <w:top w:val="single" w:sz="4" w:space="0" w:color="AAAAAA"/>
-              <w:start w:val="single" w:sz="4" w:space="0" w:color="AAAAAA"/>
-              <w:bottom w:val="single" w:sz="4" w:space="0" w:color="AAAAAA"/>
-              <w:end w:val="single" w:sz="4" w:space="0" w:color="AAAAAA"/>
-            </w:tcBorders>
-            <w:shd w:color="auto" w:fill="FFFFFF" w:val="clear"/>
-          </w:tcPr>
-          <w:p>
-            <w:pPr>
-              <w:pStyle w:val="Normal"/>
-              <w:widowControl/>
-              <w:spacing w:lineRule="auto" w:line="240" w:before="0" w:after="0"/>
-              <w:jc w:val="start"/>
-              <w:rPr>
-                <w:rFonts w:eastAsia="ＭＳ 明朝" w:cs=""/>
-                <w:kern w:val="0"/>
-                <w:szCs w:val="22"/>
-                <w:lang w:val="en-US" w:eastAsia="en-US" w:bidi="ar-SA"/>
-              </w:rPr>
-            </w:pPr>
-            <w:r>
-              <w:rPr>
-                <w:rFonts w:eastAsia="ＭＳ 明朝" w:cs=""/>
-                <w:kern w:val="0"/>
-                <w:sz w:val="18"/>
-                <w:szCs w:val="22"/>
-                <w:lang w:val="en-US" w:eastAsia="en-US" w:bidi="ar-SA"/>
-              </w:rPr>
+            <w:tcW w:type="dxa" w:w="1872"/>
+          </w:tcPr>
+          <w:p>
+            <w:r>
               <w:t>Between USB-C VBUS and +5V_RAIL</w:t>
             </w:r>
           </w:p>
         </w:tc>
       </w:tr>
       <w:tr>
-        <w:trPr/>
-        <w:tc>
-          <w:tcPr>
-            <w:tcW w:w="2340" w:type="dxa"/>
-            <w:tcBorders>
-              <w:top w:val="single" w:sz="4" w:space="0" w:color="AAAAAA"/>
-              <w:start w:val="single" w:sz="4" w:space="0" w:color="AAAAAA"/>
-              <w:bottom w:val="single" w:sz="4" w:space="0" w:color="AAAAAA"/>
-              <w:end w:val="single" w:sz="4" w:space="0" w:color="AAAAAA"/>
-            </w:tcBorders>
-            <w:shd w:color="auto" w:fill="F2F2F2" w:val="clear"/>
-          </w:tcPr>
-          <w:p>
-            <w:pPr>
-              <w:pStyle w:val="Normal"/>
-              <w:widowControl/>
-              <w:spacing w:lineRule="auto" w:line="240" w:before="0" w:after="0"/>
-              <w:jc w:val="start"/>
-              <w:rPr>
-                <w:rFonts w:eastAsia="ＭＳ 明朝" w:cs=""/>
-                <w:kern w:val="0"/>
-                <w:szCs w:val="22"/>
-                <w:lang w:val="en-US" w:eastAsia="en-US" w:bidi="ar-SA"/>
-              </w:rPr>
-            </w:pPr>
-            <w:r>
-              <w:rPr>
-                <w:rFonts w:eastAsia="ＭＳ 明朝" w:cs=""/>
-                <w:b/>
-                <w:kern w:val="0"/>
-                <w:sz w:val="18"/>
-                <w:szCs w:val="22"/>
-                <w:lang w:val="en-US" w:eastAsia="en-US" w:bidi="ar-SA"/>
-              </w:rPr>
+        <w:tc>
+          <w:tcPr>
+            <w:tcW w:type="dxa" w:w="1872"/>
+          </w:tcPr>
+          <w:p>
+            <w:r>
               <w:t>1</w:t>
             </w:r>
           </w:p>
         </w:tc>
         <w:tc>
           <w:tcPr>
-            <w:tcW w:w="2805" w:type="dxa"/>
-            <w:tcBorders>
-              <w:top w:val="single" w:sz="4" w:space="0" w:color="AAAAAA"/>
-              <w:start w:val="single" w:sz="4" w:space="0" w:color="AAAAAA"/>
-              <w:bottom w:val="single" w:sz="4" w:space="0" w:color="AAAAAA"/>
-              <w:end w:val="single" w:sz="4" w:space="0" w:color="AAAAAA"/>
-            </w:tcBorders>
-            <w:shd w:color="auto" w:fill="F2F2F2" w:val="clear"/>
-          </w:tcPr>
-          <w:p>
-            <w:pPr>
-              <w:pStyle w:val="Normal"/>
-              <w:widowControl/>
-              <w:spacing w:lineRule="auto" w:line="240" w:before="0" w:after="0"/>
-              <w:jc w:val="start"/>
-              <w:rPr>
-                <w:rFonts w:eastAsia="ＭＳ 明朝" w:cs=""/>
-                <w:kern w:val="0"/>
-                <w:szCs w:val="22"/>
-                <w:lang w:val="en-US" w:eastAsia="en-US" w:bidi="ar-SA"/>
-              </w:rPr>
-            </w:pPr>
-            <w:r>
-              <w:rPr>
-                <w:rFonts w:eastAsia="ＭＳ 明朝" w:cs=""/>
-                <w:kern w:val="0"/>
-                <w:sz w:val="18"/>
-                <w:szCs w:val="22"/>
-                <w:lang w:val="en-US" w:eastAsia="en-US" w:bidi="ar-SA"/>
-              </w:rPr>
-              <w:t>1N5819 SOD-123</w:t>
-            </w:r>
-          </w:p>
-        </w:tc>
-        <w:tc>
-          <w:tcPr>
-            <w:tcW w:w="1875" w:type="dxa"/>
-            <w:tcBorders>
-              <w:top w:val="single" w:sz="4" w:space="0" w:color="AAAAAA"/>
-              <w:start w:val="single" w:sz="4" w:space="0" w:color="AAAAAA"/>
-              <w:bottom w:val="single" w:sz="4" w:space="0" w:color="AAAAAA"/>
-              <w:end w:val="single" w:sz="4" w:space="0" w:color="AAAAAA"/>
-            </w:tcBorders>
-            <w:shd w:color="auto" w:fill="F2F2F2" w:val="clear"/>
-          </w:tcPr>
-          <w:p>
-            <w:pPr>
-              <w:pStyle w:val="Normal"/>
-              <w:widowControl/>
-              <w:spacing w:lineRule="auto" w:line="240" w:before="0" w:after="0"/>
-              <w:jc w:val="start"/>
-              <w:rPr>
-                <w:rFonts w:eastAsia="ＭＳ 明朝" w:cs=""/>
-                <w:kern w:val="0"/>
-                <w:szCs w:val="22"/>
-                <w:lang w:val="en-US" w:eastAsia="en-US" w:bidi="ar-SA"/>
-              </w:rPr>
-            </w:pPr>
-            <w:r>
-              <w:rPr>
-                <w:rFonts w:eastAsia="ＭＳ 明朝" w:cs=""/>
-                <w:kern w:val="0"/>
-                <w:sz w:val="18"/>
-                <w:szCs w:val="22"/>
-                <w:lang w:val="en-US" w:eastAsia="en-US" w:bidi="ar-SA"/>
-              </w:rPr>
-              <w:t>C191023</w:t>
-            </w:r>
-          </w:p>
-        </w:tc>
-        <w:tc>
-          <w:tcPr>
-            <w:tcW w:w="2340" w:type="dxa"/>
-            <w:tcBorders>
-              <w:top w:val="single" w:sz="4" w:space="0" w:color="AAAAAA"/>
-              <w:start w:val="single" w:sz="4" w:space="0" w:color="AAAAAA"/>
-              <w:bottom w:val="single" w:sz="4" w:space="0" w:color="AAAAAA"/>
-              <w:end w:val="single" w:sz="4" w:space="0" w:color="AAAAAA"/>
-            </w:tcBorders>
-            <w:shd w:color="auto" w:fill="F2F2F2" w:val="clear"/>
-          </w:tcPr>
-          <w:p>
-            <w:pPr>
-              <w:pStyle w:val="Normal"/>
-              <w:widowControl/>
-              <w:spacing w:lineRule="auto" w:line="240" w:before="0" w:after="0"/>
-              <w:jc w:val="start"/>
-              <w:rPr>
-                <w:rFonts w:eastAsia="ＭＳ 明朝" w:cs=""/>
-                <w:kern w:val="0"/>
-                <w:szCs w:val="22"/>
-                <w:lang w:val="en-US" w:eastAsia="en-US" w:bidi="ar-SA"/>
-              </w:rPr>
-            </w:pPr>
-            <w:r>
-              <w:rPr>
-                <w:rFonts w:eastAsia="ＭＳ 明朝" w:cs=""/>
-                <w:kern w:val="0"/>
-                <w:sz w:val="18"/>
-                <w:szCs w:val="22"/>
-                <w:lang w:val="en-US" w:eastAsia="en-US" w:bidi="ar-SA"/>
-              </w:rPr>
-              <w:t>Adjacent to LM2596S-5.0 SW_NODE -- catch diode</w:t>
+            <w:tcW w:type="dxa" w:w="1872"/>
+          </w:tcPr>
+          <w:p>
+            <w:r>
+              <w:t>AMS1117-3.3 LDO</w:t>
+            </w:r>
+          </w:p>
+        </w:tc>
+        <w:tc>
+          <w:tcPr>
+            <w:tcW w:type="dxa" w:w="1872"/>
+          </w:tcPr>
+          <w:p>
+            <w:r>
+              <w:t>U4</w:t>
+            </w:r>
+          </w:p>
+        </w:tc>
+        <w:tc>
+          <w:tcPr>
+            <w:tcW w:type="dxa" w:w="1872"/>
+          </w:tcPr>
+          <w:p>
+            <w:r>
+              <w:t>C6186</w:t>
+            </w:r>
+          </w:p>
+        </w:tc>
+        <w:tc>
+          <w:tcPr>
+            <w:tcW w:type="dxa" w:w="1872"/>
+          </w:tcPr>
+          <w:p>
+            <w:r>
+              <w:t>After buck output, near ESP32 3V3 pin</w:t>
             </w:r>
           </w:p>
         </w:tc>
       </w:tr>
       <w:tr>
-        <w:trPr/>
-        <w:tc>
-          <w:tcPr>
-            <w:tcW w:w="2340" w:type="dxa"/>
-            <w:tcBorders>
-              <w:top w:val="single" w:sz="4" w:space="0" w:color="AAAAAA"/>
-              <w:start w:val="single" w:sz="4" w:space="0" w:color="AAAAAA"/>
-              <w:bottom w:val="single" w:sz="4" w:space="0" w:color="AAAAAA"/>
-              <w:end w:val="single" w:sz="4" w:space="0" w:color="AAAAAA"/>
-            </w:tcBorders>
-            <w:shd w:color="auto" w:fill="FFFFFF" w:val="clear"/>
-          </w:tcPr>
-          <w:p>
-            <w:pPr>
-              <w:pStyle w:val="Normal"/>
-              <w:widowControl/>
-              <w:spacing w:lineRule="auto" w:line="240" w:before="0" w:after="0"/>
-              <w:jc w:val="start"/>
-              <w:rPr>
-                <w:rFonts w:eastAsia="ＭＳ 明朝" w:cs=""/>
-                <w:kern w:val="0"/>
-                <w:szCs w:val="22"/>
-                <w:lang w:val="en-US" w:eastAsia="en-US" w:bidi="ar-SA"/>
-              </w:rPr>
-            </w:pPr>
-            <w:r>
-              <w:rPr>
-                <w:rFonts w:eastAsia="ＭＳ 明朝" w:cs=""/>
-                <w:b/>
-                <w:kern w:val="0"/>
-                <w:sz w:val="18"/>
-                <w:szCs w:val="22"/>
-                <w:lang w:val="en-US" w:eastAsia="en-US" w:bidi="ar-SA"/>
-              </w:rPr>
+        <w:tc>
+          <w:tcPr>
+            <w:tcW w:type="dxa" w:w="1872"/>
+          </w:tcPr>
+          <w:p>
+            <w:r>
               <w:t>1</w:t>
             </w:r>
           </w:p>
         </w:tc>
         <w:tc>
           <w:tcPr>
-            <w:tcW w:w="2805" w:type="dxa"/>
-            <w:tcBorders>
-              <w:top w:val="single" w:sz="4" w:space="0" w:color="AAAAAA"/>
-              <w:start w:val="single" w:sz="4" w:space="0" w:color="AAAAAA"/>
-              <w:bottom w:val="single" w:sz="4" w:space="0" w:color="AAAAAA"/>
-              <w:end w:val="single" w:sz="4" w:space="0" w:color="AAAAAA"/>
-            </w:tcBorders>
-            <w:shd w:color="auto" w:fill="FFFFFF" w:val="clear"/>
-          </w:tcPr>
-          <w:p>
-            <w:pPr>
-              <w:pStyle w:val="Normal"/>
-              <w:widowControl/>
-              <w:spacing w:lineRule="auto" w:line="240" w:before="0" w:after="0"/>
-              <w:jc w:val="start"/>
-              <w:rPr>
-                <w:rFonts w:eastAsia="ＭＳ 明朝" w:cs=""/>
-                <w:kern w:val="0"/>
-                <w:szCs w:val="22"/>
-                <w:lang w:val="en-US" w:eastAsia="en-US" w:bidi="ar-SA"/>
-              </w:rPr>
-            </w:pPr>
-            <w:r>
-              <w:rPr>
-                <w:rFonts w:eastAsia="ＭＳ 明朝" w:cs=""/>
-                <w:kern w:val="0"/>
-                <w:sz w:val="18"/>
-                <w:szCs w:val="22"/>
-                <w:lang w:val="en-US" w:eastAsia="en-US" w:bidi="ar-SA"/>
-              </w:rPr>
-              <w:t>100uH SMD inductor</w:t>
-            </w:r>
-          </w:p>
-        </w:tc>
-        <w:tc>
-          <w:tcPr>
-            <w:tcW w:w="1875" w:type="dxa"/>
-            <w:tcBorders>
-              <w:top w:val="single" w:sz="4" w:space="0" w:color="AAAAAA"/>
-              <w:start w:val="single" w:sz="4" w:space="0" w:color="AAAAAA"/>
-              <w:bottom w:val="single" w:sz="4" w:space="0" w:color="AAAAAA"/>
-              <w:end w:val="single" w:sz="4" w:space="0" w:color="AAAAAA"/>
-            </w:tcBorders>
-            <w:shd w:color="auto" w:fill="FFFFFF" w:val="clear"/>
-          </w:tcPr>
-          <w:p>
-            <w:pPr>
-              <w:pStyle w:val="Normal"/>
-              <w:widowControl/>
-              <w:spacing w:lineRule="auto" w:line="240" w:before="0" w:after="0"/>
-              <w:jc w:val="start"/>
-              <w:rPr>
-                <w:rFonts w:eastAsia="ＭＳ 明朝" w:cs=""/>
-                <w:kern w:val="0"/>
-                <w:szCs w:val="22"/>
-                <w:highlight w:val="none"/>
-                <w:shd w:fill="FFFF00" w:val="clear"/>
-                <w:lang w:val="en-US" w:eastAsia="en-US" w:bidi="ar-SA"/>
-              </w:rPr>
-            </w:pPr>
-            <w:r>
-              <w:rPr>
-                <w:rFonts w:eastAsia="ＭＳ 明朝" w:cs=""/>
-                <w:kern w:val="0"/>
-                <w:sz w:val="18"/>
-                <w:szCs w:val="22"/>
-                <w:shd w:fill="FFFF00" w:val="clear"/>
-                <w:lang w:val="en-US" w:eastAsia="en-US" w:bidi="ar-SA"/>
-              </w:rPr>
-              <w:t>C2929505</w:t>
-            </w:r>
-          </w:p>
-        </w:tc>
-        <w:tc>
-          <w:tcPr>
-            <w:tcW w:w="2340" w:type="dxa"/>
-            <w:tcBorders>
-              <w:top w:val="single" w:sz="4" w:space="0" w:color="AAAAAA"/>
-              <w:start w:val="single" w:sz="4" w:space="0" w:color="AAAAAA"/>
-              <w:bottom w:val="single" w:sz="4" w:space="0" w:color="AAAAAA"/>
-              <w:end w:val="single" w:sz="4" w:space="0" w:color="AAAAAA"/>
-            </w:tcBorders>
-            <w:shd w:color="auto" w:fill="FFFFFF" w:val="clear"/>
-          </w:tcPr>
-          <w:p>
-            <w:pPr>
-              <w:pStyle w:val="Normal"/>
-              <w:widowControl/>
-              <w:spacing w:lineRule="auto" w:line="240" w:before="0" w:after="0"/>
-              <w:jc w:val="start"/>
-              <w:rPr>
-                <w:rFonts w:eastAsia="ＭＳ 明朝" w:cs=""/>
-                <w:kern w:val="0"/>
-                <w:szCs w:val="22"/>
-                <w:lang w:val="en-US" w:eastAsia="en-US" w:bidi="ar-SA"/>
-              </w:rPr>
-            </w:pPr>
-            <w:r>
-              <w:rPr>
-                <w:rFonts w:eastAsia="ＭＳ 明朝" w:cs=""/>
-                <w:kern w:val="0"/>
-                <w:sz w:val="18"/>
-                <w:szCs w:val="22"/>
-                <w:lang w:val="en-US" w:eastAsia="en-US" w:bidi="ar-SA"/>
-              </w:rPr>
-              <w:t>Adjacent to LM2596S-5.0 output -- buck filter</w:t>
+            <w:tcW w:type="dxa" w:w="1872"/>
+          </w:tcPr>
+          <w:p>
+            <w:r>
+              <w:t>LED Red (power-on)</w:t>
+            </w:r>
+          </w:p>
+        </w:tc>
+        <w:tc>
+          <w:tcPr>
+            <w:tcW w:type="dxa" w:w="1872"/>
+          </w:tcPr>
+          <w:p>
+            <w:r>
+              <w:t>D9</w:t>
+            </w:r>
+          </w:p>
+        </w:tc>
+        <w:tc>
+          <w:tcPr>
+            <w:tcW w:type="dxa" w:w="1872"/>
+          </w:tcPr>
+          <w:p>
+            <w:r>
+              <w:t>C84256</w:t>
+            </w:r>
+          </w:p>
+        </w:tc>
+        <w:tc>
+          <w:tcPr>
+            <w:tcW w:type="dxa" w:w="1872"/>
+          </w:tcPr>
+          <w:p>
+            <w:r>
+              <w:t>Power-on indicator near U5/U4</w:t>
             </w:r>
           </w:p>
         </w:tc>
       </w:tr>
       <w:tr>
-        <w:trPr>
-          <w:trHeight w:val="610" w:hRule="atLeast"/>
-        </w:trPr>
-        <w:tc>
-          <w:tcPr>
-            <w:tcW w:w="2340" w:type="dxa"/>
-            <w:tcBorders>
-              <w:top w:val="single" w:sz="4" w:space="0" w:color="AAAAAA"/>
-              <w:start w:val="single" w:sz="4" w:space="0" w:color="AAAAAA"/>
-              <w:bottom w:val="single" w:sz="4" w:space="0" w:color="AAAAAA"/>
-              <w:end w:val="single" w:sz="4" w:space="0" w:color="AAAAAA"/>
-            </w:tcBorders>
-            <w:shd w:color="auto" w:fill="F2F2F2" w:val="clear"/>
-          </w:tcPr>
-          <w:p>
-            <w:pPr>
-              <w:pStyle w:val="Normal"/>
-              <w:widowControl/>
-              <w:spacing w:lineRule="auto" w:line="240" w:before="0" w:after="0"/>
-              <w:jc w:val="start"/>
-              <w:rPr>
-                <w:rFonts w:eastAsia="ＭＳ 明朝" w:cs=""/>
-                <w:kern w:val="0"/>
-                <w:szCs w:val="22"/>
-                <w:lang w:val="en-US" w:eastAsia="en-US" w:bidi="ar-SA"/>
-              </w:rPr>
-            </w:pPr>
-            <w:r>
-              <w:rPr>
-                <w:rFonts w:eastAsia="ＭＳ 明朝" w:cs=""/>
-                <w:b/>
-                <w:kern w:val="0"/>
-                <w:sz w:val="18"/>
-                <w:szCs w:val="22"/>
-                <w:lang w:val="en-US" w:eastAsia="en-US" w:bidi="ar-SA"/>
-              </w:rPr>
+        <w:tc>
+          <w:tcPr>
+            <w:tcW w:type="dxa" w:w="1872"/>
+          </w:tcPr>
+          <w:p>
+            <w:r>
               <w:t>1</w:t>
             </w:r>
           </w:p>
         </w:tc>
         <w:tc>
           <w:tcPr>
-            <w:tcW w:w="2805" w:type="dxa"/>
-            <w:tcBorders>
-              <w:top w:val="single" w:sz="4" w:space="0" w:color="AAAAAA"/>
-              <w:start w:val="single" w:sz="4" w:space="0" w:color="AAAAAA"/>
-              <w:bottom w:val="single" w:sz="4" w:space="0" w:color="AAAAAA"/>
-              <w:end w:val="single" w:sz="4" w:space="0" w:color="AAAAAA"/>
-            </w:tcBorders>
-            <w:shd w:color="auto" w:fill="F2F2F2" w:val="clear"/>
-          </w:tcPr>
-          <w:p>
-            <w:pPr>
-              <w:pStyle w:val="Normal"/>
-              <w:widowControl/>
-              <w:spacing w:lineRule="auto" w:line="240" w:before="0" w:after="0"/>
-              <w:jc w:val="start"/>
-              <w:rPr>
-                <w:rFonts w:eastAsia="ＭＳ 明朝" w:cs=""/>
-                <w:kern w:val="0"/>
-                <w:szCs w:val="22"/>
-                <w:lang w:val="en-US" w:eastAsia="en-US" w:bidi="ar-SA"/>
-              </w:rPr>
-            </w:pPr>
-            <w:r>
-              <w:rPr>
-                <w:rFonts w:eastAsia="ＭＳ 明朝" w:cs=""/>
-                <w:kern w:val="0"/>
-                <w:sz w:val="18"/>
-                <w:szCs w:val="22"/>
-                <w:lang w:val="en-US" w:eastAsia="en-US" w:bidi="ar-SA"/>
-              </w:rPr>
-              <w:t>5x20mm PCB fuse holder</w:t>
-            </w:r>
-          </w:p>
-        </w:tc>
-        <w:tc>
-          <w:tcPr>
-            <w:tcW w:w="1875" w:type="dxa"/>
-            <w:tcBorders>
-              <w:top w:val="single" w:sz="4" w:space="0" w:color="AAAAAA"/>
-              <w:start w:val="single" w:sz="4" w:space="0" w:color="AAAAAA"/>
-              <w:bottom w:val="single" w:sz="4" w:space="0" w:color="AAAAAA"/>
-              <w:end w:val="single" w:sz="4" w:space="0" w:color="AAAAAA"/>
-            </w:tcBorders>
-            <w:shd w:color="auto" w:fill="F2F2F2" w:val="clear"/>
-          </w:tcPr>
-          <w:p>
-            <w:pPr>
-              <w:pStyle w:val="Normal"/>
-              <w:widowControl/>
-              <w:spacing w:lineRule="auto" w:line="240" w:before="0" w:after="0"/>
-              <w:jc w:val="start"/>
-              <w:rPr>
-                <w:rFonts w:eastAsia="ＭＳ 明朝" w:cs=""/>
-                <w:kern w:val="0"/>
-                <w:szCs w:val="22"/>
-                <w:highlight w:val="none"/>
-                <w:shd w:fill="FFFF00" w:val="clear"/>
-                <w:lang w:val="en-US" w:eastAsia="en-US" w:bidi="ar-SA"/>
-              </w:rPr>
-            </w:pPr>
-            <w:r>
-              <w:rPr>
-                <w:rFonts w:eastAsia="ＭＳ 明朝" w:cs=""/>
-                <w:kern w:val="0"/>
-                <w:sz w:val="18"/>
-                <w:szCs w:val="22"/>
-                <w:shd w:fill="FFFF00" w:val="clear"/>
-                <w:lang w:val="en-US" w:eastAsia="en-US" w:bidi="ar-SA"/>
-              </w:rPr>
-              <w:t>C3131</w:t>
-            </w:r>
-          </w:p>
-        </w:tc>
-        <w:tc>
-          <w:tcPr>
-            <w:tcW w:w="2340" w:type="dxa"/>
-            <w:tcBorders>
-              <w:top w:val="single" w:sz="4" w:space="0" w:color="AAAAAA"/>
-              <w:start w:val="single" w:sz="4" w:space="0" w:color="AAAAAA"/>
-              <w:bottom w:val="single" w:sz="4" w:space="0" w:color="AAAAAA"/>
-              <w:end w:val="single" w:sz="4" w:space="0" w:color="AAAAAA"/>
-            </w:tcBorders>
-            <w:shd w:color="auto" w:fill="F2F2F2" w:val="clear"/>
-          </w:tcPr>
-          <w:p>
-            <w:pPr>
-              <w:pStyle w:val="Normal"/>
-              <w:widowControl/>
-              <w:spacing w:lineRule="auto" w:line="240" w:before="0" w:after="0"/>
-              <w:jc w:val="start"/>
-              <w:rPr>
-                <w:rFonts w:eastAsia="ＭＳ 明朝" w:cs=""/>
-                <w:kern w:val="0"/>
-                <w:szCs w:val="22"/>
-                <w:lang w:val="en-US" w:eastAsia="en-US" w:bidi="ar-SA"/>
-              </w:rPr>
-            </w:pPr>
-            <w:r>
-              <w:rPr>
-                <w:rFonts w:eastAsia="ＭＳ 明朝" w:cs=""/>
-                <w:kern w:val="0"/>
-                <w:sz w:val="18"/>
-                <w:szCs w:val="22"/>
-                <w:lang w:val="en-US" w:eastAsia="en-US" w:bidi="ar-SA"/>
-              </w:rPr>
-              <w:t>On AC_LINE between J2 Pin 1 and MB10F AC1</w:t>
+            <w:tcW w:type="dxa" w:w="1872"/>
+          </w:tcPr>
+          <w:p>
+            <w:r>
+              <w:t>1k-ohm (power LED resistor)</w:t>
+            </w:r>
+          </w:p>
+        </w:tc>
+        <w:tc>
+          <w:tcPr>
+            <w:tcW w:type="dxa" w:w="1872"/>
+          </w:tcPr>
+          <w:p>
+            <w:r>
+              <w:t>R24</w:t>
+            </w:r>
+          </w:p>
+        </w:tc>
+        <w:tc>
+          <w:tcPr>
+            <w:tcW w:type="dxa" w:w="1872"/>
+          </w:tcPr>
+          <w:p>
+            <w:r>
+              <w:t>C11702</w:t>
+            </w:r>
+          </w:p>
+        </w:tc>
+        <w:tc>
+          <w:tcPr>
+            <w:tcW w:type="dxa" w:w="1872"/>
+          </w:tcPr>
+          <w:p>
+            <w:r>
+              <w:t>Series with D9 power LED</w:t>
+            </w:r>
+          </w:p>
+        </w:tc>
+      </w:tr>
+    </w:tbl>
+    <w:p>
+      <w:pPr>
+        <w:pStyle w:val="Heading3"/>
+      </w:pPr>
+      <w:r>
+        <w:t>2. MCU Core (ESP32 + strapping)</w:t>
+      </w:r>
+    </w:p>
+    <w:tbl>
+      <w:tblPr>
+        <w:tblStyle w:val="TableGrid"/>
+        <w:tblW w:type="auto" w:w="0"/>
+        <w:tblLook w:firstColumn="1" w:firstRow="1" w:lastColumn="0" w:lastRow="0" w:noHBand="0" w:noVBand="1" w:val="04A0"/>
+      </w:tblPr>
+      <w:tblGrid>
+        <w:gridCol w:w="1872"/>
+        <w:gridCol w:w="1872"/>
+        <w:gridCol w:w="1872"/>
+        <w:gridCol w:w="1872"/>
+        <w:gridCol w:w="1872"/>
+      </w:tblGrid>
+      <w:tr>
+        <w:tc>
+          <w:tcPr>
+            <w:tcW w:type="dxa" w:w="1872"/>
+          </w:tcPr>
+          <w:p>
+            <w:r>
+              <w:t>Qty</w:t>
+            </w:r>
+          </w:p>
+        </w:tc>
+        <w:tc>
+          <w:tcPr>
+            <w:tcW w:type="dxa" w:w="1872"/>
+          </w:tcPr>
+          <w:p>
+            <w:r>
+              <w:t>Component / Search Term</w:t>
+            </w:r>
+          </w:p>
+        </w:tc>
+        <w:tc>
+          <w:tcPr>
+            <w:tcW w:type="dxa" w:w="1872"/>
+          </w:tcPr>
+          <w:p>
+            <w:r>
+              <w:t>Designator</w:t>
+            </w:r>
+          </w:p>
+        </w:tc>
+        <w:tc>
+          <w:tcPr>
+            <w:tcW w:type="dxa" w:w="1872"/>
+          </w:tcPr>
+          <w:p>
+            <w:r>
+              <w:t>LCSC #</w:t>
+            </w:r>
+          </w:p>
+        </w:tc>
+        <w:tc>
+          <w:tcPr>
+            <w:tcW w:type="dxa" w:w="1872"/>
+          </w:tcPr>
+          <w:p>
+            <w:r>
+              <w:t>Placement Tip</w:t>
             </w:r>
           </w:p>
         </w:tc>
       </w:tr>
       <w:tr>
-        <w:trPr/>
-        <w:tc>
-          <w:tcPr>
-            <w:tcW w:w="2340" w:type="dxa"/>
-            <w:tcBorders>
-              <w:top w:val="single" w:sz="4" w:space="0" w:color="AAAAAA"/>
-              <w:start w:val="single" w:sz="4" w:space="0" w:color="AAAAAA"/>
-              <w:bottom w:val="single" w:sz="4" w:space="0" w:color="AAAAAA"/>
-              <w:end w:val="single" w:sz="4" w:space="0" w:color="AAAAAA"/>
-            </w:tcBorders>
-            <w:shd w:color="auto" w:fill="FFFFFF" w:val="clear"/>
-          </w:tcPr>
-          <w:p>
-            <w:pPr>
-              <w:pStyle w:val="Normal"/>
-              <w:widowControl/>
-              <w:spacing w:lineRule="auto" w:line="240" w:before="0" w:after="0"/>
-              <w:jc w:val="start"/>
-              <w:rPr>
-                <w:rFonts w:eastAsia="ＭＳ 明朝" w:cs=""/>
-                <w:kern w:val="0"/>
-                <w:szCs w:val="22"/>
-                <w:lang w:val="en-US" w:eastAsia="en-US" w:bidi="ar-SA"/>
-              </w:rPr>
-            </w:pPr>
-            <w:r>
-              <w:rPr>
-                <w:rFonts w:eastAsia="ＭＳ 明朝" w:cs=""/>
-                <w:b/>
-                <w:kern w:val="0"/>
-                <w:sz w:val="18"/>
-                <w:szCs w:val="22"/>
-                <w:lang w:val="en-US" w:eastAsia="en-US" w:bidi="ar-SA"/>
-              </w:rPr>
-              <w:t>2</w:t>
-            </w:r>
-          </w:p>
-        </w:tc>
-        <w:tc>
-          <w:tcPr>
-            <w:tcW w:w="2805" w:type="dxa"/>
-            <w:tcBorders>
-              <w:top w:val="single" w:sz="4" w:space="0" w:color="AAAAAA"/>
-              <w:start w:val="single" w:sz="4" w:space="0" w:color="AAAAAA"/>
-              <w:bottom w:val="single" w:sz="4" w:space="0" w:color="AAAAAA"/>
-              <w:end w:val="single" w:sz="4" w:space="0" w:color="AAAAAA"/>
-            </w:tcBorders>
-            <w:shd w:color="auto" w:fill="FFFFFF" w:val="clear"/>
-          </w:tcPr>
-          <w:p>
-            <w:pPr>
-              <w:pStyle w:val="Normal"/>
-              <w:widowControl/>
-              <w:spacing w:lineRule="auto" w:line="240" w:before="0" w:after="0"/>
-              <w:jc w:val="start"/>
-              <w:rPr>
-                <w:rFonts w:eastAsia="ＭＳ 明朝" w:cs=""/>
-                <w:kern w:val="0"/>
-                <w:szCs w:val="22"/>
-                <w:lang w:val="en-US" w:eastAsia="en-US" w:bidi="ar-SA"/>
-              </w:rPr>
-            </w:pPr>
-            <w:r>
-              <w:rPr>
-                <w:rFonts w:eastAsia="ＭＳ 明朝" w:cs=""/>
-                <w:kern w:val="0"/>
-                <w:sz w:val="18"/>
-                <w:szCs w:val="22"/>
-                <w:lang w:val="en-US" w:eastAsia="en-US" w:bidi="ar-SA"/>
-              </w:rPr>
-              <w:t>MMBT3904 SOT-23</w:t>
-            </w:r>
-          </w:p>
-        </w:tc>
-        <w:tc>
-          <w:tcPr>
-            <w:tcW w:w="1875" w:type="dxa"/>
-            <w:tcBorders>
-              <w:top w:val="single" w:sz="4" w:space="0" w:color="AAAAAA"/>
-              <w:start w:val="single" w:sz="4" w:space="0" w:color="AAAAAA"/>
-              <w:bottom w:val="single" w:sz="4" w:space="0" w:color="AAAAAA"/>
-              <w:end w:val="single" w:sz="4" w:space="0" w:color="AAAAAA"/>
-            </w:tcBorders>
-            <w:shd w:color="auto" w:fill="FFFFFF" w:val="clear"/>
-          </w:tcPr>
-          <w:p>
-            <w:pPr>
-              <w:pStyle w:val="Normal"/>
-              <w:widowControl/>
-              <w:spacing w:lineRule="auto" w:line="240" w:before="0" w:after="0"/>
-              <w:jc w:val="start"/>
-              <w:rPr>
-                <w:rFonts w:eastAsia="ＭＳ 明朝" w:cs=""/>
-                <w:kern w:val="0"/>
-                <w:szCs w:val="22"/>
-                <w:lang w:val="en-US" w:eastAsia="en-US" w:bidi="ar-SA"/>
-              </w:rPr>
-            </w:pPr>
-            <w:r>
-              <w:rPr>
-                <w:rFonts w:eastAsia="ＭＳ 明朝" w:cs=""/>
-                <w:kern w:val="0"/>
-                <w:sz w:val="18"/>
-                <w:szCs w:val="22"/>
-                <w:lang w:val="en-US" w:eastAsia="en-US" w:bidi="ar-SA"/>
-              </w:rPr>
-              <w:t>C20526</w:t>
-            </w:r>
-          </w:p>
-        </w:tc>
-        <w:tc>
-          <w:tcPr>
-            <w:tcW w:w="2340" w:type="dxa"/>
-            <w:tcBorders>
-              <w:top w:val="single" w:sz="4" w:space="0" w:color="AAAAAA"/>
-              <w:start w:val="single" w:sz="4" w:space="0" w:color="AAAAAA"/>
-              <w:bottom w:val="single" w:sz="4" w:space="0" w:color="AAAAAA"/>
-              <w:end w:val="single" w:sz="4" w:space="0" w:color="AAAAAA"/>
-            </w:tcBorders>
-            <w:shd w:color="auto" w:fill="FFFFFF" w:val="clear"/>
-          </w:tcPr>
-          <w:p>
-            <w:pPr>
-              <w:pStyle w:val="Normal"/>
-              <w:widowControl/>
-              <w:spacing w:lineRule="auto" w:line="240" w:before="0" w:after="0"/>
-              <w:jc w:val="start"/>
-              <w:rPr>
-                <w:rFonts w:eastAsia="ＭＳ 明朝" w:cs=""/>
-                <w:kern w:val="0"/>
-                <w:szCs w:val="22"/>
-                <w:lang w:val="en-US" w:eastAsia="en-US" w:bidi="ar-SA"/>
-              </w:rPr>
-            </w:pPr>
-            <w:r>
-              <w:rPr>
-                <w:rFonts w:eastAsia="ＭＳ 明朝" w:cs=""/>
-                <w:kern w:val="0"/>
-                <w:sz w:val="18"/>
-                <w:szCs w:val="22"/>
-                <w:lang w:val="en-US" w:eastAsia="en-US" w:bidi="ar-SA"/>
-              </w:rPr>
-              <w:t>Between CH340C DTR/RTS and ESP32 EN/GPIO0</w:t>
+        <w:tc>
+          <w:tcPr>
+            <w:tcW w:type="dxa" w:w="1872"/>
+          </w:tcPr>
+          <w:p>
+            <w:r>
+              <w:t>1</w:t>
+            </w:r>
+          </w:p>
+        </w:tc>
+        <w:tc>
+          <w:tcPr>
+            <w:tcW w:type="dxa" w:w="1872"/>
+          </w:tcPr>
+          <w:p>
+            <w:r>
+              <w:t>ESP32-WROOM-32E-N4</w:t>
+            </w:r>
+          </w:p>
+        </w:tc>
+        <w:tc>
+          <w:tcPr>
+            <w:tcW w:type="dxa" w:w="1872"/>
+          </w:tcPr>
+          <w:p>
+            <w:r>
+              <w:t>U1</w:t>
+            </w:r>
+          </w:p>
+        </w:tc>
+        <w:tc>
+          <w:tcPr>
+            <w:tcW w:type="dxa" w:w="1872"/>
+          </w:tcPr>
+          <w:p>
+            <w:r>
+              <w:t>C701341</w:t>
+            </w:r>
+          </w:p>
+        </w:tc>
+        <w:tc>
+          <w:tcPr>
+            <w:tcW w:type="dxa" w:w="1872"/>
+          </w:tcPr>
+          <w:p>
+            <w:r>
+              <w:t>Center of board -- most connections</w:t>
             </w:r>
           </w:p>
         </w:tc>
       </w:tr>
       <w:tr>
-        <w:trPr/>
-        <w:tc>
-          <w:tcPr>
-            <w:tcW w:w="2340" w:type="dxa"/>
-            <w:tcBorders>
-              <w:top w:val="single" w:sz="4" w:space="0" w:color="AAAAAA"/>
-              <w:start w:val="single" w:sz="4" w:space="0" w:color="AAAAAA"/>
-              <w:bottom w:val="single" w:sz="4" w:space="0" w:color="AAAAAA"/>
-              <w:end w:val="single" w:sz="4" w:space="0" w:color="AAAAAA"/>
-            </w:tcBorders>
-            <w:shd w:color="auto" w:fill="F2F2F2" w:val="clear"/>
-          </w:tcPr>
-          <w:p>
-            <w:pPr>
-              <w:pStyle w:val="Normal"/>
-              <w:widowControl/>
-              <w:spacing w:lineRule="auto" w:line="240" w:before="0" w:after="0"/>
-              <w:jc w:val="start"/>
-              <w:rPr>
-                <w:rFonts w:eastAsia="ＭＳ 明朝" w:cs=""/>
-                <w:kern w:val="0"/>
-                <w:szCs w:val="22"/>
-                <w:lang w:val="en-US" w:eastAsia="en-US" w:bidi="ar-SA"/>
-              </w:rPr>
-            </w:pPr>
-            <w:r>
-              <w:rPr>
-                <w:rFonts w:eastAsia="ＭＳ 明朝" w:cs=""/>
-                <w:b/>
-                <w:kern w:val="0"/>
-                <w:sz w:val="18"/>
-                <w:szCs w:val="22"/>
-                <w:lang w:val="en-US" w:eastAsia="en-US" w:bidi="ar-SA"/>
-              </w:rPr>
-              <w:t>2</w:t>
-            </w:r>
-          </w:p>
-        </w:tc>
-        <w:tc>
-          <w:tcPr>
-            <w:tcW w:w="2805" w:type="dxa"/>
-            <w:tcBorders>
-              <w:top w:val="single" w:sz="4" w:space="0" w:color="AAAAAA"/>
-              <w:start w:val="single" w:sz="4" w:space="0" w:color="AAAAAA"/>
-              <w:bottom w:val="single" w:sz="4" w:space="0" w:color="AAAAAA"/>
-              <w:end w:val="single" w:sz="4" w:space="0" w:color="AAAAAA"/>
-            </w:tcBorders>
-            <w:shd w:color="auto" w:fill="F2F2F2" w:val="clear"/>
-          </w:tcPr>
-          <w:p>
-            <w:pPr>
-              <w:pStyle w:val="Normal"/>
-              <w:widowControl/>
-              <w:spacing w:lineRule="auto" w:line="240" w:before="0" w:after="0"/>
-              <w:jc w:val="start"/>
-              <w:rPr>
-                <w:rFonts w:eastAsia="ＭＳ 明朝" w:cs=""/>
-                <w:kern w:val="0"/>
-                <w:szCs w:val="22"/>
-                <w:lang w:val="en-US" w:eastAsia="en-US" w:bidi="ar-SA"/>
-              </w:rPr>
-            </w:pPr>
-            <w:r>
-              <w:rPr>
-                <w:rFonts w:eastAsia="ＭＳ 明朝" w:cs=""/>
-                <w:kern w:val="0"/>
-                <w:sz w:val="18"/>
-                <w:szCs w:val="22"/>
-                <w:lang w:val="en-US" w:eastAsia="en-US" w:bidi="ar-SA"/>
-              </w:rPr>
-              <w:t>Tact switch 3x4mm SMD</w:t>
-            </w:r>
-          </w:p>
-        </w:tc>
-        <w:tc>
-          <w:tcPr>
-            <w:tcW w:w="1875" w:type="dxa"/>
-            <w:tcBorders>
-              <w:top w:val="single" w:sz="4" w:space="0" w:color="AAAAAA"/>
-              <w:start w:val="single" w:sz="4" w:space="0" w:color="AAAAAA"/>
-              <w:bottom w:val="single" w:sz="4" w:space="0" w:color="AAAAAA"/>
-              <w:end w:val="single" w:sz="4" w:space="0" w:color="AAAAAA"/>
-            </w:tcBorders>
-            <w:shd w:color="auto" w:fill="F2F2F2" w:val="clear"/>
-          </w:tcPr>
-          <w:p>
-            <w:pPr>
-              <w:pStyle w:val="Normal"/>
-              <w:widowControl/>
-              <w:spacing w:lineRule="auto" w:line="240" w:before="0" w:after="0"/>
-              <w:jc w:val="start"/>
-              <w:rPr>
-                <w:rFonts w:eastAsia="ＭＳ 明朝" w:cs=""/>
-                <w:kern w:val="0"/>
-                <w:szCs w:val="22"/>
-                <w:lang w:val="en-US" w:eastAsia="en-US" w:bidi="ar-SA"/>
-              </w:rPr>
-            </w:pPr>
-            <w:r>
-              <w:rPr>
-                <w:rFonts w:eastAsia="ＭＳ 明朝" w:cs=""/>
-                <w:kern w:val="0"/>
-                <w:sz w:val="18"/>
-                <w:szCs w:val="22"/>
-                <w:lang w:val="en-US" w:eastAsia="en-US" w:bidi="ar-SA"/>
-              </w:rPr>
-              <w:t>C318884</w:t>
-            </w:r>
-          </w:p>
-        </w:tc>
-        <w:tc>
-          <w:tcPr>
-            <w:tcW w:w="2340" w:type="dxa"/>
-            <w:tcBorders>
-              <w:top w:val="single" w:sz="4" w:space="0" w:color="AAAAAA"/>
-              <w:start w:val="single" w:sz="4" w:space="0" w:color="AAAAAA"/>
-              <w:bottom w:val="single" w:sz="4" w:space="0" w:color="AAAAAA"/>
-              <w:end w:val="single" w:sz="4" w:space="0" w:color="AAAAAA"/>
-            </w:tcBorders>
-            <w:shd w:color="auto" w:fill="F2F2F2" w:val="clear"/>
-          </w:tcPr>
-          <w:p>
-            <w:pPr>
-              <w:pStyle w:val="Normal"/>
-              <w:widowControl/>
-              <w:spacing w:lineRule="auto" w:line="240" w:before="0" w:after="0"/>
-              <w:jc w:val="start"/>
-              <w:rPr>
-                <w:rFonts w:eastAsia="ＭＳ 明朝" w:cs=""/>
-                <w:kern w:val="0"/>
-                <w:szCs w:val="22"/>
-                <w:lang w:val="en-US" w:eastAsia="en-US" w:bidi="ar-SA"/>
-              </w:rPr>
-            </w:pPr>
-            <w:r>
-              <w:rPr>
-                <w:rFonts w:eastAsia="ＭＳ 明朝" w:cs=""/>
-                <w:kern w:val="0"/>
-                <w:sz w:val="18"/>
-                <w:szCs w:val="22"/>
-                <w:lang w:val="en-US" w:eastAsia="en-US" w:bidi="ar-SA"/>
-              </w:rPr>
-              <w:t>Near ESP32 EN and GPIO0</w:t>
+        <w:tc>
+          <w:tcPr>
+            <w:tcW w:type="dxa" w:w="1872"/>
+          </w:tcPr>
+          <w:p>
+            <w:r>
+              <w:t>4</w:t>
+            </w:r>
+          </w:p>
+        </w:tc>
+        <w:tc>
+          <w:tcPr>
+            <w:tcW w:type="dxa" w:w="1872"/>
+          </w:tcPr>
+          <w:p>
+            <w:r>
+              <w:t>100nF 0402 MLCC (decoupling)</w:t>
+            </w:r>
+          </w:p>
+        </w:tc>
+        <w:tc>
+          <w:tcPr>
+            <w:tcW w:type="dxa" w:w="1872"/>
+          </w:tcPr>
+          <w:p>
+            <w:r>
+              <w:t>C3,C4,C5,C6</w:t>
+            </w:r>
+          </w:p>
+        </w:tc>
+        <w:tc>
+          <w:tcPr>
+            <w:tcW w:type="dxa" w:w="1872"/>
+          </w:tcPr>
+          <w:p>
+            <w:r>
+              <w:t>C1525</w:t>
+            </w:r>
+          </w:p>
+        </w:tc>
+        <w:tc>
+          <w:tcPr>
+            <w:tcW w:type="dxa" w:w="1872"/>
+          </w:tcPr>
+          <w:p>
+            <w:r>
+              <w:t>Within 1mm of each IC VCC pin</w:t>
             </w:r>
           </w:p>
         </w:tc>
       </w:tr>
       <w:tr>
-        <w:trPr>
-          <w:trHeight w:val="555" w:hRule="atLeast"/>
-        </w:trPr>
-        <w:tc>
-          <w:tcPr>
-            <w:tcW w:w="2340" w:type="dxa"/>
-            <w:tcBorders>
-              <w:top w:val="single" w:sz="4" w:space="0" w:color="AAAAAA"/>
-              <w:start w:val="single" w:sz="4" w:space="0" w:color="AAAAAA"/>
-              <w:bottom w:val="single" w:sz="4" w:space="0" w:color="AAAAAA"/>
-              <w:end w:val="single" w:sz="4" w:space="0" w:color="AAAAAA"/>
-            </w:tcBorders>
-            <w:shd w:color="auto" w:fill="FFFFFF" w:val="clear"/>
-          </w:tcPr>
-          <w:p>
-            <w:pPr>
-              <w:pStyle w:val="Normal"/>
-              <w:widowControl/>
-              <w:spacing w:lineRule="auto" w:line="240" w:before="0" w:after="0"/>
-              <w:jc w:val="start"/>
-              <w:rPr>
-                <w:rFonts w:eastAsia="ＭＳ 明朝" w:cs=""/>
-                <w:kern w:val="0"/>
-                <w:szCs w:val="22"/>
-                <w:lang w:val="en-US" w:eastAsia="en-US" w:bidi="ar-SA"/>
-              </w:rPr>
-            </w:pPr>
-            <w:r>
-              <w:rPr>
-                <w:rFonts w:eastAsia="ＭＳ 明朝" w:cs=""/>
-                <w:b/>
-                <w:kern w:val="0"/>
-                <w:sz w:val="18"/>
-                <w:szCs w:val="22"/>
-                <w:lang w:val="en-US" w:eastAsia="en-US" w:bidi="ar-SA"/>
-              </w:rPr>
+        <w:tc>
+          <w:tcPr>
+            <w:tcW w:type="dxa" w:w="1872"/>
+          </w:tcPr>
+          <w:p>
+            <w:r>
               <w:t>1</w:t>
             </w:r>
           </w:p>
         </w:tc>
         <w:tc>
           <w:tcPr>
-            <w:tcW w:w="2805" w:type="dxa"/>
-            <w:tcBorders>
-              <w:top w:val="single" w:sz="4" w:space="0" w:color="AAAAAA"/>
-              <w:start w:val="single" w:sz="4" w:space="0" w:color="AAAAAA"/>
-              <w:bottom w:val="single" w:sz="4" w:space="0" w:color="AAAAAA"/>
-              <w:end w:val="single" w:sz="4" w:space="0" w:color="AAAAAA"/>
-            </w:tcBorders>
-            <w:shd w:color="auto" w:fill="FFFFFF" w:val="clear"/>
-          </w:tcPr>
-          <w:p>
-            <w:pPr>
-              <w:pStyle w:val="Normal"/>
-              <w:widowControl/>
-              <w:spacing w:lineRule="auto" w:line="240" w:before="0" w:after="0"/>
-              <w:jc w:val="start"/>
-              <w:rPr>
-                <w:rFonts w:eastAsia="ＭＳ 明朝" w:cs=""/>
-                <w:kern w:val="0"/>
-                <w:szCs w:val="22"/>
-                <w:lang w:val="en-US" w:eastAsia="en-US" w:bidi="ar-SA"/>
-              </w:rPr>
-            </w:pPr>
-            <w:r>
-              <w:rPr>
-                <w:rFonts w:eastAsia="ＭＳ 明朝" w:cs=""/>
-                <w:kern w:val="0"/>
-                <w:sz w:val="18"/>
-                <w:szCs w:val="22"/>
-                <w:lang w:val="en-US" w:eastAsia="en-US" w:bidi="ar-SA"/>
-              </w:rPr>
-              <w:t>3P + 8P 5.08mm terminals (J2A=3P, J2B=8P)</w:t>
-            </w:r>
-          </w:p>
-        </w:tc>
-        <w:tc>
-          <w:tcPr>
-            <w:tcW w:w="1875" w:type="dxa"/>
-            <w:tcBorders>
-              <w:top w:val="single" w:sz="4" w:space="0" w:color="AAAAAA"/>
-              <w:start w:val="single" w:sz="4" w:space="0" w:color="AAAAAA"/>
-              <w:bottom w:val="single" w:sz="4" w:space="0" w:color="AAAAAA"/>
-              <w:end w:val="single" w:sz="4" w:space="0" w:color="AAAAAA"/>
-            </w:tcBorders>
-            <w:shd w:color="auto" w:fill="FFFFFF" w:val="clear"/>
-          </w:tcPr>
-          <w:p>
-            <w:pPr>
-              <w:pStyle w:val="Normal"/>
-              <w:widowControl/>
-              <w:spacing w:lineRule="auto" w:line="240" w:before="0" w:after="0"/>
-              <w:jc w:val="start"/>
-              <w:rPr>
-                <w:rFonts w:eastAsia="ＭＳ 明朝" w:cs=""/>
-                <w:kern w:val="0"/>
-                <w:szCs w:val="22"/>
-                <w:highlight w:val="none"/>
-                <w:shd w:fill="FFFF00" w:val="clear"/>
-                <w:lang w:val="en-US" w:eastAsia="en-US" w:bidi="ar-SA"/>
-              </w:rPr>
-            </w:pPr>
-            <w:r>
-              <w:rPr>
-                <w:rFonts w:eastAsia="ＭＳ 明朝" w:cs=""/>
-                <w:kern w:val="0"/>
-                <w:sz w:val="18"/>
-                <w:szCs w:val="22"/>
-                <w:shd w:fill="FFFF00" w:val="clear"/>
-                <w:lang w:val="en-US" w:eastAsia="en-US" w:bidi="ar-SA"/>
-              </w:rPr>
-              <w:t>C2915640/C5143711</w:t>
-            </w:r>
-          </w:p>
-        </w:tc>
-        <w:tc>
-          <w:tcPr>
-            <w:tcW w:w="2340" w:type="dxa"/>
-            <w:tcBorders>
-              <w:top w:val="single" w:sz="4" w:space="0" w:color="AAAAAA"/>
-              <w:start w:val="single" w:sz="4" w:space="0" w:color="AAAAAA"/>
-              <w:bottom w:val="single" w:sz="4" w:space="0" w:color="AAAAAA"/>
-              <w:end w:val="single" w:sz="4" w:space="0" w:color="AAAAAA"/>
-            </w:tcBorders>
-            <w:shd w:color="auto" w:fill="FFFFFF" w:val="clear"/>
-          </w:tcPr>
-          <w:p>
-            <w:pPr>
-              <w:pStyle w:val="Normal"/>
-              <w:widowControl/>
-              <w:spacing w:lineRule="auto" w:line="240" w:before="0" w:after="0"/>
-              <w:jc w:val="start"/>
-              <w:rPr>
-                <w:rFonts w:eastAsia="ＭＳ 明朝" w:cs=""/>
-                <w:kern w:val="0"/>
-                <w:szCs w:val="22"/>
-                <w:lang w:val="en-US" w:eastAsia="en-US" w:bidi="ar-SA"/>
-              </w:rPr>
-            </w:pPr>
-            <w:r>
-              <w:rPr>
-                <w:rFonts w:eastAsia="ＭＳ 明朝" w:cs=""/>
-                <w:kern w:val="0"/>
-                <w:sz w:val="18"/>
-                <w:szCs w:val="22"/>
-                <w:lang w:val="en-US" w:eastAsia="en-US" w:bidi="ar-SA"/>
-              </w:rPr>
-              <w:t>Right edge -- all field connections</w:t>
+            <w:tcW w:type="dxa" w:w="1872"/>
+          </w:tcPr>
+          <w:p>
+            <w:r>
+              <w:t>10k-ohm (EN pull-up)</w:t>
+            </w:r>
+          </w:p>
+        </w:tc>
+        <w:tc>
+          <w:tcPr>
+            <w:tcW w:type="dxa" w:w="1872"/>
+          </w:tcPr>
+          <w:p>
+            <w:r>
+              <w:t>R19</w:t>
+            </w:r>
+          </w:p>
+        </w:tc>
+        <w:tc>
+          <w:tcPr>
+            <w:tcW w:type="dxa" w:w="1872"/>
+          </w:tcPr>
+          <w:p>
+            <w:r>
+              <w:t>C25804</w:t>
+            </w:r>
+          </w:p>
+        </w:tc>
+        <w:tc>
+          <w:tcPr>
+            <w:tcW w:type="dxa" w:w="1872"/>
+          </w:tcPr>
+          <w:p>
+            <w:r>
+              <w:t>ESP32 EN to +3V3</w:t>
             </w:r>
           </w:p>
         </w:tc>
       </w:tr>
       <w:tr>
-        <w:trPr/>
-        <w:tc>
-          <w:tcPr>
-            <w:tcW w:w="2340" w:type="dxa"/>
-            <w:tcBorders>
-              <w:top w:val="single" w:sz="4" w:space="0" w:color="AAAAAA"/>
-              <w:start w:val="single" w:sz="4" w:space="0" w:color="AAAAAA"/>
-              <w:bottom w:val="single" w:sz="4" w:space="0" w:color="AAAAAA"/>
-              <w:end w:val="single" w:sz="4" w:space="0" w:color="AAAAAA"/>
-            </w:tcBorders>
-            <w:shd w:color="auto" w:fill="F2F2F2" w:val="clear"/>
-          </w:tcPr>
-          <w:p>
-            <w:pPr>
-              <w:pStyle w:val="Normal"/>
-              <w:widowControl/>
-              <w:spacing w:lineRule="auto" w:line="240" w:before="0" w:after="0"/>
-              <w:jc w:val="start"/>
-              <w:rPr>
-                <w:rFonts w:eastAsia="ＭＳ 明朝" w:cs=""/>
-                <w:kern w:val="0"/>
-                <w:szCs w:val="22"/>
-                <w:lang w:val="en-US" w:eastAsia="en-US" w:bidi="ar-SA"/>
-              </w:rPr>
-            </w:pPr>
-            <w:r>
-              <w:rPr>
-                <w:rFonts w:eastAsia="ＭＳ 明朝" w:cs=""/>
-                <w:b/>
-                <w:kern w:val="0"/>
-                <w:sz w:val="18"/>
-                <w:szCs w:val="22"/>
-                <w:lang w:val="en-US" w:eastAsia="en-US" w:bidi="ar-SA"/>
-              </w:rPr>
+        <w:tc>
+          <w:tcPr>
+            <w:tcW w:type="dxa" w:w="1872"/>
+          </w:tcPr>
+          <w:p>
+            <w:r>
               <w:t>1</w:t>
             </w:r>
           </w:p>
         </w:tc>
         <w:tc>
           <w:tcPr>
-            <w:tcW w:w="2805" w:type="dxa"/>
-            <w:tcBorders>
-              <w:top w:val="single" w:sz="4" w:space="0" w:color="AAAAAA"/>
-              <w:start w:val="single" w:sz="4" w:space="0" w:color="AAAAAA"/>
-              <w:bottom w:val="single" w:sz="4" w:space="0" w:color="AAAAAA"/>
-              <w:end w:val="single" w:sz="4" w:space="0" w:color="AAAAAA"/>
-            </w:tcBorders>
-            <w:shd w:color="auto" w:fill="F2F2F2" w:val="clear"/>
-          </w:tcPr>
-          <w:p>
-            <w:pPr>
-              <w:pStyle w:val="Normal"/>
-              <w:widowControl/>
-              <w:spacing w:lineRule="auto" w:line="240" w:before="0" w:after="0"/>
-              <w:jc w:val="start"/>
-              <w:rPr>
-                <w:rFonts w:eastAsia="ＭＳ 明朝" w:cs=""/>
-                <w:kern w:val="0"/>
-                <w:szCs w:val="22"/>
-                <w:highlight w:val="none"/>
-                <w:shd w:fill="FFFF00" w:val="clear"/>
-                <w:lang w:val="en-US" w:eastAsia="en-US" w:bidi="ar-SA"/>
-              </w:rPr>
-            </w:pPr>
-            <w:r>
-              <w:rPr>
-                <w:rFonts w:eastAsia="ＭＳ 明朝" w:cs=""/>
-                <w:kern w:val="0"/>
-                <w:sz w:val="18"/>
-                <w:szCs w:val="22"/>
-                <w:shd w:fill="FFFF00" w:val="clear"/>
-                <w:lang w:val="en-US" w:eastAsia="en-US" w:bidi="ar-SA"/>
-              </w:rPr>
-              <w:t>470uF 50V electrolytic</w:t>
-            </w:r>
-          </w:p>
-        </w:tc>
-        <w:tc>
-          <w:tcPr>
-            <w:tcW w:w="1875" w:type="dxa"/>
-            <w:tcBorders>
-              <w:top w:val="single" w:sz="4" w:space="0" w:color="AAAAAA"/>
-              <w:start w:val="single" w:sz="4" w:space="0" w:color="AAAAAA"/>
-              <w:bottom w:val="single" w:sz="4" w:space="0" w:color="AAAAAA"/>
-              <w:end w:val="single" w:sz="4" w:space="0" w:color="AAAAAA"/>
-            </w:tcBorders>
-            <w:shd w:color="auto" w:fill="F2F2F2" w:val="clear"/>
-          </w:tcPr>
-          <w:p>
-            <w:pPr>
-              <w:pStyle w:val="Normal"/>
-              <w:widowControl/>
-              <w:spacing w:lineRule="auto" w:line="240" w:before="0" w:after="0"/>
-              <w:jc w:val="start"/>
-              <w:rPr>
-                <w:rFonts w:eastAsia="ＭＳ 明朝" w:cs=""/>
-                <w:kern w:val="0"/>
-                <w:szCs w:val="22"/>
-                <w:lang w:val="en-US" w:eastAsia="en-US" w:bidi="ar-SA"/>
-              </w:rPr>
-            </w:pPr>
-            <w:r>
-              <w:rPr>
-                <w:rFonts w:eastAsia="ＭＳ 明朝" w:cs=""/>
-                <w:kern w:val="0"/>
-                <w:sz w:val="18"/>
-                <w:szCs w:val="22"/>
-                <w:lang w:val="en-US" w:eastAsia="en-US" w:bidi="ar-SA"/>
-              </w:rPr>
-              <w:t>C90272</w:t>
-            </w:r>
-          </w:p>
-        </w:tc>
-        <w:tc>
-          <w:tcPr>
-            <w:tcW w:w="2340" w:type="dxa"/>
-            <w:tcBorders>
-              <w:top w:val="single" w:sz="4" w:space="0" w:color="AAAAAA"/>
-              <w:start w:val="single" w:sz="4" w:space="0" w:color="AAAAAA"/>
-              <w:bottom w:val="single" w:sz="4" w:space="0" w:color="AAAAAA"/>
-              <w:end w:val="single" w:sz="4" w:space="0" w:color="AAAAAA"/>
-            </w:tcBorders>
-            <w:shd w:color="auto" w:fill="F2F2F2" w:val="clear"/>
-          </w:tcPr>
-          <w:p>
-            <w:pPr>
-              <w:pStyle w:val="Normal"/>
-              <w:widowControl/>
-              <w:spacing w:lineRule="auto" w:line="240" w:before="0" w:after="0"/>
-              <w:jc w:val="start"/>
-              <w:rPr>
-                <w:rFonts w:eastAsia="ＭＳ 明朝" w:cs=""/>
-                <w:kern w:val="0"/>
-                <w:szCs w:val="22"/>
-                <w:lang w:val="en-US" w:eastAsia="en-US" w:bidi="ar-SA"/>
-              </w:rPr>
-            </w:pPr>
-            <w:r>
-              <w:rPr>
-                <w:rFonts w:eastAsia="ＭＳ 明朝" w:cs=""/>
-                <w:kern w:val="0"/>
-                <w:sz w:val="18"/>
-                <w:szCs w:val="22"/>
-                <w:lang w:val="en-US" w:eastAsia="en-US" w:bidi="ar-SA"/>
-              </w:rPr>
-              <w:t>Rectifier bulk cap -- adjacent to MB10F + output</w:t>
+            <w:tcW w:type="dxa" w:w="1872"/>
+          </w:tcPr>
+          <w:p>
+            <w:r>
+              <w:t>10k-ohm (BOOT/GPIO0 pull-up)</w:t>
+            </w:r>
+          </w:p>
+        </w:tc>
+        <w:tc>
+          <w:tcPr>
+            <w:tcW w:type="dxa" w:w="1872"/>
+          </w:tcPr>
+          <w:p>
+            <w:r>
+              <w:t>R20</w:t>
+            </w:r>
+          </w:p>
+        </w:tc>
+        <w:tc>
+          <w:tcPr>
+            <w:tcW w:type="dxa" w:w="1872"/>
+          </w:tcPr>
+          <w:p>
+            <w:r>
+              <w:t>C25804</w:t>
+            </w:r>
+          </w:p>
+        </w:tc>
+        <w:tc>
+          <w:tcPr>
+            <w:tcW w:type="dxa" w:w="1872"/>
+          </w:tcPr>
+          <w:p>
+            <w:r>
+              <w:t>ESP32 GPIO0 to +3V3</w:t>
             </w:r>
           </w:p>
         </w:tc>
       </w:tr>
       <w:tr>
-        <w:trPr/>
-        <w:tc>
-          <w:tcPr>
-            <w:tcW w:w="2340" w:type="dxa"/>
-            <w:tcBorders>
-              <w:top w:val="single" w:sz="4" w:space="0" w:color="AAAAAA"/>
-              <w:start w:val="single" w:sz="4" w:space="0" w:color="AAAAAA"/>
-              <w:bottom w:val="single" w:sz="4" w:space="0" w:color="AAAAAA"/>
-              <w:end w:val="single" w:sz="4" w:space="0" w:color="AAAAAA"/>
-            </w:tcBorders>
-            <w:shd w:color="auto" w:fill="FFFFFF" w:val="clear"/>
-          </w:tcPr>
-          <w:p>
-            <w:pPr>
-              <w:pStyle w:val="Normal"/>
-              <w:widowControl/>
-              <w:spacing w:lineRule="auto" w:line="240" w:before="0" w:after="0"/>
-              <w:jc w:val="start"/>
-              <w:rPr>
-                <w:rFonts w:eastAsia="ＭＳ 明朝" w:cs=""/>
-                <w:kern w:val="0"/>
-                <w:szCs w:val="22"/>
-                <w:lang w:val="en-US" w:eastAsia="en-US" w:bidi="ar-SA"/>
-              </w:rPr>
-            </w:pPr>
-            <w:r>
-              <w:rPr>
-                <w:rFonts w:eastAsia="ＭＳ 明朝" w:cs=""/>
-                <w:b/>
-                <w:kern w:val="0"/>
-                <w:sz w:val="18"/>
-                <w:szCs w:val="22"/>
-                <w:lang w:val="en-US" w:eastAsia="en-US" w:bidi="ar-SA"/>
-              </w:rPr>
+        <w:tc>
+          <w:tcPr>
+            <w:tcW w:type="dxa" w:w="1872"/>
+          </w:tcPr>
+          <w:p>
+            <w:r>
               <w:t>1</w:t>
             </w:r>
           </w:p>
         </w:tc>
         <w:tc>
           <w:tcPr>
-            <w:tcW w:w="2805" w:type="dxa"/>
-            <w:tcBorders>
-              <w:top w:val="single" w:sz="4" w:space="0" w:color="AAAAAA"/>
-              <w:start w:val="single" w:sz="4" w:space="0" w:color="AAAAAA"/>
-              <w:bottom w:val="single" w:sz="4" w:space="0" w:color="AAAAAA"/>
-              <w:end w:val="single" w:sz="4" w:space="0" w:color="AAAAAA"/>
-            </w:tcBorders>
-            <w:shd w:color="auto" w:fill="FFFFFF" w:val="clear"/>
-          </w:tcPr>
-          <w:p>
-            <w:pPr>
-              <w:pStyle w:val="Normal"/>
-              <w:widowControl/>
-              <w:spacing w:lineRule="auto" w:line="240" w:before="0" w:after="0"/>
-              <w:jc w:val="start"/>
-              <w:rPr>
-                <w:rFonts w:eastAsia="ＭＳ 明朝" w:cs=""/>
-                <w:kern w:val="0"/>
-                <w:szCs w:val="22"/>
-                <w:lang w:val="en-US" w:eastAsia="en-US" w:bidi="ar-SA"/>
-              </w:rPr>
-            </w:pPr>
-            <w:r>
-              <w:rPr>
-                <w:rFonts w:eastAsia="ＭＳ 明朝" w:cs=""/>
-                <w:kern w:val="0"/>
-                <w:sz w:val="18"/>
-                <w:szCs w:val="22"/>
-                <w:lang w:val="en-US" w:eastAsia="en-US" w:bidi="ar-SA"/>
-              </w:rPr>
-              <w:t>220uF 10V electrolytic SMD</w:t>
-            </w:r>
-          </w:p>
-        </w:tc>
-        <w:tc>
-          <w:tcPr>
-            <w:tcW w:w="1875" w:type="dxa"/>
-            <w:tcBorders>
-              <w:top w:val="single" w:sz="4" w:space="0" w:color="AAAAAA"/>
-              <w:start w:val="single" w:sz="4" w:space="0" w:color="AAAAAA"/>
-              <w:bottom w:val="single" w:sz="4" w:space="0" w:color="AAAAAA"/>
-              <w:end w:val="single" w:sz="4" w:space="0" w:color="AAAAAA"/>
-            </w:tcBorders>
-            <w:shd w:color="auto" w:fill="FFFFFF" w:val="clear"/>
-          </w:tcPr>
-          <w:p>
-            <w:pPr>
-              <w:pStyle w:val="Normal"/>
-              <w:widowControl/>
-              <w:spacing w:lineRule="auto" w:line="240" w:before="0" w:after="0"/>
-              <w:jc w:val="start"/>
-              <w:rPr>
-                <w:rFonts w:eastAsia="ＭＳ 明朝" w:cs=""/>
-                <w:kern w:val="0"/>
-                <w:szCs w:val="22"/>
-                <w:lang w:val="en-US" w:eastAsia="en-US" w:bidi="ar-SA"/>
-              </w:rPr>
-            </w:pPr>
-            <w:r>
-              <w:rPr>
-                <w:rFonts w:eastAsia="ＭＳ 明朝" w:cs=""/>
-                <w:kern w:val="0"/>
-                <w:sz w:val="18"/>
-                <w:szCs w:val="22"/>
-                <w:lang w:val="en-US" w:eastAsia="en-US" w:bidi="ar-SA"/>
-              </w:rPr>
-              <w:t>C4747974</w:t>
-            </w:r>
-          </w:p>
-        </w:tc>
-        <w:tc>
-          <w:tcPr>
-            <w:tcW w:w="2340" w:type="dxa"/>
-            <w:tcBorders>
-              <w:top w:val="single" w:sz="4" w:space="0" w:color="AAAAAA"/>
-              <w:start w:val="single" w:sz="4" w:space="0" w:color="AAAAAA"/>
-              <w:bottom w:val="single" w:sz="4" w:space="0" w:color="AAAAAA"/>
-              <w:end w:val="single" w:sz="4" w:space="0" w:color="AAAAAA"/>
-            </w:tcBorders>
-            <w:shd w:color="auto" w:fill="FFFFFF" w:val="clear"/>
-          </w:tcPr>
-          <w:p>
-            <w:pPr>
-              <w:pStyle w:val="Normal"/>
-              <w:widowControl/>
-              <w:spacing w:lineRule="auto" w:line="240" w:before="0" w:after="0"/>
-              <w:jc w:val="start"/>
-              <w:rPr>
-                <w:rFonts w:eastAsia="ＭＳ 明朝" w:cs=""/>
-                <w:kern w:val="0"/>
-                <w:szCs w:val="22"/>
-                <w:lang w:val="en-US" w:eastAsia="en-US" w:bidi="ar-SA"/>
-              </w:rPr>
-            </w:pPr>
-            <w:r>
-              <w:rPr>
-                <w:rFonts w:eastAsia="ＭＳ 明朝" w:cs=""/>
-                <w:kern w:val="0"/>
-                <w:sz w:val="18"/>
-                <w:szCs w:val="22"/>
-                <w:lang w:val="en-US" w:eastAsia="en-US" w:bidi="ar-SA"/>
-              </w:rPr>
-              <w:t>Buck output filter cap -- adjacent to U5 output</w:t>
+            <w:tcW w:type="dxa" w:w="1872"/>
+          </w:tcPr>
+          <w:p>
+            <w:r>
+              <w:t>10k-ohm (GPIO12 strap pull-down)</w:t>
+            </w:r>
+          </w:p>
+        </w:tc>
+        <w:tc>
+          <w:tcPr>
+            <w:tcW w:type="dxa" w:w="1872"/>
+          </w:tcPr>
+          <w:p>
+            <w:r>
+              <w:t>R21</w:t>
+            </w:r>
+          </w:p>
+        </w:tc>
+        <w:tc>
+          <w:tcPr>
+            <w:tcW w:type="dxa" w:w="1872"/>
+          </w:tcPr>
+          <w:p>
+            <w:r>
+              <w:t>C25804</w:t>
+            </w:r>
+          </w:p>
+        </w:tc>
+        <w:tc>
+          <w:tcPr>
+            <w:tcW w:type="dxa" w:w="1872"/>
+          </w:tcPr>
+          <w:p>
+            <w:r>
+              <w:t>ESP32 GPIO12 to GND -- selects 3.3V flash</w:t>
             </w:r>
           </w:p>
         </w:tc>
       </w:tr>
       <w:tr>
-        <w:trPr/>
-        <w:tc>
-          <w:tcPr>
-            <w:tcW w:w="2340" w:type="dxa"/>
-            <w:tcBorders>
-              <w:top w:val="single" w:sz="4" w:space="0" w:color="AAAAAA"/>
-              <w:start w:val="single" w:sz="4" w:space="0" w:color="AAAAAA"/>
-              <w:bottom w:val="single" w:sz="4" w:space="0" w:color="AAAAAA"/>
-              <w:end w:val="single" w:sz="4" w:space="0" w:color="AAAAAA"/>
-            </w:tcBorders>
-            <w:shd w:color="auto" w:fill="F2F2F2" w:val="clear"/>
-          </w:tcPr>
-          <w:p>
-            <w:pPr>
-              <w:pStyle w:val="Normal"/>
-              <w:widowControl/>
-              <w:spacing w:lineRule="auto" w:line="240" w:before="0" w:after="0"/>
-              <w:jc w:val="start"/>
-              <w:rPr>
-                <w:rFonts w:eastAsia="ＭＳ 明朝" w:cs=""/>
-                <w:kern w:val="0"/>
-                <w:szCs w:val="22"/>
-                <w:lang w:val="en-US" w:eastAsia="en-US" w:bidi="ar-SA"/>
-              </w:rPr>
-            </w:pPr>
-            <w:r>
-              <w:rPr>
-                <w:rFonts w:eastAsia="ＭＳ 明朝" w:cs=""/>
-                <w:b/>
-                <w:kern w:val="0"/>
-                <w:sz w:val="18"/>
-                <w:szCs w:val="22"/>
-                <w:lang w:val="en-US" w:eastAsia="en-US" w:bidi="ar-SA"/>
-              </w:rPr>
-              <w:t>4</w:t>
-            </w:r>
-          </w:p>
-        </w:tc>
-        <w:tc>
-          <w:tcPr>
-            <w:tcW w:w="2805" w:type="dxa"/>
-            <w:tcBorders>
-              <w:top w:val="single" w:sz="4" w:space="0" w:color="AAAAAA"/>
-              <w:start w:val="single" w:sz="4" w:space="0" w:color="AAAAAA"/>
-              <w:bottom w:val="single" w:sz="4" w:space="0" w:color="AAAAAA"/>
-              <w:end w:val="single" w:sz="4" w:space="0" w:color="AAAAAA"/>
-            </w:tcBorders>
-            <w:shd w:color="auto" w:fill="F2F2F2" w:val="clear"/>
-          </w:tcPr>
-          <w:p>
-            <w:pPr>
-              <w:pStyle w:val="Normal"/>
-              <w:widowControl/>
-              <w:spacing w:lineRule="auto" w:line="240" w:before="0" w:after="0"/>
-              <w:jc w:val="start"/>
-              <w:rPr>
-                <w:rFonts w:eastAsia="ＭＳ 明朝" w:cs=""/>
-                <w:kern w:val="0"/>
-                <w:szCs w:val="22"/>
-                <w:lang w:val="en-US" w:eastAsia="en-US" w:bidi="ar-SA"/>
-              </w:rPr>
-            </w:pPr>
-            <w:r>
-              <w:rPr>
-                <w:rFonts w:eastAsia="ＭＳ 明朝" w:cs=""/>
-                <w:kern w:val="0"/>
-                <w:sz w:val="18"/>
-                <w:szCs w:val="22"/>
-                <w:lang w:val="en-US" w:eastAsia="en-US" w:bidi="ar-SA"/>
-              </w:rPr>
-              <w:t>100nF 0402 MLCC</w:t>
-            </w:r>
-          </w:p>
-        </w:tc>
-        <w:tc>
-          <w:tcPr>
-            <w:tcW w:w="1875" w:type="dxa"/>
-            <w:tcBorders>
-              <w:top w:val="single" w:sz="4" w:space="0" w:color="AAAAAA"/>
-              <w:start w:val="single" w:sz="4" w:space="0" w:color="AAAAAA"/>
-              <w:bottom w:val="single" w:sz="4" w:space="0" w:color="AAAAAA"/>
-              <w:end w:val="single" w:sz="4" w:space="0" w:color="AAAAAA"/>
-            </w:tcBorders>
-            <w:shd w:color="auto" w:fill="F2F2F2" w:val="clear"/>
-          </w:tcPr>
-          <w:p>
-            <w:pPr>
-              <w:pStyle w:val="Normal"/>
-              <w:widowControl/>
-              <w:spacing w:lineRule="auto" w:line="240" w:before="0" w:after="0"/>
-              <w:jc w:val="start"/>
-              <w:rPr>
-                <w:rFonts w:eastAsia="ＭＳ 明朝" w:cs=""/>
-                <w:kern w:val="0"/>
-                <w:szCs w:val="22"/>
-                <w:lang w:val="en-US" w:eastAsia="en-US" w:bidi="ar-SA"/>
-              </w:rPr>
-            </w:pPr>
-            <w:r>
-              <w:rPr>
-                <w:rFonts w:eastAsia="ＭＳ 明朝" w:cs=""/>
-                <w:kern w:val="0"/>
-                <w:sz w:val="18"/>
-                <w:szCs w:val="22"/>
-                <w:lang w:val="en-US" w:eastAsia="en-US" w:bidi="ar-SA"/>
-              </w:rPr>
-              <w:t>C1525</w:t>
-            </w:r>
-          </w:p>
-        </w:tc>
-        <w:tc>
-          <w:tcPr>
-            <w:tcW w:w="2340" w:type="dxa"/>
-            <w:tcBorders>
-              <w:top w:val="single" w:sz="4" w:space="0" w:color="AAAAAA"/>
-              <w:start w:val="single" w:sz="4" w:space="0" w:color="AAAAAA"/>
-              <w:bottom w:val="single" w:sz="4" w:space="0" w:color="AAAAAA"/>
-              <w:end w:val="single" w:sz="4" w:space="0" w:color="AAAAAA"/>
-            </w:tcBorders>
-            <w:shd w:color="auto" w:fill="F2F2F2" w:val="clear"/>
-          </w:tcPr>
-          <w:p>
-            <w:pPr>
-              <w:pStyle w:val="Normal"/>
-              <w:widowControl/>
-              <w:spacing w:lineRule="auto" w:line="240" w:before="0" w:after="0"/>
-              <w:jc w:val="start"/>
-              <w:rPr>
-                <w:rFonts w:eastAsia="ＭＳ 明朝" w:cs=""/>
-                <w:kern w:val="0"/>
-                <w:szCs w:val="22"/>
-                <w:lang w:val="en-US" w:eastAsia="en-US" w:bidi="ar-SA"/>
-              </w:rPr>
-            </w:pPr>
-            <w:r>
-              <w:rPr>
-                <w:rFonts w:eastAsia="ＭＳ 明朝" w:cs=""/>
-                <w:kern w:val="0"/>
-                <w:sz w:val="18"/>
-                <w:szCs w:val="22"/>
-                <w:lang w:val="en-US" w:eastAsia="en-US" w:bidi="ar-SA"/>
-              </w:rPr>
-              <w:t>Decoupling -- place within 1mm of VCC pin on each IC</w:t>
+        <w:tc>
+          <w:tcPr>
+            <w:tcW w:type="dxa" w:w="1872"/>
+          </w:tcPr>
+          <w:p>
+            <w:r>
+              <w:t>2</w:t>
+            </w:r>
+          </w:p>
+        </w:tc>
+        <w:tc>
+          <w:tcPr>
+            <w:tcW w:type="dxa" w:w="1872"/>
+          </w:tcPr>
+          <w:p>
+            <w:r>
+              <w:t>Tactile Switch 3x4mm SMD</w:t>
+            </w:r>
+          </w:p>
+        </w:tc>
+        <w:tc>
+          <w:tcPr>
+            <w:tcW w:type="dxa" w:w="1872"/>
+          </w:tcPr>
+          <w:p>
+            <w:r>
+              <w:t>SW1,SW2</w:t>
+            </w:r>
+          </w:p>
+        </w:tc>
+        <w:tc>
+          <w:tcPr>
+            <w:tcW w:type="dxa" w:w="1872"/>
+          </w:tcPr>
+          <w:p>
+            <w:r>
+              <w:t>C318884</w:t>
+            </w:r>
+          </w:p>
+        </w:tc>
+        <w:tc>
+          <w:tcPr>
+            <w:tcW w:type="dxa" w:w="1872"/>
+          </w:tcPr>
+          <w:p>
+            <w:r>
+              <w:t>Near ESP32 EN and GPIO0 -- BOOT and RESET</w:t>
+            </w:r>
+          </w:p>
+        </w:tc>
+      </w:tr>
+    </w:tbl>
+    <w:p>
+      <w:pPr>
+        <w:pStyle w:val="Heading3"/>
+      </w:pPr>
+      <w:r>
+        <w:t>3. USB / Programming (USB-C, CH340C, auto-reset)</w:t>
+      </w:r>
+    </w:p>
+    <w:tbl>
+      <w:tblPr>
+        <w:tblStyle w:val="TableGrid"/>
+        <w:tblW w:type="auto" w:w="0"/>
+        <w:tblLook w:firstColumn="1" w:firstRow="1" w:lastColumn="0" w:lastRow="0" w:noHBand="0" w:noVBand="1" w:val="04A0"/>
+      </w:tblPr>
+      <w:tblGrid>
+        <w:gridCol w:w="1872"/>
+        <w:gridCol w:w="1872"/>
+        <w:gridCol w:w="1872"/>
+        <w:gridCol w:w="1872"/>
+        <w:gridCol w:w="1872"/>
+      </w:tblGrid>
+      <w:tr>
+        <w:tc>
+          <w:tcPr>
+            <w:tcW w:type="dxa" w:w="1872"/>
+          </w:tcPr>
+          <w:p>
+            <w:r>
+              <w:t>Qty</w:t>
+            </w:r>
+          </w:p>
+        </w:tc>
+        <w:tc>
+          <w:tcPr>
+            <w:tcW w:type="dxa" w:w="1872"/>
+          </w:tcPr>
+          <w:p>
+            <w:r>
+              <w:t>Component / Search Term</w:t>
+            </w:r>
+          </w:p>
+        </w:tc>
+        <w:tc>
+          <w:tcPr>
+            <w:tcW w:type="dxa" w:w="1872"/>
+          </w:tcPr>
+          <w:p>
+            <w:r>
+              <w:t>Designator</w:t>
+            </w:r>
+          </w:p>
+        </w:tc>
+        <w:tc>
+          <w:tcPr>
+            <w:tcW w:type="dxa" w:w="1872"/>
+          </w:tcPr>
+          <w:p>
+            <w:r>
+              <w:t>LCSC #</w:t>
+            </w:r>
+          </w:p>
+        </w:tc>
+        <w:tc>
+          <w:tcPr>
+            <w:tcW w:type="dxa" w:w="1872"/>
+          </w:tcPr>
+          <w:p>
+            <w:r>
+              <w:t>Placement Tip</w:t>
             </w:r>
           </w:p>
         </w:tc>
       </w:tr>
       <w:tr>
-        <w:trPr/>
-        <w:tc>
-          <w:tcPr>
-            <w:tcW w:w="2340" w:type="dxa"/>
-            <w:tcBorders>
-              <w:top w:val="single" w:sz="4" w:space="0" w:color="AAAAAA"/>
-              <w:start w:val="single" w:sz="4" w:space="0" w:color="AAAAAA"/>
-              <w:bottom w:val="single" w:sz="4" w:space="0" w:color="AAAAAA"/>
-              <w:end w:val="single" w:sz="4" w:space="0" w:color="AAAAAA"/>
-            </w:tcBorders>
-            <w:shd w:color="auto" w:fill="FFFFFF" w:val="clear"/>
-          </w:tcPr>
-          <w:p>
-            <w:pPr>
-              <w:pStyle w:val="Normal"/>
-              <w:widowControl/>
-              <w:spacing w:lineRule="auto" w:line="240" w:before="0" w:after="0"/>
-              <w:jc w:val="start"/>
-              <w:rPr>
-                <w:rFonts w:eastAsia="ＭＳ 明朝" w:cs=""/>
-                <w:kern w:val="0"/>
-                <w:szCs w:val="22"/>
-                <w:lang w:val="en-US" w:eastAsia="en-US" w:bidi="ar-SA"/>
-              </w:rPr>
-            </w:pPr>
-            <w:r>
-              <w:rPr>
-                <w:rFonts w:eastAsia="ＭＳ 明朝" w:cs=""/>
-                <w:b/>
-                <w:kern w:val="0"/>
-                <w:sz w:val="18"/>
-                <w:szCs w:val="22"/>
-                <w:lang w:val="en-US" w:eastAsia="en-US" w:bidi="ar-SA"/>
-              </w:rPr>
-              <w:t>8</w:t>
-            </w:r>
-          </w:p>
-        </w:tc>
-        <w:tc>
-          <w:tcPr>
-            <w:tcW w:w="2805" w:type="dxa"/>
-            <w:tcBorders>
-              <w:top w:val="single" w:sz="4" w:space="0" w:color="AAAAAA"/>
-              <w:start w:val="single" w:sz="4" w:space="0" w:color="AAAAAA"/>
-              <w:bottom w:val="single" w:sz="4" w:space="0" w:color="AAAAAA"/>
-              <w:end w:val="single" w:sz="4" w:space="0" w:color="AAAAAA"/>
-            </w:tcBorders>
-            <w:shd w:color="auto" w:fill="FFFFFF" w:val="clear"/>
-          </w:tcPr>
-          <w:p>
-            <w:pPr>
-              <w:pStyle w:val="Normal"/>
-              <w:widowControl/>
-              <w:spacing w:lineRule="auto" w:line="240" w:before="0" w:after="0"/>
-              <w:jc w:val="start"/>
-              <w:rPr>
-                <w:rFonts w:eastAsia="ＭＳ 明朝" w:cs=""/>
-                <w:kern w:val="0"/>
-                <w:szCs w:val="22"/>
-                <w:lang w:val="en-US" w:eastAsia="en-US" w:bidi="ar-SA"/>
-              </w:rPr>
-            </w:pPr>
-            <w:r>
-              <w:rPr>
-                <w:rFonts w:eastAsia="ＭＳ 明朝" w:cs=""/>
-                <w:kern w:val="0"/>
-                <w:sz w:val="18"/>
-                <w:szCs w:val="22"/>
-                <w:lang w:val="en-US" w:eastAsia="en-US" w:bidi="ar-SA"/>
-              </w:rPr>
-              <w:t>1k-ohm 0402</w:t>
-            </w:r>
-          </w:p>
-        </w:tc>
-        <w:tc>
-          <w:tcPr>
-            <w:tcW w:w="1875" w:type="dxa"/>
-            <w:tcBorders>
-              <w:top w:val="single" w:sz="4" w:space="0" w:color="AAAAAA"/>
-              <w:start w:val="single" w:sz="4" w:space="0" w:color="AAAAAA"/>
-              <w:bottom w:val="single" w:sz="4" w:space="0" w:color="AAAAAA"/>
-              <w:end w:val="single" w:sz="4" w:space="0" w:color="AAAAAA"/>
-            </w:tcBorders>
-            <w:shd w:color="auto" w:fill="FFFFFF" w:val="clear"/>
-          </w:tcPr>
-          <w:p>
-            <w:pPr>
-              <w:pStyle w:val="Normal"/>
-              <w:widowControl/>
-              <w:spacing w:lineRule="auto" w:line="240" w:before="0" w:after="0"/>
-              <w:jc w:val="start"/>
-              <w:rPr>
-                <w:rFonts w:eastAsia="ＭＳ 明朝" w:cs=""/>
-                <w:kern w:val="0"/>
-                <w:szCs w:val="22"/>
-                <w:lang w:val="en-US" w:eastAsia="en-US" w:bidi="ar-SA"/>
-              </w:rPr>
-            </w:pPr>
-            <w:r>
-              <w:rPr>
-                <w:rFonts w:eastAsia="ＭＳ 明朝" w:cs=""/>
-                <w:kern w:val="0"/>
-                <w:sz w:val="18"/>
-                <w:szCs w:val="22"/>
-                <w:lang w:val="en-US" w:eastAsia="en-US" w:bidi="ar-SA"/>
-              </w:rPr>
-              <w:t>C11702</w:t>
-            </w:r>
-          </w:p>
-        </w:tc>
-        <w:tc>
-          <w:tcPr>
-            <w:tcW w:w="2340" w:type="dxa"/>
-            <w:tcBorders>
-              <w:top w:val="single" w:sz="4" w:space="0" w:color="AAAAAA"/>
-              <w:start w:val="single" w:sz="4" w:space="0" w:color="AAAAAA"/>
-              <w:bottom w:val="single" w:sz="4" w:space="0" w:color="AAAAAA"/>
-              <w:end w:val="single" w:sz="4" w:space="0" w:color="AAAAAA"/>
-            </w:tcBorders>
-            <w:shd w:color="auto" w:fill="FFFFFF" w:val="clear"/>
-          </w:tcPr>
-          <w:p>
-            <w:pPr>
-              <w:pStyle w:val="Normal"/>
-              <w:widowControl/>
-              <w:spacing w:lineRule="auto" w:line="240" w:before="0" w:after="0"/>
-              <w:jc w:val="start"/>
-              <w:rPr>
-                <w:rFonts w:eastAsia="ＭＳ 明朝" w:cs=""/>
-                <w:kern w:val="0"/>
-                <w:szCs w:val="22"/>
-                <w:lang w:val="en-US" w:eastAsia="en-US" w:bidi="ar-SA"/>
-              </w:rPr>
-            </w:pPr>
-            <w:r>
-              <w:rPr>
-                <w:rFonts w:eastAsia="ＭＳ 明朝" w:cs=""/>
-                <w:kern w:val="0"/>
-                <w:sz w:val="18"/>
-                <w:szCs w:val="22"/>
-                <w:lang w:val="en-US" w:eastAsia="en-US" w:bidi="ar-SA"/>
-              </w:rPr>
-              <w:t>R1-R8 zone GPIO drive -- between ESP32 GPIOs and ULN2803A inputs</w:t>
+        <w:tc>
+          <w:tcPr>
+            <w:tcW w:type="dxa" w:w="1872"/>
+          </w:tcPr>
+          <w:p>
+            <w:r>
+              <w:t>1</w:t>
+            </w:r>
+          </w:p>
+        </w:tc>
+        <w:tc>
+          <w:tcPr>
+            <w:tcW w:type="dxa" w:w="1872"/>
+          </w:tcPr>
+          <w:p>
+            <w:r>
+              <w:t>USB-C 16-pin SMD</w:t>
+            </w:r>
+          </w:p>
+        </w:tc>
+        <w:tc>
+          <w:tcPr>
+            <w:tcW w:type="dxa" w:w="1872"/>
+          </w:tcPr>
+          <w:p>
+            <w:r>
+              <w:t>J1</w:t>
+            </w:r>
+          </w:p>
+        </w:tc>
+        <w:tc>
+          <w:tcPr>
+            <w:tcW w:type="dxa" w:w="1872"/>
+          </w:tcPr>
+          <w:p>
+            <w:r>
+              <w:t>C165948</w:t>
+            </w:r>
+          </w:p>
+        </w:tc>
+        <w:tc>
+          <w:tcPr>
+            <w:tcW w:type="dxa" w:w="1872"/>
+          </w:tcPr>
+          <w:p>
+            <w:r>
+              <w:t>Top-left edge; VBUS to D12 Schottky</w:t>
             </w:r>
           </w:p>
         </w:tc>
       </w:tr>
       <w:tr>
-        <w:trPr/>
-        <w:tc>
-          <w:tcPr>
-            <w:tcW w:w="2340" w:type="dxa"/>
-            <w:tcBorders>
-              <w:top w:val="single" w:sz="4" w:space="0" w:color="AAAAAA"/>
-              <w:start w:val="single" w:sz="4" w:space="0" w:color="AAAAAA"/>
-              <w:bottom w:val="single" w:sz="4" w:space="0" w:color="AAAAAA"/>
-              <w:end w:val="single" w:sz="4" w:space="0" w:color="AAAAAA"/>
-            </w:tcBorders>
-            <w:shd w:color="auto" w:fill="F2F2F2" w:val="clear"/>
-          </w:tcPr>
-          <w:p>
-            <w:pPr>
-              <w:pStyle w:val="Normal"/>
-              <w:widowControl/>
-              <w:spacing w:lineRule="auto" w:line="240" w:before="0" w:after="0"/>
-              <w:jc w:val="start"/>
-              <w:rPr>
-                <w:rFonts w:eastAsia="ＭＳ 明朝" w:cs=""/>
-                <w:kern w:val="0"/>
-                <w:szCs w:val="22"/>
-                <w:lang w:val="en-US" w:eastAsia="en-US" w:bidi="ar-SA"/>
-              </w:rPr>
-            </w:pPr>
-            <w:r>
-              <w:rPr>
-                <w:rFonts w:eastAsia="ＭＳ 明朝" w:cs=""/>
-                <w:b/>
-                <w:kern w:val="0"/>
-                <w:sz w:val="18"/>
-                <w:szCs w:val="22"/>
-                <w:lang w:val="en-US" w:eastAsia="en-US" w:bidi="ar-SA"/>
-              </w:rPr>
-              <w:t>5</w:t>
-            </w:r>
-          </w:p>
-        </w:tc>
-        <w:tc>
-          <w:tcPr>
-            <w:tcW w:w="2805" w:type="dxa"/>
-            <w:tcBorders>
-              <w:top w:val="single" w:sz="4" w:space="0" w:color="AAAAAA"/>
-              <w:start w:val="single" w:sz="4" w:space="0" w:color="AAAAAA"/>
-              <w:bottom w:val="single" w:sz="4" w:space="0" w:color="AAAAAA"/>
-              <w:end w:val="single" w:sz="4" w:space="0" w:color="AAAAAA"/>
-            </w:tcBorders>
-            <w:shd w:color="auto" w:fill="F2F2F2" w:val="clear"/>
-          </w:tcPr>
-          <w:p>
-            <w:pPr>
-              <w:pStyle w:val="Normal"/>
-              <w:widowControl/>
-              <w:spacing w:lineRule="auto" w:line="240" w:before="0" w:after="0"/>
-              <w:jc w:val="start"/>
-              <w:rPr>
-                <w:rFonts w:eastAsia="ＭＳ 明朝" w:cs=""/>
-                <w:kern w:val="0"/>
-                <w:szCs w:val="22"/>
-                <w:lang w:val="en-US" w:eastAsia="en-US" w:bidi="ar-SA"/>
-              </w:rPr>
-            </w:pPr>
-            <w:r>
-              <w:rPr>
-                <w:rFonts w:eastAsia="ＭＳ 明朝" w:cs=""/>
-                <w:kern w:val="0"/>
-                <w:sz w:val="18"/>
-                <w:szCs w:val="22"/>
-                <w:lang w:val="en-US" w:eastAsia="en-US" w:bidi="ar-SA"/>
-              </w:rPr>
-              <w:t>10k-ohm 0402</w:t>
-            </w:r>
-          </w:p>
-        </w:tc>
-        <w:tc>
-          <w:tcPr>
-            <w:tcW w:w="1875" w:type="dxa"/>
-            <w:tcBorders>
-              <w:top w:val="single" w:sz="4" w:space="0" w:color="AAAAAA"/>
-              <w:start w:val="single" w:sz="4" w:space="0" w:color="AAAAAA"/>
-              <w:bottom w:val="single" w:sz="4" w:space="0" w:color="AAAAAA"/>
-              <w:end w:val="single" w:sz="4" w:space="0" w:color="AAAAAA"/>
-            </w:tcBorders>
-            <w:shd w:color="auto" w:fill="F2F2F2" w:val="clear"/>
-          </w:tcPr>
-          <w:p>
-            <w:pPr>
-              <w:pStyle w:val="Normal"/>
-              <w:widowControl/>
-              <w:spacing w:lineRule="auto" w:line="240" w:before="0" w:after="0"/>
-              <w:jc w:val="start"/>
-              <w:rPr>
-                <w:rFonts w:eastAsia="ＭＳ 明朝" w:cs=""/>
-                <w:kern w:val="0"/>
-                <w:szCs w:val="22"/>
-                <w:lang w:val="en-US" w:eastAsia="en-US" w:bidi="ar-SA"/>
-              </w:rPr>
-            </w:pPr>
-            <w:r>
-              <w:rPr>
-                <w:rFonts w:eastAsia="ＭＳ 明朝" w:cs=""/>
-                <w:kern w:val="0"/>
-                <w:sz w:val="18"/>
-                <w:szCs w:val="22"/>
-                <w:lang w:val="en-US" w:eastAsia="en-US" w:bidi="ar-SA"/>
-              </w:rPr>
-              <w:t>C25804</w:t>
-            </w:r>
-          </w:p>
-        </w:tc>
-        <w:tc>
-          <w:tcPr>
-            <w:tcW w:w="2340" w:type="dxa"/>
-            <w:tcBorders>
-              <w:top w:val="single" w:sz="4" w:space="0" w:color="AAAAAA"/>
-              <w:start w:val="single" w:sz="4" w:space="0" w:color="AAAAAA"/>
-              <w:bottom w:val="single" w:sz="4" w:space="0" w:color="AAAAAA"/>
-              <w:end w:val="single" w:sz="4" w:space="0" w:color="AAAAAA"/>
-            </w:tcBorders>
-            <w:shd w:color="auto" w:fill="F2F2F2" w:val="clear"/>
-          </w:tcPr>
-          <w:p>
-            <w:pPr>
-              <w:pStyle w:val="Normal"/>
-              <w:widowControl/>
-              <w:spacing w:lineRule="auto" w:line="240" w:before="0" w:after="0"/>
-              <w:jc w:val="start"/>
-              <w:rPr>
-                <w:rFonts w:eastAsia="ＭＳ 明朝" w:cs=""/>
-                <w:kern w:val="0"/>
-                <w:szCs w:val="22"/>
-                <w:lang w:val="en-US" w:eastAsia="en-US" w:bidi="ar-SA"/>
-              </w:rPr>
-            </w:pPr>
-            <w:r>
-              <w:rPr>
-                <w:rFonts w:eastAsia="ＭＳ 明朝" w:cs=""/>
-                <w:kern w:val="0"/>
-                <w:sz w:val="18"/>
-                <w:szCs w:val="22"/>
-                <w:lang w:val="en-US" w:eastAsia="en-US" w:bidi="ar-SA"/>
-              </w:rPr>
-              <w:t>R17-R21: EN/BOOT pull-ups, GPIO12 pull-down, DTR/RTS base</w:t>
+        <w:tc>
+          <w:tcPr>
+            <w:tcW w:type="dxa" w:w="1872"/>
+          </w:tcPr>
+          <w:p>
+            <w:r>
+              <w:t>2</w:t>
+            </w:r>
+          </w:p>
+        </w:tc>
+        <w:tc>
+          <w:tcPr>
+            <w:tcW w:type="dxa" w:w="1872"/>
+          </w:tcPr>
+          <w:p>
+            <w:r>
+              <w:t>5.1k-ohm (USB-C CC1/CC2)</w:t>
+            </w:r>
+          </w:p>
+        </w:tc>
+        <w:tc>
+          <w:tcPr>
+            <w:tcW w:type="dxa" w:w="1872"/>
+          </w:tcPr>
+          <w:p>
+            <w:r>
+              <w:t>R22,R23</w:t>
+            </w:r>
+          </w:p>
+        </w:tc>
+        <w:tc>
+          <w:tcPr>
+            <w:tcW w:type="dxa" w:w="1872"/>
+          </w:tcPr>
+          <w:p>
+            <w:r>
+              <w:t>C27864</w:t>
+            </w:r>
+          </w:p>
+        </w:tc>
+        <w:tc>
+          <w:tcPr>
+            <w:tcW w:type="dxa" w:w="1872"/>
+          </w:tcPr>
+          <w:p>
+            <w:r>
+              <w:t>USB-C CC pull-downs -- mandatory for detection</w:t>
             </w:r>
           </w:p>
         </w:tc>
       </w:tr>
       <w:tr>
-        <w:trPr/>
-        <w:tc>
-          <w:tcPr>
-            <w:tcW w:w="2340" w:type="dxa"/>
-            <w:tcBorders>
-              <w:top w:val="single" w:sz="4" w:space="0" w:color="AAAAAA"/>
-              <w:start w:val="single" w:sz="4" w:space="0" w:color="AAAAAA"/>
-              <w:bottom w:val="single" w:sz="4" w:space="0" w:color="AAAAAA"/>
-              <w:end w:val="single" w:sz="4" w:space="0" w:color="AAAAAA"/>
-            </w:tcBorders>
-            <w:shd w:color="auto" w:fill="FFFFFF" w:val="clear"/>
-          </w:tcPr>
-          <w:p>
-            <w:pPr>
-              <w:pStyle w:val="Normal"/>
-              <w:widowControl/>
-              <w:spacing w:lineRule="auto" w:line="240" w:before="0" w:after="0"/>
-              <w:jc w:val="start"/>
-              <w:rPr>
-                <w:rFonts w:eastAsia="ＭＳ 明朝" w:cs=""/>
-                <w:kern w:val="0"/>
-                <w:szCs w:val="22"/>
-                <w:lang w:val="en-US" w:eastAsia="en-US" w:bidi="ar-SA"/>
-              </w:rPr>
-            </w:pPr>
-            <w:r>
-              <w:rPr>
-                <w:rFonts w:eastAsia="ＭＳ 明朝" w:cs=""/>
-                <w:b/>
-                <w:kern w:val="0"/>
-                <w:sz w:val="18"/>
-                <w:szCs w:val="22"/>
-                <w:lang w:val="en-US" w:eastAsia="en-US" w:bidi="ar-SA"/>
-              </w:rPr>
-              <w:t>2</w:t>
-            </w:r>
-          </w:p>
-        </w:tc>
-        <w:tc>
-          <w:tcPr>
-            <w:tcW w:w="2805" w:type="dxa"/>
-            <w:tcBorders>
-              <w:top w:val="single" w:sz="4" w:space="0" w:color="AAAAAA"/>
-              <w:start w:val="single" w:sz="4" w:space="0" w:color="AAAAAA"/>
-              <w:bottom w:val="single" w:sz="4" w:space="0" w:color="AAAAAA"/>
-              <w:end w:val="single" w:sz="4" w:space="0" w:color="AAAAAA"/>
-            </w:tcBorders>
-            <w:shd w:color="auto" w:fill="FFFFFF" w:val="clear"/>
-          </w:tcPr>
-          <w:p>
-            <w:pPr>
-              <w:pStyle w:val="Normal"/>
-              <w:widowControl/>
-              <w:spacing w:lineRule="auto" w:line="240" w:before="0" w:after="0"/>
-              <w:jc w:val="start"/>
-              <w:rPr>
-                <w:rFonts w:eastAsia="ＭＳ 明朝" w:cs=""/>
-                <w:kern w:val="0"/>
-                <w:szCs w:val="22"/>
-                <w:lang w:val="en-US" w:eastAsia="en-US" w:bidi="ar-SA"/>
-              </w:rPr>
-            </w:pPr>
-            <w:r>
-              <w:rPr>
-                <w:rFonts w:eastAsia="ＭＳ 明朝" w:cs=""/>
-                <w:kern w:val="0"/>
-                <w:sz w:val="18"/>
-                <w:szCs w:val="22"/>
-                <w:lang w:val="en-US" w:eastAsia="en-US" w:bidi="ar-SA"/>
-              </w:rPr>
-              <w:t>5.1k-ohm 0402</w:t>
-            </w:r>
-          </w:p>
-        </w:tc>
-        <w:tc>
-          <w:tcPr>
-            <w:tcW w:w="1875" w:type="dxa"/>
-            <w:tcBorders>
-              <w:top w:val="single" w:sz="4" w:space="0" w:color="AAAAAA"/>
-              <w:start w:val="single" w:sz="4" w:space="0" w:color="AAAAAA"/>
-              <w:bottom w:val="single" w:sz="4" w:space="0" w:color="AAAAAA"/>
-              <w:end w:val="single" w:sz="4" w:space="0" w:color="AAAAAA"/>
-            </w:tcBorders>
-            <w:shd w:color="auto" w:fill="FFFFFF" w:val="clear"/>
-          </w:tcPr>
-          <w:p>
-            <w:pPr>
-              <w:pStyle w:val="Normal"/>
-              <w:widowControl/>
-              <w:spacing w:lineRule="auto" w:line="240" w:before="0" w:after="0"/>
-              <w:jc w:val="start"/>
-              <w:rPr>
-                <w:rFonts w:eastAsia="ＭＳ 明朝" w:cs=""/>
-                <w:kern w:val="0"/>
-                <w:szCs w:val="22"/>
-                <w:lang w:val="en-US" w:eastAsia="en-US" w:bidi="ar-SA"/>
-              </w:rPr>
-            </w:pPr>
-            <w:r>
-              <w:rPr>
-                <w:rFonts w:eastAsia="ＭＳ 明朝" w:cs=""/>
-                <w:kern w:val="0"/>
-                <w:sz w:val="18"/>
-                <w:szCs w:val="22"/>
-                <w:lang w:val="en-US" w:eastAsia="en-US" w:bidi="ar-SA"/>
-              </w:rPr>
-              <w:t>C27864</w:t>
-            </w:r>
-          </w:p>
-        </w:tc>
-        <w:tc>
-          <w:tcPr>
-            <w:tcW w:w="2340" w:type="dxa"/>
-            <w:tcBorders>
-              <w:top w:val="single" w:sz="4" w:space="0" w:color="AAAAAA"/>
-              <w:start w:val="single" w:sz="4" w:space="0" w:color="AAAAAA"/>
-              <w:bottom w:val="single" w:sz="4" w:space="0" w:color="AAAAAA"/>
-              <w:end w:val="single" w:sz="4" w:space="0" w:color="AAAAAA"/>
-            </w:tcBorders>
-            <w:shd w:color="auto" w:fill="FFFFFF" w:val="clear"/>
-          </w:tcPr>
-          <w:p>
-            <w:pPr>
-              <w:pStyle w:val="Normal"/>
-              <w:widowControl/>
-              <w:spacing w:lineRule="auto" w:line="240" w:before="0" w:after="0"/>
-              <w:jc w:val="start"/>
-              <w:rPr>
-                <w:rFonts w:eastAsia="ＭＳ 明朝" w:cs=""/>
-                <w:kern w:val="0"/>
-                <w:szCs w:val="22"/>
-                <w:lang w:val="en-US" w:eastAsia="en-US" w:bidi="ar-SA"/>
-              </w:rPr>
-            </w:pPr>
-            <w:r>
-              <w:rPr>
-                <w:rFonts w:eastAsia="ＭＳ 明朝" w:cs=""/>
-                <w:kern w:val="0"/>
-                <w:sz w:val="18"/>
-                <w:szCs w:val="22"/>
-                <w:lang w:val="en-US" w:eastAsia="en-US" w:bidi="ar-SA"/>
-              </w:rPr>
-              <w:t>R22-R23: USB-C CC1 and CC2 (mandatory for USB-C detection)</w:t>
+        <w:tc>
+          <w:tcPr>
+            <w:tcW w:type="dxa" w:w="1872"/>
+          </w:tcPr>
+          <w:p>
+            <w:r>
+              <w:t>1</w:t>
+            </w:r>
+          </w:p>
+        </w:tc>
+        <w:tc>
+          <w:tcPr>
+            <w:tcW w:type="dxa" w:w="1872"/>
+          </w:tcPr>
+          <w:p>
+            <w:r>
+              <w:t>CH340C USB-UART</w:t>
+            </w:r>
+          </w:p>
+        </w:tc>
+        <w:tc>
+          <w:tcPr>
+            <w:tcW w:type="dxa" w:w="1872"/>
+          </w:tcPr>
+          <w:p>
+            <w:r>
+              <w:t>U2</w:t>
+            </w:r>
+          </w:p>
+        </w:tc>
+        <w:tc>
+          <w:tcPr>
+            <w:tcW w:type="dxa" w:w="1872"/>
+          </w:tcPr>
+          <w:p>
+            <w:r>
+              <w:t>C84681</w:t>
+            </w:r>
+          </w:p>
+        </w:tc>
+        <w:tc>
+          <w:tcPr>
+            <w:tcW w:type="dxa" w:w="1872"/>
+          </w:tcPr>
+          <w:p>
+            <w:r>
+              <w:t>Left of ESP32, near USB-C connector</w:t>
             </w:r>
           </w:p>
         </w:tc>
       </w:tr>
       <w:tr>
-        <w:trPr/>
-        <w:tc>
-          <w:tcPr>
-            <w:tcW w:w="2340" w:type="dxa"/>
-            <w:tcBorders>
-              <w:top w:val="single" w:sz="4" w:space="0" w:color="AAAAAA"/>
-              <w:start w:val="single" w:sz="4" w:space="0" w:color="AAAAAA"/>
-              <w:bottom w:val="single" w:sz="4" w:space="0" w:color="AAAAAA"/>
-              <w:end w:val="single" w:sz="4" w:space="0" w:color="AAAAAA"/>
-            </w:tcBorders>
-            <w:shd w:color="auto" w:fill="F2F2F2" w:val="clear"/>
-          </w:tcPr>
-          <w:p>
-            <w:pPr>
-              <w:pStyle w:val="Normal"/>
-              <w:widowControl/>
-              <w:spacing w:lineRule="auto" w:line="240" w:before="0" w:after="0"/>
-              <w:jc w:val="start"/>
-              <w:rPr>
-                <w:rFonts w:eastAsia="ＭＳ 明朝" w:cs=""/>
-                <w:kern w:val="0"/>
-                <w:szCs w:val="22"/>
-                <w:lang w:val="en-US" w:eastAsia="en-US" w:bidi="ar-SA"/>
-              </w:rPr>
-            </w:pPr>
-            <w:r>
-              <w:rPr>
-                <w:rFonts w:eastAsia="ＭＳ 明朝" w:cs=""/>
-                <w:b/>
-                <w:kern w:val="0"/>
-                <w:sz w:val="18"/>
-                <w:szCs w:val="22"/>
-                <w:lang w:val="en-US" w:eastAsia="en-US" w:bidi="ar-SA"/>
-              </w:rPr>
-              <w:t>9</w:t>
-            </w:r>
-          </w:p>
-        </w:tc>
-        <w:tc>
-          <w:tcPr>
-            <w:tcW w:w="2805" w:type="dxa"/>
-            <w:tcBorders>
-              <w:top w:val="single" w:sz="4" w:space="0" w:color="AAAAAA"/>
-              <w:start w:val="single" w:sz="4" w:space="0" w:color="AAAAAA"/>
-              <w:bottom w:val="single" w:sz="4" w:space="0" w:color="AAAAAA"/>
-              <w:end w:val="single" w:sz="4" w:space="0" w:color="AAAAAA"/>
-            </w:tcBorders>
-            <w:shd w:color="auto" w:fill="F2F2F2" w:val="clear"/>
-          </w:tcPr>
-          <w:p>
-            <w:pPr>
-              <w:pStyle w:val="Normal"/>
-              <w:widowControl/>
-              <w:spacing w:lineRule="auto" w:line="240" w:before="0" w:after="0"/>
-              <w:jc w:val="start"/>
-              <w:rPr>
-                <w:rFonts w:eastAsia="ＭＳ 明朝" w:cs=""/>
-                <w:kern w:val="0"/>
-                <w:szCs w:val="22"/>
-                <w:lang w:val="en-US" w:eastAsia="en-US" w:bidi="ar-SA"/>
-              </w:rPr>
-            </w:pPr>
-            <w:r>
-              <w:rPr>
-                <w:rFonts w:eastAsia="ＭＳ 明朝" w:cs=""/>
-                <w:kern w:val="0"/>
-                <w:sz w:val="18"/>
-                <w:szCs w:val="22"/>
-                <w:lang w:val="en-US" w:eastAsia="en-US" w:bidi="ar-SA"/>
-              </w:rPr>
-              <w:t>470-ohm 0402</w:t>
-            </w:r>
-          </w:p>
-        </w:tc>
-        <w:tc>
-          <w:tcPr>
-            <w:tcW w:w="1875" w:type="dxa"/>
-            <w:tcBorders>
-              <w:top w:val="single" w:sz="4" w:space="0" w:color="AAAAAA"/>
-              <w:start w:val="single" w:sz="4" w:space="0" w:color="AAAAAA"/>
-              <w:bottom w:val="single" w:sz="4" w:space="0" w:color="AAAAAA"/>
-              <w:end w:val="single" w:sz="4" w:space="0" w:color="AAAAAA"/>
-            </w:tcBorders>
-            <w:shd w:color="auto" w:fill="F2F2F2" w:val="clear"/>
-          </w:tcPr>
-          <w:p>
-            <w:pPr>
-              <w:pStyle w:val="Normal"/>
-              <w:widowControl/>
-              <w:spacing w:lineRule="auto" w:line="240" w:before="0" w:after="0"/>
-              <w:jc w:val="start"/>
-              <w:rPr>
-                <w:rFonts w:eastAsia="ＭＳ 明朝" w:cs=""/>
-                <w:kern w:val="0"/>
-                <w:szCs w:val="22"/>
-                <w:lang w:val="en-US" w:eastAsia="en-US" w:bidi="ar-SA"/>
-              </w:rPr>
-            </w:pPr>
-            <w:r>
-              <w:rPr>
-                <w:rFonts w:eastAsia="ＭＳ 明朝" w:cs=""/>
-                <w:kern w:val="0"/>
-                <w:sz w:val="18"/>
-                <w:szCs w:val="22"/>
-                <w:lang w:val="en-US" w:eastAsia="en-US" w:bidi="ar-SA"/>
-              </w:rPr>
-              <w:t>C23190</w:t>
-            </w:r>
-          </w:p>
-        </w:tc>
-        <w:tc>
-          <w:tcPr>
-            <w:tcW w:w="2340" w:type="dxa"/>
-            <w:tcBorders>
-              <w:top w:val="single" w:sz="4" w:space="0" w:color="AAAAAA"/>
-              <w:start w:val="single" w:sz="4" w:space="0" w:color="AAAAAA"/>
-              <w:bottom w:val="single" w:sz="4" w:space="0" w:color="AAAAAA"/>
-              <w:end w:val="single" w:sz="4" w:space="0" w:color="AAAAAA"/>
-            </w:tcBorders>
-            <w:shd w:color="auto" w:fill="F2F2F2" w:val="clear"/>
-          </w:tcPr>
-          <w:p>
-            <w:pPr>
-              <w:pStyle w:val="Normal"/>
-              <w:widowControl/>
-              <w:spacing w:lineRule="auto" w:line="240" w:before="0" w:after="0"/>
-              <w:jc w:val="start"/>
-              <w:rPr>
-                <w:rFonts w:eastAsia="ＭＳ 明朝" w:cs=""/>
-                <w:kern w:val="0"/>
-                <w:szCs w:val="22"/>
-                <w:lang w:val="en-US" w:eastAsia="en-US" w:bidi="ar-SA"/>
-              </w:rPr>
-            </w:pPr>
-            <w:r>
-              <w:rPr>
-                <w:rFonts w:eastAsia="ＭＳ 明朝" w:cs=""/>
-                <w:kern w:val="0"/>
-                <w:sz w:val="18"/>
-                <w:szCs w:val="22"/>
-                <w:lang w:val="en-US" w:eastAsia="en-US" w:bidi="ar-SA"/>
-              </w:rPr>
-              <w:t>R9-R16 zone LED resistors x8 + 1 spare</w:t>
+        <w:tc>
+          <w:tcPr>
+            <w:tcW w:type="dxa" w:w="1872"/>
+          </w:tcPr>
+          <w:p>
+            <w:r>
+              <w:t>2</w:t>
+            </w:r>
+          </w:p>
+        </w:tc>
+        <w:tc>
+          <w:tcPr>
+            <w:tcW w:type="dxa" w:w="1872"/>
+          </w:tcPr>
+          <w:p>
+            <w:r>
+              <w:t>MMBT3904 NPN (auto-reset)</w:t>
+            </w:r>
+          </w:p>
+        </w:tc>
+        <w:tc>
+          <w:tcPr>
+            <w:tcW w:type="dxa" w:w="1872"/>
+          </w:tcPr>
+          <w:p>
+            <w:r>
+              <w:t>T1,T2</w:t>
+            </w:r>
+          </w:p>
+        </w:tc>
+        <w:tc>
+          <w:tcPr>
+            <w:tcW w:type="dxa" w:w="1872"/>
+          </w:tcPr>
+          <w:p>
+            <w:r>
+              <w:t>C20526</w:t>
+            </w:r>
+          </w:p>
+        </w:tc>
+        <w:tc>
+          <w:tcPr>
+            <w:tcW w:type="dxa" w:w="1872"/>
+          </w:tcPr>
+          <w:p>
+            <w:r>
+              <w:t>Between CH340C DTR/RTS and ESP32 EN/GPIO0</w:t>
             </w:r>
           </w:p>
         </w:tc>
       </w:tr>
       <w:tr>
-        <w:trPr/>
-        <w:tc>
-          <w:tcPr>
-            <w:tcW w:w="2340" w:type="dxa"/>
-            <w:tcBorders>
-              <w:top w:val="single" w:sz="4" w:space="0" w:color="AAAAAA"/>
-              <w:start w:val="single" w:sz="4" w:space="0" w:color="AAAAAA"/>
-              <w:bottom w:val="single" w:sz="4" w:space="0" w:color="AAAAAA"/>
-              <w:end w:val="single" w:sz="4" w:space="0" w:color="AAAAAA"/>
-            </w:tcBorders>
-            <w:shd w:color="auto" w:fill="FFFFFF" w:val="clear"/>
-          </w:tcPr>
-          <w:p>
-            <w:pPr>
-              <w:pStyle w:val="Normal"/>
-              <w:widowControl/>
-              <w:spacing w:lineRule="auto" w:line="240" w:before="0" w:after="0"/>
-              <w:jc w:val="start"/>
-              <w:rPr>
-                <w:rFonts w:eastAsia="ＭＳ 明朝" w:cs=""/>
-                <w:kern w:val="0"/>
-                <w:szCs w:val="22"/>
-                <w:lang w:val="en-US" w:eastAsia="en-US" w:bidi="ar-SA"/>
-              </w:rPr>
-            </w:pPr>
-            <w:r>
-              <w:rPr>
-                <w:rFonts w:eastAsia="ＭＳ 明朝" w:cs=""/>
-                <w:b/>
-                <w:kern w:val="0"/>
-                <w:sz w:val="18"/>
-                <w:szCs w:val="22"/>
-                <w:lang w:val="en-US" w:eastAsia="en-US" w:bidi="ar-SA"/>
-              </w:rPr>
+        <w:tc>
+          <w:tcPr>
+            <w:tcW w:type="dxa" w:w="1872"/>
+          </w:tcPr>
+          <w:p>
+            <w:r>
               <w:t>1</w:t>
             </w:r>
           </w:p>
         </w:tc>
         <w:tc>
           <w:tcPr>
-            <w:tcW w:w="2805" w:type="dxa"/>
-            <w:tcBorders>
-              <w:top w:val="single" w:sz="4" w:space="0" w:color="AAAAAA"/>
-              <w:start w:val="single" w:sz="4" w:space="0" w:color="AAAAAA"/>
-              <w:bottom w:val="single" w:sz="4" w:space="0" w:color="AAAAAA"/>
-              <w:end w:val="single" w:sz="4" w:space="0" w:color="AAAAAA"/>
-            </w:tcBorders>
-            <w:shd w:color="auto" w:fill="FFFFFF" w:val="clear"/>
-          </w:tcPr>
-          <w:p>
-            <w:pPr>
-              <w:pStyle w:val="Normal"/>
-              <w:widowControl/>
-              <w:spacing w:lineRule="auto" w:line="240" w:before="0" w:after="0"/>
-              <w:jc w:val="start"/>
-              <w:rPr>
-                <w:rFonts w:eastAsia="ＭＳ 明朝" w:cs=""/>
-                <w:kern w:val="0"/>
-                <w:szCs w:val="22"/>
-                <w:lang w:val="en-US" w:eastAsia="en-US" w:bidi="ar-SA"/>
-              </w:rPr>
-            </w:pPr>
-            <w:r>
-              <w:rPr>
-                <w:rFonts w:eastAsia="ＭＳ 明朝" w:cs=""/>
-                <w:kern w:val="0"/>
-                <w:sz w:val="18"/>
-                <w:szCs w:val="22"/>
-                <w:lang w:val="en-US" w:eastAsia="en-US" w:bidi="ar-SA"/>
-              </w:rPr>
-              <w:t>1k-ohm 0402 (power LED)</w:t>
-            </w:r>
-          </w:p>
-        </w:tc>
-        <w:tc>
-          <w:tcPr>
-            <w:tcW w:w="1875" w:type="dxa"/>
-            <w:tcBorders>
-              <w:top w:val="single" w:sz="4" w:space="0" w:color="AAAAAA"/>
-              <w:start w:val="single" w:sz="4" w:space="0" w:color="AAAAAA"/>
-              <w:bottom w:val="single" w:sz="4" w:space="0" w:color="AAAAAA"/>
-              <w:end w:val="single" w:sz="4" w:space="0" w:color="AAAAAA"/>
-            </w:tcBorders>
-            <w:shd w:color="auto" w:fill="FFFFFF" w:val="clear"/>
-          </w:tcPr>
-          <w:p>
-            <w:pPr>
-              <w:pStyle w:val="Normal"/>
-              <w:widowControl/>
-              <w:spacing w:lineRule="auto" w:line="240" w:before="0" w:after="0"/>
-              <w:jc w:val="start"/>
-              <w:rPr>
-                <w:rFonts w:eastAsia="ＭＳ 明朝" w:cs=""/>
-                <w:kern w:val="0"/>
-                <w:szCs w:val="22"/>
-                <w:lang w:val="en-US" w:eastAsia="en-US" w:bidi="ar-SA"/>
-              </w:rPr>
-            </w:pPr>
-            <w:r>
-              <w:rPr>
-                <w:rFonts w:eastAsia="ＭＳ 明朝" w:cs=""/>
-                <w:kern w:val="0"/>
-                <w:sz w:val="18"/>
-                <w:szCs w:val="22"/>
-                <w:lang w:val="en-US" w:eastAsia="en-US" w:bidi="ar-SA"/>
-              </w:rPr>
-              <w:t>C11702</w:t>
-            </w:r>
-          </w:p>
-        </w:tc>
-        <w:tc>
-          <w:tcPr>
-            <w:tcW w:w="2340" w:type="dxa"/>
-            <w:tcBorders>
-              <w:top w:val="single" w:sz="4" w:space="0" w:color="AAAAAA"/>
-              <w:start w:val="single" w:sz="4" w:space="0" w:color="AAAAAA"/>
-              <w:bottom w:val="single" w:sz="4" w:space="0" w:color="AAAAAA"/>
-              <w:end w:val="single" w:sz="4" w:space="0" w:color="AAAAAA"/>
-            </w:tcBorders>
-            <w:shd w:color="auto" w:fill="FFFFFF" w:val="clear"/>
-          </w:tcPr>
-          <w:p>
-            <w:pPr>
-              <w:pStyle w:val="Normal"/>
-              <w:widowControl/>
-              <w:spacing w:lineRule="auto" w:line="240" w:before="0" w:after="0"/>
-              <w:jc w:val="start"/>
-              <w:rPr>
-                <w:rFonts w:eastAsia="ＭＳ 明朝" w:cs=""/>
-                <w:kern w:val="0"/>
-                <w:szCs w:val="22"/>
-                <w:lang w:val="en-US" w:eastAsia="en-US" w:bidi="ar-SA"/>
-              </w:rPr>
-            </w:pPr>
-            <w:r>
-              <w:rPr>
-                <w:rFonts w:eastAsia="ＭＳ 明朝" w:cs=""/>
-                <w:kern w:val="0"/>
-                <w:sz w:val="18"/>
-                <w:szCs w:val="22"/>
-                <w:lang w:val="en-US" w:eastAsia="en-US" w:bidi="ar-SA"/>
-              </w:rPr>
-              <w:t>R24: D9 power LED current resistor</w:t>
+            <w:tcW w:type="dxa" w:w="1872"/>
+          </w:tcPr>
+          <w:p>
+            <w:r>
+              <w:t>10k-ohm (DTR base resistor)</w:t>
+            </w:r>
+          </w:p>
+        </w:tc>
+        <w:tc>
+          <w:tcPr>
+            <w:tcW w:type="dxa" w:w="1872"/>
+          </w:tcPr>
+          <w:p>
+            <w:r>
+              <w:t>R17</w:t>
+            </w:r>
+          </w:p>
+        </w:tc>
+        <w:tc>
+          <w:tcPr>
+            <w:tcW w:type="dxa" w:w="1872"/>
+          </w:tcPr>
+          <w:p>
+            <w:r>
+              <w:t>C25804</w:t>
+            </w:r>
+          </w:p>
+        </w:tc>
+        <w:tc>
+          <w:tcPr>
+            <w:tcW w:type="dxa" w:w="1872"/>
+          </w:tcPr>
+          <w:p>
+            <w:r>
+              <w:t>CH340C DTR -&gt; T1 base</w:t>
             </w:r>
           </w:p>
         </w:tc>
       </w:tr>
       <w:tr>
-        <w:trPr/>
-        <w:tc>
-          <w:tcPr>
-            <w:tcW w:w="2340" w:type="dxa"/>
-            <w:tcBorders>
-              <w:top w:val="single" w:sz="4" w:space="0" w:color="AAAAAA"/>
-              <w:start w:val="single" w:sz="4" w:space="0" w:color="AAAAAA"/>
-              <w:bottom w:val="single" w:sz="4" w:space="0" w:color="AAAAAA"/>
-              <w:end w:val="single" w:sz="4" w:space="0" w:color="AAAAAA"/>
-            </w:tcBorders>
-            <w:shd w:color="auto" w:fill="F2F2F2" w:val="clear"/>
-          </w:tcPr>
-          <w:p>
-            <w:pPr>
-              <w:pStyle w:val="Normal"/>
-              <w:widowControl/>
-              <w:spacing w:lineRule="auto" w:line="240" w:before="0" w:after="0"/>
-              <w:jc w:val="start"/>
-              <w:rPr>
-                <w:rFonts w:eastAsia="ＭＳ 明朝" w:cs=""/>
-                <w:kern w:val="0"/>
-                <w:szCs w:val="22"/>
-                <w:lang w:val="en-US" w:eastAsia="en-US" w:bidi="ar-SA"/>
-              </w:rPr>
-            </w:pPr>
-            <w:r>
-              <w:rPr>
-                <w:rFonts w:eastAsia="ＭＳ 明朝" w:cs=""/>
-                <w:b/>
-                <w:kern w:val="0"/>
-                <w:sz w:val="18"/>
-                <w:szCs w:val="22"/>
-                <w:lang w:val="en-US" w:eastAsia="en-US" w:bidi="ar-SA"/>
-              </w:rPr>
-              <w:t>8</w:t>
-            </w:r>
-          </w:p>
-        </w:tc>
-        <w:tc>
-          <w:tcPr>
-            <w:tcW w:w="2805" w:type="dxa"/>
-            <w:tcBorders>
-              <w:top w:val="single" w:sz="4" w:space="0" w:color="AAAAAA"/>
-              <w:start w:val="single" w:sz="4" w:space="0" w:color="AAAAAA"/>
-              <w:bottom w:val="single" w:sz="4" w:space="0" w:color="AAAAAA"/>
-              <w:end w:val="single" w:sz="4" w:space="0" w:color="AAAAAA"/>
-            </w:tcBorders>
-            <w:shd w:color="auto" w:fill="F2F2F2" w:val="clear"/>
-          </w:tcPr>
-          <w:p>
-            <w:pPr>
-              <w:pStyle w:val="Normal"/>
-              <w:widowControl/>
-              <w:spacing w:lineRule="auto" w:line="240" w:before="0" w:after="0"/>
-              <w:jc w:val="start"/>
-              <w:rPr>
-                <w:rFonts w:eastAsia="ＭＳ 明朝" w:cs=""/>
-                <w:kern w:val="0"/>
-                <w:szCs w:val="22"/>
-                <w:lang w:val="en-US" w:eastAsia="en-US" w:bidi="ar-SA"/>
-              </w:rPr>
-            </w:pPr>
-            <w:r>
-              <w:rPr>
-                <w:rFonts w:eastAsia="ＭＳ 明朝" w:cs=""/>
-                <w:kern w:val="0"/>
-                <w:sz w:val="18"/>
-                <w:szCs w:val="22"/>
-                <w:lang w:val="en-US" w:eastAsia="en-US" w:bidi="ar-SA"/>
-              </w:rPr>
-              <w:t>LED 0402 green</w:t>
-            </w:r>
-          </w:p>
-        </w:tc>
-        <w:tc>
-          <w:tcPr>
-            <w:tcW w:w="1875" w:type="dxa"/>
-            <w:tcBorders>
-              <w:top w:val="single" w:sz="4" w:space="0" w:color="AAAAAA"/>
-              <w:start w:val="single" w:sz="4" w:space="0" w:color="AAAAAA"/>
-              <w:bottom w:val="single" w:sz="4" w:space="0" w:color="AAAAAA"/>
-              <w:end w:val="single" w:sz="4" w:space="0" w:color="AAAAAA"/>
-            </w:tcBorders>
-            <w:shd w:color="auto" w:fill="F2F2F2" w:val="clear"/>
-          </w:tcPr>
-          <w:p>
-            <w:pPr>
-              <w:pStyle w:val="Normal"/>
-              <w:widowControl/>
-              <w:spacing w:lineRule="auto" w:line="240" w:before="0" w:after="0"/>
-              <w:jc w:val="start"/>
-              <w:rPr>
-                <w:rFonts w:eastAsia="ＭＳ 明朝" w:cs=""/>
-                <w:kern w:val="0"/>
-                <w:szCs w:val="22"/>
-                <w:lang w:val="en-US" w:eastAsia="en-US" w:bidi="ar-SA"/>
-              </w:rPr>
-            </w:pPr>
-            <w:r>
-              <w:rPr>
-                <w:rFonts w:eastAsia="ＭＳ 明朝" w:cs=""/>
-                <w:kern w:val="0"/>
-                <w:sz w:val="18"/>
-                <w:szCs w:val="22"/>
-                <w:lang w:val="en-US" w:eastAsia="en-US" w:bidi="ar-SA"/>
-              </w:rPr>
-              <w:t>C72043</w:t>
-            </w:r>
-          </w:p>
-        </w:tc>
-        <w:tc>
-          <w:tcPr>
-            <w:tcW w:w="2340" w:type="dxa"/>
-            <w:tcBorders>
-              <w:top w:val="single" w:sz="4" w:space="0" w:color="AAAAAA"/>
-              <w:start w:val="single" w:sz="4" w:space="0" w:color="AAAAAA"/>
-              <w:bottom w:val="single" w:sz="4" w:space="0" w:color="AAAAAA"/>
-              <w:end w:val="single" w:sz="4" w:space="0" w:color="AAAAAA"/>
-            </w:tcBorders>
-            <w:shd w:color="auto" w:fill="F2F2F2" w:val="clear"/>
-          </w:tcPr>
-          <w:p>
-            <w:pPr>
-              <w:pStyle w:val="Normal"/>
-              <w:widowControl/>
-              <w:spacing w:lineRule="auto" w:line="240" w:before="0" w:after="0"/>
-              <w:jc w:val="start"/>
-              <w:rPr>
-                <w:rFonts w:eastAsia="ＭＳ 明朝" w:cs=""/>
-                <w:kern w:val="0"/>
-                <w:szCs w:val="22"/>
-                <w:lang w:val="en-US" w:eastAsia="en-US" w:bidi="ar-SA"/>
-              </w:rPr>
-            </w:pPr>
-            <w:r>
-              <w:rPr>
-                <w:rFonts w:eastAsia="ＭＳ 明朝" w:cs=""/>
-                <w:kern w:val="0"/>
-                <w:sz w:val="18"/>
-                <w:szCs w:val="22"/>
-                <w:lang w:val="en-US" w:eastAsia="en-US" w:bidi="ar-SA"/>
-              </w:rPr>
-              <w:t>D1-D8 zone active indicators -- one per relay</w:t>
+        <w:tc>
+          <w:tcPr>
+            <w:tcW w:type="dxa" w:w="1872"/>
+          </w:tcPr>
+          <w:p>
+            <w:r>
+              <w:t>1</w:t>
+            </w:r>
+          </w:p>
+        </w:tc>
+        <w:tc>
+          <w:tcPr>
+            <w:tcW w:type="dxa" w:w="1872"/>
+          </w:tcPr>
+          <w:p>
+            <w:r>
+              <w:t>10k-ohm (RTS base resistor)</w:t>
+            </w:r>
+          </w:p>
+        </w:tc>
+        <w:tc>
+          <w:tcPr>
+            <w:tcW w:type="dxa" w:w="1872"/>
+          </w:tcPr>
+          <w:p>
+            <w:r>
+              <w:t>R18</w:t>
+            </w:r>
+          </w:p>
+        </w:tc>
+        <w:tc>
+          <w:tcPr>
+            <w:tcW w:type="dxa" w:w="1872"/>
+          </w:tcPr>
+          <w:p>
+            <w:r>
+              <w:t>C25804</w:t>
+            </w:r>
+          </w:p>
+        </w:tc>
+        <w:tc>
+          <w:tcPr>
+            <w:tcW w:type="dxa" w:w="1872"/>
+          </w:tcPr>
+          <w:p>
+            <w:r>
+              <w:t>CH340C RTS -&gt; T2 base</w:t>
+            </w:r>
+          </w:p>
+        </w:tc>
+      </w:tr>
+    </w:tbl>
+    <w:p>
+      <w:pPr>
+        <w:pStyle w:val="Heading3"/>
+      </w:pPr>
+      <w:r>
+        <w:t>4. Zone Driver (GPIO -&gt; ULN2803 -&gt; relays -&gt; outputs)</w:t>
+      </w:r>
+    </w:p>
+    <w:tbl>
+      <w:tblPr>
+        <w:tblStyle w:val="TableGrid"/>
+        <w:tblW w:type="auto" w:w="0"/>
+        <w:tblLook w:firstColumn="1" w:firstRow="1" w:lastColumn="0" w:lastRow="0" w:noHBand="0" w:noVBand="1" w:val="04A0"/>
+      </w:tblPr>
+      <w:tblGrid>
+        <w:gridCol w:w="1872"/>
+        <w:gridCol w:w="1872"/>
+        <w:gridCol w:w="1872"/>
+        <w:gridCol w:w="1872"/>
+        <w:gridCol w:w="1872"/>
+      </w:tblGrid>
+      <w:tr>
+        <w:tc>
+          <w:tcPr>
+            <w:tcW w:type="dxa" w:w="1872"/>
+          </w:tcPr>
+          <w:p>
+            <w:r>
+              <w:t>Qty</w:t>
+            </w:r>
+          </w:p>
+        </w:tc>
+        <w:tc>
+          <w:tcPr>
+            <w:tcW w:type="dxa" w:w="1872"/>
+          </w:tcPr>
+          <w:p>
+            <w:r>
+              <w:t>Component / Search Term</w:t>
+            </w:r>
+          </w:p>
+        </w:tc>
+        <w:tc>
+          <w:tcPr>
+            <w:tcW w:type="dxa" w:w="1872"/>
+          </w:tcPr>
+          <w:p>
+            <w:r>
+              <w:t>Designator</w:t>
+            </w:r>
+          </w:p>
+        </w:tc>
+        <w:tc>
+          <w:tcPr>
+            <w:tcW w:type="dxa" w:w="1872"/>
+          </w:tcPr>
+          <w:p>
+            <w:r>
+              <w:t>LCSC #</w:t>
+            </w:r>
+          </w:p>
+        </w:tc>
+        <w:tc>
+          <w:tcPr>
+            <w:tcW w:type="dxa" w:w="1872"/>
+          </w:tcPr>
+          <w:p>
+            <w:r>
+              <w:t>Placement Tip</w:t>
             </w:r>
           </w:p>
         </w:tc>
       </w:tr>
       <w:tr>
-        <w:trPr/>
-        <w:tc>
-          <w:tcPr>
-            <w:tcW w:w="2340" w:type="dxa"/>
-            <w:tcBorders>
-              <w:top w:val="single" w:sz="4" w:space="0" w:color="AAAAAA"/>
-              <w:start w:val="single" w:sz="4" w:space="0" w:color="AAAAAA"/>
-              <w:bottom w:val="single" w:sz="4" w:space="0" w:color="AAAAAA"/>
-              <w:end w:val="single" w:sz="4" w:space="0" w:color="AAAAAA"/>
-            </w:tcBorders>
-            <w:shd w:color="auto" w:fill="FFFFFF" w:val="clear"/>
-          </w:tcPr>
-          <w:p>
-            <w:pPr>
-              <w:pStyle w:val="Normal"/>
-              <w:widowControl/>
-              <w:spacing w:lineRule="auto" w:line="240" w:before="0" w:after="0"/>
-              <w:jc w:val="start"/>
-              <w:rPr>
-                <w:rFonts w:eastAsia="ＭＳ 明朝" w:cs=""/>
-                <w:kern w:val="0"/>
-                <w:szCs w:val="22"/>
-                <w:lang w:val="en-US" w:eastAsia="en-US" w:bidi="ar-SA"/>
-              </w:rPr>
-            </w:pPr>
-            <w:r>
-              <w:rPr>
-                <w:rFonts w:eastAsia="ＭＳ 明朝" w:cs=""/>
-                <w:b/>
-                <w:kern w:val="0"/>
-                <w:sz w:val="18"/>
-                <w:szCs w:val="22"/>
-                <w:lang w:val="en-US" w:eastAsia="en-US" w:bidi="ar-SA"/>
-              </w:rPr>
+        <w:tc>
+          <w:tcPr>
+            <w:tcW w:type="dxa" w:w="1872"/>
+          </w:tcPr>
+          <w:p>
+            <w:r>
               <w:t>1</w:t>
             </w:r>
           </w:p>
         </w:tc>
         <w:tc>
           <w:tcPr>
-            <w:tcW w:w="2805" w:type="dxa"/>
-            <w:tcBorders>
-              <w:top w:val="single" w:sz="4" w:space="0" w:color="AAAAAA"/>
-              <w:start w:val="single" w:sz="4" w:space="0" w:color="AAAAAA"/>
-              <w:bottom w:val="single" w:sz="4" w:space="0" w:color="AAAAAA"/>
-              <w:end w:val="single" w:sz="4" w:space="0" w:color="AAAAAA"/>
-            </w:tcBorders>
-            <w:shd w:color="auto" w:fill="FFFFFF" w:val="clear"/>
-          </w:tcPr>
-          <w:p>
-            <w:pPr>
-              <w:pStyle w:val="Normal"/>
-              <w:widowControl/>
-              <w:spacing w:lineRule="auto" w:line="240" w:before="0" w:after="0"/>
-              <w:jc w:val="start"/>
-              <w:rPr>
-                <w:rFonts w:eastAsia="ＭＳ 明朝" w:cs=""/>
-                <w:kern w:val="0"/>
-                <w:szCs w:val="22"/>
-                <w:lang w:val="en-US" w:eastAsia="en-US" w:bidi="ar-SA"/>
-              </w:rPr>
-            </w:pPr>
-            <w:r>
-              <w:rPr>
-                <w:rFonts w:eastAsia="ＭＳ 明朝" w:cs=""/>
-                <w:kern w:val="0"/>
-                <w:sz w:val="18"/>
-                <w:szCs w:val="22"/>
-                <w:lang w:val="en-US" w:eastAsia="en-US" w:bidi="ar-SA"/>
-              </w:rPr>
-              <w:t>LED 0402 red</w:t>
-            </w:r>
-          </w:p>
-        </w:tc>
-        <w:tc>
-          <w:tcPr>
-            <w:tcW w:w="1875" w:type="dxa"/>
-            <w:tcBorders>
-              <w:top w:val="single" w:sz="4" w:space="0" w:color="AAAAAA"/>
-              <w:start w:val="single" w:sz="4" w:space="0" w:color="AAAAAA"/>
-              <w:bottom w:val="single" w:sz="4" w:space="0" w:color="AAAAAA"/>
-              <w:end w:val="single" w:sz="4" w:space="0" w:color="AAAAAA"/>
-            </w:tcBorders>
-            <w:shd w:color="auto" w:fill="FFFFFF" w:val="clear"/>
-          </w:tcPr>
-          <w:p>
-            <w:pPr>
-              <w:pStyle w:val="Normal"/>
-              <w:widowControl/>
-              <w:spacing w:lineRule="auto" w:line="240" w:before="0" w:after="0"/>
-              <w:jc w:val="start"/>
-              <w:rPr>
-                <w:rFonts w:eastAsia="ＭＳ 明朝" w:cs=""/>
-                <w:kern w:val="0"/>
-                <w:szCs w:val="22"/>
-                <w:lang w:val="en-US" w:eastAsia="en-US" w:bidi="ar-SA"/>
-              </w:rPr>
-            </w:pPr>
-            <w:r>
-              <w:rPr>
-                <w:rFonts w:eastAsia="ＭＳ 明朝" w:cs=""/>
-                <w:kern w:val="0"/>
-                <w:sz w:val="18"/>
-                <w:szCs w:val="22"/>
-                <w:lang w:val="en-US" w:eastAsia="en-US" w:bidi="ar-SA"/>
-              </w:rPr>
-              <w:t>C84256</w:t>
-            </w:r>
-          </w:p>
-        </w:tc>
-        <w:tc>
-          <w:tcPr>
-            <w:tcW w:w="2340" w:type="dxa"/>
-            <w:tcBorders>
-              <w:top w:val="single" w:sz="4" w:space="0" w:color="AAAAAA"/>
-              <w:start w:val="single" w:sz="4" w:space="0" w:color="AAAAAA"/>
-              <w:bottom w:val="single" w:sz="4" w:space="0" w:color="AAAAAA"/>
-              <w:end w:val="single" w:sz="4" w:space="0" w:color="AAAAAA"/>
-            </w:tcBorders>
-            <w:shd w:color="auto" w:fill="FFFFFF" w:val="clear"/>
-          </w:tcPr>
-          <w:p>
-            <w:pPr>
-              <w:pStyle w:val="Normal"/>
-              <w:widowControl/>
-              <w:spacing w:lineRule="auto" w:line="240" w:before="0" w:after="0"/>
-              <w:jc w:val="start"/>
-              <w:rPr>
-                <w:rFonts w:eastAsia="ＭＳ 明朝" w:cs=""/>
-                <w:kern w:val="0"/>
-                <w:szCs w:val="22"/>
-                <w:lang w:val="en-US" w:eastAsia="en-US" w:bidi="ar-SA"/>
-              </w:rPr>
-            </w:pPr>
-            <w:r>
-              <w:rPr>
-                <w:rFonts w:eastAsia="ＭＳ 明朝" w:cs=""/>
-                <w:kern w:val="0"/>
-                <w:sz w:val="18"/>
-                <w:szCs w:val="22"/>
-                <w:lang w:val="en-US" w:eastAsia="en-US" w:bidi="ar-SA"/>
-              </w:rPr>
-              <w:t>D9 power-on indicator -- near power supply section</w:t>
+            <w:tcW w:type="dxa" w:w="1872"/>
+          </w:tcPr>
+          <w:p>
+            <w:r>
+              <w:t>ULN2803ADWR Darlington Array</w:t>
+            </w:r>
+          </w:p>
+        </w:tc>
+        <w:tc>
+          <w:tcPr>
+            <w:tcW w:type="dxa" w:w="1872"/>
+          </w:tcPr>
+          <w:p>
+            <w:r>
+              <w:t>U3</w:t>
+            </w:r>
+          </w:p>
+        </w:tc>
+        <w:tc>
+          <w:tcPr>
+            <w:tcW w:type="dxa" w:w="1872"/>
+          </w:tcPr>
+          <w:p>
+            <w:r>
+              <w:t>C5840</w:t>
+            </w:r>
+          </w:p>
+        </w:tc>
+        <w:tc>
+          <w:tcPr>
+            <w:tcW w:type="dxa" w:w="1872"/>
+          </w:tcPr>
+          <w:p>
+            <w:r>
+              <w:t>Right of ESP32 -- relay interface</w:t>
+            </w:r>
+          </w:p>
+        </w:tc>
+      </w:tr>
+      <w:tr>
+        <w:tc>
+          <w:tcPr>
+            <w:tcW w:type="dxa" w:w="1872"/>
+          </w:tcPr>
+          <w:p>
+            <w:r>
+              <w:t>8</w:t>
+            </w:r>
+          </w:p>
+        </w:tc>
+        <w:tc>
+          <w:tcPr>
+            <w:tcW w:type="dxa" w:w="1872"/>
+          </w:tcPr>
+          <w:p>
+            <w:r>
+              <w:t>1k-ohm (GPIO -&gt; ULN2803 input)</w:t>
+            </w:r>
+          </w:p>
+        </w:tc>
+        <w:tc>
+          <w:tcPr>
+            <w:tcW w:type="dxa" w:w="1872"/>
+          </w:tcPr>
+          <w:p>
+            <w:r>
+              <w:t>R1,R2,R3,R4,R5,R6,R7,R8</w:t>
+            </w:r>
+          </w:p>
+        </w:tc>
+        <w:tc>
+          <w:tcPr>
+            <w:tcW w:type="dxa" w:w="1872"/>
+          </w:tcPr>
+          <w:p>
+            <w:r>
+              <w:t>C11702</w:t>
+            </w:r>
+          </w:p>
+        </w:tc>
+        <w:tc>
+          <w:tcPr>
+            <w:tcW w:type="dxa" w:w="1872"/>
+          </w:tcPr>
+          <w:p>
+            <w:r>
+              <w:t>ESP32 GPIO to ULN2803 input -- one per zone</w:t>
+            </w:r>
+          </w:p>
+        </w:tc>
+      </w:tr>
+      <w:tr>
+        <w:tc>
+          <w:tcPr>
+            <w:tcW w:type="dxa" w:w="1872"/>
+          </w:tcPr>
+          <w:p>
+            <w:r>
+              <w:t>8</w:t>
+            </w:r>
+          </w:p>
+        </w:tc>
+        <w:tc>
+          <w:tcPr>
+            <w:tcW w:type="dxa" w:w="1872"/>
+          </w:tcPr>
+          <w:p>
+            <w:r>
+              <w:t>HF46F-G/5-HS1 5V SPST-NO Relay</w:t>
+            </w:r>
+          </w:p>
+        </w:tc>
+        <w:tc>
+          <w:tcPr>
+            <w:tcW w:type="dxa" w:w="1872"/>
+          </w:tcPr>
+          <w:p>
+            <w:r>
+              <w:t>K1,K2,K3,K4,K5,K6,K7,K8</w:t>
+            </w:r>
+          </w:p>
+        </w:tc>
+        <w:tc>
+          <w:tcPr>
+            <w:tcW w:type="dxa" w:w="1872"/>
+          </w:tcPr>
+          <w:p>
+            <w:r>
+              <w:t>C165255</w:t>
+            </w:r>
+          </w:p>
+        </w:tc>
+        <w:tc>
+          <w:tcPr>
+            <w:tcW w:type="dxa" w:w="1872"/>
+          </w:tcPr>
+          <w:p>
+            <w:r>
+              <w:t>Far right column -- relay bank</w:t>
+            </w:r>
+          </w:p>
+        </w:tc>
+      </w:tr>
+      <w:tr>
+        <w:tc>
+          <w:tcPr>
+            <w:tcW w:type="dxa" w:w="1872"/>
+          </w:tcPr>
+          <w:p>
+            <w:r>
+              <w:t>1</w:t>
+            </w:r>
+          </w:p>
+        </w:tc>
+        <w:tc>
+          <w:tcPr>
+            <w:tcW w:type="dxa" w:w="1872"/>
+          </w:tcPr>
+          <w:p>
+            <w:r>
+              <w:t>Terminal 5.08mm 8P (ZONE1-ZONE8)</w:t>
+            </w:r>
+          </w:p>
+        </w:tc>
+        <w:tc>
+          <w:tcPr>
+            <w:tcW w:type="dxa" w:w="1872"/>
+          </w:tcPr>
+          <w:p>
+            <w:r>
+              <w:t>J2B</w:t>
+            </w:r>
+          </w:p>
+        </w:tc>
+        <w:tc>
+          <w:tcPr>
+            <w:tcW w:type="dxa" w:w="1872"/>
+          </w:tcPr>
+          <w:p>
+            <w:r>
+              <w:t>C5143711</w:t>
+            </w:r>
+          </w:p>
+        </w:tc>
+        <w:tc>
+          <w:tcPr>
+            <w:tcW w:type="dxa" w:w="1872"/>
+          </w:tcPr>
+          <w:p>
+            <w:r>
+              <w:t>Right edge with J2A; zone outputs</w:t>
+            </w:r>
+          </w:p>
+        </w:tc>
+      </w:tr>
+    </w:tbl>
+    <w:p>
+      <w:pPr>
+        <w:pStyle w:val="Heading3"/>
+      </w:pPr>
+      <w:r>
+        <w:t>5. Status Indication (LEDs)</w:t>
+      </w:r>
+    </w:p>
+    <w:tbl>
+      <w:tblPr>
+        <w:tblStyle w:val="TableGrid"/>
+        <w:tblW w:type="auto" w:w="0"/>
+        <w:tblLook w:firstColumn="1" w:firstRow="1" w:lastColumn="0" w:lastRow="0" w:noHBand="0" w:noVBand="1" w:val="04A0"/>
+      </w:tblPr>
+      <w:tblGrid>
+        <w:gridCol w:w="1872"/>
+        <w:gridCol w:w="1872"/>
+        <w:gridCol w:w="1872"/>
+        <w:gridCol w:w="1872"/>
+        <w:gridCol w:w="1872"/>
+      </w:tblGrid>
+      <w:tr>
+        <w:tc>
+          <w:tcPr>
+            <w:tcW w:type="dxa" w:w="1872"/>
+          </w:tcPr>
+          <w:p>
+            <w:r>
+              <w:t>Qty</w:t>
+            </w:r>
+          </w:p>
+        </w:tc>
+        <w:tc>
+          <w:tcPr>
+            <w:tcW w:type="dxa" w:w="1872"/>
+          </w:tcPr>
+          <w:p>
+            <w:r>
+              <w:t>Component / Search Term</w:t>
+            </w:r>
+          </w:p>
+        </w:tc>
+        <w:tc>
+          <w:tcPr>
+            <w:tcW w:type="dxa" w:w="1872"/>
+          </w:tcPr>
+          <w:p>
+            <w:r>
+              <w:t>Designator</w:t>
+            </w:r>
+          </w:p>
+        </w:tc>
+        <w:tc>
+          <w:tcPr>
+            <w:tcW w:type="dxa" w:w="1872"/>
+          </w:tcPr>
+          <w:p>
+            <w:r>
+              <w:t>LCSC #</w:t>
+            </w:r>
+          </w:p>
+        </w:tc>
+        <w:tc>
+          <w:tcPr>
+            <w:tcW w:type="dxa" w:w="1872"/>
+          </w:tcPr>
+          <w:p>
+            <w:r>
+              <w:t>Placement Tip</w:t>
+            </w:r>
+          </w:p>
+        </w:tc>
+      </w:tr>
+      <w:tr>
+        <w:tc>
+          <w:tcPr>
+            <w:tcW w:type="dxa" w:w="1872"/>
+          </w:tcPr>
+          <w:p>
+            <w:r>
+              <w:t>8</w:t>
+            </w:r>
+          </w:p>
+        </w:tc>
+        <w:tc>
+          <w:tcPr>
+            <w:tcW w:type="dxa" w:w="1872"/>
+          </w:tcPr>
+          <w:p>
+            <w:r>
+              <w:t>LED Green (zone active)</w:t>
+            </w:r>
+          </w:p>
+        </w:tc>
+        <w:tc>
+          <w:tcPr>
+            <w:tcW w:type="dxa" w:w="1872"/>
+          </w:tcPr>
+          <w:p>
+            <w:r>
+              <w:t>D1,D2,D3,D4,D5,D6,D7,D8</w:t>
+            </w:r>
+          </w:p>
+        </w:tc>
+        <w:tc>
+          <w:tcPr>
+            <w:tcW w:type="dxa" w:w="1872"/>
+          </w:tcPr>
+          <w:p>
+            <w:r>
+              <w:t>C72043</w:t>
+            </w:r>
+          </w:p>
+        </w:tc>
+        <w:tc>
+          <w:tcPr>
+            <w:tcW w:type="dxa" w:w="1872"/>
+          </w:tcPr>
+          <w:p>
+            <w:r>
+              <w:t>One per zone, near each relay</w:t>
+            </w:r>
+          </w:p>
+        </w:tc>
+      </w:tr>
+      <w:tr>
+        <w:tc>
+          <w:tcPr>
+            <w:tcW w:type="dxa" w:w="1872"/>
+          </w:tcPr>
+          <w:p>
+            <w:r>
+              <w:t>8</w:t>
+            </w:r>
+          </w:p>
+        </w:tc>
+        <w:tc>
+          <w:tcPr>
+            <w:tcW w:type="dxa" w:w="1872"/>
+          </w:tcPr>
+          <w:p>
+            <w:r>
+              <w:t>470-ohm (zone LED resistor)</w:t>
+            </w:r>
+          </w:p>
+        </w:tc>
+        <w:tc>
+          <w:tcPr>
+            <w:tcW w:type="dxa" w:w="1872"/>
+          </w:tcPr>
+          <w:p>
+            <w:r>
+              <w:t>R9,R10,R11,R12,R13,R14,R15,R16</w:t>
+            </w:r>
+          </w:p>
+        </w:tc>
+        <w:tc>
+          <w:tcPr>
+            <w:tcW w:type="dxa" w:w="1872"/>
+          </w:tcPr>
+          <w:p>
+            <w:r>
+              <w:t>C23190</w:t>
+            </w:r>
+          </w:p>
+        </w:tc>
+        <w:tc>
+          <w:tcPr>
+            <w:tcW w:type="dxa" w:w="1872"/>
+          </w:tcPr>
+          <w:p>
+            <w:r>
+              <w:t>Series with D1-D8</w:t>
             </w:r>
           </w:p>
         </w:tc>

--- a/SprinKlr8_PCB_Design_Guide.docx
+++ b/SprinKlr8_PCB_Design_Guide.docx
@@ -3872,7 +3872,7 @@
               </w:rPr>
               <w:t>220uF 10V electrolytic SMD</w:t>
               <w:br/>
-              <w:t>LCSC C4747974</w:t>
+              <w:t>LCSC C2992606</w:t>
             </w:r>
           </w:p>
         </w:tc>
@@ -11972,7 +11972,7 @@
           </w:tcPr>
           <w:p>
             <w:r>
-              <w:t>C4747974</w:t>
+              <w:t>C2992606</w:t>
             </w:r>
           </w:p>
         </w:tc>

--- a/SprinKlr8_PCB_Design_Guide.docx
+++ b/SprinKlr8_PCB_Design_Guide.docx
@@ -4378,9 +4378,9 @@
                 <w:szCs w:val="22"/>
                 <w:lang w:val="en-US" w:eastAsia="en-US" w:bidi="ar-SA"/>
               </w:rPr>
-              <w:t>SS14 Schottky SOD-123</w:t>
+              <w:t>SS14 Schottky SMA</w:t>
               <w:br/>
-              <w:t>LCSC C2837435</w:t>
+              <w:t>LCSC C2480</w:t>
             </w:r>
           </w:p>
         </w:tc>
@@ -12024,7 +12024,7 @@
           </w:tcPr>
           <w:p>
             <w:r>
-              <w:t>C2837435</w:t>
+              <w:t>C2480</w:t>
             </w:r>
           </w:p>
         </w:tc>
